--- a/system-development/guides/development-guide-es_ES.docx
+++ b/system-development/guides/development-guide-es_ES.docx
@@ -256,175 +256,7 @@
         <w:jc w:val="left"/>
       </w:pPr>
       <w:r>
-        <w:rPr>
-          <w:rFonts w:ascii="Arial" w:hAnsi="Arial" w:eastAsia="Arial" w:cs="Arial"/>
-          <w:color w:val="000000"/>
-          <w:rtl w:val="0"/>
-          <w:lang w:val="en-US" w:eastAsia="es-ES" w:bidi="es-ES"/>
-        </w:rPr>
-        <w:t>Versi</w:t>
-      </w:r>
-      <w:r>
-        <w:rPr>
-          <w:rFonts w:ascii="Arial" w:hAnsi="Arial" w:eastAsia="Arial" w:cs="Arial"/>
-          <w:color w:val="000000"/>
-          <w:rtl w:val="0"/>
-          <w:lang w:val="es-ES" w:eastAsia="es-ES" w:bidi="es-ES"/>
-        </w:rPr>
-        <w:t>ó</w:t>
-      </w:r>
-      <w:r>
-        <w:rPr>
-          <w:rFonts w:ascii="Arial" w:hAnsi="Arial" w:eastAsia="Arial" w:cs="Arial"/>
-          <w:color w:val="000000"/>
-          <w:rtl w:val="0"/>
-          <w:lang w:val="en-US" w:eastAsia="es-ES" w:bidi="es-ES"/>
-        </w:rPr>
-        <w:t>n</w:t>
-      </w:r>
-      <w:r>
-        <w:rPr>
-          <w:rFonts w:ascii="Arial" w:hAnsi="Arial" w:eastAsia="Arial" w:cs="Arial"/>
-          <w:color w:val="000000"/>
-          <w:rtl w:val="0"/>
-          <w:lang w:val="es-ES" w:eastAsia="es-ES" w:bidi="es-ES"/>
-        </w:rPr>
-        <w:t xml:space="preserve"> </w:t>
-      </w:r>
-      <w:r>
-        <w:rPr>
-          <w:rFonts w:ascii="Arial" w:hAnsi="Arial" w:eastAsia="Arial" w:cs="Arial"/>
-          <w:color w:val="000000"/>
-          <w:rtl w:val="0"/>
-          <w:lang w:val="en-US" w:eastAsia="es-ES" w:bidi="es-ES"/>
-        </w:rPr>
-        <w:t>1.1.2</w:t>
-      </w:r>
-      <w:r>
-        <w:rPr>
-          <w:rFonts w:ascii="Arial" w:hAnsi="Arial" w:eastAsia="Arial" w:cs="Arial"/>
-          <w:color w:val="000000"/>
-          <w:rtl w:val="0"/>
-          <w:lang w:val="es-ES" w:eastAsia="es-ES" w:bidi="es-ES"/>
-        </w:rPr>
-        <w:t xml:space="preserve"> · </w:t>
-      </w:r>
-      <w:r>
-        <w:rPr>
-          <w:rFonts w:ascii="Arial" w:hAnsi="Arial" w:eastAsia="Arial" w:cs="Arial"/>
-          <w:color w:val="000000"/>
-          <w:rtl w:val="0"/>
-          <w:lang w:val="en-US" w:eastAsia="es-ES" w:bidi="es-ES"/>
-        </w:rPr>
-        <w:t>Revisado</w:t>
-      </w:r>
-      <w:r>
-        <w:rPr>
-          <w:rFonts w:ascii="Arial" w:hAnsi="Arial" w:eastAsia="Arial" w:cs="Arial"/>
-          <w:color w:val="000000"/>
-          <w:rtl w:val="0"/>
-          <w:lang w:val="es-ES" w:eastAsia="es-ES" w:bidi="es-ES"/>
-        </w:rPr>
-        <w:t xml:space="preserve"> </w:t>
-      </w:r>
-      <w:r>
-        <w:rPr>
-          <w:rFonts w:ascii="Arial" w:hAnsi="Arial" w:eastAsia="Arial" w:cs="Arial"/>
-          <w:color w:val="000000"/>
-          <w:rtl w:val="0"/>
-          <w:lang w:val="en-US" w:eastAsia="es-ES" w:bidi="es-ES"/>
-        </w:rPr>
-        <w:t>el</w:t>
-      </w:r>
-      <w:r>
-        <w:rPr>
-          <w:rFonts w:ascii="Arial" w:hAnsi="Arial" w:eastAsia="Arial" w:cs="Arial"/>
-          <w:color w:val="000000"/>
-          <w:rtl w:val="0"/>
-          <w:lang w:val="es-ES" w:eastAsia="es-ES" w:bidi="es-ES"/>
-        </w:rPr>
-        <w:t xml:space="preserve"> </w:t>
-      </w:r>
-      <w:r>
-        <w:rPr>
-          <w:rFonts w:ascii="Arial" w:hAnsi="Arial" w:eastAsia="Arial" w:cs="Arial"/>
-          <w:color w:val="000000"/>
-          <w:rtl w:val="0"/>
-          <w:lang w:val="en-US" w:eastAsia="es-ES" w:bidi="es-ES"/>
-        </w:rPr>
-        <w:t>8</w:t>
-      </w:r>
-      <w:r>
-        <w:rPr>
-          <w:rFonts w:ascii="Arial" w:hAnsi="Arial" w:eastAsia="Arial" w:cs="Arial"/>
-          <w:color w:val="000000"/>
-          <w:rtl w:val="0"/>
-          <w:lang w:val="es-ES" w:eastAsia="es-ES" w:bidi="es-ES"/>
-        </w:rPr>
-        <w:t xml:space="preserve"> </w:t>
-      </w:r>
-      <w:r>
-        <w:rPr>
-          <w:rFonts w:ascii="Arial" w:hAnsi="Arial" w:eastAsia="Arial" w:cs="Arial"/>
-          <w:color w:val="000000"/>
-          <w:rtl w:val="0"/>
-          <w:lang w:val="en-US" w:eastAsia="es-ES" w:bidi="es-ES"/>
-        </w:rPr>
-        <w:t>de</w:t>
-      </w:r>
-      <w:r>
-        <w:rPr>
-          <w:rFonts w:ascii="Arial" w:hAnsi="Arial" w:eastAsia="Arial" w:cs="Arial"/>
-          <w:color w:val="000000"/>
-          <w:rtl w:val="0"/>
-          <w:lang w:val="es-ES" w:eastAsia="es-ES" w:bidi="es-ES"/>
-        </w:rPr>
-        <w:t xml:space="preserve"> </w:t>
-      </w:r>
-      <w:r>
-        <w:rPr>
-          <w:rFonts w:ascii="Arial" w:hAnsi="Arial" w:eastAsia="Arial" w:cs="Arial"/>
-          <w:color w:val="000000"/>
-          <w:rtl w:val="0"/>
-          <w:lang w:val="en-US" w:eastAsia="es-ES" w:bidi="es-ES"/>
-        </w:rPr>
-        <w:t>octubre</w:t>
-      </w:r>
-      <w:r>
-        <w:rPr>
-          <w:rFonts w:ascii="Arial" w:hAnsi="Arial" w:eastAsia="Arial" w:cs="Arial"/>
-          <w:color w:val="000000"/>
-          <w:rtl w:val="0"/>
-          <w:lang w:val="es-ES" w:eastAsia="es-ES" w:bidi="es-ES"/>
-        </w:rPr>
-        <w:t xml:space="preserve"> </w:t>
-      </w:r>
-      <w:r>
-        <w:rPr>
-          <w:rFonts w:ascii="Arial" w:hAnsi="Arial" w:eastAsia="Arial" w:cs="Arial"/>
-          <w:color w:val="000000"/>
-          <w:rtl w:val="0"/>
-          <w:lang w:val="en-US" w:eastAsia="es-ES" w:bidi="es-ES"/>
-        </w:rPr>
-        <w:t>de</w:t>
-      </w:r>
-      <w:r>
-        <w:rPr>
-          <w:rFonts w:ascii="Arial" w:hAnsi="Arial" w:eastAsia="Arial" w:cs="Arial"/>
-          <w:color w:val="000000"/>
-          <w:rtl w:val="0"/>
-          <w:lang w:val="es-ES" w:eastAsia="es-ES" w:bidi="es-ES"/>
-        </w:rPr>
-        <w:t xml:space="preserve"> </w:t>
-      </w:r>
-      <w:r>
-        <w:rPr>
-          <w:rFonts w:ascii="Arial" w:hAnsi="Arial" w:eastAsia="Arial" w:cs="Arial"/>
-          <w:color w:val="000000"/>
-          <w:rtl w:val="0"/>
-          <w:lang w:val="en-US" w:eastAsia="es-ES" w:bidi="es-ES"/>
-        </w:rPr>
-        <w:t>2026</w:t>
+        <w:t>1.4.0 · 2026-10-10</w:t>
       </w:r>
     </w:p>
     <w:p>
@@ -1267,7 +1099,7 @@
           <w:rtl w:val="0"/>
           <w:lang w:val="en-US" w:eastAsia="es-ES" w:bidi="es-ES"/>
         </w:rPr>
-        <w:t>PrintNode</w:t>
+        <w:t>CUPS</w:t>
       </w:r>
       <w:r>
         <w:rPr>
@@ -3067,7 +2899,7 @@
               <w:left w:w="100" w:type="dxa"/>
               <w:right w:w="100" w:type="dxa"/>
             </w:tcMar>
-            <w:shd w:fill="E7EDF2"/>
+            <w:shd w:fill="D9D9D9" w:val="clear"/>
           </w:tcPr>
           <w:p>
             <w:pPr>
@@ -3099,7 +2931,7 @@
               <w:left w:w="100" w:type="dxa"/>
               <w:right w:w="100" w:type="dxa"/>
             </w:tcMar>
-            <w:shd w:fill="E7EDF2"/>
+            <w:shd w:fill="D9D9D9" w:val="clear"/>
           </w:tcPr>
           <w:p>
             <w:pPr>
@@ -4279,736 +4111,14 @@
     <w:p>
       <w:pPr>
         <w:bidi w:val="0"/>
-        <w:jc w:val="left"/>
+        <w:jc w:val="start"/>
       </w:pPr>
       <w:r>
         <w:rPr>
-          <w:rFonts w:ascii="Arial" w:hAnsi="Arial" w:eastAsia="Arial" w:cs="Arial"/>
-          <w:color w:val="000000"/>
-          <w:rtl w:val="0"/>
-          <w:lang w:val="en-US" w:eastAsia="es-ES" w:bidi="es-ES"/>
-        </w:rPr>
-        <w:t>classic</w:t>
-      </w:r>
-      <w:r>
-        <w:rPr>
-          <w:rFonts w:ascii="Arial" w:hAnsi="Arial" w:eastAsia="Arial" w:cs="Arial"/>
-          <w:color w:val="000000"/>
-          <w:rtl w:val="0"/>
-          <w:lang w:val="es-ES" w:eastAsia="es-ES" w:bidi="es-ES"/>
-        </w:rPr>
-        <w:t xml:space="preserve"> </w:t>
-      </w:r>
-      <w:r>
-        <w:rPr>
-          <w:rFonts w:ascii="Arial" w:hAnsi="Arial" w:eastAsia="Arial" w:cs="Arial"/>
-          <w:color w:val="000000"/>
-          <w:rtl w:val="0"/>
-          <w:lang w:val="en-US" w:eastAsia="es-ES" w:bidi="es-ES"/>
-        </w:rPr>
-        <w:t>y</w:t>
-      </w:r>
-      <w:r>
-        <w:rPr>
-          <w:rFonts w:ascii="Arial" w:hAnsi="Arial" w:eastAsia="Arial" w:cs="Arial"/>
-          <w:color w:val="000000"/>
-          <w:rtl w:val="0"/>
-          <w:lang w:val="es-ES" w:eastAsia="es-ES" w:bidi="es-ES"/>
-        </w:rPr>
-        <w:t xml:space="preserve"> </w:t>
-      </w:r>
-      <w:r>
-        <w:rPr>
-          <w:rFonts w:ascii="Arial" w:hAnsi="Arial" w:eastAsia="Arial" w:cs="Arial"/>
-          <w:color w:val="000000"/>
-          <w:rtl w:val="0"/>
-          <w:lang w:val="en-US" w:eastAsia="es-ES" w:bidi="es-ES"/>
-        </w:rPr>
-        <w:t>compact</w:t>
-      </w:r>
-      <w:r>
-        <w:rPr>
-          <w:rFonts w:ascii="Arial" w:hAnsi="Arial" w:eastAsia="Arial" w:cs="Arial"/>
-          <w:color w:val="000000"/>
-          <w:rtl w:val="0"/>
-          <w:lang w:val="es-ES" w:eastAsia="es-ES" w:bidi="es-ES"/>
-        </w:rPr>
-        <w:t xml:space="preserve"> </w:t>
-      </w:r>
-      <w:r>
-        <w:rPr>
-          <w:rFonts w:ascii="Arial" w:hAnsi="Arial" w:eastAsia="Arial" w:cs="Arial"/>
-          <w:color w:val="000000"/>
-          <w:rtl w:val="0"/>
-          <w:lang w:val="en-US" w:eastAsia="es-ES" w:bidi="es-ES"/>
-        </w:rPr>
-        <w:t>usan</w:t>
-      </w:r>
-      <w:r>
-        <w:rPr>
-          <w:rFonts w:ascii="Arial" w:hAnsi="Arial" w:eastAsia="Arial" w:cs="Arial"/>
-          <w:color w:val="000000"/>
-          <w:rtl w:val="0"/>
-          <w:lang w:val="es-ES" w:eastAsia="es-ES" w:bidi="es-ES"/>
-        </w:rPr>
-        <w:t xml:space="preserve"> </w:t>
-      </w:r>
-      <w:r>
-        <w:rPr>
-          <w:rFonts w:ascii="Arial" w:hAnsi="Arial" w:eastAsia="Arial" w:cs="Arial"/>
-          <w:color w:val="000000"/>
-          <w:rtl w:val="0"/>
-          <w:lang w:val="en-US" w:eastAsia="es-ES" w:bidi="es-ES"/>
-        </w:rPr>
-        <w:t>A4</w:t>
-      </w:r>
-      <w:r>
-        <w:rPr>
-          <w:rFonts w:ascii="Arial" w:hAnsi="Arial" w:eastAsia="Arial" w:cs="Arial"/>
-          <w:color w:val="000000"/>
-          <w:rtl w:val="0"/>
-          <w:lang w:val="es-ES" w:eastAsia="es-ES" w:bidi="es-ES"/>
-        </w:rPr>
-        <w:t xml:space="preserve"> </w:t>
-      </w:r>
-      <w:r>
-        <w:rPr>
-          <w:rFonts w:ascii="Arial" w:hAnsi="Arial" w:eastAsia="Arial" w:cs="Arial"/>
-          <w:color w:val="000000"/>
-          <w:rtl w:val="0"/>
-          <w:lang w:val="en-US" w:eastAsia="es-ES" w:bidi="es-ES"/>
-        </w:rPr>
-        <w:t>vertical.</w:t>
-      </w:r>
-      <w:r>
-        <w:rPr>
-          <w:rFonts w:ascii="Arial" w:hAnsi="Arial" w:eastAsia="Arial" w:cs="Arial"/>
-          <w:color w:val="000000"/>
-          <w:rtl w:val="0"/>
-          <w:lang w:val="es-ES" w:eastAsia="es-ES" w:bidi="es-ES"/>
-        </w:rPr>
-        <w:t xml:space="preserve"> </w:t>
-      </w:r>
-      <w:r>
-        <w:rPr>
-          <w:rFonts w:ascii="Arial" w:hAnsi="Arial" w:eastAsia="Arial" w:cs="Arial"/>
-          <w:color w:val="000000"/>
-          <w:rtl w:val="0"/>
-          <w:lang w:val="en-US" w:eastAsia="es-ES" w:bidi="es-ES"/>
-        </w:rPr>
-        <w:t>El</w:t>
-      </w:r>
-      <w:r>
-        <w:rPr>
-          <w:rFonts w:ascii="Arial" w:hAnsi="Arial" w:eastAsia="Arial" w:cs="Arial"/>
-          <w:color w:val="000000"/>
-          <w:rtl w:val="0"/>
-          <w:lang w:val="es-ES" w:eastAsia="es-ES" w:bidi="es-ES"/>
-        </w:rPr>
-        <w:t xml:space="preserve"> </w:t>
-      </w:r>
-      <w:r>
-        <w:rPr>
-          <w:rFonts w:ascii="Arial" w:hAnsi="Arial" w:eastAsia="Arial" w:cs="Arial"/>
-          <w:color w:val="000000"/>
-          <w:rtl w:val="0"/>
-          <w:lang w:val="en-US" w:eastAsia="es-ES" w:bidi="es-ES"/>
-        </w:rPr>
-        <w:t>PDF</w:t>
-      </w:r>
-      <w:r>
-        <w:rPr>
-          <w:rFonts w:ascii="Arial" w:hAnsi="Arial" w:eastAsia="Arial" w:cs="Arial"/>
-          <w:color w:val="000000"/>
-          <w:rtl w:val="0"/>
-          <w:lang w:val="es-ES" w:eastAsia="es-ES" w:bidi="es-ES"/>
-        </w:rPr>
-        <w:t xml:space="preserve"> </w:t>
-      </w:r>
-      <w:r>
-        <w:rPr>
-          <w:rFonts w:ascii="Arial" w:hAnsi="Arial" w:eastAsia="Arial" w:cs="Arial"/>
-          <w:color w:val="000000"/>
-          <w:rtl w:val="0"/>
-          <w:lang w:val="en-US" w:eastAsia="es-ES" w:bidi="es-ES"/>
-        </w:rPr>
-        <w:t>t</w:t>
-      </w:r>
-      <w:r>
-        <w:rPr>
-          <w:rFonts w:ascii="Arial" w:hAnsi="Arial" w:eastAsia="Arial" w:cs="Arial"/>
-          <w:color w:val="000000"/>
-          <w:rtl w:val="0"/>
-          <w:lang w:val="es-ES" w:eastAsia="es-ES" w:bidi="es-ES"/>
-        </w:rPr>
-        <w:t>é</w:t>
-      </w:r>
-      <w:r>
-        <w:rPr>
-          <w:rFonts w:ascii="Arial" w:hAnsi="Arial" w:eastAsia="Arial" w:cs="Arial"/>
-          <w:color w:val="000000"/>
-          <w:rtl w:val="0"/>
-          <w:lang w:val="en-US" w:eastAsia="es-ES" w:bidi="es-ES"/>
-        </w:rPr>
-        <w:t>rmico</w:t>
-      </w:r>
-      <w:r>
-        <w:rPr>
-          <w:rFonts w:ascii="Arial" w:hAnsi="Arial" w:eastAsia="Arial" w:cs="Arial"/>
-          <w:color w:val="000000"/>
-          <w:rtl w:val="0"/>
-          <w:lang w:val="es-ES" w:eastAsia="es-ES" w:bidi="es-ES"/>
-        </w:rPr>
-        <w:t xml:space="preserve"> </w:t>
-      </w:r>
-      <w:r>
-        <w:rPr>
-          <w:rFonts w:ascii="Arial" w:hAnsi="Arial" w:eastAsia="Arial" w:cs="Arial"/>
-          <w:color w:val="000000"/>
-          <w:rtl w:val="0"/>
-          <w:lang w:val="en-US" w:eastAsia="es-ES" w:bidi="es-ES"/>
-        </w:rPr>
-        <w:t>mide</w:t>
-      </w:r>
-      <w:r>
-        <w:rPr>
-          <w:rFonts w:ascii="Arial" w:hAnsi="Arial" w:eastAsia="Arial" w:cs="Arial"/>
-          <w:color w:val="000000"/>
-          <w:rtl w:val="0"/>
-          <w:lang w:val="es-ES" w:eastAsia="es-ES" w:bidi="es-ES"/>
-        </w:rPr>
-        <w:t xml:space="preserve"> </w:t>
-      </w:r>
-      <w:r>
-        <w:rPr>
-          <w:rFonts w:ascii="Arial" w:hAnsi="Arial" w:eastAsia="Arial" w:cs="Arial"/>
-          <w:color w:val="000000"/>
-          <w:rtl w:val="0"/>
-          <w:lang w:val="en-US" w:eastAsia="es-ES" w:bidi="es-ES"/>
-        </w:rPr>
-        <w:t>80</w:t>
-      </w:r>
-      <w:r>
-        <w:rPr>
-          <w:rFonts w:ascii="Arial" w:hAnsi="Arial" w:eastAsia="Arial" w:cs="Arial"/>
-          <w:color w:val="000000"/>
-          <w:rtl w:val="0"/>
-          <w:lang w:val="es-ES" w:eastAsia="es-ES" w:bidi="es-ES"/>
-        </w:rPr>
-        <w:t xml:space="preserve"> </w:t>
-      </w:r>
-      <w:r>
-        <w:rPr>
-          <w:rFonts w:ascii="Arial" w:hAnsi="Arial" w:eastAsia="Arial" w:cs="Arial"/>
-          <w:color w:val="000000"/>
-          <w:rtl w:val="0"/>
-          <w:lang w:val="en-US" w:eastAsia="es-ES" w:bidi="es-ES"/>
-        </w:rPr>
-        <w:t>mm</w:t>
-      </w:r>
-      <w:r>
-        <w:rPr>
-          <w:rFonts w:ascii="Arial" w:hAnsi="Arial" w:eastAsia="Arial" w:cs="Arial"/>
-          <w:color w:val="000000"/>
-          <w:rtl w:val="0"/>
-          <w:lang w:val="es-ES" w:eastAsia="es-ES" w:bidi="es-ES"/>
-        </w:rPr>
-        <w:t xml:space="preserve"> </w:t>
-      </w:r>
-      <w:r>
-        <w:rPr>
-          <w:rFonts w:ascii="Arial" w:hAnsi="Arial" w:eastAsia="Arial" w:cs="Arial"/>
-          <w:color w:val="000000"/>
-          <w:rtl w:val="0"/>
-          <w:lang w:val="en-US" w:eastAsia="es-ES" w:bidi="es-ES"/>
-        </w:rPr>
-        <w:t>de</w:t>
-      </w:r>
-      <w:r>
-        <w:rPr>
-          <w:rFonts w:ascii="Arial" w:hAnsi="Arial" w:eastAsia="Arial" w:cs="Arial"/>
-          <w:color w:val="000000"/>
-          <w:rtl w:val="0"/>
-          <w:lang w:val="es-ES" w:eastAsia="es-ES" w:bidi="es-ES"/>
-        </w:rPr>
-        <w:t xml:space="preserve"> </w:t>
-      </w:r>
-      <w:r>
-        <w:rPr>
-          <w:rFonts w:ascii="Arial" w:hAnsi="Arial" w:eastAsia="Arial" w:cs="Arial"/>
-          <w:color w:val="000000"/>
-          <w:rtl w:val="0"/>
-          <w:lang w:val="en-US" w:eastAsia="es-ES" w:bidi="es-ES"/>
-        </w:rPr>
-        <w:t>ancho</w:t>
-      </w:r>
-      <w:r>
-        <w:rPr>
-          <w:rFonts w:ascii="Arial" w:hAnsi="Arial" w:eastAsia="Arial" w:cs="Arial"/>
-          <w:color w:val="000000"/>
-          <w:rtl w:val="0"/>
-          <w:lang w:val="es-ES" w:eastAsia="es-ES" w:bidi="es-ES"/>
-        </w:rPr>
-        <w:t xml:space="preserve"> </w:t>
-      </w:r>
-      <w:r>
-        <w:rPr>
-          <w:rFonts w:ascii="Arial" w:hAnsi="Arial" w:eastAsia="Arial" w:cs="Arial"/>
-          <w:color w:val="000000"/>
-          <w:rtl w:val="0"/>
-          <w:lang w:val="en-US" w:eastAsia="es-ES" w:bidi="es-ES"/>
-        </w:rPr>
-        <w:t>y</w:t>
-      </w:r>
-      <w:r>
-        <w:rPr>
-          <w:rFonts w:ascii="Arial" w:hAnsi="Arial" w:eastAsia="Arial" w:cs="Arial"/>
-          <w:color w:val="000000"/>
-          <w:rtl w:val="0"/>
-          <w:lang w:val="es-ES" w:eastAsia="es-ES" w:bidi="es-ES"/>
-        </w:rPr>
-        <w:t xml:space="preserve"> </w:t>
-      </w:r>
-      <w:r>
-        <w:rPr>
-          <w:rFonts w:ascii="Arial" w:hAnsi="Arial" w:eastAsia="Arial" w:cs="Arial"/>
-          <w:color w:val="000000"/>
-          <w:rtl w:val="0"/>
-          <w:lang w:val="en-US" w:eastAsia="es-ES" w:bidi="es-ES"/>
-        </w:rPr>
-        <w:t>hasta</w:t>
-      </w:r>
-      <w:r>
-        <w:rPr>
-          <w:rFonts w:ascii="Arial" w:hAnsi="Arial" w:eastAsia="Arial" w:cs="Arial"/>
-          <w:color w:val="000000"/>
-          <w:rtl w:val="0"/>
-          <w:lang w:val="es-ES" w:eastAsia="es-ES" w:bidi="es-ES"/>
-        </w:rPr>
-        <w:t xml:space="preserve"> </w:t>
-      </w:r>
-      <w:r>
-        <w:rPr>
-          <w:rFonts w:ascii="Arial" w:hAnsi="Arial" w:eastAsia="Arial" w:cs="Arial"/>
-          <w:color w:val="000000"/>
-          <w:rtl w:val="0"/>
-          <w:lang w:val="en-US" w:eastAsia="es-ES" w:bidi="es-ES"/>
-        </w:rPr>
-        <w:t>1000</w:t>
-      </w:r>
-      <w:r>
-        <w:rPr>
-          <w:rFonts w:ascii="Arial" w:hAnsi="Arial" w:eastAsia="Arial" w:cs="Arial"/>
-          <w:color w:val="000000"/>
-          <w:rtl w:val="0"/>
-          <w:lang w:val="es-ES" w:eastAsia="es-ES" w:bidi="es-ES"/>
-        </w:rPr>
-        <w:t xml:space="preserve"> </w:t>
-      </w:r>
-      <w:r>
-        <w:rPr>
-          <w:rFonts w:ascii="Arial" w:hAnsi="Arial" w:eastAsia="Arial" w:cs="Arial"/>
-          <w:color w:val="000000"/>
-          <w:rtl w:val="0"/>
-          <w:lang w:val="en-US" w:eastAsia="es-ES" w:bidi="es-ES"/>
-        </w:rPr>
-        <w:t>mm</w:t>
-      </w:r>
-      <w:r>
-        <w:rPr>
-          <w:rFonts w:ascii="Arial" w:hAnsi="Arial" w:eastAsia="Arial" w:cs="Arial"/>
-          <w:color w:val="000000"/>
-          <w:rtl w:val="0"/>
-          <w:lang w:val="es-ES" w:eastAsia="es-ES" w:bidi="es-ES"/>
-        </w:rPr>
-        <w:t xml:space="preserve"> </w:t>
-      </w:r>
-      <w:r>
-        <w:rPr>
-          <w:rFonts w:ascii="Arial" w:hAnsi="Arial" w:eastAsia="Arial" w:cs="Arial"/>
-          <w:color w:val="000000"/>
-          <w:rtl w:val="0"/>
-          <w:lang w:val="en-US" w:eastAsia="es-ES" w:bidi="es-ES"/>
-        </w:rPr>
-        <w:t>de</w:t>
-      </w:r>
-      <w:r>
-        <w:rPr>
-          <w:rFonts w:ascii="Arial" w:hAnsi="Arial" w:eastAsia="Arial" w:cs="Arial"/>
-          <w:color w:val="000000"/>
-          <w:rtl w:val="0"/>
-          <w:lang w:val="es-ES" w:eastAsia="es-ES" w:bidi="es-ES"/>
-        </w:rPr>
-        <w:t xml:space="preserve"> </w:t>
-      </w:r>
-      <w:r>
-        <w:rPr>
-          <w:rFonts w:ascii="Arial" w:hAnsi="Arial" w:eastAsia="Arial" w:cs="Arial"/>
-          <w:color w:val="000000"/>
-          <w:rtl w:val="0"/>
-          <w:lang w:val="en-US" w:eastAsia="es-ES" w:bidi="es-ES"/>
-        </w:rPr>
-        <w:t>alto</w:t>
-      </w:r>
-      <w:r>
-        <w:rPr>
-          <w:rFonts w:ascii="Arial" w:hAnsi="Arial" w:eastAsia="Arial" w:cs="Arial"/>
-          <w:color w:val="000000"/>
-          <w:rtl w:val="0"/>
-          <w:lang w:val="es-ES" w:eastAsia="es-ES" w:bidi="es-ES"/>
-        </w:rPr>
-        <w:t xml:space="preserve"> </w:t>
-      </w:r>
-      <w:r>
-        <w:rPr>
-          <w:rFonts w:ascii="Arial" w:hAnsi="Arial" w:eastAsia="Arial" w:cs="Arial"/>
-          <w:color w:val="000000"/>
-          <w:rtl w:val="0"/>
-          <w:lang w:val="en-US" w:eastAsia="es-ES" w:bidi="es-ES"/>
-        </w:rPr>
-        <w:t>por</w:t>
-      </w:r>
-      <w:r>
-        <w:rPr>
-          <w:rFonts w:ascii="Arial" w:hAnsi="Arial" w:eastAsia="Arial" w:cs="Arial"/>
-          <w:color w:val="000000"/>
-          <w:rtl w:val="0"/>
-          <w:lang w:val="es-ES" w:eastAsia="es-ES" w:bidi="es-ES"/>
-        </w:rPr>
-        <w:t xml:space="preserve"> </w:t>
-      </w:r>
-      <w:r>
-        <w:rPr>
-          <w:rFonts w:ascii="Arial" w:hAnsi="Arial" w:eastAsia="Arial" w:cs="Arial"/>
-          <w:color w:val="000000"/>
-          <w:rtl w:val="0"/>
-          <w:lang w:val="en-US" w:eastAsia="es-ES" w:bidi="es-ES"/>
-        </w:rPr>
-        <w:t>p</w:t>
-      </w:r>
-      <w:r>
-        <w:rPr>
-          <w:rFonts w:ascii="Arial" w:hAnsi="Arial" w:eastAsia="Arial" w:cs="Arial"/>
-          <w:color w:val="000000"/>
-          <w:rtl w:val="0"/>
-          <w:lang w:val="es-ES" w:eastAsia="es-ES" w:bidi="es-ES"/>
-        </w:rPr>
-        <w:t>á</w:t>
-      </w:r>
-      <w:r>
-        <w:rPr>
-          <w:rFonts w:ascii="Arial" w:hAnsi="Arial" w:eastAsia="Arial" w:cs="Arial"/>
-          <w:color w:val="000000"/>
-          <w:rtl w:val="0"/>
-          <w:lang w:val="en-US" w:eastAsia="es-ES" w:bidi="es-ES"/>
-        </w:rPr>
-        <w:t>gina.</w:t>
-      </w:r>
-      <w:r>
-        <w:rPr>
-          <w:rFonts w:ascii="Arial" w:hAnsi="Arial" w:eastAsia="Arial" w:cs="Arial"/>
-          <w:color w:val="000000"/>
-          <w:rtl w:val="0"/>
-          <w:lang w:val="es-ES" w:eastAsia="es-ES" w:bidi="es-ES"/>
-        </w:rPr>
-        <w:t xml:space="preserve"> </w:t>
-      </w:r>
-      <w:r>
-        <w:rPr>
-          <w:rFonts w:ascii="Arial" w:hAnsi="Arial" w:eastAsia="Arial" w:cs="Arial"/>
-          <w:color w:val="000000"/>
-          <w:rtl w:val="0"/>
-          <w:lang w:val="en-US" w:eastAsia="es-ES" w:bidi="es-ES"/>
-        </w:rPr>
-        <w:t>El</w:t>
-      </w:r>
-      <w:r>
-        <w:rPr>
-          <w:rFonts w:ascii="Arial" w:hAnsi="Arial" w:eastAsia="Arial" w:cs="Arial"/>
-          <w:color w:val="000000"/>
-          <w:rtl w:val="0"/>
-          <w:lang w:val="es-ES" w:eastAsia="es-ES" w:bidi="es-ES"/>
-        </w:rPr>
-        <w:t xml:space="preserve"> </w:t>
-      </w:r>
-      <w:r>
-        <w:rPr>
-          <w:rFonts w:ascii="Arial" w:hAnsi="Arial" w:eastAsia="Arial" w:cs="Arial"/>
-          <w:color w:val="000000"/>
-          <w:rtl w:val="0"/>
-          <w:lang w:val="en-US" w:eastAsia="es-ES" w:bidi="es-ES"/>
-        </w:rPr>
-        <w:t>controlador</w:t>
-      </w:r>
-      <w:r>
-        <w:rPr>
-          <w:rFonts w:ascii="Arial" w:hAnsi="Arial" w:eastAsia="Arial" w:cs="Arial"/>
-          <w:color w:val="000000"/>
-          <w:rtl w:val="0"/>
-          <w:lang w:val="es-ES" w:eastAsia="es-ES" w:bidi="es-ES"/>
-        </w:rPr>
-        <w:t xml:space="preserve"> </w:t>
-      </w:r>
-      <w:r>
-        <w:rPr>
-          <w:rFonts w:ascii="Arial" w:hAnsi="Arial" w:eastAsia="Arial" w:cs="Arial"/>
-          <w:color w:val="000000"/>
-          <w:rtl w:val="0"/>
-          <w:lang w:val="en-US" w:eastAsia="es-ES" w:bidi="es-ES"/>
-        </w:rPr>
-        <w:t>define</w:t>
-      </w:r>
-      <w:r>
-        <w:rPr>
-          <w:rFonts w:ascii="Arial" w:hAnsi="Arial" w:eastAsia="Arial" w:cs="Arial"/>
-          <w:color w:val="000000"/>
-          <w:rtl w:val="0"/>
-          <w:lang w:val="es-ES" w:eastAsia="es-ES" w:bidi="es-ES"/>
-        </w:rPr>
-        <w:t xml:space="preserve"> </w:t>
-      </w:r>
-      <w:r>
-        <w:rPr>
-          <w:rFonts w:ascii="Arial" w:hAnsi="Arial" w:eastAsia="Arial" w:cs="Arial"/>
-          <w:color w:val="000000"/>
-          <w:rtl w:val="0"/>
-          <w:lang w:val="en-US" w:eastAsia="es-ES" w:bidi="es-ES"/>
-        </w:rPr>
-        <w:t>el</w:t>
-      </w:r>
-      <w:r>
-        <w:rPr>
-          <w:rFonts w:ascii="Arial" w:hAnsi="Arial" w:eastAsia="Arial" w:cs="Arial"/>
-          <w:color w:val="000000"/>
-          <w:rtl w:val="0"/>
-          <w:lang w:val="es-ES" w:eastAsia="es-ES" w:bidi="es-ES"/>
-        </w:rPr>
-        <w:t xml:space="preserve"> </w:t>
-      </w:r>
-      <w:r>
-        <w:rPr>
-          <w:rFonts w:ascii="Arial" w:hAnsi="Arial" w:eastAsia="Arial" w:cs="Arial"/>
-          <w:color w:val="000000"/>
-          <w:rtl w:val="0"/>
-          <w:lang w:val="en-US" w:eastAsia="es-ES" w:bidi="es-ES"/>
-        </w:rPr>
-        <w:t>papel</w:t>
-      </w:r>
-      <w:r>
-        <w:rPr>
-          <w:rFonts w:ascii="Arial" w:hAnsi="Arial" w:eastAsia="Arial" w:cs="Arial"/>
-          <w:color w:val="000000"/>
-          <w:rtl w:val="0"/>
-          <w:lang w:val="es-ES" w:eastAsia="es-ES" w:bidi="es-ES"/>
-        </w:rPr>
-        <w:t xml:space="preserve"> </w:t>
-      </w:r>
-      <w:r>
-        <w:rPr>
-          <w:rFonts w:ascii="Arial" w:hAnsi="Arial" w:eastAsia="Arial" w:cs="Arial"/>
-          <w:color w:val="000000"/>
-          <w:rtl w:val="0"/>
-          <w:lang w:val="en-US" w:eastAsia="es-ES" w:bidi="es-ES"/>
-        </w:rPr>
-        <w:t>del</w:t>
-      </w:r>
-      <w:r>
-        <w:rPr>
-          <w:rFonts w:ascii="Arial" w:hAnsi="Arial" w:eastAsia="Arial" w:cs="Arial"/>
-          <w:color w:val="000000"/>
-          <w:rtl w:val="0"/>
-          <w:lang w:val="es-ES" w:eastAsia="es-ES" w:bidi="es-ES"/>
-        </w:rPr>
-        <w:t xml:space="preserve"> </w:t>
-      </w:r>
-      <w:r>
-        <w:rPr>
-          <w:rFonts w:ascii="Arial" w:hAnsi="Arial" w:eastAsia="Arial" w:cs="Arial"/>
-          <w:color w:val="000000"/>
-          <w:rtl w:val="0"/>
-          <w:lang w:val="en-US" w:eastAsia="es-ES" w:bidi="es-ES"/>
-        </w:rPr>
-        <w:t>navegador.</w:t>
-      </w:r>
-      <w:r>
-        <w:rPr>
-          <w:rFonts w:ascii="Arial" w:hAnsi="Arial" w:eastAsia="Arial" w:cs="Arial"/>
-          <w:color w:val="000000"/>
-          <w:rtl w:val="0"/>
-          <w:lang w:val="es-ES" w:eastAsia="es-ES" w:bidi="es-ES"/>
-        </w:rPr>
-        <w:t xml:space="preserve"> </w:t>
-      </w:r>
-      <w:r>
-        <w:rPr>
-          <w:rFonts w:ascii="Arial" w:hAnsi="Arial" w:eastAsia="Arial" w:cs="Arial"/>
-          <w:color w:val="000000"/>
-          <w:rtl w:val="0"/>
-          <w:lang w:val="en-US" w:eastAsia="es-ES" w:bidi="es-ES"/>
-        </w:rPr>
-        <w:t>Pruebe</w:t>
-      </w:r>
-      <w:r>
-        <w:rPr>
-          <w:rFonts w:ascii="Arial" w:hAnsi="Arial" w:eastAsia="Arial" w:cs="Arial"/>
-          <w:color w:val="000000"/>
-          <w:rtl w:val="0"/>
-          <w:lang w:val="es-ES" w:eastAsia="es-ES" w:bidi="es-ES"/>
-        </w:rPr>
-        <w:t xml:space="preserve"> </w:t>
-      </w:r>
-      <w:r>
-        <w:rPr>
-          <w:rFonts w:ascii="Arial" w:hAnsi="Arial" w:eastAsia="Arial" w:cs="Arial"/>
-          <w:color w:val="000000"/>
-          <w:rtl w:val="0"/>
-          <w:lang w:val="en-US" w:eastAsia="es-ES" w:bidi="es-ES"/>
-        </w:rPr>
-        <w:t>muestra</w:t>
-      </w:r>
-      <w:r>
-        <w:rPr>
-          <w:rFonts w:ascii="Arial" w:hAnsi="Arial" w:eastAsia="Arial" w:cs="Arial"/>
-          <w:color w:val="000000"/>
-          <w:rtl w:val="0"/>
-          <w:lang w:val="es-ES" w:eastAsia="es-ES" w:bidi="es-ES"/>
-        </w:rPr>
-        <w:t xml:space="preserve">, </w:t>
-      </w:r>
-      <w:r>
-        <w:rPr>
-          <w:rFonts w:ascii="Arial" w:hAnsi="Arial" w:eastAsia="Arial" w:cs="Arial"/>
-          <w:color w:val="000000"/>
-          <w:rtl w:val="0"/>
-          <w:lang w:val="en-US" w:eastAsia="es-ES" w:bidi="es-ES"/>
-        </w:rPr>
-        <w:t>pedido</w:t>
-      </w:r>
-      <w:r>
-        <w:rPr>
-          <w:rFonts w:ascii="Arial" w:hAnsi="Arial" w:eastAsia="Arial" w:cs="Arial"/>
-          <w:color w:val="000000"/>
-          <w:rtl w:val="0"/>
-          <w:lang w:val="es-ES" w:eastAsia="es-ES" w:bidi="es-ES"/>
-        </w:rPr>
-        <w:t xml:space="preserve"> </w:t>
-      </w:r>
-      <w:r>
-        <w:rPr>
-          <w:rFonts w:ascii="Arial" w:hAnsi="Arial" w:eastAsia="Arial" w:cs="Arial"/>
-          <w:color w:val="000000"/>
-          <w:rtl w:val="0"/>
-          <w:lang w:val="en-US" w:eastAsia="es-ES" w:bidi="es-ES"/>
-        </w:rPr>
-        <w:t>real</w:t>
-      </w:r>
-      <w:r>
-        <w:rPr>
-          <w:rFonts w:ascii="Arial" w:hAnsi="Arial" w:eastAsia="Arial" w:cs="Arial"/>
-          <w:color w:val="000000"/>
-          <w:rtl w:val="0"/>
-          <w:lang w:val="es-ES" w:eastAsia="es-ES" w:bidi="es-ES"/>
-        </w:rPr>
-        <w:t xml:space="preserve">, </w:t>
-      </w:r>
-      <w:r>
-        <w:rPr>
-          <w:rFonts w:ascii="Arial" w:hAnsi="Arial" w:eastAsia="Arial" w:cs="Arial"/>
-          <w:color w:val="000000"/>
-          <w:rtl w:val="0"/>
-          <w:lang w:val="en-US" w:eastAsia="es-ES" w:bidi="es-ES"/>
-        </w:rPr>
-        <w:t>RTL</w:t>
-      </w:r>
-      <w:r>
-        <w:rPr>
-          <w:rFonts w:ascii="Arial" w:hAnsi="Arial" w:eastAsia="Arial" w:cs="Arial"/>
-          <w:color w:val="000000"/>
-          <w:rtl w:val="0"/>
-          <w:lang w:val="es-ES" w:eastAsia="es-ES" w:bidi="es-ES"/>
-        </w:rPr>
-        <w:t xml:space="preserve"> </w:t>
-      </w:r>
-      <w:r>
-        <w:rPr>
-          <w:rFonts w:ascii="Arial" w:hAnsi="Arial" w:eastAsia="Arial" w:cs="Arial"/>
-          <w:color w:val="000000"/>
-          <w:rtl w:val="0"/>
-          <w:lang w:val="en-US" w:eastAsia="es-ES" w:bidi="es-ES"/>
-        </w:rPr>
-        <w:t>y</w:t>
-      </w:r>
-      <w:r>
-        <w:rPr>
-          <w:rFonts w:ascii="Arial" w:hAnsi="Arial" w:eastAsia="Arial" w:cs="Arial"/>
-          <w:color w:val="000000"/>
-          <w:rtl w:val="0"/>
-          <w:lang w:val="es-ES" w:eastAsia="es-ES" w:bidi="es-ES"/>
-        </w:rPr>
-        <w:t xml:space="preserve"> </w:t>
-      </w:r>
-      <w:r>
-        <w:rPr>
-          <w:rFonts w:ascii="Arial" w:hAnsi="Arial" w:eastAsia="Arial" w:cs="Arial"/>
-          <w:color w:val="000000"/>
-          <w:rtl w:val="0"/>
-          <w:lang w:val="en-US" w:eastAsia="es-ES" w:bidi="es-ES"/>
-        </w:rPr>
-        <w:t>papel</w:t>
-      </w:r>
-      <w:r>
-        <w:rPr>
-          <w:rFonts w:ascii="Arial" w:hAnsi="Arial" w:eastAsia="Arial" w:cs="Arial"/>
-          <w:color w:val="000000"/>
-          <w:rtl w:val="0"/>
-          <w:lang w:val="es-ES" w:eastAsia="es-ES" w:bidi="es-ES"/>
-        </w:rPr>
-        <w:t xml:space="preserve"> </w:t>
-      </w:r>
-      <w:r>
-        <w:rPr>
-          <w:rFonts w:ascii="Arial" w:hAnsi="Arial" w:eastAsia="Arial" w:cs="Arial"/>
-          <w:color w:val="000000"/>
-          <w:rtl w:val="0"/>
-          <w:lang w:val="en-US" w:eastAsia="es-ES" w:bidi="es-ES"/>
-        </w:rPr>
-        <w:t>antes</w:t>
-      </w:r>
-      <w:r>
-        <w:rPr>
-          <w:rFonts w:ascii="Arial" w:hAnsi="Arial" w:eastAsia="Arial" w:cs="Arial"/>
-          <w:color w:val="000000"/>
-          <w:rtl w:val="0"/>
-          <w:lang w:val="es-ES" w:eastAsia="es-ES" w:bidi="es-ES"/>
-        </w:rPr>
-        <w:t xml:space="preserve"> </w:t>
-      </w:r>
-      <w:r>
-        <w:rPr>
-          <w:rFonts w:ascii="Arial" w:hAnsi="Arial" w:eastAsia="Arial" w:cs="Arial"/>
-          <w:color w:val="000000"/>
-          <w:rtl w:val="0"/>
-          <w:lang w:val="en-US" w:eastAsia="es-ES" w:bidi="es-ES"/>
-        </w:rPr>
-        <w:t>de</w:t>
-      </w:r>
-      <w:r>
-        <w:rPr>
-          <w:rFonts w:ascii="Arial" w:hAnsi="Arial" w:eastAsia="Arial" w:cs="Arial"/>
-          <w:color w:val="000000"/>
-          <w:rtl w:val="0"/>
-          <w:lang w:val="es-ES" w:eastAsia="es-ES" w:bidi="es-ES"/>
-        </w:rPr>
-        <w:t xml:space="preserve"> </w:t>
-      </w:r>
-      <w:r>
-        <w:rPr>
-          <w:rFonts w:ascii="Arial" w:hAnsi="Arial" w:eastAsia="Arial" w:cs="Arial"/>
-          <w:color w:val="000000"/>
-          <w:rtl w:val="0"/>
-          <w:lang w:val="en-US" w:eastAsia="es-ES" w:bidi="es-ES"/>
-        </w:rPr>
-        <w:t>automatizar.</w:t>
+          <w:lang w:val="es-ES" w:bidi="es-ES"/>
+          <w:rtl w:val="0"/>
+        </w:rPr>
+        <w:t>Classic y compact usan A4; classic-a5 A5. Thermal y thermal58 usan páginas de 80 × 297 y 58 × 297 mm. Etiquetas A6 y listas de embalaje A4. El controlador define el papel del navegador. Elija QR para 58 mm y pruebe en papel.</w:t>
       </w:r>
     </w:p>
     <w:p>
@@ -6911,808 +6021,14 @@
     <w:p>
       <w:pPr>
         <w:bidi w:val="0"/>
-        <w:jc w:val="left"/>
+        <w:jc w:val="start"/>
       </w:pPr>
       <w:r>
         <w:rPr>
-          <w:rFonts w:ascii="Arial" w:hAnsi="Arial" w:eastAsia="Arial" w:cs="Arial"/>
-          <w:color w:val="000000"/>
-          <w:rtl w:val="0"/>
-          <w:lang w:val="en-US" w:eastAsia="es-ES" w:bidi="es-ES"/>
-        </w:rPr>
-        <w:t>Recibe</w:t>
-      </w:r>
-      <w:r>
-        <w:rPr>
-          <w:rFonts w:ascii="Arial" w:hAnsi="Arial" w:eastAsia="Arial" w:cs="Arial"/>
-          <w:color w:val="000000"/>
-          <w:rtl w:val="0"/>
-          <w:lang w:val="es-ES" w:eastAsia="es-ES" w:bidi="es-ES"/>
-        </w:rPr>
-        <w:t xml:space="preserve"> </w:t>
-      </w:r>
-      <w:r>
-        <w:rPr>
-          <w:rFonts w:ascii="Courier New" w:hAnsi="Courier New" w:eastAsia="Courier New" w:cs="Courier New"/>
-          <w:color w:val="000000"/>
-          <w:rtl w:val="0"/>
-          <w:lang w:val="en-US" w:eastAsia="es-ES" w:bidi="es-ES"/>
-        </w:rPr>
-        <w:t>$invoice</w:t>
-      </w:r>
-      <w:r>
-        <w:rPr>
-          <w:rFonts w:ascii="Arial" w:hAnsi="Arial" w:eastAsia="Arial" w:cs="Arial"/>
-          <w:color w:val="000000"/>
-          <w:rtl w:val="0"/>
-          <w:lang w:val="es-ES" w:eastAsia="es-ES" w:bidi="es-ES"/>
-        </w:rPr>
-        <w:t xml:space="preserve"> </w:t>
-      </w:r>
-      <w:r>
-        <w:rPr>
-          <w:rFonts w:ascii="Arial" w:hAnsi="Arial" w:eastAsia="Arial" w:cs="Arial"/>
-          <w:color w:val="000000"/>
-          <w:rtl w:val="0"/>
-          <w:lang w:val="en-US" w:eastAsia="es-ES" w:bidi="es-ES"/>
-        </w:rPr>
-        <w:t>y</w:t>
-      </w:r>
-      <w:r>
-        <w:rPr>
-          <w:rFonts w:ascii="Arial" w:hAnsi="Arial" w:eastAsia="Arial" w:cs="Arial"/>
-          <w:color w:val="000000"/>
-          <w:rtl w:val="0"/>
-          <w:lang w:val="es-ES" w:eastAsia="es-ES" w:bidi="es-ES"/>
-        </w:rPr>
-        <w:t xml:space="preserve"> </w:t>
-      </w:r>
-      <w:r>
-        <w:rPr>
-          <w:rFonts w:ascii="Courier New" w:hAnsi="Courier New" w:eastAsia="Courier New" w:cs="Courier New"/>
-          <w:color w:val="000000"/>
-          <w:rtl w:val="0"/>
-          <w:lang w:val="en-US" w:eastAsia="es-ES" w:bidi="es-ES"/>
-        </w:rPr>
-        <w:t>$template.</w:t>
-      </w:r>
-      <w:r>
-        <w:rPr>
-          <w:rFonts w:ascii="Arial" w:hAnsi="Arial" w:eastAsia="Arial" w:cs="Arial"/>
-          <w:color w:val="000000"/>
-          <w:rtl w:val="0"/>
-          <w:lang w:val="es-ES" w:eastAsia="es-ES" w:bidi="es-ES"/>
-        </w:rPr>
-        <w:t xml:space="preserve"> </w:t>
-      </w:r>
-      <w:r>
-        <w:rPr>
-          <w:rFonts w:ascii="Arial" w:hAnsi="Arial" w:eastAsia="Arial" w:cs="Arial"/>
-          <w:color w:val="000000"/>
-          <w:rtl w:val="0"/>
-          <w:lang w:val="en-US" w:eastAsia="es-ES" w:bidi="es-ES"/>
-        </w:rPr>
-        <w:t>Mantenga</w:t>
-      </w:r>
-      <w:r>
-        <w:rPr>
-          <w:rFonts w:ascii="Arial" w:hAnsi="Arial" w:eastAsia="Arial" w:cs="Arial"/>
-          <w:color w:val="000000"/>
-          <w:rtl w:val="0"/>
-          <w:lang w:val="es-ES" w:eastAsia="es-ES" w:bidi="es-ES"/>
-        </w:rPr>
-        <w:t xml:space="preserve"> </w:t>
-      </w:r>
-      <w:r>
-        <w:rPr>
-          <w:rFonts w:ascii="Arial" w:hAnsi="Arial" w:eastAsia="Arial" w:cs="Arial"/>
-          <w:color w:val="000000"/>
-          <w:rtl w:val="0"/>
-          <w:lang w:val="en-US" w:eastAsia="es-ES" w:bidi="es-ES"/>
-        </w:rPr>
-        <w:t>ABSPATH</w:t>
-      </w:r>
-      <w:r>
-        <w:rPr>
-          <w:rFonts w:ascii="Arial" w:hAnsi="Arial" w:eastAsia="Arial" w:cs="Arial"/>
-          <w:color w:val="000000"/>
-          <w:rtl w:val="0"/>
-          <w:lang w:val="es-ES" w:eastAsia="es-ES" w:bidi="es-ES"/>
-        </w:rPr>
-        <w:t xml:space="preserve">, </w:t>
-      </w:r>
-      <w:r>
-        <w:rPr>
-          <w:rFonts w:ascii="Arial" w:hAnsi="Arial" w:eastAsia="Arial" w:cs="Arial"/>
-          <w:color w:val="000000"/>
-          <w:rtl w:val="0"/>
-          <w:lang w:val="en-US" w:eastAsia="es-ES" w:bidi="es-ES"/>
-        </w:rPr>
-        <w:t>UTF-8</w:t>
-      </w:r>
-      <w:r>
-        <w:rPr>
-          <w:rFonts w:ascii="Arial" w:hAnsi="Arial" w:eastAsia="Arial" w:cs="Arial"/>
-          <w:color w:val="000000"/>
-          <w:rtl w:val="0"/>
-          <w:lang w:val="es-ES" w:eastAsia="es-ES" w:bidi="es-ES"/>
-        </w:rPr>
-        <w:t xml:space="preserve"> </w:t>
-      </w:r>
-      <w:r>
-        <w:rPr>
-          <w:rFonts w:ascii="Arial" w:hAnsi="Arial" w:eastAsia="Arial" w:cs="Arial"/>
-          <w:color w:val="000000"/>
-          <w:rtl w:val="0"/>
-          <w:lang w:val="en-US" w:eastAsia="es-ES" w:bidi="es-ES"/>
-        </w:rPr>
-        <w:t>y</w:t>
-      </w:r>
-      <w:r>
-        <w:rPr>
-          <w:rFonts w:ascii="Arial" w:hAnsi="Arial" w:eastAsia="Arial" w:cs="Arial"/>
-          <w:color w:val="000000"/>
-          <w:rtl w:val="0"/>
-          <w:lang w:val="es-ES" w:eastAsia="es-ES" w:bidi="es-ES"/>
-        </w:rPr>
-        <w:t xml:space="preserve"> </w:t>
-      </w:r>
-      <w:r>
-        <w:rPr>
-          <w:rFonts w:ascii="Arial" w:hAnsi="Arial" w:eastAsia="Arial" w:cs="Arial"/>
-          <w:color w:val="000000"/>
-          <w:rtl w:val="0"/>
-          <w:lang w:val="en-US" w:eastAsia="es-ES" w:bidi="es-ES"/>
-        </w:rPr>
-        <w:t>etiqueta</w:t>
-      </w:r>
-      <w:r>
-        <w:rPr>
-          <w:rFonts w:ascii="Arial" w:hAnsi="Arial" w:eastAsia="Arial" w:cs="Arial"/>
-          <w:color w:val="000000"/>
-          <w:rtl w:val="0"/>
-          <w:lang w:val="es-ES" w:eastAsia="es-ES" w:bidi="es-ES"/>
-        </w:rPr>
-        <w:t xml:space="preserve"> </w:t>
-      </w:r>
-      <w:r>
-        <w:rPr>
-          <w:rFonts w:ascii="Arial" w:hAnsi="Arial" w:eastAsia="Arial" w:cs="Arial"/>
-          <w:color w:val="000000"/>
-          <w:rtl w:val="0"/>
-          <w:lang w:val="en-US" w:eastAsia="es-ES" w:bidi="es-ES"/>
-        </w:rPr>
-        <w:t>de</w:t>
-      </w:r>
-      <w:r>
-        <w:rPr>
-          <w:rFonts w:ascii="Arial" w:hAnsi="Arial" w:eastAsia="Arial" w:cs="Arial"/>
-          <w:color w:val="000000"/>
-          <w:rtl w:val="0"/>
-          <w:lang w:val="es-ES" w:eastAsia="es-ES" w:bidi="es-ES"/>
-        </w:rPr>
-        <w:t xml:space="preserve"> </w:t>
-      </w:r>
-      <w:r>
-        <w:rPr>
-          <w:rFonts w:ascii="Arial" w:hAnsi="Arial" w:eastAsia="Arial" w:cs="Arial"/>
-          <w:color w:val="000000"/>
-          <w:rtl w:val="0"/>
-          <w:lang w:val="en-US" w:eastAsia="es-ES" w:bidi="es-ES"/>
-        </w:rPr>
-        <w:t>idioma.</w:t>
-      </w:r>
-      <w:r>
-        <w:rPr>
-          <w:rFonts w:ascii="Arial" w:hAnsi="Arial" w:eastAsia="Arial" w:cs="Arial"/>
-          <w:color w:val="000000"/>
-          <w:rtl w:val="0"/>
-          <w:lang w:val="es-ES" w:eastAsia="es-ES" w:bidi="es-ES"/>
-        </w:rPr>
-        <w:t xml:space="preserve"> </w:t>
-      </w:r>
-      <w:r>
-        <w:rPr>
-          <w:rFonts w:ascii="Arial" w:hAnsi="Arial" w:eastAsia="Arial" w:cs="Arial"/>
-          <w:color w:val="000000"/>
-          <w:rtl w:val="0"/>
-          <w:lang w:val="en-US" w:eastAsia="es-ES" w:bidi="es-ES"/>
-        </w:rPr>
-        <w:t>Use</w:t>
-      </w:r>
-      <w:r>
-        <w:rPr>
-          <w:rFonts w:ascii="Arial" w:hAnsi="Arial" w:eastAsia="Arial" w:cs="Arial"/>
-          <w:color w:val="000000"/>
-          <w:rtl w:val="0"/>
-          <w:lang w:val="es-ES" w:eastAsia="es-ES" w:bidi="es-ES"/>
-        </w:rPr>
-        <w:t xml:space="preserve"> </w:t>
-      </w:r>
-      <w:r>
-        <w:rPr>
-          <w:rFonts w:ascii="Courier New" w:hAnsi="Courier New" w:eastAsia="Courier New" w:cs="Courier New"/>
-          <w:color w:val="000000"/>
-          <w:rtl w:val="0"/>
-          <w:lang w:val="en-US" w:eastAsia="es-ES" w:bidi="es-ES"/>
-        </w:rPr>
-        <w:t>$invoice-&gt;rtl</w:t>
-      </w:r>
-      <w:r>
-        <w:rPr>
-          <w:rFonts w:ascii="Arial" w:hAnsi="Arial" w:eastAsia="Arial" w:cs="Arial"/>
-          <w:color w:val="000000"/>
-          <w:rtl w:val="0"/>
-          <w:lang w:val="es-ES" w:eastAsia="es-ES" w:bidi="es-ES"/>
-        </w:rPr>
-        <w:t xml:space="preserve"> </w:t>
-      </w:r>
-      <w:r>
-        <w:rPr>
-          <w:rFonts w:ascii="Arial" w:hAnsi="Arial" w:eastAsia="Arial" w:cs="Arial"/>
-          <w:color w:val="000000"/>
-          <w:rtl w:val="0"/>
-          <w:lang w:val="en-US" w:eastAsia="es-ES" w:bidi="es-ES"/>
-        </w:rPr>
-        <w:t>para</w:t>
-      </w:r>
-      <w:r>
-        <w:rPr>
-          <w:rFonts w:ascii="Arial" w:hAnsi="Arial" w:eastAsia="Arial" w:cs="Arial"/>
-          <w:color w:val="000000"/>
-          <w:rtl w:val="0"/>
-          <w:lang w:val="es-ES" w:eastAsia="es-ES" w:bidi="es-ES"/>
-        </w:rPr>
-        <w:t xml:space="preserve"> </w:t>
-      </w:r>
-      <w:r>
-        <w:rPr>
-          <w:rFonts w:ascii="Arial" w:hAnsi="Arial" w:eastAsia="Arial" w:cs="Arial"/>
-          <w:color w:val="000000"/>
-          <w:rtl w:val="0"/>
-          <w:lang w:val="en-US" w:eastAsia="es-ES" w:bidi="es-ES"/>
-        </w:rPr>
-        <w:t>dir</w:t>
-      </w:r>
-      <w:r>
-        <w:rPr>
-          <w:rFonts w:ascii="Arial" w:hAnsi="Arial" w:eastAsia="Arial" w:cs="Arial"/>
-          <w:color w:val="000000"/>
-          <w:rtl w:val="0"/>
-          <w:lang w:val="es-ES" w:eastAsia="es-ES" w:bidi="es-ES"/>
-        </w:rPr>
-        <w:t xml:space="preserve">, </w:t>
-      </w:r>
-      <w:r>
-        <w:rPr>
-          <w:rFonts w:ascii="Arial" w:hAnsi="Arial" w:eastAsia="Arial" w:cs="Arial"/>
-          <w:color w:val="000000"/>
-          <w:rtl w:val="0"/>
-          <w:lang w:val="en-US" w:eastAsia="es-ES" w:bidi="es-ES"/>
-        </w:rPr>
-        <w:t>direction</w:t>
-      </w:r>
-      <w:r>
-        <w:rPr>
-          <w:rFonts w:ascii="Arial" w:hAnsi="Arial" w:eastAsia="Arial" w:cs="Arial"/>
-          <w:color w:val="000000"/>
-          <w:rtl w:val="0"/>
-          <w:lang w:val="es-ES" w:eastAsia="es-ES" w:bidi="es-ES"/>
-        </w:rPr>
-        <w:t xml:space="preserve">, </w:t>
-      </w:r>
-      <w:r>
-        <w:rPr>
-          <w:rFonts w:ascii="Arial" w:hAnsi="Arial" w:eastAsia="Arial" w:cs="Arial"/>
-          <w:color w:val="000000"/>
-          <w:rtl w:val="0"/>
-          <w:lang w:val="en-US" w:eastAsia="es-ES" w:bidi="es-ES"/>
-        </w:rPr>
-        <w:t>alineaci</w:t>
-      </w:r>
-      <w:r>
-        <w:rPr>
-          <w:rFonts w:ascii="Arial" w:hAnsi="Arial" w:eastAsia="Arial" w:cs="Arial"/>
-          <w:color w:val="000000"/>
-          <w:rtl w:val="0"/>
-          <w:lang w:val="es-ES" w:eastAsia="es-ES" w:bidi="es-ES"/>
-        </w:rPr>
-        <w:t>ó</w:t>
-      </w:r>
-      <w:r>
-        <w:rPr>
-          <w:rFonts w:ascii="Arial" w:hAnsi="Arial" w:eastAsia="Arial" w:cs="Arial"/>
-          <w:color w:val="000000"/>
-          <w:rtl w:val="0"/>
-          <w:lang w:val="en-US" w:eastAsia="es-ES" w:bidi="es-ES"/>
-        </w:rPr>
-        <w:t>n</w:t>
-      </w:r>
-      <w:r>
-        <w:rPr>
-          <w:rFonts w:ascii="Arial" w:hAnsi="Arial" w:eastAsia="Arial" w:cs="Arial"/>
-          <w:color w:val="000000"/>
-          <w:rtl w:val="0"/>
-          <w:lang w:val="es-ES" w:eastAsia="es-ES" w:bidi="es-ES"/>
-        </w:rPr>
-        <w:t xml:space="preserve"> </w:t>
-      </w:r>
-      <w:r>
-        <w:rPr>
-          <w:rFonts w:ascii="Arial" w:hAnsi="Arial" w:eastAsia="Arial" w:cs="Arial"/>
-          <w:color w:val="000000"/>
-          <w:rtl w:val="0"/>
-          <w:lang w:val="en-US" w:eastAsia="es-ES" w:bidi="es-ES"/>
-        </w:rPr>
-        <w:t>y</w:t>
-      </w:r>
-      <w:r>
-        <w:rPr>
-          <w:rFonts w:ascii="Arial" w:hAnsi="Arial" w:eastAsia="Arial" w:cs="Arial"/>
-          <w:color w:val="000000"/>
-          <w:rtl w:val="0"/>
-          <w:lang w:val="es-ES" w:eastAsia="es-ES" w:bidi="es-ES"/>
-        </w:rPr>
-        <w:t xml:space="preserve"> </w:t>
-      </w:r>
-      <w:r>
-        <w:rPr>
-          <w:rFonts w:ascii="Arial" w:hAnsi="Arial" w:eastAsia="Arial" w:cs="Arial"/>
-          <w:color w:val="000000"/>
-          <w:rtl w:val="0"/>
-          <w:lang w:val="en-US" w:eastAsia="es-ES" w:bidi="es-ES"/>
-        </w:rPr>
-        <w:t>m</w:t>
-      </w:r>
-      <w:r>
-        <w:rPr>
-          <w:rFonts w:ascii="Arial" w:hAnsi="Arial" w:eastAsia="Arial" w:cs="Arial"/>
-          <w:color w:val="000000"/>
-          <w:rtl w:val="0"/>
-          <w:lang w:val="es-ES" w:eastAsia="es-ES" w:bidi="es-ES"/>
-        </w:rPr>
-        <w:t>á</w:t>
-      </w:r>
-      <w:r>
-        <w:rPr>
-          <w:rFonts w:ascii="Arial" w:hAnsi="Arial" w:eastAsia="Arial" w:cs="Arial"/>
-          <w:color w:val="000000"/>
-          <w:rtl w:val="0"/>
-          <w:lang w:val="en-US" w:eastAsia="es-ES" w:bidi="es-ES"/>
-        </w:rPr>
-        <w:t>rgenes</w:t>
-      </w:r>
-      <w:r>
-        <w:rPr>
-          <w:rFonts w:ascii="Arial" w:hAnsi="Arial" w:eastAsia="Arial" w:cs="Arial"/>
-          <w:color w:val="000000"/>
-          <w:rtl w:val="0"/>
-          <w:lang w:val="es-ES" w:eastAsia="es-ES" w:bidi="es-ES"/>
-        </w:rPr>
-        <w:t xml:space="preserve">; </w:t>
-      </w:r>
-      <w:r>
-        <w:rPr>
-          <w:rFonts w:ascii="Arial" w:hAnsi="Arial" w:eastAsia="Arial" w:cs="Arial"/>
-          <w:color w:val="000000"/>
-          <w:rtl w:val="0"/>
-          <w:lang w:val="en-US" w:eastAsia="es-ES" w:bidi="es-ES"/>
-        </w:rPr>
-        <w:t>a</w:t>
-      </w:r>
-      <w:r>
-        <w:rPr>
-          <w:rFonts w:ascii="Arial" w:hAnsi="Arial" w:eastAsia="Arial" w:cs="Arial"/>
-          <w:color w:val="000000"/>
-          <w:rtl w:val="0"/>
-          <w:lang w:val="es-ES" w:eastAsia="es-ES" w:bidi="es-ES"/>
-        </w:rPr>
-        <w:t>í</w:t>
-      </w:r>
-      <w:r>
-        <w:rPr>
-          <w:rFonts w:ascii="Arial" w:hAnsi="Arial" w:eastAsia="Arial" w:cs="Arial"/>
-          <w:color w:val="000000"/>
-          <w:rtl w:val="0"/>
-          <w:lang w:val="en-US" w:eastAsia="es-ES" w:bidi="es-ES"/>
-        </w:rPr>
-        <w:t>sle</w:t>
-      </w:r>
-      <w:r>
-        <w:rPr>
-          <w:rFonts w:ascii="Arial" w:hAnsi="Arial" w:eastAsia="Arial" w:cs="Arial"/>
-          <w:color w:val="000000"/>
-          <w:rtl w:val="0"/>
-          <w:lang w:val="es-ES" w:eastAsia="es-ES" w:bidi="es-ES"/>
-        </w:rPr>
-        <w:t xml:space="preserve"> </w:t>
-      </w:r>
-      <w:r>
-        <w:rPr>
-          <w:rFonts w:ascii="Arial" w:hAnsi="Arial" w:eastAsia="Arial" w:cs="Arial"/>
-          <w:color w:val="000000"/>
-          <w:rtl w:val="0"/>
-          <w:lang w:val="en-US" w:eastAsia="es-ES" w:bidi="es-ES"/>
-        </w:rPr>
-        <w:t>correo</w:t>
-      </w:r>
-      <w:r>
-        <w:rPr>
-          <w:rFonts w:ascii="Arial" w:hAnsi="Arial" w:eastAsia="Arial" w:cs="Arial"/>
-          <w:color w:val="000000"/>
-          <w:rtl w:val="0"/>
-          <w:lang w:val="es-ES" w:eastAsia="es-ES" w:bidi="es-ES"/>
-        </w:rPr>
-        <w:t xml:space="preserve">, </w:t>
-      </w:r>
-      <w:r>
-        <w:rPr>
-          <w:rFonts w:ascii="Arial" w:hAnsi="Arial" w:eastAsia="Arial" w:cs="Arial"/>
-          <w:color w:val="000000"/>
-          <w:rtl w:val="0"/>
-          <w:lang w:val="en-US" w:eastAsia="es-ES" w:bidi="es-ES"/>
-        </w:rPr>
-        <w:t>SKU</w:t>
-      </w:r>
-      <w:r>
-        <w:rPr>
-          <w:rFonts w:ascii="Arial" w:hAnsi="Arial" w:eastAsia="Arial" w:cs="Arial"/>
-          <w:color w:val="000000"/>
-          <w:rtl w:val="0"/>
-          <w:lang w:val="es-ES" w:eastAsia="es-ES" w:bidi="es-ES"/>
-        </w:rPr>
-        <w:t xml:space="preserve"> </w:t>
-      </w:r>
-      <w:r>
-        <w:rPr>
-          <w:rFonts w:ascii="Arial" w:hAnsi="Arial" w:eastAsia="Arial" w:cs="Arial"/>
-          <w:color w:val="000000"/>
-          <w:rtl w:val="0"/>
-          <w:lang w:val="en-US" w:eastAsia="es-ES" w:bidi="es-ES"/>
-        </w:rPr>
-        <w:t>y</w:t>
-      </w:r>
-      <w:r>
-        <w:rPr>
-          <w:rFonts w:ascii="Arial" w:hAnsi="Arial" w:eastAsia="Arial" w:cs="Arial"/>
-          <w:color w:val="000000"/>
-          <w:rtl w:val="0"/>
-          <w:lang w:val="es-ES" w:eastAsia="es-ES" w:bidi="es-ES"/>
-        </w:rPr>
-        <w:t xml:space="preserve"> </w:t>
-      </w:r>
-      <w:r>
-        <w:rPr>
-          <w:rFonts w:ascii="Arial" w:hAnsi="Arial" w:eastAsia="Arial" w:cs="Arial"/>
-          <w:color w:val="000000"/>
-          <w:rtl w:val="0"/>
-          <w:lang w:val="en-US" w:eastAsia="es-ES" w:bidi="es-ES"/>
-        </w:rPr>
-        <w:t>tel</w:t>
-      </w:r>
-      <w:r>
-        <w:rPr>
-          <w:rFonts w:ascii="Arial" w:hAnsi="Arial" w:eastAsia="Arial" w:cs="Arial"/>
-          <w:color w:val="000000"/>
-          <w:rtl w:val="0"/>
-          <w:lang w:val="es-ES" w:eastAsia="es-ES" w:bidi="es-ES"/>
-        </w:rPr>
-        <w:t>é</w:t>
-      </w:r>
-      <w:r>
-        <w:rPr>
-          <w:rFonts w:ascii="Arial" w:hAnsi="Arial" w:eastAsia="Arial" w:cs="Arial"/>
-          <w:color w:val="000000"/>
-          <w:rtl w:val="0"/>
-          <w:lang w:val="en-US" w:eastAsia="es-ES" w:bidi="es-ES"/>
-        </w:rPr>
-        <w:t>fono</w:t>
-      </w:r>
-      <w:r>
-        <w:rPr>
-          <w:rFonts w:ascii="Arial" w:hAnsi="Arial" w:eastAsia="Arial" w:cs="Arial"/>
-          <w:color w:val="000000"/>
-          <w:rtl w:val="0"/>
-          <w:lang w:val="es-ES" w:eastAsia="es-ES" w:bidi="es-ES"/>
-        </w:rPr>
-        <w:t xml:space="preserve"> </w:t>
-      </w:r>
-      <w:r>
-        <w:rPr>
-          <w:rFonts w:ascii="Arial" w:hAnsi="Arial" w:eastAsia="Arial" w:cs="Arial"/>
-          <w:color w:val="000000"/>
-          <w:rtl w:val="0"/>
-          <w:lang w:val="en-US" w:eastAsia="es-ES" w:bidi="es-ES"/>
-        </w:rPr>
-        <w:t>como</w:t>
-      </w:r>
-      <w:r>
-        <w:rPr>
-          <w:rFonts w:ascii="Arial" w:hAnsi="Arial" w:eastAsia="Arial" w:cs="Arial"/>
-          <w:color w:val="000000"/>
-          <w:rtl w:val="0"/>
-          <w:lang w:val="es-ES" w:eastAsia="es-ES" w:bidi="es-ES"/>
-        </w:rPr>
-        <w:t xml:space="preserve"> </w:t>
-      </w:r>
-      <w:r>
-        <w:rPr>
-          <w:rFonts w:ascii="Arial" w:hAnsi="Arial" w:eastAsia="Arial" w:cs="Arial"/>
-          <w:color w:val="000000"/>
-          <w:rtl w:val="0"/>
-          <w:lang w:val="en-US" w:eastAsia="es-ES" w:bidi="es-ES"/>
-        </w:rPr>
-        <w:t>LTR.</w:t>
-      </w:r>
-      <w:r>
-        <w:rPr>
-          <w:rFonts w:ascii="Arial" w:hAnsi="Arial" w:eastAsia="Arial" w:cs="Arial"/>
-          <w:color w:val="000000"/>
-          <w:rtl w:val="0"/>
-          <w:lang w:val="es-ES" w:eastAsia="es-ES" w:bidi="es-ES"/>
-        </w:rPr>
-        <w:t xml:space="preserve"> </w:t>
-      </w:r>
-      <w:r>
-        <w:rPr>
-          <w:rFonts w:ascii="Arial" w:hAnsi="Arial" w:eastAsia="Arial" w:cs="Arial"/>
-          <w:color w:val="000000"/>
-          <w:rtl w:val="0"/>
-          <w:lang w:val="en-US" w:eastAsia="es-ES" w:bidi="es-ES"/>
-        </w:rPr>
-        <w:t>Pruebe</w:t>
-      </w:r>
-      <w:r>
-        <w:rPr>
-          <w:rFonts w:ascii="Arial" w:hAnsi="Arial" w:eastAsia="Arial" w:cs="Arial"/>
-          <w:color w:val="000000"/>
-          <w:rtl w:val="0"/>
-          <w:lang w:val="es-ES" w:eastAsia="es-ES" w:bidi="es-ES"/>
-        </w:rPr>
-        <w:t xml:space="preserve"> </w:t>
-      </w:r>
-      <w:r>
-        <w:rPr>
-          <w:rFonts w:ascii="Arial" w:hAnsi="Arial" w:eastAsia="Arial" w:cs="Arial"/>
-          <w:color w:val="000000"/>
-          <w:rtl w:val="0"/>
-          <w:lang w:val="en-US" w:eastAsia="es-ES" w:bidi="es-ES"/>
-        </w:rPr>
-        <w:t>CSS</w:t>
-      </w:r>
-      <w:r>
-        <w:rPr>
-          <w:rFonts w:ascii="Arial" w:hAnsi="Arial" w:eastAsia="Arial" w:cs="Arial"/>
-          <w:color w:val="000000"/>
-          <w:rtl w:val="0"/>
-          <w:lang w:val="es-ES" w:eastAsia="es-ES" w:bidi="es-ES"/>
-        </w:rPr>
-        <w:t xml:space="preserve"> </w:t>
-      </w:r>
-      <w:r>
-        <w:rPr>
-          <w:rFonts w:ascii="Arial" w:hAnsi="Arial" w:eastAsia="Arial" w:cs="Arial"/>
-          <w:color w:val="000000"/>
-          <w:rtl w:val="0"/>
-          <w:lang w:val="en-US" w:eastAsia="es-ES" w:bidi="es-ES"/>
-        </w:rPr>
-        <w:t>sencillo</w:t>
-      </w:r>
-      <w:r>
-        <w:rPr>
-          <w:rFonts w:ascii="Arial" w:hAnsi="Arial" w:eastAsia="Arial" w:cs="Arial"/>
-          <w:color w:val="000000"/>
-          <w:rtl w:val="0"/>
-          <w:lang w:val="es-ES" w:eastAsia="es-ES" w:bidi="es-ES"/>
-        </w:rPr>
-        <w:t xml:space="preserve"> </w:t>
-      </w:r>
-      <w:r>
-        <w:rPr>
-          <w:rFonts w:ascii="Arial" w:hAnsi="Arial" w:eastAsia="Arial" w:cs="Arial"/>
-          <w:color w:val="000000"/>
-          <w:rtl w:val="0"/>
-          <w:lang w:val="en-US" w:eastAsia="es-ES" w:bidi="es-ES"/>
-        </w:rPr>
-        <w:t>en</w:t>
-      </w:r>
-      <w:r>
-        <w:rPr>
-          <w:rFonts w:ascii="Arial" w:hAnsi="Arial" w:eastAsia="Arial" w:cs="Arial"/>
-          <w:color w:val="000000"/>
-          <w:rtl w:val="0"/>
-          <w:lang w:val="es-ES" w:eastAsia="es-ES" w:bidi="es-ES"/>
-        </w:rPr>
-        <w:t xml:space="preserve"> </w:t>
-      </w:r>
-      <w:r>
-        <w:rPr>
-          <w:rFonts w:ascii="Arial" w:hAnsi="Arial" w:eastAsia="Arial" w:cs="Arial"/>
-          <w:color w:val="000000"/>
-          <w:rtl w:val="0"/>
-          <w:lang w:val="en-US" w:eastAsia="es-ES" w:bidi="es-ES"/>
-        </w:rPr>
-        <w:t>navegador</w:t>
-      </w:r>
-      <w:r>
-        <w:rPr>
-          <w:rFonts w:ascii="Arial" w:hAnsi="Arial" w:eastAsia="Arial" w:cs="Arial"/>
-          <w:color w:val="000000"/>
-          <w:rtl w:val="0"/>
-          <w:lang w:val="es-ES" w:eastAsia="es-ES" w:bidi="es-ES"/>
-        </w:rPr>
-        <w:t xml:space="preserve"> </w:t>
-      </w:r>
-      <w:r>
-        <w:rPr>
-          <w:rFonts w:ascii="Arial" w:hAnsi="Arial" w:eastAsia="Arial" w:cs="Arial"/>
-          <w:color w:val="000000"/>
-          <w:rtl w:val="0"/>
-          <w:lang w:val="en-US" w:eastAsia="es-ES" w:bidi="es-ES"/>
-        </w:rPr>
-        <w:t>y</w:t>
-      </w:r>
-      <w:r>
-        <w:rPr>
-          <w:rFonts w:ascii="Arial" w:hAnsi="Arial" w:eastAsia="Arial" w:cs="Arial"/>
-          <w:color w:val="000000"/>
-          <w:rtl w:val="0"/>
-          <w:lang w:val="es-ES" w:eastAsia="es-ES" w:bidi="es-ES"/>
-        </w:rPr>
-        <w:t xml:space="preserve"> </w:t>
-      </w:r>
-      <w:r>
-        <w:rPr>
-          <w:rFonts w:ascii="Arial" w:hAnsi="Arial" w:eastAsia="Arial" w:cs="Arial"/>
-          <w:color w:val="000000"/>
-          <w:rtl w:val="0"/>
-          <w:lang w:val="en-US" w:eastAsia="es-ES" w:bidi="es-ES"/>
-        </w:rPr>
-        <w:t>mPDF.</w:t>
-      </w:r>
-      <w:r>
-        <w:rPr>
-          <w:rFonts w:ascii="Arial" w:hAnsi="Arial" w:eastAsia="Arial" w:cs="Arial"/>
-          <w:color w:val="000000"/>
-          <w:rtl w:val="0"/>
-          <w:lang w:val="es-ES" w:eastAsia="es-ES" w:bidi="es-ES"/>
-        </w:rPr>
-        <w:t xml:space="preserve"> </w:t>
-      </w:r>
-      <w:r>
-        <w:rPr>
-          <w:rFonts w:ascii="Arial" w:hAnsi="Arial" w:eastAsia="Arial" w:cs="Arial"/>
-          <w:color w:val="000000"/>
-          <w:rtl w:val="0"/>
-          <w:lang w:val="en-US" w:eastAsia="es-ES" w:bidi="es-ES"/>
-        </w:rPr>
-        <w:t>En</w:t>
-      </w:r>
-      <w:r>
-        <w:rPr>
-          <w:rFonts w:ascii="Arial" w:hAnsi="Arial" w:eastAsia="Arial" w:cs="Arial"/>
-          <w:color w:val="000000"/>
-          <w:rtl w:val="0"/>
-          <w:lang w:val="es-ES" w:eastAsia="es-ES" w:bidi="es-ES"/>
-        </w:rPr>
-        <w:t xml:space="preserve"> </w:t>
-      </w:r>
-      <w:r>
-        <w:rPr>
-          <w:rFonts w:ascii="Arial" w:hAnsi="Arial" w:eastAsia="Arial" w:cs="Arial"/>
-          <w:color w:val="000000"/>
-          <w:rtl w:val="0"/>
-          <w:lang w:val="en-US" w:eastAsia="es-ES" w:bidi="es-ES"/>
-        </w:rPr>
-        <w:t>80mm</w:t>
-      </w:r>
-      <w:r>
-        <w:rPr>
-          <w:rFonts w:ascii="Arial" w:hAnsi="Arial" w:eastAsia="Arial" w:cs="Arial"/>
-          <w:color w:val="000000"/>
-          <w:rtl w:val="0"/>
-          <w:lang w:val="es-ES" w:eastAsia="es-ES" w:bidi="es-ES"/>
-        </w:rPr>
-        <w:t xml:space="preserve"> </w:t>
-      </w:r>
-      <w:r>
-        <w:rPr>
-          <w:rFonts w:ascii="Arial" w:hAnsi="Arial" w:eastAsia="Arial" w:cs="Arial"/>
-          <w:color w:val="000000"/>
-          <w:rtl w:val="0"/>
-          <w:lang w:val="en-US" w:eastAsia="es-ES" w:bidi="es-ES"/>
-        </w:rPr>
-        <w:t>conserve</w:t>
-      </w:r>
-      <w:r>
-        <w:rPr>
-          <w:rFonts w:ascii="Arial" w:hAnsi="Arial" w:eastAsia="Arial" w:cs="Arial"/>
-          <w:color w:val="000000"/>
-          <w:rtl w:val="0"/>
-          <w:lang w:val="es-ES" w:eastAsia="es-ES" w:bidi="es-ES"/>
-        </w:rPr>
-        <w:t xml:space="preserve"> </w:t>
-      </w:r>
-      <w:r>
-        <w:rPr>
-          <w:rFonts w:ascii="Arial" w:hAnsi="Arial" w:eastAsia="Arial" w:cs="Arial"/>
-          <w:color w:val="000000"/>
-          <w:rtl w:val="0"/>
-          <w:lang w:val="en-US" w:eastAsia="es-ES" w:bidi="es-ES"/>
-        </w:rPr>
-        <w:t>class=</w:t>
-      </w:r>
-      <w:r>
-        <w:rPr>
-          <w:rFonts w:ascii="Arial" w:hAnsi="Arial" w:eastAsia="Arial" w:cs="Arial"/>
-          <w:color w:val="000000"/>
-          <w:rtl w:val="0"/>
-          <w:lang w:val="es-ES" w:eastAsia="es-ES" w:bidi="es-ES"/>
-        </w:rPr>
-        <w:t>"</w:t>
-      </w:r>
-      <w:r>
-        <w:rPr>
-          <w:rFonts w:ascii="Arial" w:hAnsi="Arial" w:eastAsia="Arial" w:cs="Arial"/>
-          <w:color w:val="000000"/>
-          <w:rtl w:val="0"/>
-          <w:lang w:val="en-US" w:eastAsia="es-ES" w:bidi="es-ES"/>
-        </w:rPr>
-        <w:t>item</w:t>
-      </w:r>
-      <w:r>
-        <w:rPr>
-          <w:rFonts w:ascii="Arial" w:hAnsi="Arial" w:eastAsia="Arial" w:cs="Arial"/>
-          <w:color w:val="000000"/>
-          <w:rtl w:val="0"/>
-          <w:lang w:val="es-ES" w:eastAsia="es-ES" w:bidi="es-ES"/>
-        </w:rPr>
-        <w:t xml:space="preserve">" </w:t>
-      </w:r>
-      <w:r>
-        <w:rPr>
-          <w:rFonts w:ascii="Arial" w:hAnsi="Arial" w:eastAsia="Arial" w:cs="Arial"/>
-          <w:color w:val="000000"/>
-          <w:rtl w:val="0"/>
-          <w:lang w:val="en-US" w:eastAsia="es-ES" w:bidi="es-ES"/>
-        </w:rPr>
-        <w:t>para</w:t>
-      </w:r>
-      <w:r>
-        <w:rPr>
-          <w:rFonts w:ascii="Arial" w:hAnsi="Arial" w:eastAsia="Arial" w:cs="Arial"/>
-          <w:color w:val="000000"/>
-          <w:rtl w:val="0"/>
-          <w:lang w:val="es-ES" w:eastAsia="es-ES" w:bidi="es-ES"/>
-        </w:rPr>
-        <w:t xml:space="preserve"> </w:t>
-      </w:r>
-      <w:r>
-        <w:rPr>
-          <w:rFonts w:ascii="Arial" w:hAnsi="Arial" w:eastAsia="Arial" w:cs="Arial"/>
-          <w:color w:val="000000"/>
-          <w:rtl w:val="0"/>
-          <w:lang w:val="en-US" w:eastAsia="es-ES" w:bidi="es-ES"/>
-        </w:rPr>
-        <w:t>calcular</w:t>
-      </w:r>
-      <w:r>
-        <w:rPr>
-          <w:rFonts w:ascii="Arial" w:hAnsi="Arial" w:eastAsia="Arial" w:cs="Arial"/>
-          <w:color w:val="000000"/>
-          <w:rtl w:val="0"/>
-          <w:lang w:val="es-ES" w:eastAsia="es-ES" w:bidi="es-ES"/>
-        </w:rPr>
-        <w:t xml:space="preserve"> </w:t>
-      </w:r>
-      <w:r>
-        <w:rPr>
-          <w:rFonts w:ascii="Arial" w:hAnsi="Arial" w:eastAsia="Arial" w:cs="Arial"/>
-          <w:color w:val="000000"/>
-          <w:rtl w:val="0"/>
-          <w:lang w:val="en-US" w:eastAsia="es-ES" w:bidi="es-ES"/>
-        </w:rPr>
-        <w:t>altura.</w:t>
+          <w:lang w:val="es-ES" w:bidi="es-ES"/>
+          <w:rtl w:val="0"/>
+        </w:rPr>
+        <w:t xml:space="preserve">Recibe $invoice y $template. Mantenga ABSPATH, UTF-8 y etiqueta de idioma. Use $invoice-&gt;rtl para dir, direction, alineación y márgenes; aísle correo, SKU y teléfono como LTR. Pruebe CSS sencillo en navegador y mPDF. </w:t>
       </w:r>
     </w:p>
     <w:p>
@@ -9276,7 +7592,7 @@
               <w:left w:w="100" w:type="dxa"/>
               <w:right w:w="100" w:type="dxa"/>
             </w:tcMar>
-            <w:shd w:fill="E7EDF2"/>
+            <w:shd w:fill="D9D9D9" w:val="clear"/>
           </w:tcPr>
           <w:p>
             <w:pPr>
@@ -9308,7 +7624,7 @@
               <w:left w:w="100" w:type="dxa"/>
               <w:right w:w="100" w:type="dxa"/>
             </w:tcMar>
-            <w:shd w:fill="E7EDF2"/>
+            <w:shd w:fill="D9D9D9" w:val="clear"/>
           </w:tcPr>
           <w:p>
             <w:pPr>
@@ -9379,17 +7695,12 @@
           <w:p>
             <w:pPr>
               <w:bidi w:val="0"/>
-              <w:spacing w:after="0" w:line="269" w:lineRule="auto"/>
-              <w:jc w:val="left"/>
+              <w:jc w:val="start"/>
             </w:pPr>
             <w:r>
               <w:rPr>
-                <w:rFonts w:ascii="Courier New" w:hAnsi="Courier New" w:eastAsia="Courier New" w:cs="Courier New"/>
-                <w:b w:val="0"/>
-                <w:color w:val="000000"/>
-                <w:sz w:val="18"/>
+                <w:lang w:val="es-ES" w:bidi="es-ES"/>
                 <w:rtl w:val="0"/>
-                <w:lang w:val="en-US" w:eastAsia="es-ES" w:bidi="es-ES"/>
               </w:rPr>
               <w:t>id, number, date, paid_date, currency, status</w:t>
             </w:r>
@@ -9509,19 +7820,14 @@
           <w:p>
             <w:pPr>
               <w:bidi w:val="0"/>
-              <w:spacing w:after="0" w:line="269" w:lineRule="auto"/>
-              <w:jc w:val="left"/>
+              <w:jc w:val="start"/>
             </w:pPr>
             <w:r>
               <w:rPr>
-                <w:rFonts w:ascii="Courier New" w:hAnsi="Courier New" w:eastAsia="Courier New" w:cs="Courier New"/>
-                <w:b w:val="0"/>
-                <w:color w:val="000000"/>
-                <w:sz w:val="18"/>
+                <w:lang w:val="es-ES" w:bidi="es-ES"/>
                 <w:rtl w:val="0"/>
-                <w:lang w:val="en-US" w:eastAsia="es-ES" w:bidi="es-ES"/>
               </w:rPr>
-              <w:t>name, company, billing_address, shipping_address, phone, email</w:t>
+              <w:t>name, company, billing_address, shipping_address, phone, shipping_phone, email, recipient, billing_components</w:t>
             </w:r>
           </w:p>
         </w:tc>
@@ -9574,19 +7880,14 @@
           <w:p>
             <w:pPr>
               <w:bidi w:val="0"/>
-              <w:spacing w:after="0" w:line="269" w:lineRule="auto"/>
-              <w:jc w:val="left"/>
+              <w:jc w:val="start"/>
             </w:pPr>
             <w:r>
               <w:rPr>
-                <w:rFonts w:ascii="Courier New" w:hAnsi="Courier New" w:eastAsia="Courier New" w:cs="Courier New"/>
-                <w:b w:val="0"/>
-                <w:color w:val="000000"/>
-                <w:sz w:val="18"/>
+                <w:lang w:val="es-ES" w:bidi="es-ES"/>
                 <w:rtl w:val="0"/>
-                <w:lang w:val="en-US" w:eastAsia="es-ES" w:bidi="es-ES"/>
               </w:rPr>
-              <w:t>name, variation, sku, quantity, unit_price, subtotal, discount, tax, total</w:t>
+              <w:t>item_id, product_id, variation_id, name, variation, sku, quantity, refunded_quantity, weight, unit_price, subtotal, discount, tax, total</w:t>
             </w:r>
           </w:p>
         </w:tc>
@@ -9704,19 +8005,14 @@
           <w:p>
             <w:pPr>
               <w:bidi w:val="0"/>
-              <w:spacing w:after="0" w:line="269" w:lineRule="auto"/>
-              <w:jc w:val="left"/>
+              <w:jc w:val="start"/>
             </w:pPr>
             <w:r>
               <w:rPr>
-                <w:rFonts w:ascii="Courier New" w:hAnsi="Courier New" w:eastAsia="Courier New" w:cs="Courier New"/>
-                <w:b w:val="0"/>
-                <w:color w:val="000000"/>
-                <w:sz w:val="18"/>
+                <w:lang w:val="es-ES" w:bidi="es-ES"/>
                 <w:rtl w:val="0"/>
-                <w:lang w:val="en-US" w:eastAsia="es-ES" w:bidi="es-ES"/>
               </w:rPr>
-              <w:t>payment_method, shipping_method, note</w:t>
+              <w:t>payment_method, shipping_method, note, payment_confirmed, show_paid_date, show_shipping_phone, label_show_sender, document_codes</w:t>
             </w:r>
           </w:p>
         </w:tc>
@@ -11371,7 +9667,7 @@
               <w:left w:w="100" w:type="dxa"/>
               <w:right w:w="100" w:type="dxa"/>
             </w:tcMar>
-            <w:shd w:fill="E7EDF2"/>
+            <w:shd w:fill="D9D9D9" w:val="clear"/>
           </w:tcPr>
           <w:p>
             <w:pPr>
@@ -11403,7 +9699,7 @@
               <w:left w:w="100" w:type="dxa"/>
               <w:right w:w="100" w:type="dxa"/>
             </w:tcMar>
-            <w:shd w:fill="E7EDF2"/>
+            <w:shd w:fill="D9D9D9" w:val="clear"/>
           </w:tcPr>
           <w:p>
             <w:pPr>
@@ -13260,1579 +11556,31 @@
     <w:p>
       <w:pPr>
         <w:bidi w:val="0"/>
-        <w:jc w:val="left"/>
+        <w:jc w:val="start"/>
       </w:pPr>
       <w:r>
         <w:rPr>
-          <w:rFonts w:ascii="Arial" w:hAnsi="Arial" w:eastAsia="Arial" w:cs="Arial"/>
-          <w:color w:val="000000"/>
-          <w:rtl w:val="0"/>
-          <w:lang w:val="en-US" w:eastAsia="es-ES" w:bidi="es-ES"/>
-        </w:rPr>
-        <w:t>Registrar</w:t>
-      </w:r>
-      <w:r>
-        <w:rPr>
-          <w:rFonts w:ascii="Arial" w:hAnsi="Arial" w:eastAsia="Arial" w:cs="Arial"/>
-          <w:color w:val="000000"/>
-          <w:rtl w:val="0"/>
-          <w:lang w:val="es-ES" w:eastAsia="es-ES" w:bidi="es-ES"/>
-        </w:rPr>
-        <w:t xml:space="preserve"> </w:t>
-      </w:r>
-      <w:r>
-        <w:rPr>
-          <w:rFonts w:ascii="Arial" w:hAnsi="Arial" w:eastAsia="Arial" w:cs="Arial"/>
-          <w:color w:val="000000"/>
-          <w:rtl w:val="0"/>
-          <w:lang w:val="en-US" w:eastAsia="es-ES" w:bidi="es-ES"/>
-        </w:rPr>
-        <w:t>no</w:t>
-      </w:r>
-      <w:r>
-        <w:rPr>
-          <w:rFonts w:ascii="Arial" w:hAnsi="Arial" w:eastAsia="Arial" w:cs="Arial"/>
-          <w:color w:val="000000"/>
-          <w:rtl w:val="0"/>
-          <w:lang w:val="es-ES" w:eastAsia="es-ES" w:bidi="es-ES"/>
-        </w:rPr>
-        <w:t xml:space="preserve"> </w:t>
-      </w:r>
-      <w:r>
-        <w:rPr>
-          <w:rFonts w:ascii="Arial" w:hAnsi="Arial" w:eastAsia="Arial" w:cs="Arial"/>
-          <w:color w:val="000000"/>
-          <w:rtl w:val="0"/>
-          <w:lang w:val="en-US" w:eastAsia="es-ES" w:bidi="es-ES"/>
-        </w:rPr>
-        <w:t>hace</w:t>
-      </w:r>
-      <w:r>
-        <w:rPr>
-          <w:rFonts w:ascii="Arial" w:hAnsi="Arial" w:eastAsia="Arial" w:cs="Arial"/>
-          <w:color w:val="000000"/>
-          <w:rtl w:val="0"/>
-          <w:lang w:val="es-ES" w:eastAsia="es-ES" w:bidi="es-ES"/>
-        </w:rPr>
-        <w:t xml:space="preserve"> </w:t>
-      </w:r>
-      <w:r>
-        <w:rPr>
-          <w:rFonts w:ascii="Arial" w:hAnsi="Arial" w:eastAsia="Arial" w:cs="Arial"/>
-          <w:color w:val="000000"/>
-          <w:rtl w:val="0"/>
-          <w:lang w:val="en-US" w:eastAsia="es-ES" w:bidi="es-ES"/>
-        </w:rPr>
-        <w:t>seleccionable</w:t>
-      </w:r>
-      <w:r>
-        <w:rPr>
-          <w:rFonts w:ascii="Arial" w:hAnsi="Arial" w:eastAsia="Arial" w:cs="Arial"/>
-          <w:color w:val="000000"/>
-          <w:rtl w:val="0"/>
-          <w:lang w:val="es-ES" w:eastAsia="es-ES" w:bidi="es-ES"/>
-        </w:rPr>
-        <w:t xml:space="preserve"> </w:t>
-      </w:r>
-      <w:r>
-        <w:rPr>
-          <w:rFonts w:ascii="Arial" w:hAnsi="Arial" w:eastAsia="Arial" w:cs="Arial"/>
-          <w:color w:val="000000"/>
-          <w:rtl w:val="0"/>
-          <w:lang w:val="en-US" w:eastAsia="es-ES" w:bidi="es-ES"/>
-        </w:rPr>
-        <w:t>al</w:t>
-      </w:r>
-      <w:r>
-        <w:rPr>
-          <w:rFonts w:ascii="Arial" w:hAnsi="Arial" w:eastAsia="Arial" w:cs="Arial"/>
-          <w:color w:val="000000"/>
-          <w:rtl w:val="0"/>
-          <w:lang w:val="es-ES" w:eastAsia="es-ES" w:bidi="es-ES"/>
-        </w:rPr>
-        <w:t xml:space="preserve"> </w:t>
-      </w:r>
-      <w:r>
-        <w:rPr>
-          <w:rFonts w:ascii="Arial" w:hAnsi="Arial" w:eastAsia="Arial" w:cs="Arial"/>
-          <w:color w:val="000000"/>
-          <w:rtl w:val="0"/>
-          <w:lang w:val="en-US" w:eastAsia="es-ES" w:bidi="es-ES"/>
-        </w:rPr>
-        <w:t>proveedor.</w:t>
-      </w:r>
-      <w:r>
-        <w:rPr>
-          <w:rFonts w:ascii="Arial" w:hAnsi="Arial" w:eastAsia="Arial" w:cs="Arial"/>
-          <w:color w:val="000000"/>
-          <w:rtl w:val="0"/>
-          <w:lang w:val="es-ES" w:eastAsia="es-ES" w:bidi="es-ES"/>
-        </w:rPr>
-        <w:t xml:space="preserve"> </w:t>
-      </w:r>
-      <w:r>
-        <w:rPr>
-          <w:rFonts w:ascii="Arial" w:hAnsi="Arial" w:eastAsia="Arial" w:cs="Arial"/>
-          <w:color w:val="000000"/>
-          <w:rtl w:val="0"/>
-          <w:lang w:val="en-US" w:eastAsia="es-ES" w:bidi="es-ES"/>
-        </w:rPr>
-        <w:t>Ajustes</w:t>
-      </w:r>
-      <w:r>
-        <w:rPr>
-          <w:rFonts w:ascii="Arial" w:hAnsi="Arial" w:eastAsia="Arial" w:cs="Arial"/>
-          <w:color w:val="000000"/>
-          <w:rtl w:val="0"/>
-          <w:lang w:val="es-ES" w:eastAsia="es-ES" w:bidi="es-ES"/>
-        </w:rPr>
-        <w:t xml:space="preserve">, </w:t>
-      </w:r>
-      <w:r>
-        <w:rPr>
-          <w:rFonts w:ascii="Arial" w:hAnsi="Arial" w:eastAsia="Arial" w:cs="Arial"/>
-          <w:color w:val="000000"/>
-          <w:rtl w:val="0"/>
-          <w:lang w:val="en-US" w:eastAsia="es-ES" w:bidi="es-ES"/>
-        </w:rPr>
-        <w:t>automatizaci</w:t>
-      </w:r>
-      <w:r>
-        <w:rPr>
-          <w:rFonts w:ascii="Arial" w:hAnsi="Arial" w:eastAsia="Arial" w:cs="Arial"/>
-          <w:color w:val="000000"/>
-          <w:rtl w:val="0"/>
-          <w:lang w:val="es-ES" w:eastAsia="es-ES" w:bidi="es-ES"/>
-        </w:rPr>
-        <w:t>ó</w:t>
-      </w:r>
-      <w:r>
-        <w:rPr>
-          <w:rFonts w:ascii="Arial" w:hAnsi="Arial" w:eastAsia="Arial" w:cs="Arial"/>
-          <w:color w:val="000000"/>
-          <w:rtl w:val="0"/>
-          <w:lang w:val="en-US" w:eastAsia="es-ES" w:bidi="es-ES"/>
-        </w:rPr>
-        <w:t>n</w:t>
-      </w:r>
-      <w:r>
-        <w:rPr>
-          <w:rFonts w:ascii="Arial" w:hAnsi="Arial" w:eastAsia="Arial" w:cs="Arial"/>
-          <w:color w:val="000000"/>
-          <w:rtl w:val="0"/>
-          <w:lang w:val="es-ES" w:eastAsia="es-ES" w:bidi="es-ES"/>
-        </w:rPr>
-        <w:t xml:space="preserve"> </w:t>
-      </w:r>
-      <w:r>
-        <w:rPr>
-          <w:rFonts w:ascii="Arial" w:hAnsi="Arial" w:eastAsia="Arial" w:cs="Arial"/>
-          <w:color w:val="000000"/>
-          <w:rtl w:val="0"/>
-          <w:lang w:val="en-US" w:eastAsia="es-ES" w:bidi="es-ES"/>
-        </w:rPr>
-        <w:t>y</w:t>
-      </w:r>
-      <w:r>
-        <w:rPr>
-          <w:rFonts w:ascii="Arial" w:hAnsi="Arial" w:eastAsia="Arial" w:cs="Arial"/>
-          <w:color w:val="000000"/>
-          <w:rtl w:val="0"/>
-          <w:lang w:val="es-ES" w:eastAsia="es-ES" w:bidi="es-ES"/>
-        </w:rPr>
-        <w:t xml:space="preserve"> </w:t>
-      </w:r>
-      <w:r>
-        <w:rPr>
-          <w:rFonts w:ascii="Arial" w:hAnsi="Arial" w:eastAsia="Arial" w:cs="Arial"/>
-          <w:color w:val="000000"/>
-          <w:rtl w:val="0"/>
-          <w:lang w:val="en-US" w:eastAsia="es-ES" w:bidi="es-ES"/>
-        </w:rPr>
-        <w:t>REST</w:t>
-      </w:r>
-      <w:r>
-        <w:rPr>
-          <w:rFonts w:ascii="Arial" w:hAnsi="Arial" w:eastAsia="Arial" w:cs="Arial"/>
-          <w:color w:val="000000"/>
-          <w:rtl w:val="0"/>
-          <w:lang w:val="es-ES" w:eastAsia="es-ES" w:bidi="es-ES"/>
-        </w:rPr>
-        <w:t xml:space="preserve"> </w:t>
-      </w:r>
-      <w:r>
-        <w:rPr>
-          <w:rFonts w:ascii="Courier New" w:hAnsi="Courier New" w:eastAsia="Courier New" w:cs="Courier New"/>
-          <w:color w:val="000000"/>
-          <w:rtl w:val="0"/>
-          <w:lang w:val="en-US" w:eastAsia="es-ES" w:bidi="es-ES"/>
-        </w:rPr>
-        <w:t>/print</w:t>
-      </w:r>
-      <w:r>
-        <w:rPr>
-          <w:rFonts w:ascii="Arial" w:hAnsi="Arial" w:eastAsia="Arial" w:cs="Arial"/>
-          <w:color w:val="000000"/>
-          <w:rtl w:val="0"/>
-          <w:lang w:val="es-ES" w:eastAsia="es-ES" w:bidi="es-ES"/>
-        </w:rPr>
-        <w:t xml:space="preserve"> </w:t>
-      </w:r>
-      <w:r>
-        <w:rPr>
-          <w:rFonts w:ascii="Arial" w:hAnsi="Arial" w:eastAsia="Arial" w:cs="Arial"/>
-          <w:color w:val="000000"/>
-          <w:rtl w:val="0"/>
-          <w:lang w:val="en-US" w:eastAsia="es-ES" w:bidi="es-ES"/>
-        </w:rPr>
-        <w:t>usan</w:t>
-      </w:r>
-      <w:r>
-        <w:rPr>
-          <w:rFonts w:ascii="Arial" w:hAnsi="Arial" w:eastAsia="Arial" w:cs="Arial"/>
-          <w:color w:val="000000"/>
-          <w:rtl w:val="0"/>
-          <w:lang w:val="es-ES" w:eastAsia="es-ES" w:bidi="es-ES"/>
-        </w:rPr>
-        <w:t xml:space="preserve"> </w:t>
-      </w:r>
-      <w:r>
-        <w:rPr>
-          <w:rFonts w:ascii="Arial" w:hAnsi="Arial" w:eastAsia="Arial" w:cs="Arial"/>
-          <w:color w:val="000000"/>
-          <w:rtl w:val="0"/>
-          <w:lang w:val="en-US" w:eastAsia="es-ES" w:bidi="es-ES"/>
-        </w:rPr>
-        <w:t>PrintNode</w:t>
-      </w:r>
-      <w:r>
-        <w:rPr>
-          <w:rFonts w:ascii="Arial" w:hAnsi="Arial" w:eastAsia="Arial" w:cs="Arial"/>
-          <w:color w:val="000000"/>
-          <w:rtl w:val="0"/>
-          <w:lang w:val="es-ES" w:eastAsia="es-ES" w:bidi="es-ES"/>
-        </w:rPr>
-        <w:t xml:space="preserve">; </w:t>
-      </w:r>
-      <w:r>
-        <w:rPr>
-          <w:rFonts w:ascii="Courier New" w:hAnsi="Courier New" w:eastAsia="Courier New" w:cs="Courier New"/>
-          <w:color w:val="000000"/>
-          <w:rtl w:val="0"/>
-          <w:lang w:val="en-US" w:eastAsia="es-ES" w:bidi="es-ES"/>
-        </w:rPr>
-        <w:t>create_manual</w:t>
-      </w:r>
-      <w:r>
-        <w:rPr>
-          <w:rFonts w:ascii="Arial" w:hAnsi="Arial" w:eastAsia="Arial" w:cs="Arial"/>
-          <w:color w:val="000000"/>
-          <w:rtl w:val="0"/>
-          <w:lang w:val="es-ES" w:eastAsia="es-ES" w:bidi="es-ES"/>
-        </w:rPr>
-        <w:t xml:space="preserve"> </w:t>
-      </w:r>
-      <w:r>
-        <w:rPr>
-          <w:rFonts w:ascii="Arial" w:hAnsi="Arial" w:eastAsia="Arial" w:cs="Arial"/>
-          <w:color w:val="000000"/>
-          <w:rtl w:val="0"/>
-          <w:lang w:val="en-US" w:eastAsia="es-ES" w:bidi="es-ES"/>
-        </w:rPr>
-        <w:t>admite</w:t>
-      </w:r>
-      <w:r>
-        <w:rPr>
-          <w:rFonts w:ascii="Arial" w:hAnsi="Arial" w:eastAsia="Arial" w:cs="Arial"/>
-          <w:color w:val="000000"/>
-          <w:rtl w:val="0"/>
-          <w:lang w:val="es-ES" w:eastAsia="es-ES" w:bidi="es-ES"/>
-        </w:rPr>
-        <w:t xml:space="preserve"> </w:t>
-      </w:r>
-      <w:r>
-        <w:rPr>
-          <w:rFonts w:ascii="Arial" w:hAnsi="Arial" w:eastAsia="Arial" w:cs="Arial"/>
-          <w:color w:val="000000"/>
-          <w:rtl w:val="0"/>
-          <w:lang w:val="en-US" w:eastAsia="es-ES" w:bidi="es-ES"/>
-        </w:rPr>
-        <w:t>solo</w:t>
-      </w:r>
-      <w:r>
-        <w:rPr>
-          <w:rFonts w:ascii="Arial" w:hAnsi="Arial" w:eastAsia="Arial" w:cs="Arial"/>
-          <w:color w:val="000000"/>
-          <w:rtl w:val="0"/>
-          <w:lang w:val="es-ES" w:eastAsia="es-ES" w:bidi="es-ES"/>
-        </w:rPr>
-        <w:t xml:space="preserve"> </w:t>
-      </w:r>
-      <w:r>
-        <w:rPr>
-          <w:rFonts w:ascii="Arial" w:hAnsi="Arial" w:eastAsia="Arial" w:cs="Arial"/>
-          <w:color w:val="000000"/>
-          <w:rtl w:val="0"/>
-          <w:lang w:val="en-US" w:eastAsia="es-ES" w:bidi="es-ES"/>
-        </w:rPr>
-        <w:t>browser</w:t>
-      </w:r>
-      <w:r>
-        <w:rPr>
-          <w:rFonts w:ascii="Arial" w:hAnsi="Arial" w:eastAsia="Arial" w:cs="Arial"/>
-          <w:color w:val="000000"/>
-          <w:rtl w:val="0"/>
-          <w:lang w:val="es-ES" w:eastAsia="es-ES" w:bidi="es-ES"/>
-        </w:rPr>
-        <w:t xml:space="preserve"> </w:t>
-      </w:r>
-      <w:r>
-        <w:rPr>
-          <w:rFonts w:ascii="Arial" w:hAnsi="Arial" w:eastAsia="Arial" w:cs="Arial"/>
-          <w:color w:val="000000"/>
-          <w:rtl w:val="0"/>
-          <w:lang w:val="en-US" w:eastAsia="es-ES" w:bidi="es-ES"/>
-        </w:rPr>
-        <w:t>y</w:t>
-      </w:r>
-      <w:r>
-        <w:rPr>
-          <w:rFonts w:ascii="Arial" w:hAnsi="Arial" w:eastAsia="Arial" w:cs="Arial"/>
-          <w:color w:val="000000"/>
-          <w:rtl w:val="0"/>
-          <w:lang w:val="es-ES" w:eastAsia="es-ES" w:bidi="es-ES"/>
-        </w:rPr>
-        <w:t xml:space="preserve"> </w:t>
-      </w:r>
-      <w:r>
-        <w:rPr>
-          <w:rFonts w:ascii="Arial" w:hAnsi="Arial" w:eastAsia="Arial" w:cs="Arial"/>
-          <w:color w:val="000000"/>
-          <w:rtl w:val="0"/>
-          <w:lang w:val="en-US" w:eastAsia="es-ES" w:bidi="es-ES"/>
-        </w:rPr>
-        <w:t>printnode.</w:t>
-      </w:r>
-      <w:r>
-        <w:rPr>
-          <w:rFonts w:ascii="Arial" w:hAnsi="Arial" w:eastAsia="Arial" w:cs="Arial"/>
-          <w:color w:val="000000"/>
-          <w:rtl w:val="0"/>
-          <w:lang w:val="es-ES" w:eastAsia="es-ES" w:bidi="es-ES"/>
-        </w:rPr>
-        <w:t xml:space="preserve"> </w:t>
-      </w:r>
-      <w:r>
-        <w:rPr>
-          <w:rFonts w:ascii="Arial" w:hAnsi="Arial" w:eastAsia="Arial" w:cs="Arial"/>
-          <w:color w:val="000000"/>
-          <w:rtl w:val="0"/>
-          <w:lang w:val="en-US" w:eastAsia="es-ES" w:bidi="es-ES"/>
-        </w:rPr>
-        <w:t>Otro</w:t>
-      </w:r>
-      <w:r>
-        <w:rPr>
-          <w:rFonts w:ascii="Arial" w:hAnsi="Arial" w:eastAsia="Arial" w:cs="Arial"/>
-          <w:color w:val="000000"/>
-          <w:rtl w:val="0"/>
-          <w:lang w:val="es-ES" w:eastAsia="es-ES" w:bidi="es-ES"/>
-        </w:rPr>
-        <w:t xml:space="preserve"> </w:t>
-      </w:r>
-      <w:r>
-        <w:rPr>
-          <w:rFonts w:ascii="Arial" w:hAnsi="Arial" w:eastAsia="Arial" w:cs="Arial"/>
-          <w:color w:val="000000"/>
-          <w:rtl w:val="0"/>
-          <w:lang w:val="en-US" w:eastAsia="es-ES" w:bidi="es-ES"/>
-        </w:rPr>
-        <w:t>proveedor</w:t>
-      </w:r>
-      <w:r>
-        <w:rPr>
-          <w:rFonts w:ascii="Arial" w:hAnsi="Arial" w:eastAsia="Arial" w:cs="Arial"/>
-          <w:color w:val="000000"/>
-          <w:rtl w:val="0"/>
-          <w:lang w:val="es-ES" w:eastAsia="es-ES" w:bidi="es-ES"/>
-        </w:rPr>
-        <w:t xml:space="preserve"> </w:t>
-      </w:r>
-      <w:r>
-        <w:rPr>
-          <w:rFonts w:ascii="Arial" w:hAnsi="Arial" w:eastAsia="Arial" w:cs="Arial"/>
-          <w:color w:val="000000"/>
-          <w:rtl w:val="0"/>
-          <w:lang w:val="en-US" w:eastAsia="es-ES" w:bidi="es-ES"/>
-        </w:rPr>
-        <w:t>exige</w:t>
-      </w:r>
-      <w:r>
-        <w:rPr>
-          <w:rFonts w:ascii="Arial" w:hAnsi="Arial" w:eastAsia="Arial" w:cs="Arial"/>
-          <w:color w:val="000000"/>
-          <w:rtl w:val="0"/>
-          <w:lang w:val="es-ES" w:eastAsia="es-ES" w:bidi="es-ES"/>
-        </w:rPr>
-        <w:t xml:space="preserve"> </w:t>
-      </w:r>
-      <w:r>
-        <w:rPr>
-          <w:rFonts w:ascii="Arial" w:hAnsi="Arial" w:eastAsia="Arial" w:cs="Arial"/>
-          <w:color w:val="000000"/>
-          <w:rtl w:val="0"/>
-          <w:lang w:val="en-US" w:eastAsia="es-ES" w:bidi="es-ES"/>
-        </w:rPr>
-        <w:t>cambios</w:t>
-      </w:r>
-      <w:r>
-        <w:rPr>
-          <w:rFonts w:ascii="Arial" w:hAnsi="Arial" w:eastAsia="Arial" w:cs="Arial"/>
-          <w:color w:val="000000"/>
-          <w:rtl w:val="0"/>
-          <w:lang w:val="es-ES" w:eastAsia="es-ES" w:bidi="es-ES"/>
-        </w:rPr>
-        <w:t xml:space="preserve"> </w:t>
-      </w:r>
-      <w:r>
-        <w:rPr>
-          <w:rFonts w:ascii="Arial" w:hAnsi="Arial" w:eastAsia="Arial" w:cs="Arial"/>
-          <w:color w:val="000000"/>
-          <w:rtl w:val="0"/>
-          <w:lang w:val="en-US" w:eastAsia="es-ES" w:bidi="es-ES"/>
-        </w:rPr>
-        <w:t>en</w:t>
-      </w:r>
-      <w:r>
-        <w:rPr>
-          <w:rFonts w:ascii="Arial" w:hAnsi="Arial" w:eastAsia="Arial" w:cs="Arial"/>
-          <w:color w:val="000000"/>
-          <w:rtl w:val="0"/>
-          <w:lang w:val="es-ES" w:eastAsia="es-ES" w:bidi="es-ES"/>
-        </w:rPr>
-        <w:t xml:space="preserve"> </w:t>
-      </w:r>
-      <w:r>
-        <w:rPr>
-          <w:rFonts w:ascii="Arial" w:hAnsi="Arial" w:eastAsia="Arial" w:cs="Arial"/>
-          <w:color w:val="000000"/>
-          <w:rtl w:val="0"/>
-          <w:lang w:val="en-US" w:eastAsia="es-ES" w:bidi="es-ES"/>
-        </w:rPr>
-        <w:t>validaci</w:t>
-      </w:r>
-      <w:r>
-        <w:rPr>
-          <w:rFonts w:ascii="Arial" w:hAnsi="Arial" w:eastAsia="Arial" w:cs="Arial"/>
-          <w:color w:val="000000"/>
-          <w:rtl w:val="0"/>
-          <w:lang w:val="es-ES" w:eastAsia="es-ES" w:bidi="es-ES"/>
-        </w:rPr>
-        <w:t>ó</w:t>
-      </w:r>
-      <w:r>
-        <w:rPr>
-          <w:rFonts w:ascii="Arial" w:hAnsi="Arial" w:eastAsia="Arial" w:cs="Arial"/>
-          <w:color w:val="000000"/>
-          <w:rtl w:val="0"/>
-          <w:lang w:val="en-US" w:eastAsia="es-ES" w:bidi="es-ES"/>
-        </w:rPr>
-        <w:t>n</w:t>
-      </w:r>
-      <w:r>
-        <w:rPr>
-          <w:rFonts w:ascii="Arial" w:hAnsi="Arial" w:eastAsia="Arial" w:cs="Arial"/>
-          <w:color w:val="000000"/>
-          <w:rtl w:val="0"/>
-          <w:lang w:val="es-ES" w:eastAsia="es-ES" w:bidi="es-ES"/>
-        </w:rPr>
-        <w:t xml:space="preserve">, </w:t>
-      </w:r>
-      <w:r>
-        <w:rPr>
-          <w:rFonts w:ascii="Arial" w:hAnsi="Arial" w:eastAsia="Arial" w:cs="Arial"/>
-          <w:color w:val="000000"/>
-          <w:rtl w:val="0"/>
-          <w:lang w:val="en-US" w:eastAsia="es-ES" w:bidi="es-ES"/>
-        </w:rPr>
-        <w:t>creaci</w:t>
-      </w:r>
-      <w:r>
-        <w:rPr>
-          <w:rFonts w:ascii="Arial" w:hAnsi="Arial" w:eastAsia="Arial" w:cs="Arial"/>
-          <w:color w:val="000000"/>
-          <w:rtl w:val="0"/>
-          <w:lang w:val="es-ES" w:eastAsia="es-ES" w:bidi="es-ES"/>
-        </w:rPr>
-        <w:t>ó</w:t>
-      </w:r>
-      <w:r>
-        <w:rPr>
-          <w:rFonts w:ascii="Arial" w:hAnsi="Arial" w:eastAsia="Arial" w:cs="Arial"/>
-          <w:color w:val="000000"/>
-          <w:rtl w:val="0"/>
-          <w:lang w:val="en-US" w:eastAsia="es-ES" w:bidi="es-ES"/>
-        </w:rPr>
-        <w:t>n</w:t>
-      </w:r>
-      <w:r>
-        <w:rPr>
-          <w:rFonts w:ascii="Arial" w:hAnsi="Arial" w:eastAsia="Arial" w:cs="Arial"/>
-          <w:color w:val="000000"/>
-          <w:rtl w:val="0"/>
-          <w:lang w:val="es-ES" w:eastAsia="es-ES" w:bidi="es-ES"/>
-        </w:rPr>
-        <w:t xml:space="preserve">, </w:t>
-      </w:r>
-      <w:r>
-        <w:rPr>
-          <w:rFonts w:ascii="Arial" w:hAnsi="Arial" w:eastAsia="Arial" w:cs="Arial"/>
-          <w:color w:val="000000"/>
-          <w:rtl w:val="0"/>
-          <w:lang w:val="en-US" w:eastAsia="es-ES" w:bidi="es-ES"/>
-        </w:rPr>
-        <w:t>ajustes</w:t>
-      </w:r>
-      <w:r>
-        <w:rPr>
-          <w:rFonts w:ascii="Arial" w:hAnsi="Arial" w:eastAsia="Arial" w:cs="Arial"/>
-          <w:color w:val="000000"/>
-          <w:rtl w:val="0"/>
-          <w:lang w:val="es-ES" w:eastAsia="es-ES" w:bidi="es-ES"/>
-        </w:rPr>
-        <w:t xml:space="preserve">, </w:t>
-      </w:r>
-      <w:r>
-        <w:rPr>
-          <w:rFonts w:ascii="Arial" w:hAnsi="Arial" w:eastAsia="Arial" w:cs="Arial"/>
-          <w:color w:val="000000"/>
-          <w:rtl w:val="0"/>
-          <w:lang w:val="en-US" w:eastAsia="es-ES" w:bidi="es-ES"/>
-        </w:rPr>
-        <w:t>permisos</w:t>
-      </w:r>
-      <w:r>
-        <w:rPr>
-          <w:rFonts w:ascii="Arial" w:hAnsi="Arial" w:eastAsia="Arial" w:cs="Arial"/>
-          <w:color w:val="000000"/>
-          <w:rtl w:val="0"/>
-          <w:lang w:val="es-ES" w:eastAsia="es-ES" w:bidi="es-ES"/>
-        </w:rPr>
-        <w:t xml:space="preserve">, </w:t>
-      </w:r>
-      <w:r>
-        <w:rPr>
-          <w:rFonts w:ascii="Arial" w:hAnsi="Arial" w:eastAsia="Arial" w:cs="Arial"/>
-          <w:color w:val="000000"/>
-          <w:rtl w:val="0"/>
-          <w:lang w:val="en-US" w:eastAsia="es-ES" w:bidi="es-ES"/>
-        </w:rPr>
-        <w:t>UI</w:t>
-      </w:r>
-      <w:r>
-        <w:rPr>
-          <w:rFonts w:ascii="Arial" w:hAnsi="Arial" w:eastAsia="Arial" w:cs="Arial"/>
-          <w:color w:val="000000"/>
-          <w:rtl w:val="0"/>
-          <w:lang w:val="es-ES" w:eastAsia="es-ES" w:bidi="es-ES"/>
-        </w:rPr>
-        <w:t xml:space="preserve"> </w:t>
-      </w:r>
-      <w:r>
-        <w:rPr>
-          <w:rFonts w:ascii="Arial" w:hAnsi="Arial" w:eastAsia="Arial" w:cs="Arial"/>
-          <w:color w:val="000000"/>
-          <w:rtl w:val="0"/>
-          <w:lang w:val="en-US" w:eastAsia="es-ES" w:bidi="es-ES"/>
-        </w:rPr>
-        <w:t>y</w:t>
-      </w:r>
-      <w:r>
-        <w:rPr>
-          <w:rFonts w:ascii="Arial" w:hAnsi="Arial" w:eastAsia="Arial" w:cs="Arial"/>
-          <w:color w:val="000000"/>
-          <w:rtl w:val="0"/>
-          <w:lang w:val="es-ES" w:eastAsia="es-ES" w:bidi="es-ES"/>
-        </w:rPr>
-        <w:t xml:space="preserve"> </w:t>
-      </w:r>
-      <w:r>
-        <w:rPr>
-          <w:rFonts w:ascii="Arial" w:hAnsi="Arial" w:eastAsia="Arial" w:cs="Arial"/>
-          <w:color w:val="000000"/>
-          <w:rtl w:val="0"/>
-          <w:lang w:val="en-US" w:eastAsia="es-ES" w:bidi="es-ES"/>
-        </w:rPr>
-        <w:t>pruebas.</w:t>
-      </w:r>
-      <w:r>
-        <w:rPr>
-          <w:rFonts w:ascii="Arial" w:hAnsi="Arial" w:eastAsia="Arial" w:cs="Arial"/>
-          <w:color w:val="000000"/>
-          <w:rtl w:val="0"/>
-          <w:lang w:val="es-ES" w:eastAsia="es-ES" w:bidi="es-ES"/>
-        </w:rPr>
-        <w:t xml:space="preserve"> </w:t>
-      </w:r>
-      <w:r>
-        <w:rPr>
-          <w:rFonts w:ascii="Arial" w:hAnsi="Arial" w:eastAsia="Arial" w:cs="Arial"/>
-          <w:color w:val="000000"/>
-          <w:rtl w:val="0"/>
-          <w:lang w:val="en-US" w:eastAsia="es-ES" w:bidi="es-ES"/>
-        </w:rPr>
-        <w:t>Sustituir</w:t>
-      </w:r>
-      <w:r>
-        <w:rPr>
-          <w:rFonts w:ascii="Arial" w:hAnsi="Arial" w:eastAsia="Arial" w:cs="Arial"/>
-          <w:color w:val="000000"/>
-          <w:rtl w:val="0"/>
-          <w:lang w:val="es-ES" w:eastAsia="es-ES" w:bidi="es-ES"/>
-        </w:rPr>
-        <w:t xml:space="preserve"> </w:t>
-      </w:r>
-      <w:r>
-        <w:rPr>
-          <w:rFonts w:ascii="Arial" w:hAnsi="Arial" w:eastAsia="Arial" w:cs="Arial"/>
-          <w:color w:val="000000"/>
-          <w:rtl w:val="0"/>
-          <w:lang w:val="en-US" w:eastAsia="es-ES" w:bidi="es-ES"/>
-        </w:rPr>
-        <w:t>printnode</w:t>
-      </w:r>
-      <w:r>
-        <w:rPr>
-          <w:rFonts w:ascii="Arial" w:hAnsi="Arial" w:eastAsia="Arial" w:cs="Arial"/>
-          <w:color w:val="000000"/>
-          <w:rtl w:val="0"/>
-          <w:lang w:val="es-ES" w:eastAsia="es-ES" w:bidi="es-ES"/>
-        </w:rPr>
-        <w:t xml:space="preserve"> </w:t>
-      </w:r>
-      <w:r>
-        <w:rPr>
-          <w:rFonts w:ascii="Arial" w:hAnsi="Arial" w:eastAsia="Arial" w:cs="Arial"/>
-          <w:color w:val="000000"/>
-          <w:rtl w:val="0"/>
-          <w:lang w:val="en-US" w:eastAsia="es-ES" w:bidi="es-ES"/>
-        </w:rPr>
-        <w:t>conserva</w:t>
-      </w:r>
-      <w:r>
-        <w:rPr>
-          <w:rFonts w:ascii="Arial" w:hAnsi="Arial" w:eastAsia="Arial" w:cs="Arial"/>
-          <w:color w:val="000000"/>
-          <w:rtl w:val="0"/>
-          <w:lang w:val="es-ES" w:eastAsia="es-ES" w:bidi="es-ES"/>
-        </w:rPr>
-        <w:t xml:space="preserve"> </w:t>
-      </w:r>
-      <w:r>
-        <w:rPr>
-          <w:rFonts w:ascii="Arial" w:hAnsi="Arial" w:eastAsia="Arial" w:cs="Arial"/>
-          <w:color w:val="000000"/>
-          <w:rtl w:val="0"/>
-          <w:lang w:val="en-US" w:eastAsia="es-ES" w:bidi="es-ES"/>
-        </w:rPr>
-        <w:t>restricciones.</w:t>
-      </w:r>
-      <w:r>
-        <w:rPr>
-          <w:rFonts w:ascii="Arial" w:hAnsi="Arial" w:eastAsia="Arial" w:cs="Arial"/>
-          <w:color w:val="000000"/>
-          <w:rtl w:val="0"/>
-          <w:lang w:val="es-ES" w:eastAsia="es-ES" w:bidi="es-ES"/>
-        </w:rPr>
-        <w:t xml:space="preserve"> </w:t>
-      </w:r>
-      <w:r>
-        <w:rPr>
-          <w:rFonts w:ascii="Arial" w:hAnsi="Arial" w:eastAsia="Arial" w:cs="Arial"/>
-          <w:color w:val="000000"/>
-          <w:rtl w:val="0"/>
-          <w:lang w:val="en-US" w:eastAsia="es-ES" w:bidi="es-ES"/>
-        </w:rPr>
-        <w:t>No</w:t>
-      </w:r>
-      <w:r>
-        <w:rPr>
-          <w:rFonts w:ascii="Arial" w:hAnsi="Arial" w:eastAsia="Arial" w:cs="Arial"/>
-          <w:color w:val="000000"/>
-          <w:rtl w:val="0"/>
-          <w:lang w:val="es-ES" w:eastAsia="es-ES" w:bidi="es-ES"/>
-        </w:rPr>
-        <w:t xml:space="preserve"> </w:t>
-      </w:r>
-      <w:r>
-        <w:rPr>
-          <w:rFonts w:ascii="Arial" w:hAnsi="Arial" w:eastAsia="Arial" w:cs="Arial"/>
-          <w:color w:val="000000"/>
-          <w:rtl w:val="0"/>
-          <w:lang w:val="en-US" w:eastAsia="es-ES" w:bidi="es-ES"/>
-        </w:rPr>
-        <w:t>hay</w:t>
-      </w:r>
-      <w:r>
-        <w:rPr>
-          <w:rFonts w:ascii="Arial" w:hAnsi="Arial" w:eastAsia="Arial" w:cs="Arial"/>
-          <w:color w:val="000000"/>
-          <w:rtl w:val="0"/>
-          <w:lang w:val="es-ES" w:eastAsia="es-ES" w:bidi="es-ES"/>
-        </w:rPr>
-        <w:t xml:space="preserve"> </w:t>
-      </w:r>
-      <w:r>
-        <w:rPr>
-          <w:rFonts w:ascii="Arial" w:hAnsi="Arial" w:eastAsia="Arial" w:cs="Arial"/>
-          <w:color w:val="000000"/>
-          <w:rtl w:val="0"/>
-          <w:lang w:val="en-US" w:eastAsia="es-ES" w:bidi="es-ES"/>
-        </w:rPr>
-        <w:t>hook</w:t>
-      </w:r>
-      <w:r>
-        <w:rPr>
-          <w:rFonts w:ascii="Arial" w:hAnsi="Arial" w:eastAsia="Arial" w:cs="Arial"/>
-          <w:color w:val="000000"/>
-          <w:rtl w:val="0"/>
-          <w:lang w:val="es-ES" w:eastAsia="es-ES" w:bidi="es-ES"/>
-        </w:rPr>
-        <w:t xml:space="preserve"> </w:t>
-      </w:r>
-      <w:r>
-        <w:rPr>
-          <w:rFonts w:ascii="Arial" w:hAnsi="Arial" w:eastAsia="Arial" w:cs="Arial"/>
-          <w:color w:val="000000"/>
-          <w:rtl w:val="0"/>
-          <w:lang w:val="en-US" w:eastAsia="es-ES" w:bidi="es-ES"/>
-        </w:rPr>
-        <w:t>general</w:t>
-      </w:r>
-      <w:r>
-        <w:rPr>
-          <w:rFonts w:ascii="Arial" w:hAnsi="Arial" w:eastAsia="Arial" w:cs="Arial"/>
-          <w:color w:val="000000"/>
-          <w:rtl w:val="0"/>
-          <w:lang w:val="es-ES" w:eastAsia="es-ES" w:bidi="es-ES"/>
-        </w:rPr>
-        <w:t xml:space="preserve"> </w:t>
-      </w:r>
-      <w:r>
-        <w:rPr>
-          <w:rFonts w:ascii="Arial" w:hAnsi="Arial" w:eastAsia="Arial" w:cs="Arial"/>
-          <w:color w:val="000000"/>
-          <w:rtl w:val="0"/>
-          <w:lang w:val="en-US" w:eastAsia="es-ES" w:bidi="es-ES"/>
-        </w:rPr>
-        <w:t>de</w:t>
-      </w:r>
-      <w:r>
-        <w:rPr>
-          <w:rFonts w:ascii="Arial" w:hAnsi="Arial" w:eastAsia="Arial" w:cs="Arial"/>
-          <w:color w:val="000000"/>
-          <w:rtl w:val="0"/>
-          <w:lang w:val="es-ES" w:eastAsia="es-ES" w:bidi="es-ES"/>
-        </w:rPr>
-        <w:t xml:space="preserve"> </w:t>
-      </w:r>
-      <w:r>
-        <w:rPr>
-          <w:rFonts w:ascii="Arial" w:hAnsi="Arial" w:eastAsia="Arial" w:cs="Arial"/>
-          <w:color w:val="000000"/>
-          <w:rtl w:val="0"/>
-          <w:lang w:val="en-US" w:eastAsia="es-ES" w:bidi="es-ES"/>
-        </w:rPr>
-        <w:t>sustituci</w:t>
-      </w:r>
-      <w:r>
-        <w:rPr>
-          <w:rFonts w:ascii="Arial" w:hAnsi="Arial" w:eastAsia="Arial" w:cs="Arial"/>
-          <w:color w:val="000000"/>
-          <w:rtl w:val="0"/>
-          <w:lang w:val="es-ES" w:eastAsia="es-ES" w:bidi="es-ES"/>
-        </w:rPr>
-        <w:t>ó</w:t>
-      </w:r>
-      <w:r>
-        <w:rPr>
-          <w:rFonts w:ascii="Arial" w:hAnsi="Arial" w:eastAsia="Arial" w:cs="Arial"/>
-          <w:color w:val="000000"/>
-          <w:rtl w:val="0"/>
-          <w:lang w:val="en-US" w:eastAsia="es-ES" w:bidi="es-ES"/>
-        </w:rPr>
-        <w:t>n</w:t>
-      </w:r>
-      <w:r>
-        <w:rPr>
-          <w:rFonts w:ascii="Arial" w:hAnsi="Arial" w:eastAsia="Arial" w:cs="Arial"/>
-          <w:color w:val="000000"/>
-          <w:rtl w:val="0"/>
-          <w:lang w:val="es-ES" w:eastAsia="es-ES" w:bidi="es-ES"/>
-        </w:rPr>
-        <w:t xml:space="preserve"> </w:t>
-      </w:r>
-      <w:r>
-        <w:rPr>
-          <w:rFonts w:ascii="Arial" w:hAnsi="Arial" w:eastAsia="Arial" w:cs="Arial"/>
-          <w:color w:val="000000"/>
-          <w:rtl w:val="0"/>
-          <w:lang w:val="en-US" w:eastAsia="es-ES" w:bidi="es-ES"/>
-        </w:rPr>
-        <w:t>PDF.</w:t>
+          <w:lang w:val="es-ES" w:bidi="es-ES" w:eastAsia="es-ES"/>
+          <w:color w:val="000000"/>
+          <w:rtl w:val="0"/>
+          <w:rFonts w:ascii="Arial" w:hAnsi="Arial" w:eastAsia="Arial" w:cs="Arial"/>
+        </w:rPr>
+        <w:t>Los destinos integrados son browser, cups y agent. Registrar un proveedor push no añade ajustes ni selección; amplíe validación, UI, creación y pruebas juntos. El agente pull usa AgentQueue y AgentController en vez de PrintProviderInterface. No hay un hook general para sustituir el motor PDF.</w:t>
       </w:r>
     </w:p>
     <w:p>
       <w:pPr>
         <w:bidi w:val="0"/>
-        <w:jc w:val="left"/>
+        <w:jc w:val="start"/>
       </w:pPr>
       <w:r>
         <w:rPr>
-          <w:rFonts w:ascii="Arial" w:hAnsi="Arial" w:eastAsia="Arial" w:cs="Arial"/>
-          <w:color w:val="000000"/>
-          <w:rtl w:val="0"/>
-          <w:lang w:val="en-US" w:eastAsia="es-ES" w:bidi="es-ES"/>
-        </w:rPr>
-        <w:t>Espacio</w:t>
-      </w:r>
-      <w:r>
-        <w:rPr>
-          <w:rFonts w:ascii="Arial" w:hAnsi="Arial" w:eastAsia="Arial" w:cs="Arial"/>
-          <w:color w:val="000000"/>
-          <w:rtl w:val="0"/>
-          <w:lang w:val="es-ES" w:eastAsia="es-ES" w:bidi="es-ES"/>
-        </w:rPr>
-        <w:t xml:space="preserve"> </w:t>
-      </w:r>
-      <w:r>
-        <w:rPr>
-          <w:rFonts w:ascii="Courier New" w:hAnsi="Courier New" w:eastAsia="Courier New" w:cs="Courier New"/>
-          <w:color w:val="000000"/>
-          <w:rtl w:val="0"/>
-          <w:lang w:val="en-US" w:eastAsia="es-ES" w:bidi="es-ES"/>
-        </w:rPr>
-        <w:t>/wp-json/wc-invoice-printer/v1.</w:t>
-      </w:r>
-      <w:r>
-        <w:rPr>
-          <w:rFonts w:ascii="Arial" w:hAnsi="Arial" w:eastAsia="Arial" w:cs="Arial"/>
-          <w:color w:val="000000"/>
-          <w:rtl w:val="0"/>
-          <w:lang w:val="es-ES" w:eastAsia="es-ES" w:bidi="es-ES"/>
-        </w:rPr>
-        <w:t xml:space="preserve"> </w:t>
-      </w:r>
-      <w:r>
-        <w:rPr>
-          <w:rFonts w:ascii="Arial" w:hAnsi="Arial" w:eastAsia="Arial" w:cs="Arial"/>
-          <w:color w:val="000000"/>
-          <w:rtl w:val="0"/>
-          <w:lang w:val="en-US" w:eastAsia="es-ES" w:bidi="es-ES"/>
-        </w:rPr>
-        <w:t>Usuario</w:t>
-      </w:r>
-      <w:r>
-        <w:rPr>
-          <w:rFonts w:ascii="Arial" w:hAnsi="Arial" w:eastAsia="Arial" w:cs="Arial"/>
-          <w:color w:val="000000"/>
-          <w:rtl w:val="0"/>
-          <w:lang w:val="es-ES" w:eastAsia="es-ES" w:bidi="es-ES"/>
-        </w:rPr>
-        <w:t xml:space="preserve"> </w:t>
-      </w:r>
-      <w:r>
-        <w:rPr>
-          <w:rFonts w:ascii="Arial" w:hAnsi="Arial" w:eastAsia="Arial" w:cs="Arial"/>
-          <w:color w:val="000000"/>
-          <w:rtl w:val="0"/>
-          <w:lang w:val="en-US" w:eastAsia="es-ES" w:bidi="es-ES"/>
-        </w:rPr>
-        <w:t>autorizado</w:t>
-      </w:r>
-      <w:r>
-        <w:rPr>
-          <w:rFonts w:ascii="Arial" w:hAnsi="Arial" w:eastAsia="Arial" w:cs="Arial"/>
-          <w:color w:val="000000"/>
-          <w:rtl w:val="0"/>
-          <w:lang w:val="es-ES" w:eastAsia="es-ES" w:bidi="es-ES"/>
-        </w:rPr>
-        <w:t xml:space="preserve">; </w:t>
-      </w:r>
-      <w:r>
-        <w:rPr>
-          <w:rFonts w:ascii="Arial" w:hAnsi="Arial" w:eastAsia="Arial" w:cs="Arial"/>
-          <w:color w:val="000000"/>
-          <w:rtl w:val="0"/>
-          <w:lang w:val="en-US" w:eastAsia="es-ES" w:bidi="es-ES"/>
-        </w:rPr>
-        <w:t>con</w:t>
-      </w:r>
-      <w:r>
-        <w:rPr>
-          <w:rFonts w:ascii="Arial" w:hAnsi="Arial" w:eastAsia="Arial" w:cs="Arial"/>
-          <w:color w:val="000000"/>
-          <w:rtl w:val="0"/>
-          <w:lang w:val="es-ES" w:eastAsia="es-ES" w:bidi="es-ES"/>
-        </w:rPr>
-        <w:t xml:space="preserve"> </w:t>
-      </w:r>
-      <w:r>
-        <w:rPr>
-          <w:rFonts w:ascii="Arial" w:hAnsi="Arial" w:eastAsia="Arial" w:cs="Arial"/>
-          <w:color w:val="000000"/>
-          <w:rtl w:val="0"/>
-          <w:lang w:val="en-US" w:eastAsia="es-ES" w:bidi="es-ES"/>
-        </w:rPr>
-        <w:t>cookies</w:t>
-      </w:r>
-      <w:r>
-        <w:rPr>
-          <w:rFonts w:ascii="Arial" w:hAnsi="Arial" w:eastAsia="Arial" w:cs="Arial"/>
-          <w:color w:val="000000"/>
-          <w:rtl w:val="0"/>
-          <w:lang w:val="es-ES" w:eastAsia="es-ES" w:bidi="es-ES"/>
-        </w:rPr>
-        <w:t xml:space="preserve"> </w:t>
-      </w:r>
-      <w:r>
-        <w:rPr>
-          <w:rFonts w:ascii="Arial" w:hAnsi="Arial" w:eastAsia="Arial" w:cs="Arial"/>
-          <w:color w:val="000000"/>
-          <w:rtl w:val="0"/>
-          <w:lang w:val="en-US" w:eastAsia="es-ES" w:bidi="es-ES"/>
-        </w:rPr>
-        <w:t>use</w:t>
-      </w:r>
-      <w:r>
-        <w:rPr>
-          <w:rFonts w:ascii="Arial" w:hAnsi="Arial" w:eastAsia="Arial" w:cs="Arial"/>
-          <w:color w:val="000000"/>
-          <w:rtl w:val="0"/>
-          <w:lang w:val="es-ES" w:eastAsia="es-ES" w:bidi="es-ES"/>
-        </w:rPr>
-        <w:t xml:space="preserve"> </w:t>
-      </w:r>
-      <w:r>
-        <w:rPr>
-          <w:rFonts w:ascii="Arial" w:hAnsi="Arial" w:eastAsia="Arial" w:cs="Arial"/>
-          <w:color w:val="000000"/>
-          <w:rtl w:val="0"/>
-          <w:lang w:val="en-US" w:eastAsia="es-ES" w:bidi="es-ES"/>
-        </w:rPr>
-        <w:t>X-WP-Nonce</w:t>
-      </w:r>
-      <w:r>
-        <w:rPr>
-          <w:rFonts w:ascii="Arial" w:hAnsi="Arial" w:eastAsia="Arial" w:cs="Arial"/>
-          <w:color w:val="000000"/>
-          <w:rtl w:val="0"/>
-          <w:lang w:val="es-ES" w:eastAsia="es-ES" w:bidi="es-ES"/>
-        </w:rPr>
-        <w:t xml:space="preserve"> </w:t>
-      </w:r>
-      <w:r>
-        <w:rPr>
-          <w:rFonts w:ascii="Arial" w:hAnsi="Arial" w:eastAsia="Arial" w:cs="Arial"/>
-          <w:color w:val="000000"/>
-          <w:rtl w:val="0"/>
-          <w:lang w:val="en-US" w:eastAsia="es-ES" w:bidi="es-ES"/>
-        </w:rPr>
-        <w:t>de</w:t>
-      </w:r>
-      <w:r>
-        <w:rPr>
-          <w:rFonts w:ascii="Arial" w:hAnsi="Arial" w:eastAsia="Arial" w:cs="Arial"/>
-          <w:color w:val="000000"/>
-          <w:rtl w:val="0"/>
-          <w:lang w:val="es-ES" w:eastAsia="es-ES" w:bidi="es-ES"/>
-        </w:rPr>
-        <w:t xml:space="preserve"> </w:t>
-      </w:r>
-      <w:r>
-        <w:rPr>
-          <w:rFonts w:ascii="Courier New" w:hAnsi="Courier New" w:eastAsia="Courier New" w:cs="Courier New"/>
-          <w:color w:val="000000"/>
-          <w:rtl w:val="0"/>
-          <w:lang w:val="en-US" w:eastAsia="es-ES" w:bidi="es-ES"/>
-        </w:rPr>
-        <w:t>wp_create_nonce('wp_rest')</w:t>
-      </w:r>
-      <w:r>
-        <w:rPr>
-          <w:rFonts w:ascii="Arial" w:hAnsi="Arial" w:eastAsia="Arial" w:cs="Arial"/>
-          <w:color w:val="000000"/>
-          <w:rtl w:val="0"/>
-          <w:lang w:val="es-ES" w:eastAsia="es-ES" w:bidi="es-ES"/>
-        </w:rPr>
-        <w:t xml:space="preserve"> </w:t>
-      </w:r>
-      <w:r>
-        <w:rPr>
-          <w:rFonts w:ascii="Arial" w:hAnsi="Arial" w:eastAsia="Arial" w:cs="Arial"/>
-          <w:color w:val="000000"/>
-          <w:rtl w:val="0"/>
-          <w:lang w:val="en-US" w:eastAsia="es-ES" w:bidi="es-ES"/>
-        </w:rPr>
-        <w:t>y</w:t>
-      </w:r>
-      <w:r>
-        <w:rPr>
-          <w:rFonts w:ascii="Arial" w:hAnsi="Arial" w:eastAsia="Arial" w:cs="Arial"/>
-          <w:color w:val="000000"/>
-          <w:rtl w:val="0"/>
-          <w:lang w:val="es-ES" w:eastAsia="es-ES" w:bidi="es-ES"/>
-        </w:rPr>
-        <w:t xml:space="preserve"> </w:t>
-      </w:r>
-      <w:r>
-        <w:rPr>
-          <w:rFonts w:ascii="Courier New" w:hAnsi="Courier New" w:eastAsia="Courier New" w:cs="Courier New"/>
-          <w:color w:val="000000"/>
-          <w:rtl w:val="0"/>
-          <w:lang w:val="en-US" w:eastAsia="es-ES" w:bidi="es-ES"/>
-        </w:rPr>
-        <w:t>_locale=user.</w:t>
-      </w:r>
-      <w:r>
-        <w:rPr>
-          <w:rFonts w:ascii="Arial" w:hAnsi="Arial" w:eastAsia="Arial" w:cs="Arial"/>
-          <w:color w:val="000000"/>
-          <w:rtl w:val="0"/>
-          <w:lang w:val="es-ES" w:eastAsia="es-ES" w:bidi="es-ES"/>
-        </w:rPr>
-        <w:t xml:space="preserve"> </w:t>
-      </w:r>
-      <w:r>
-        <w:rPr>
-          <w:rFonts w:ascii="Arial" w:hAnsi="Arial" w:eastAsia="Arial" w:cs="Arial"/>
-          <w:color w:val="000000"/>
-          <w:rtl w:val="0"/>
-          <w:lang w:val="en-US" w:eastAsia="es-ES" w:bidi="es-ES"/>
-        </w:rPr>
-        <w:t>Admite</w:t>
-      </w:r>
-      <w:r>
-        <w:rPr>
-          <w:rFonts w:ascii="Arial" w:hAnsi="Arial" w:eastAsia="Arial" w:cs="Arial"/>
-          <w:color w:val="000000"/>
-          <w:rtl w:val="0"/>
-          <w:lang w:val="es-ES" w:eastAsia="es-ES" w:bidi="es-ES"/>
-        </w:rPr>
-        <w:t xml:space="preserve"> </w:t>
-      </w:r>
-      <w:r>
-        <w:rPr>
-          <w:rFonts w:ascii="Arial" w:hAnsi="Arial" w:eastAsia="Arial" w:cs="Arial"/>
-          <w:color w:val="000000"/>
-          <w:rtl w:val="0"/>
-          <w:lang w:val="en-US" w:eastAsia="es-ES" w:bidi="es-ES"/>
-        </w:rPr>
-        <w:t>1</w:t>
-      </w:r>
-      <w:r>
-        <w:rPr>
-          <w:rFonts w:ascii="Arial" w:hAnsi="Arial" w:eastAsia="Arial" w:cs="Arial"/>
-          <w:color w:val="000000"/>
-          <w:rtl w:val="0"/>
-          <w:lang w:val="es-ES" w:eastAsia="es-ES" w:bidi="es-ES"/>
-        </w:rPr>
-        <w:t>–</w:t>
-      </w:r>
-      <w:r>
-        <w:rPr>
-          <w:rFonts w:ascii="Arial" w:hAnsi="Arial" w:eastAsia="Arial" w:cs="Arial"/>
-          <w:color w:val="000000"/>
-          <w:rtl w:val="0"/>
-          <w:lang w:val="en-US" w:eastAsia="es-ES" w:bidi="es-ES"/>
-        </w:rPr>
-        <w:t>50</w:t>
-      </w:r>
-      <w:r>
-        <w:rPr>
-          <w:rFonts w:ascii="Arial" w:hAnsi="Arial" w:eastAsia="Arial" w:cs="Arial"/>
-          <w:color w:val="000000"/>
-          <w:rtl w:val="0"/>
-          <w:lang w:val="es-ES" w:eastAsia="es-ES" w:bidi="es-ES"/>
-        </w:rPr>
-        <w:t xml:space="preserve"> </w:t>
-      </w:r>
-      <w:r>
-        <w:rPr>
-          <w:rFonts w:ascii="Arial" w:hAnsi="Arial" w:eastAsia="Arial" w:cs="Arial"/>
-          <w:color w:val="000000"/>
-          <w:rtl w:val="0"/>
-          <w:lang w:val="en-US" w:eastAsia="es-ES" w:bidi="es-ES"/>
-        </w:rPr>
-        <w:t>pedidos</w:t>
-      </w:r>
-      <w:r>
-        <w:rPr>
-          <w:rFonts w:ascii="Arial" w:hAnsi="Arial" w:eastAsia="Arial" w:cs="Arial"/>
-          <w:color w:val="000000"/>
-          <w:rtl w:val="0"/>
-          <w:lang w:val="es-ES" w:eastAsia="es-ES" w:bidi="es-ES"/>
-        </w:rPr>
-        <w:t xml:space="preserve">, </w:t>
-      </w:r>
-      <w:r>
-        <w:rPr>
-          <w:rFonts w:ascii="Arial" w:hAnsi="Arial" w:eastAsia="Arial" w:cs="Arial"/>
-          <w:color w:val="000000"/>
-          <w:rtl w:val="0"/>
-          <w:lang w:val="en-US" w:eastAsia="es-ES" w:bidi="es-ES"/>
-        </w:rPr>
-        <w:t>1</w:t>
-      </w:r>
-      <w:r>
-        <w:rPr>
-          <w:rFonts w:ascii="Arial" w:hAnsi="Arial" w:eastAsia="Arial" w:cs="Arial"/>
-          <w:color w:val="000000"/>
-          <w:rtl w:val="0"/>
-          <w:lang w:val="es-ES" w:eastAsia="es-ES" w:bidi="es-ES"/>
-        </w:rPr>
-        <w:t>–</w:t>
-      </w:r>
-      <w:r>
-        <w:rPr>
-          <w:rFonts w:ascii="Arial" w:hAnsi="Arial" w:eastAsia="Arial" w:cs="Arial"/>
-          <w:color w:val="000000"/>
-          <w:rtl w:val="0"/>
-          <w:lang w:val="en-US" w:eastAsia="es-ES" w:bidi="es-ES"/>
-        </w:rPr>
-        <w:t>20</w:t>
-      </w:r>
-      <w:r>
-        <w:rPr>
-          <w:rFonts w:ascii="Arial" w:hAnsi="Arial" w:eastAsia="Arial" w:cs="Arial"/>
-          <w:color w:val="000000"/>
-          <w:rtl w:val="0"/>
-          <w:lang w:val="es-ES" w:eastAsia="es-ES" w:bidi="es-ES"/>
-        </w:rPr>
-        <w:t xml:space="preserve"> </w:t>
-      </w:r>
-      <w:r>
-        <w:rPr>
-          <w:rFonts w:ascii="Arial" w:hAnsi="Arial" w:eastAsia="Arial" w:cs="Arial"/>
-          <w:color w:val="000000"/>
-          <w:rtl w:val="0"/>
-          <w:lang w:val="en-US" w:eastAsia="es-ES" w:bidi="es-ES"/>
-        </w:rPr>
-        <w:t>copias</w:t>
-      </w:r>
-      <w:r>
-        <w:rPr>
-          <w:rFonts w:ascii="Arial" w:hAnsi="Arial" w:eastAsia="Arial" w:cs="Arial"/>
-          <w:color w:val="000000"/>
-          <w:rtl w:val="0"/>
-          <w:lang w:val="es-ES" w:eastAsia="es-ES" w:bidi="es-ES"/>
-        </w:rPr>
-        <w:t xml:space="preserve">, </w:t>
-      </w:r>
-      <w:r>
-        <w:rPr>
-          <w:rFonts w:ascii="Arial" w:hAnsi="Arial" w:eastAsia="Arial" w:cs="Arial"/>
-          <w:color w:val="000000"/>
-          <w:rtl w:val="0"/>
-          <w:lang w:val="en-US" w:eastAsia="es-ES" w:bidi="es-ES"/>
-        </w:rPr>
-        <w:t>plantilla</w:t>
-      </w:r>
-      <w:r>
-        <w:rPr>
-          <w:rFonts w:ascii="Arial" w:hAnsi="Arial" w:eastAsia="Arial" w:cs="Arial"/>
-          <w:color w:val="000000"/>
-          <w:rtl w:val="0"/>
-          <w:lang w:val="es-ES" w:eastAsia="es-ES" w:bidi="es-ES"/>
-        </w:rPr>
-        <w:t xml:space="preserve"> </w:t>
-      </w:r>
-      <w:r>
-        <w:rPr>
-          <w:rFonts w:ascii="Arial" w:hAnsi="Arial" w:eastAsia="Arial" w:cs="Arial"/>
-          <w:color w:val="000000"/>
-          <w:rtl w:val="0"/>
-          <w:lang w:val="en-US" w:eastAsia="es-ES" w:bidi="es-ES"/>
-        </w:rPr>
-        <w:t>registrada</w:t>
-      </w:r>
-      <w:r>
-        <w:rPr>
-          <w:rFonts w:ascii="Arial" w:hAnsi="Arial" w:eastAsia="Arial" w:cs="Arial"/>
-          <w:color w:val="000000"/>
-          <w:rtl w:val="0"/>
-          <w:lang w:val="es-ES" w:eastAsia="es-ES" w:bidi="es-ES"/>
-        </w:rPr>
-        <w:t xml:space="preserve"> </w:t>
-      </w:r>
-      <w:r>
-        <w:rPr>
-          <w:rFonts w:ascii="Arial" w:hAnsi="Arial" w:eastAsia="Arial" w:cs="Arial"/>
-          <w:color w:val="000000"/>
-          <w:rtl w:val="0"/>
-          <w:lang w:val="en-US" w:eastAsia="es-ES" w:bidi="es-ES"/>
-        </w:rPr>
-        <w:t>e</w:t>
-      </w:r>
-      <w:r>
-        <w:rPr>
-          <w:rFonts w:ascii="Arial" w:hAnsi="Arial" w:eastAsia="Arial" w:cs="Arial"/>
-          <w:color w:val="000000"/>
-          <w:rtl w:val="0"/>
-          <w:lang w:val="es-ES" w:eastAsia="es-ES" w:bidi="es-ES"/>
-        </w:rPr>
-        <w:t xml:space="preserve"> </w:t>
-      </w:r>
-      <w:r>
-        <w:rPr>
-          <w:rFonts w:ascii="Arial" w:hAnsi="Arial" w:eastAsia="Arial" w:cs="Arial"/>
-          <w:color w:val="000000"/>
-          <w:rtl w:val="0"/>
-          <w:lang w:val="en-US" w:eastAsia="es-ES" w:bidi="es-ES"/>
-        </w:rPr>
-        <w:t>ID</w:t>
-      </w:r>
-      <w:r>
-        <w:rPr>
-          <w:rFonts w:ascii="Arial" w:hAnsi="Arial" w:eastAsia="Arial" w:cs="Arial"/>
-          <w:color w:val="000000"/>
-          <w:rtl w:val="0"/>
-          <w:lang w:val="es-ES" w:eastAsia="es-ES" w:bidi="es-ES"/>
-        </w:rPr>
-        <w:t xml:space="preserve"> </w:t>
-      </w:r>
-      <w:r>
-        <w:rPr>
-          <w:rFonts w:ascii="Arial" w:hAnsi="Arial" w:eastAsia="Arial" w:cs="Arial"/>
-          <w:color w:val="000000"/>
-          <w:rtl w:val="0"/>
-          <w:lang w:val="en-US" w:eastAsia="es-ES" w:bidi="es-ES"/>
-        </w:rPr>
-        <w:t>decimal</w:t>
-      </w:r>
-      <w:r>
-        <w:rPr>
-          <w:rFonts w:ascii="Arial" w:hAnsi="Arial" w:eastAsia="Arial" w:cs="Arial"/>
-          <w:color w:val="000000"/>
-          <w:rtl w:val="0"/>
-          <w:lang w:val="es-ES" w:eastAsia="es-ES" w:bidi="es-ES"/>
-        </w:rPr>
-        <w:t xml:space="preserve"> </w:t>
-      </w:r>
-      <w:r>
-        <w:rPr>
-          <w:rFonts w:ascii="Arial" w:hAnsi="Arial" w:eastAsia="Arial" w:cs="Arial"/>
-          <w:color w:val="000000"/>
-          <w:rtl w:val="0"/>
-          <w:lang w:val="en-US" w:eastAsia="es-ES" w:bidi="es-ES"/>
-        </w:rPr>
-        <w:t>positivo</w:t>
-      </w:r>
-      <w:r>
-        <w:rPr>
-          <w:rFonts w:ascii="Arial" w:hAnsi="Arial" w:eastAsia="Arial" w:cs="Arial"/>
-          <w:color w:val="000000"/>
-          <w:rtl w:val="0"/>
-          <w:lang w:val="es-ES" w:eastAsia="es-ES" w:bidi="es-ES"/>
-        </w:rPr>
-        <w:t xml:space="preserve"> </w:t>
-      </w:r>
-      <w:r>
-        <w:rPr>
-          <w:rFonts w:ascii="Arial" w:hAnsi="Arial" w:eastAsia="Arial" w:cs="Arial"/>
-          <w:color w:val="000000"/>
-          <w:rtl w:val="0"/>
-          <w:lang w:val="en-US" w:eastAsia="es-ES" w:bidi="es-ES"/>
-        </w:rPr>
-        <w:t>de</w:t>
-      </w:r>
-      <w:r>
-        <w:rPr>
-          <w:rFonts w:ascii="Arial" w:hAnsi="Arial" w:eastAsia="Arial" w:cs="Arial"/>
-          <w:color w:val="000000"/>
-          <w:rtl w:val="0"/>
-          <w:lang w:val="es-ES" w:eastAsia="es-ES" w:bidi="es-ES"/>
-        </w:rPr>
-        <w:t xml:space="preserve"> </w:t>
-      </w:r>
-      <w:r>
-        <w:rPr>
-          <w:rFonts w:ascii="Arial" w:hAnsi="Arial" w:eastAsia="Arial" w:cs="Arial"/>
-          <w:color w:val="000000"/>
-          <w:rtl w:val="0"/>
-          <w:lang w:val="en-US" w:eastAsia="es-ES" w:bidi="es-ES"/>
-        </w:rPr>
-        <w:t>impresora</w:t>
-      </w:r>
-      <w:r>
-        <w:rPr>
-          <w:rFonts w:ascii="Arial" w:hAnsi="Arial" w:eastAsia="Arial" w:cs="Arial"/>
-          <w:color w:val="000000"/>
-          <w:rtl w:val="0"/>
-          <w:lang w:val="es-ES" w:eastAsia="es-ES" w:bidi="es-ES"/>
-        </w:rPr>
-        <w:t xml:space="preserve"> </w:t>
-      </w:r>
-      <w:r>
-        <w:rPr>
-          <w:rFonts w:ascii="Arial" w:hAnsi="Arial" w:eastAsia="Arial" w:cs="Arial"/>
-          <w:color w:val="000000"/>
-          <w:rtl w:val="0"/>
-          <w:lang w:val="en-US" w:eastAsia="es-ES" w:bidi="es-ES"/>
-        </w:rPr>
-        <w:t>como</w:t>
-      </w:r>
-      <w:r>
-        <w:rPr>
-          <w:rFonts w:ascii="Arial" w:hAnsi="Arial" w:eastAsia="Arial" w:cs="Arial"/>
-          <w:color w:val="000000"/>
-          <w:rtl w:val="0"/>
-          <w:lang w:val="es-ES" w:eastAsia="es-ES" w:bidi="es-ES"/>
-        </w:rPr>
-        <w:t xml:space="preserve"> </w:t>
-      </w:r>
-      <w:r>
-        <w:rPr>
-          <w:rFonts w:ascii="Arial" w:hAnsi="Arial" w:eastAsia="Arial" w:cs="Arial"/>
-          <w:color w:val="000000"/>
-          <w:rtl w:val="0"/>
-          <w:lang w:val="en-US" w:eastAsia="es-ES" w:bidi="es-ES"/>
-        </w:rPr>
-        <w:t>cadena.</w:t>
-      </w:r>
-      <w:r>
-        <w:rPr>
-          <w:rFonts w:ascii="Arial" w:hAnsi="Arial" w:eastAsia="Arial" w:cs="Arial"/>
-          <w:color w:val="000000"/>
-          <w:rtl w:val="0"/>
-          <w:lang w:val="es-ES" w:eastAsia="es-ES" w:bidi="es-ES"/>
-        </w:rPr>
-        <w:t xml:space="preserve"> </w:t>
-      </w:r>
-      <w:r>
-        <w:rPr>
-          <w:rFonts w:ascii="Arial" w:hAnsi="Arial" w:eastAsia="Arial" w:cs="Arial"/>
-          <w:color w:val="000000"/>
-          <w:rtl w:val="0"/>
-          <w:lang w:val="en-US" w:eastAsia="es-ES" w:bidi="es-ES"/>
-        </w:rPr>
-        <w:t>201</w:t>
-      </w:r>
-      <w:r>
-        <w:rPr>
-          <w:rFonts w:ascii="Arial" w:hAnsi="Arial" w:eastAsia="Arial" w:cs="Arial"/>
-          <w:color w:val="000000"/>
-          <w:rtl w:val="0"/>
-          <w:lang w:val="es-ES" w:eastAsia="es-ES" w:bidi="es-ES"/>
-        </w:rPr>
-        <w:t xml:space="preserve"> </w:t>
-      </w:r>
-      <w:r>
-        <w:rPr>
-          <w:rFonts w:ascii="Arial" w:hAnsi="Arial" w:eastAsia="Arial" w:cs="Arial"/>
-          <w:color w:val="000000"/>
-          <w:rtl w:val="0"/>
-          <w:lang w:val="en-US" w:eastAsia="es-ES" w:bidi="es-ES"/>
-        </w:rPr>
-        <w:t>significa</w:t>
-      </w:r>
-      <w:r>
-        <w:rPr>
-          <w:rFonts w:ascii="Arial" w:hAnsi="Arial" w:eastAsia="Arial" w:cs="Arial"/>
-          <w:color w:val="000000"/>
-          <w:rtl w:val="0"/>
-          <w:lang w:val="es-ES" w:eastAsia="es-ES" w:bidi="es-ES"/>
-        </w:rPr>
-        <w:t xml:space="preserve"> </w:t>
-      </w:r>
-      <w:r>
-        <w:rPr>
-          <w:rFonts w:ascii="Arial" w:hAnsi="Arial" w:eastAsia="Arial" w:cs="Arial"/>
-          <w:color w:val="000000"/>
-          <w:rtl w:val="0"/>
-          <w:lang w:val="en-US" w:eastAsia="es-ES" w:bidi="es-ES"/>
-        </w:rPr>
-        <w:t>en</w:t>
-      </w:r>
-      <w:r>
-        <w:rPr>
-          <w:rFonts w:ascii="Arial" w:hAnsi="Arial" w:eastAsia="Arial" w:cs="Arial"/>
-          <w:color w:val="000000"/>
-          <w:rtl w:val="0"/>
-          <w:lang w:val="es-ES" w:eastAsia="es-ES" w:bidi="es-ES"/>
-        </w:rPr>
-        <w:t xml:space="preserve"> </w:t>
-      </w:r>
-      <w:r>
-        <w:rPr>
-          <w:rFonts w:ascii="Arial" w:hAnsi="Arial" w:eastAsia="Arial" w:cs="Arial"/>
-          <w:color w:val="000000"/>
-          <w:rtl w:val="0"/>
-          <w:lang w:val="en-US" w:eastAsia="es-ES" w:bidi="es-ES"/>
-        </w:rPr>
-        <w:t>cola</w:t>
-      </w:r>
-      <w:r>
-        <w:rPr>
-          <w:rFonts w:ascii="Arial" w:hAnsi="Arial" w:eastAsia="Arial" w:cs="Arial"/>
-          <w:color w:val="000000"/>
-          <w:rtl w:val="0"/>
-          <w:lang w:val="es-ES" w:eastAsia="es-ES" w:bidi="es-ES"/>
-        </w:rPr>
-        <w:t xml:space="preserve">; </w:t>
-      </w:r>
-      <w:r>
-        <w:rPr>
-          <w:rFonts w:ascii="Arial" w:hAnsi="Arial" w:eastAsia="Arial" w:cs="Arial"/>
-          <w:color w:val="000000"/>
-          <w:rtl w:val="0"/>
-          <w:lang w:val="en-US" w:eastAsia="es-ES" w:bidi="es-ES"/>
-        </w:rPr>
-        <w:t>repetir</w:t>
-      </w:r>
-      <w:r>
-        <w:rPr>
-          <w:rFonts w:ascii="Arial" w:hAnsi="Arial" w:eastAsia="Arial" w:cs="Arial"/>
-          <w:color w:val="000000"/>
-          <w:rtl w:val="0"/>
-          <w:lang w:val="es-ES" w:eastAsia="es-ES" w:bidi="es-ES"/>
-        </w:rPr>
-        <w:t xml:space="preserve"> </w:t>
-      </w:r>
-      <w:r>
-        <w:rPr>
-          <w:rFonts w:ascii="Arial" w:hAnsi="Arial" w:eastAsia="Arial" w:cs="Arial"/>
-          <w:color w:val="000000"/>
-          <w:rtl w:val="0"/>
-          <w:lang w:val="en-US" w:eastAsia="es-ES" w:bidi="es-ES"/>
-        </w:rPr>
-        <w:t>manualmente</w:t>
-      </w:r>
-      <w:r>
-        <w:rPr>
-          <w:rFonts w:ascii="Arial" w:hAnsi="Arial" w:eastAsia="Arial" w:cs="Arial"/>
-          <w:color w:val="000000"/>
-          <w:rtl w:val="0"/>
-          <w:lang w:val="es-ES" w:eastAsia="es-ES" w:bidi="es-ES"/>
-        </w:rPr>
-        <w:t xml:space="preserve"> </w:t>
-      </w:r>
-      <w:r>
-        <w:rPr>
-          <w:rFonts w:ascii="Arial" w:hAnsi="Arial" w:eastAsia="Arial" w:cs="Arial"/>
-          <w:color w:val="000000"/>
-          <w:rtl w:val="0"/>
-          <w:lang w:val="en-US" w:eastAsia="es-ES" w:bidi="es-ES"/>
-        </w:rPr>
-        <w:t>crea</w:t>
-      </w:r>
-      <w:r>
-        <w:rPr>
-          <w:rFonts w:ascii="Arial" w:hAnsi="Arial" w:eastAsia="Arial" w:cs="Arial"/>
-          <w:color w:val="000000"/>
-          <w:rtl w:val="0"/>
-          <w:lang w:val="es-ES" w:eastAsia="es-ES" w:bidi="es-ES"/>
-        </w:rPr>
-        <w:t xml:space="preserve"> </w:t>
-      </w:r>
-      <w:r>
-        <w:rPr>
-          <w:rFonts w:ascii="Arial" w:hAnsi="Arial" w:eastAsia="Arial" w:cs="Arial"/>
-          <w:color w:val="000000"/>
-          <w:rtl w:val="0"/>
-          <w:lang w:val="en-US" w:eastAsia="es-ES" w:bidi="es-ES"/>
-        </w:rPr>
-        <w:t>trabajos.</w:t>
-      </w:r>
-      <w:r>
-        <w:rPr>
-          <w:rFonts w:ascii="Arial" w:hAnsi="Arial" w:eastAsia="Arial" w:cs="Arial"/>
-          <w:color w:val="000000"/>
-          <w:rtl w:val="0"/>
-          <w:lang w:val="es-ES" w:eastAsia="es-ES" w:bidi="es-ES"/>
-        </w:rPr>
-        <w:t xml:space="preserve"> </w:t>
-      </w:r>
-      <w:r>
-        <w:rPr>
-          <w:rFonts w:ascii="Arial" w:hAnsi="Arial" w:eastAsia="Arial" w:cs="Arial"/>
-          <w:color w:val="000000"/>
-          <w:rtl w:val="0"/>
-          <w:lang w:val="en-US" w:eastAsia="es-ES" w:bidi="es-ES"/>
-        </w:rPr>
-        <w:t>Compruebe</w:t>
-      </w:r>
-      <w:r>
-        <w:rPr>
-          <w:rFonts w:ascii="Arial" w:hAnsi="Arial" w:eastAsia="Arial" w:cs="Arial"/>
-          <w:color w:val="000000"/>
-          <w:rtl w:val="0"/>
-          <w:lang w:val="es-ES" w:eastAsia="es-ES" w:bidi="es-ES"/>
-        </w:rPr>
-        <w:t xml:space="preserve"> </w:t>
-      </w:r>
-      <w:r>
-        <w:rPr>
-          <w:rFonts w:ascii="Courier New" w:hAnsi="Courier New" w:eastAsia="Courier New" w:cs="Courier New"/>
-          <w:color w:val="000000"/>
-          <w:rtl w:val="0"/>
-          <w:lang w:val="en-US" w:eastAsia="es-ES" w:bidi="es-ES"/>
-        </w:rPr>
-        <w:t>job_ids</w:t>
-      </w:r>
-      <w:r>
-        <w:rPr>
-          <w:rFonts w:ascii="Arial" w:hAnsi="Arial" w:eastAsia="Arial" w:cs="Arial"/>
-          <w:color w:val="000000"/>
-          <w:rtl w:val="0"/>
-          <w:lang w:val="es-ES" w:eastAsia="es-ES" w:bidi="es-ES"/>
-        </w:rPr>
-        <w:t xml:space="preserve"> </w:t>
-      </w:r>
-      <w:r>
-        <w:rPr>
-          <w:rFonts w:ascii="Arial" w:hAnsi="Arial" w:eastAsia="Arial" w:cs="Arial"/>
-          <w:color w:val="000000"/>
-          <w:rtl w:val="0"/>
-          <w:lang w:val="en-US" w:eastAsia="es-ES" w:bidi="es-ES"/>
-        </w:rPr>
-        <w:t>tras</w:t>
-      </w:r>
-      <w:r>
-        <w:rPr>
-          <w:rFonts w:ascii="Arial" w:hAnsi="Arial" w:eastAsia="Arial" w:cs="Arial"/>
-          <w:color w:val="000000"/>
-          <w:rtl w:val="0"/>
-          <w:lang w:val="es-ES" w:eastAsia="es-ES" w:bidi="es-ES"/>
-        </w:rPr>
-        <w:t xml:space="preserve"> </w:t>
-      </w:r>
-      <w:r>
-        <w:rPr>
-          <w:rFonts w:ascii="Arial" w:hAnsi="Arial" w:eastAsia="Arial" w:cs="Arial"/>
-          <w:color w:val="000000"/>
-          <w:rtl w:val="0"/>
-          <w:lang w:val="en-US" w:eastAsia="es-ES" w:bidi="es-ES"/>
-        </w:rPr>
-        <w:t>fallo</w:t>
-      </w:r>
-      <w:r>
-        <w:rPr>
-          <w:rFonts w:ascii="Arial" w:hAnsi="Arial" w:eastAsia="Arial" w:cs="Arial"/>
-          <w:color w:val="000000"/>
-          <w:rtl w:val="0"/>
-          <w:lang w:val="es-ES" w:eastAsia="es-ES" w:bidi="es-ES"/>
-        </w:rPr>
-        <w:t xml:space="preserve"> </w:t>
-      </w:r>
-      <w:r>
-        <w:rPr>
-          <w:rFonts w:ascii="Arial" w:hAnsi="Arial" w:eastAsia="Arial" w:cs="Arial"/>
-          <w:color w:val="000000"/>
-          <w:rtl w:val="0"/>
-          <w:lang w:val="en-US" w:eastAsia="es-ES" w:bidi="es-ES"/>
-        </w:rPr>
-        <w:t>parcial.</w:t>
+          <w:lang w:val="es-ES" w:bidi="es-ES" w:eastAsia="es-ES"/>
+          <w:color w:val="000000"/>
+          <w:rtl w:val="0"/>
+          <w:rFonts w:ascii="Arial" w:hAnsi="Arial" w:eastAsia="Arial" w:cs="Arial"/>
+        </w:rPr>
+        <w:t>POST /print acepta 1–50 ID de pedidos, una plantilla registrada y 1–20 copias. cups exige la cola CUPS exacta; agent, la cola lógica vinculada. 201 significa en cola. Las cookies requieren REST nonce. Repetir solicitudes manuales crea trabajos; revise job_ids de un lote parcial.</w:t>
       </w:r>
     </w:p>
     <w:tbl>
@@ -14869,7 +11617,7 @@
               <w:left w:w="100" w:type="dxa"/>
               <w:right w:w="100" w:type="dxa"/>
             </w:tcMar>
-            <w:shd w:fill="E7EDF2"/>
+            <w:shd w:fill="D9D9D9" w:val="clear"/>
           </w:tcPr>
           <w:p>
             <w:pPr>
@@ -14901,7 +11649,7 @@
               <w:left w:w="100" w:type="dxa"/>
               <w:right w:w="100" w:type="dxa"/>
             </w:tcMar>
-            <w:shd w:fill="E7EDF2"/>
+            <w:shd w:fill="D9D9D9" w:val="clear"/>
           </w:tcPr>
           <w:p>
             <w:pPr>
@@ -15563,17 +12311,14 @@
         <w:pStyle w:val="Code"/>
         <w:keepNext/>
         <w:bidi w:val="0"/>
-        <w:jc w:val="left"/>
+        <w:jc w:val="start"/>
       </w:pPr>
       <w:r>
         <w:rPr>
-          <w:rFonts w:ascii="Courier New" w:hAnsi="Courier New" w:eastAsia="Courier New" w:cs="Courier New"/>
-          <w:color w:val="000000"/>
-          <w:sz w:val="18"/>
-          <w:rtl w:val="0"/>
-          <w:lang w:val="en-US" w:eastAsia="es-ES" w:bidi="es-ES"/>
-        </w:rPr>
-        <w:t xml:space="preserve">  "provider_id": "printnode", "printer_id": "12345",</w:t>
+          <w:lang w:val="es-ES" w:bidi="es-ES"/>
+          <w:rtl w:val="0"/>
+        </w:rPr>
+        <w:t xml:space="preserve">  "provider_id": "cups", "printer_id": "Office_A4",</w:t>
       </w:r>
     </w:p>
     <w:p>
@@ -16546,1579 +13291,29 @@
     <w:p>
       <w:pPr>
         <w:bidi w:val="0"/>
-        <w:jc w:val="left"/>
+        <w:jc w:val="start"/>
       </w:pPr>
       <w:r>
         <w:rPr>
-          <w:rFonts w:ascii="Arial" w:hAnsi="Arial" w:eastAsia="Arial" w:cs="Arial"/>
-          <w:color w:val="000000"/>
-          <w:rtl w:val="0"/>
-          <w:lang w:val="en-US" w:eastAsia="es-ES" w:bidi="es-ES"/>
-        </w:rPr>
-        <w:t>Inicialmente</w:t>
-      </w:r>
-      <w:r>
-        <w:rPr>
-          <w:rFonts w:ascii="Arial" w:hAnsi="Arial" w:eastAsia="Arial" w:cs="Arial"/>
-          <w:color w:val="000000"/>
-          <w:rtl w:val="0"/>
-          <w:lang w:val="es-ES" w:eastAsia="es-ES" w:bidi="es-ES"/>
-        </w:rPr>
-        <w:t xml:space="preserve"> </w:t>
-      </w:r>
-      <w:r>
-        <w:rPr>
-          <w:rFonts w:ascii="Arial" w:hAnsi="Arial" w:eastAsia="Arial" w:cs="Arial"/>
-          <w:color w:val="000000"/>
-          <w:rtl w:val="0"/>
-          <w:lang w:val="en-US" w:eastAsia="es-ES" w:bidi="es-ES"/>
-        </w:rPr>
-        <w:t>desactivada.</w:t>
-      </w:r>
-      <w:r>
-        <w:rPr>
-          <w:rFonts w:ascii="Arial" w:hAnsi="Arial" w:eastAsia="Arial" w:cs="Arial"/>
-          <w:color w:val="000000"/>
-          <w:rtl w:val="0"/>
-          <w:lang w:val="es-ES" w:eastAsia="es-ES" w:bidi="es-ES"/>
-        </w:rPr>
-        <w:t xml:space="preserve"> </w:t>
-      </w:r>
-      <w:r>
-        <w:rPr>
-          <w:rFonts w:ascii="Arial" w:hAnsi="Arial" w:eastAsia="Arial" w:cs="Arial"/>
-          <w:color w:val="000000"/>
-          <w:rtl w:val="0"/>
-          <w:lang w:val="en-US" w:eastAsia="es-ES" w:bidi="es-ES"/>
-        </w:rPr>
-        <w:t>Guarde</w:t>
-      </w:r>
-      <w:r>
-        <w:rPr>
-          <w:rFonts w:ascii="Arial" w:hAnsi="Arial" w:eastAsia="Arial" w:cs="Arial"/>
-          <w:color w:val="000000"/>
-          <w:rtl w:val="0"/>
-          <w:lang w:val="es-ES" w:eastAsia="es-ES" w:bidi="es-ES"/>
-        </w:rPr>
-        <w:t xml:space="preserve"> </w:t>
-      </w:r>
-      <w:r>
-        <w:rPr>
-          <w:rFonts w:ascii="Arial" w:hAnsi="Arial" w:eastAsia="Arial" w:cs="Arial"/>
-          <w:color w:val="000000"/>
-          <w:rtl w:val="0"/>
-          <w:lang w:val="en-US" w:eastAsia="es-ES" w:bidi="es-ES"/>
-        </w:rPr>
-        <w:t>clave</w:t>
-      </w:r>
-      <w:r>
-        <w:rPr>
-          <w:rFonts w:ascii="Arial" w:hAnsi="Arial" w:eastAsia="Arial" w:cs="Arial"/>
-          <w:color w:val="000000"/>
-          <w:rtl w:val="0"/>
-          <w:lang w:val="es-ES" w:eastAsia="es-ES" w:bidi="es-ES"/>
-        </w:rPr>
-        <w:t xml:space="preserve">, </w:t>
-      </w:r>
-      <w:r>
-        <w:rPr>
-          <w:rFonts w:ascii="Arial" w:hAnsi="Arial" w:eastAsia="Arial" w:cs="Arial"/>
-          <w:color w:val="000000"/>
-          <w:rtl w:val="0"/>
-          <w:lang w:val="en-US" w:eastAsia="es-ES" w:bidi="es-ES"/>
-        </w:rPr>
-        <w:t>pruebe</w:t>
-      </w:r>
-      <w:r>
-        <w:rPr>
-          <w:rFonts w:ascii="Arial" w:hAnsi="Arial" w:eastAsia="Arial" w:cs="Arial"/>
-          <w:color w:val="000000"/>
-          <w:rtl w:val="0"/>
-          <w:lang w:val="es-ES" w:eastAsia="es-ES" w:bidi="es-ES"/>
-        </w:rPr>
-        <w:t xml:space="preserve"> </w:t>
-      </w:r>
-      <w:r>
-        <w:rPr>
-          <w:rFonts w:ascii="Arial" w:hAnsi="Arial" w:eastAsia="Arial" w:cs="Arial"/>
-          <w:color w:val="000000"/>
-          <w:rtl w:val="0"/>
-          <w:lang w:val="en-US" w:eastAsia="es-ES" w:bidi="es-ES"/>
-        </w:rPr>
-        <w:t>conexi</w:t>
-      </w:r>
-      <w:r>
-        <w:rPr>
-          <w:rFonts w:ascii="Arial" w:hAnsi="Arial" w:eastAsia="Arial" w:cs="Arial"/>
-          <w:color w:val="000000"/>
-          <w:rtl w:val="0"/>
-          <w:lang w:val="es-ES" w:eastAsia="es-ES" w:bidi="es-ES"/>
-        </w:rPr>
-        <w:t>ó</w:t>
-      </w:r>
-      <w:r>
-        <w:rPr>
-          <w:rFonts w:ascii="Arial" w:hAnsi="Arial" w:eastAsia="Arial" w:cs="Arial"/>
-          <w:color w:val="000000"/>
-          <w:rtl w:val="0"/>
-          <w:lang w:val="en-US" w:eastAsia="es-ES" w:bidi="es-ES"/>
-        </w:rPr>
-        <w:t>n</w:t>
-      </w:r>
-      <w:r>
-        <w:rPr>
-          <w:rFonts w:ascii="Arial" w:hAnsi="Arial" w:eastAsia="Arial" w:cs="Arial"/>
-          <w:color w:val="000000"/>
-          <w:rtl w:val="0"/>
-          <w:lang w:val="es-ES" w:eastAsia="es-ES" w:bidi="es-ES"/>
-        </w:rPr>
-        <w:t xml:space="preserve">, </w:t>
-      </w:r>
-      <w:r>
-        <w:rPr>
-          <w:rFonts w:ascii="Arial" w:hAnsi="Arial" w:eastAsia="Arial" w:cs="Arial"/>
-          <w:color w:val="000000"/>
-          <w:rtl w:val="0"/>
-          <w:lang w:val="en-US" w:eastAsia="es-ES" w:bidi="es-ES"/>
-        </w:rPr>
-        <w:t>actualice</w:t>
-      </w:r>
-      <w:r>
-        <w:rPr>
-          <w:rFonts w:ascii="Arial" w:hAnsi="Arial" w:eastAsia="Arial" w:cs="Arial"/>
-          <w:color w:val="000000"/>
-          <w:rtl w:val="0"/>
-          <w:lang w:val="es-ES" w:eastAsia="es-ES" w:bidi="es-ES"/>
-        </w:rPr>
-        <w:t xml:space="preserve"> </w:t>
-      </w:r>
-      <w:r>
-        <w:rPr>
-          <w:rFonts w:ascii="Arial" w:hAnsi="Arial" w:eastAsia="Arial" w:cs="Arial"/>
-          <w:color w:val="000000"/>
-          <w:rtl w:val="0"/>
-          <w:lang w:val="en-US" w:eastAsia="es-ES" w:bidi="es-ES"/>
-        </w:rPr>
-        <w:t>lista</w:t>
-      </w:r>
-      <w:r>
-        <w:rPr>
-          <w:rFonts w:ascii="Arial" w:hAnsi="Arial" w:eastAsia="Arial" w:cs="Arial"/>
-          <w:color w:val="000000"/>
-          <w:rtl w:val="0"/>
-          <w:lang w:val="es-ES" w:eastAsia="es-ES" w:bidi="es-ES"/>
-        </w:rPr>
-        <w:t xml:space="preserve">, </w:t>
-      </w:r>
-      <w:r>
-        <w:rPr>
-          <w:rFonts w:ascii="Arial" w:hAnsi="Arial" w:eastAsia="Arial" w:cs="Arial"/>
-          <w:color w:val="000000"/>
-          <w:rtl w:val="0"/>
-          <w:lang w:val="en-US" w:eastAsia="es-ES" w:bidi="es-ES"/>
-        </w:rPr>
-        <w:t>seleccione</w:t>
-      </w:r>
-      <w:r>
-        <w:rPr>
-          <w:rFonts w:ascii="Arial" w:hAnsi="Arial" w:eastAsia="Arial" w:cs="Arial"/>
-          <w:color w:val="000000"/>
-          <w:rtl w:val="0"/>
-          <w:lang w:val="es-ES" w:eastAsia="es-ES" w:bidi="es-ES"/>
-        </w:rPr>
-        <w:t xml:space="preserve"> </w:t>
-      </w:r>
-      <w:r>
-        <w:rPr>
-          <w:rFonts w:ascii="Arial" w:hAnsi="Arial" w:eastAsia="Arial" w:cs="Arial"/>
-          <w:color w:val="000000"/>
-          <w:rtl w:val="0"/>
-          <w:lang w:val="en-US" w:eastAsia="es-ES" w:bidi="es-ES"/>
-        </w:rPr>
-        <w:t>impresora</w:t>
-      </w:r>
-      <w:r>
-        <w:rPr>
-          <w:rFonts w:ascii="Arial" w:hAnsi="Arial" w:eastAsia="Arial" w:cs="Arial"/>
-          <w:color w:val="000000"/>
-          <w:rtl w:val="0"/>
-          <w:lang w:val="es-ES" w:eastAsia="es-ES" w:bidi="es-ES"/>
-        </w:rPr>
-        <w:t xml:space="preserve"> </w:t>
-      </w:r>
-      <w:r>
-        <w:rPr>
-          <w:rFonts w:ascii="Arial" w:hAnsi="Arial" w:eastAsia="Arial" w:cs="Arial"/>
-          <w:color w:val="000000"/>
-          <w:rtl w:val="0"/>
-          <w:lang w:val="en-US" w:eastAsia="es-ES" w:bidi="es-ES"/>
-        </w:rPr>
-        <w:t>y</w:t>
-      </w:r>
-      <w:r>
-        <w:rPr>
-          <w:rFonts w:ascii="Arial" w:hAnsi="Arial" w:eastAsia="Arial" w:cs="Arial"/>
-          <w:color w:val="000000"/>
-          <w:rtl w:val="0"/>
-          <w:lang w:val="es-ES" w:eastAsia="es-ES" w:bidi="es-ES"/>
-        </w:rPr>
-        <w:t xml:space="preserve"> </w:t>
-      </w:r>
-      <w:r>
-        <w:rPr>
-          <w:rFonts w:ascii="Arial" w:hAnsi="Arial" w:eastAsia="Arial" w:cs="Arial"/>
-          <w:color w:val="000000"/>
-          <w:rtl w:val="0"/>
-          <w:lang w:val="en-US" w:eastAsia="es-ES" w:bidi="es-ES"/>
-        </w:rPr>
-        <w:t>pruebe</w:t>
-      </w:r>
-      <w:r>
-        <w:rPr>
-          <w:rFonts w:ascii="Arial" w:hAnsi="Arial" w:eastAsia="Arial" w:cs="Arial"/>
-          <w:color w:val="000000"/>
-          <w:rtl w:val="0"/>
-          <w:lang w:val="es-ES" w:eastAsia="es-ES" w:bidi="es-ES"/>
-        </w:rPr>
-        <w:t xml:space="preserve"> </w:t>
-      </w:r>
-      <w:r>
-        <w:rPr>
-          <w:rFonts w:ascii="Arial" w:hAnsi="Arial" w:eastAsia="Arial" w:cs="Arial"/>
-          <w:color w:val="000000"/>
-          <w:rtl w:val="0"/>
-          <w:lang w:val="en-US" w:eastAsia="es-ES" w:bidi="es-ES"/>
-        </w:rPr>
-        <w:t>papel</w:t>
-      </w:r>
-      <w:r>
-        <w:rPr>
-          <w:rFonts w:ascii="Arial" w:hAnsi="Arial" w:eastAsia="Arial" w:cs="Arial"/>
-          <w:color w:val="000000"/>
-          <w:rtl w:val="0"/>
-          <w:lang w:val="es-ES" w:eastAsia="es-ES" w:bidi="es-ES"/>
-        </w:rPr>
-        <w:t xml:space="preserve"> </w:t>
-      </w:r>
-      <w:r>
-        <w:rPr>
-          <w:rFonts w:ascii="Arial" w:hAnsi="Arial" w:eastAsia="Arial" w:cs="Arial"/>
-          <w:color w:val="000000"/>
-          <w:rtl w:val="0"/>
-          <w:lang w:val="en-US" w:eastAsia="es-ES" w:bidi="es-ES"/>
-        </w:rPr>
-        <w:t>antes</w:t>
-      </w:r>
-      <w:r>
-        <w:rPr>
-          <w:rFonts w:ascii="Arial" w:hAnsi="Arial" w:eastAsia="Arial" w:cs="Arial"/>
-          <w:color w:val="000000"/>
-          <w:rtl w:val="0"/>
-          <w:lang w:val="es-ES" w:eastAsia="es-ES" w:bidi="es-ES"/>
-        </w:rPr>
-        <w:t xml:space="preserve"> </w:t>
-      </w:r>
-      <w:r>
-        <w:rPr>
-          <w:rFonts w:ascii="Arial" w:hAnsi="Arial" w:eastAsia="Arial" w:cs="Arial"/>
-          <w:color w:val="000000"/>
-          <w:rtl w:val="0"/>
-          <w:lang w:val="en-US" w:eastAsia="es-ES" w:bidi="es-ES"/>
-        </w:rPr>
-        <w:t>de</w:t>
-      </w:r>
-      <w:r>
-        <w:rPr>
-          <w:rFonts w:ascii="Arial" w:hAnsi="Arial" w:eastAsia="Arial" w:cs="Arial"/>
-          <w:color w:val="000000"/>
-          <w:rtl w:val="0"/>
-          <w:lang w:val="es-ES" w:eastAsia="es-ES" w:bidi="es-ES"/>
-        </w:rPr>
-        <w:t xml:space="preserve"> </w:t>
-      </w:r>
-      <w:r>
-        <w:rPr>
-          <w:rFonts w:ascii="Arial" w:hAnsi="Arial" w:eastAsia="Arial" w:cs="Arial"/>
-          <w:color w:val="000000"/>
-          <w:rtl w:val="0"/>
-          <w:lang w:val="en-US" w:eastAsia="es-ES" w:bidi="es-ES"/>
-        </w:rPr>
-        <w:t>activar.</w:t>
-      </w:r>
-      <w:r>
-        <w:rPr>
-          <w:rFonts w:ascii="Arial" w:hAnsi="Arial" w:eastAsia="Arial" w:cs="Arial"/>
-          <w:color w:val="000000"/>
-          <w:rtl w:val="0"/>
-          <w:lang w:val="es-ES" w:eastAsia="es-ES" w:bidi="es-ES"/>
-        </w:rPr>
-        <w:t xml:space="preserve"> </w:t>
-      </w:r>
-      <w:r>
-        <w:rPr>
-          <w:rFonts w:ascii="Arial" w:hAnsi="Arial" w:eastAsia="Arial" w:cs="Arial"/>
-          <w:color w:val="000000"/>
-          <w:rtl w:val="0"/>
-          <w:lang w:val="en-US" w:eastAsia="es-ES" w:bidi="es-ES"/>
-        </w:rPr>
-        <w:t>El</w:t>
-      </w:r>
-      <w:r>
-        <w:rPr>
-          <w:rFonts w:ascii="Arial" w:hAnsi="Arial" w:eastAsia="Arial" w:cs="Arial"/>
-          <w:color w:val="000000"/>
-          <w:rtl w:val="0"/>
-          <w:lang w:val="es-ES" w:eastAsia="es-ES" w:bidi="es-ES"/>
-        </w:rPr>
-        <w:t xml:space="preserve"> </w:t>
-      </w:r>
-      <w:r>
-        <w:rPr>
-          <w:rFonts w:ascii="Arial" w:hAnsi="Arial" w:eastAsia="Arial" w:cs="Arial"/>
-          <w:color w:val="000000"/>
-          <w:rtl w:val="0"/>
-          <w:lang w:val="en-US" w:eastAsia="es-ES" w:bidi="es-ES"/>
-        </w:rPr>
-        <w:t>cliente</w:t>
-      </w:r>
-      <w:r>
-        <w:rPr>
-          <w:rFonts w:ascii="Arial" w:hAnsi="Arial" w:eastAsia="Arial" w:cs="Arial"/>
-          <w:color w:val="000000"/>
-          <w:rtl w:val="0"/>
-          <w:lang w:val="es-ES" w:eastAsia="es-ES" w:bidi="es-ES"/>
-        </w:rPr>
-        <w:t xml:space="preserve"> </w:t>
-      </w:r>
-      <w:r>
-        <w:rPr>
-          <w:rFonts w:ascii="Arial" w:hAnsi="Arial" w:eastAsia="Arial" w:cs="Arial"/>
-          <w:color w:val="000000"/>
-          <w:rtl w:val="0"/>
-          <w:lang w:val="en-US" w:eastAsia="es-ES" w:bidi="es-ES"/>
-        </w:rPr>
-        <w:t>PrintNode</w:t>
-      </w:r>
-      <w:r>
-        <w:rPr>
-          <w:rFonts w:ascii="Arial" w:hAnsi="Arial" w:eastAsia="Arial" w:cs="Arial"/>
-          <w:color w:val="000000"/>
-          <w:rtl w:val="0"/>
-          <w:lang w:val="es-ES" w:eastAsia="es-ES" w:bidi="es-ES"/>
-        </w:rPr>
-        <w:t xml:space="preserve"> </w:t>
-      </w:r>
-      <w:r>
-        <w:rPr>
-          <w:rFonts w:ascii="Arial" w:hAnsi="Arial" w:eastAsia="Arial" w:cs="Arial"/>
-          <w:color w:val="000000"/>
-          <w:rtl w:val="0"/>
-          <w:lang w:val="en-US" w:eastAsia="es-ES" w:bidi="es-ES"/>
-        </w:rPr>
-        <w:t>debe</w:t>
-      </w:r>
-      <w:r>
-        <w:rPr>
-          <w:rFonts w:ascii="Arial" w:hAnsi="Arial" w:eastAsia="Arial" w:cs="Arial"/>
-          <w:color w:val="000000"/>
-          <w:rtl w:val="0"/>
-          <w:lang w:val="es-ES" w:eastAsia="es-ES" w:bidi="es-ES"/>
-        </w:rPr>
-        <w:t xml:space="preserve"> </w:t>
-      </w:r>
-      <w:r>
-        <w:rPr>
-          <w:rFonts w:ascii="Arial" w:hAnsi="Arial" w:eastAsia="Arial" w:cs="Arial"/>
-          <w:color w:val="000000"/>
-          <w:rtl w:val="0"/>
-          <w:lang w:val="en-US" w:eastAsia="es-ES" w:bidi="es-ES"/>
-        </w:rPr>
-        <w:t>estar</w:t>
-      </w:r>
-      <w:r>
-        <w:rPr>
-          <w:rFonts w:ascii="Arial" w:hAnsi="Arial" w:eastAsia="Arial" w:cs="Arial"/>
-          <w:color w:val="000000"/>
-          <w:rtl w:val="0"/>
-          <w:lang w:val="es-ES" w:eastAsia="es-ES" w:bidi="es-ES"/>
-        </w:rPr>
-        <w:t xml:space="preserve"> </w:t>
-      </w:r>
-      <w:r>
-        <w:rPr>
-          <w:rFonts w:ascii="Arial" w:hAnsi="Arial" w:eastAsia="Arial" w:cs="Arial"/>
-          <w:color w:val="000000"/>
-          <w:rtl w:val="0"/>
-          <w:lang w:val="en-US" w:eastAsia="es-ES" w:bidi="es-ES"/>
-        </w:rPr>
-        <w:t>conectado.</w:t>
-      </w:r>
-      <w:r>
-        <w:rPr>
-          <w:rFonts w:ascii="Arial" w:hAnsi="Arial" w:eastAsia="Arial" w:cs="Arial"/>
-          <w:color w:val="000000"/>
-          <w:rtl w:val="0"/>
-          <w:lang w:val="es-ES" w:eastAsia="es-ES" w:bidi="es-ES"/>
-        </w:rPr>
-        <w:t xml:space="preserve"> </w:t>
-      </w:r>
-      <w:r>
-        <w:rPr>
-          <w:rFonts w:ascii="Arial" w:hAnsi="Arial" w:eastAsia="Arial" w:cs="Arial"/>
-          <w:color w:val="000000"/>
-          <w:rtl w:val="0"/>
-          <w:lang w:val="en-US" w:eastAsia="es-ES" w:bidi="es-ES"/>
-        </w:rPr>
-        <w:t>La</w:t>
-      </w:r>
-      <w:r>
-        <w:rPr>
-          <w:rFonts w:ascii="Arial" w:hAnsi="Arial" w:eastAsia="Arial" w:cs="Arial"/>
-          <w:color w:val="000000"/>
-          <w:rtl w:val="0"/>
-          <w:lang w:val="es-ES" w:eastAsia="es-ES" w:bidi="es-ES"/>
-        </w:rPr>
-        <w:t xml:space="preserve"> </w:t>
-      </w:r>
-      <w:r>
-        <w:rPr>
-          <w:rFonts w:ascii="Arial" w:hAnsi="Arial" w:eastAsia="Arial" w:cs="Arial"/>
-          <w:color w:val="000000"/>
-          <w:rtl w:val="0"/>
-          <w:lang w:val="en-US" w:eastAsia="es-ES" w:bidi="es-ES"/>
-        </w:rPr>
-        <w:t>impresi</w:t>
-      </w:r>
-      <w:r>
-        <w:rPr>
-          <w:rFonts w:ascii="Arial" w:hAnsi="Arial" w:eastAsia="Arial" w:cs="Arial"/>
-          <w:color w:val="000000"/>
-          <w:rtl w:val="0"/>
-          <w:lang w:val="es-ES" w:eastAsia="es-ES" w:bidi="es-ES"/>
-        </w:rPr>
-        <w:t>ó</w:t>
-      </w:r>
-      <w:r>
-        <w:rPr>
-          <w:rFonts w:ascii="Arial" w:hAnsi="Arial" w:eastAsia="Arial" w:cs="Arial"/>
-          <w:color w:val="000000"/>
-          <w:rtl w:val="0"/>
-          <w:lang w:val="en-US" w:eastAsia="es-ES" w:bidi="es-ES"/>
-        </w:rPr>
-        <w:t>n</w:t>
-      </w:r>
-      <w:r>
-        <w:rPr>
-          <w:rFonts w:ascii="Arial" w:hAnsi="Arial" w:eastAsia="Arial" w:cs="Arial"/>
-          <w:color w:val="000000"/>
-          <w:rtl w:val="0"/>
-          <w:lang w:val="es-ES" w:eastAsia="es-ES" w:bidi="es-ES"/>
-        </w:rPr>
-        <w:t xml:space="preserve"> </w:t>
-      </w:r>
-      <w:r>
-        <w:rPr>
-          <w:rFonts w:ascii="Arial" w:hAnsi="Arial" w:eastAsia="Arial" w:cs="Arial"/>
-          <w:color w:val="000000"/>
-          <w:rtl w:val="0"/>
-          <w:lang w:val="en-US" w:eastAsia="es-ES" w:bidi="es-ES"/>
-        </w:rPr>
-        <w:t>local</w:t>
-      </w:r>
-      <w:r>
-        <w:rPr>
-          <w:rFonts w:ascii="Arial" w:hAnsi="Arial" w:eastAsia="Arial" w:cs="Arial"/>
-          <w:color w:val="000000"/>
-          <w:rtl w:val="0"/>
-          <w:lang w:val="es-ES" w:eastAsia="es-ES" w:bidi="es-ES"/>
-        </w:rPr>
-        <w:t xml:space="preserve"> </w:t>
-      </w:r>
-      <w:r>
-        <w:rPr>
-          <w:rFonts w:ascii="Arial" w:hAnsi="Arial" w:eastAsia="Arial" w:cs="Arial"/>
-          <w:color w:val="000000"/>
-          <w:rtl w:val="0"/>
-          <w:lang w:val="en-US" w:eastAsia="es-ES" w:bidi="es-ES"/>
-        </w:rPr>
-        <w:t>no</w:t>
-      </w:r>
-      <w:r>
-        <w:rPr>
-          <w:rFonts w:ascii="Arial" w:hAnsi="Arial" w:eastAsia="Arial" w:cs="Arial"/>
-          <w:color w:val="000000"/>
-          <w:rtl w:val="0"/>
-          <w:lang w:val="es-ES" w:eastAsia="es-ES" w:bidi="es-ES"/>
-        </w:rPr>
-        <w:t xml:space="preserve"> </w:t>
-      </w:r>
-      <w:r>
-        <w:rPr>
-          <w:rFonts w:ascii="Arial" w:hAnsi="Arial" w:eastAsia="Arial" w:cs="Arial"/>
-          <w:color w:val="000000"/>
-          <w:rtl w:val="0"/>
-          <w:lang w:val="en-US" w:eastAsia="es-ES" w:bidi="es-ES"/>
-        </w:rPr>
-        <w:t>pide</w:t>
-      </w:r>
-      <w:r>
-        <w:rPr>
-          <w:rFonts w:ascii="Arial" w:hAnsi="Arial" w:eastAsia="Arial" w:cs="Arial"/>
-          <w:color w:val="000000"/>
-          <w:rtl w:val="0"/>
-          <w:lang w:val="es-ES" w:eastAsia="es-ES" w:bidi="es-ES"/>
-        </w:rPr>
-        <w:t xml:space="preserve"> </w:t>
-      </w:r>
-      <w:r>
-        <w:rPr>
-          <w:rFonts w:ascii="Arial" w:hAnsi="Arial" w:eastAsia="Arial" w:cs="Arial"/>
-          <w:color w:val="000000"/>
-          <w:rtl w:val="0"/>
-          <w:lang w:val="en-US" w:eastAsia="es-ES" w:bidi="es-ES"/>
-        </w:rPr>
-        <w:t>clave</w:t>
-      </w:r>
-      <w:r>
-        <w:rPr>
-          <w:rFonts w:ascii="Arial" w:hAnsi="Arial" w:eastAsia="Arial" w:cs="Arial"/>
-          <w:color w:val="000000"/>
-          <w:rtl w:val="0"/>
-          <w:lang w:val="es-ES" w:eastAsia="es-ES" w:bidi="es-ES"/>
-        </w:rPr>
-        <w:t xml:space="preserve">; </w:t>
-      </w:r>
-      <w:r>
-        <w:rPr>
-          <w:rFonts w:ascii="Arial" w:hAnsi="Arial" w:eastAsia="Arial" w:cs="Arial"/>
-          <w:color w:val="000000"/>
-          <w:rtl w:val="0"/>
-          <w:lang w:val="en-US" w:eastAsia="es-ES" w:bidi="es-ES"/>
-        </w:rPr>
-        <w:t>selecci</w:t>
-      </w:r>
-      <w:r>
-        <w:rPr>
-          <w:rFonts w:ascii="Arial" w:hAnsi="Arial" w:eastAsia="Arial" w:cs="Arial"/>
-          <w:color w:val="000000"/>
-          <w:rtl w:val="0"/>
-          <w:lang w:val="es-ES" w:eastAsia="es-ES" w:bidi="es-ES"/>
-        </w:rPr>
-        <w:t>ó</w:t>
-      </w:r>
-      <w:r>
-        <w:rPr>
-          <w:rFonts w:ascii="Arial" w:hAnsi="Arial" w:eastAsia="Arial" w:cs="Arial"/>
-          <w:color w:val="000000"/>
-          <w:rtl w:val="0"/>
-          <w:lang w:val="en-US" w:eastAsia="es-ES" w:bidi="es-ES"/>
-        </w:rPr>
-        <w:t>n</w:t>
-      </w:r>
-      <w:r>
-        <w:rPr>
-          <w:rFonts w:ascii="Arial" w:hAnsi="Arial" w:eastAsia="Arial" w:cs="Arial"/>
-          <w:color w:val="000000"/>
-          <w:rtl w:val="0"/>
-          <w:lang w:val="es-ES" w:eastAsia="es-ES" w:bidi="es-ES"/>
-        </w:rPr>
-        <w:t xml:space="preserve"> </w:t>
-      </w:r>
-      <w:r>
-        <w:rPr>
-          <w:rFonts w:ascii="Arial" w:hAnsi="Arial" w:eastAsia="Arial" w:cs="Arial"/>
-          <w:color w:val="000000"/>
-          <w:rtl w:val="0"/>
-          <w:lang w:val="en-US" w:eastAsia="es-ES" w:bidi="es-ES"/>
-        </w:rPr>
-        <w:t>en</w:t>
-      </w:r>
-      <w:r>
-        <w:rPr>
-          <w:rFonts w:ascii="Arial" w:hAnsi="Arial" w:eastAsia="Arial" w:cs="Arial"/>
-          <w:color w:val="000000"/>
-          <w:rtl w:val="0"/>
-          <w:lang w:val="es-ES" w:eastAsia="es-ES" w:bidi="es-ES"/>
-        </w:rPr>
-        <w:t xml:space="preserve"> </w:t>
-      </w:r>
-      <w:r>
-        <w:rPr>
-          <w:rFonts w:ascii="Arial" w:hAnsi="Arial" w:eastAsia="Arial" w:cs="Arial"/>
-          <w:color w:val="000000"/>
-          <w:rtl w:val="0"/>
-          <w:lang w:val="en-US" w:eastAsia="es-ES" w:bidi="es-ES"/>
-        </w:rPr>
-        <w:t>di</w:t>
-      </w:r>
-      <w:r>
-        <w:rPr>
-          <w:rFonts w:ascii="Arial" w:hAnsi="Arial" w:eastAsia="Arial" w:cs="Arial"/>
-          <w:color w:val="000000"/>
-          <w:rtl w:val="0"/>
-          <w:lang w:val="es-ES" w:eastAsia="es-ES" w:bidi="es-ES"/>
-        </w:rPr>
-        <w:t>á</w:t>
-      </w:r>
-      <w:r>
-        <w:rPr>
-          <w:rFonts w:ascii="Arial" w:hAnsi="Arial" w:eastAsia="Arial" w:cs="Arial"/>
-          <w:color w:val="000000"/>
-          <w:rtl w:val="0"/>
-          <w:lang w:val="en-US" w:eastAsia="es-ES" w:bidi="es-ES"/>
-        </w:rPr>
-        <w:t>logo</w:t>
-      </w:r>
-      <w:r>
-        <w:rPr>
-          <w:rFonts w:ascii="Arial" w:hAnsi="Arial" w:eastAsia="Arial" w:cs="Arial"/>
-          <w:color w:val="000000"/>
-          <w:rtl w:val="0"/>
-          <w:lang w:val="es-ES" w:eastAsia="es-ES" w:bidi="es-ES"/>
-        </w:rPr>
-        <w:t xml:space="preserve"> </w:t>
-      </w:r>
-      <w:r>
-        <w:rPr>
-          <w:rFonts w:ascii="Arial" w:hAnsi="Arial" w:eastAsia="Arial" w:cs="Arial"/>
-          <w:color w:val="000000"/>
-          <w:rtl w:val="0"/>
-          <w:lang w:val="en-US" w:eastAsia="es-ES" w:bidi="es-ES"/>
-        </w:rPr>
-        <w:t>del</w:t>
-      </w:r>
-      <w:r>
-        <w:rPr>
-          <w:rFonts w:ascii="Arial" w:hAnsi="Arial" w:eastAsia="Arial" w:cs="Arial"/>
-          <w:color w:val="000000"/>
-          <w:rtl w:val="0"/>
-          <w:lang w:val="es-ES" w:eastAsia="es-ES" w:bidi="es-ES"/>
-        </w:rPr>
-        <w:t xml:space="preserve"> </w:t>
-      </w:r>
-      <w:r>
-        <w:rPr>
-          <w:rFonts w:ascii="Arial" w:hAnsi="Arial" w:eastAsia="Arial" w:cs="Arial"/>
-          <w:color w:val="000000"/>
-          <w:rtl w:val="0"/>
-          <w:lang w:val="en-US" w:eastAsia="es-ES" w:bidi="es-ES"/>
-        </w:rPr>
-        <w:t>sistema.</w:t>
+          <w:lang w:val="es-ES" w:bidi="es-ES" w:eastAsia="es-ES"/>
+          <w:color w:val="000000"/>
+          <w:rtl w:val="0"/>
+          <w:rFonts w:ascii="Arial" w:hAnsi="Arial" w:eastAsia="Arial" w:cs="Arial"/>
+        </w:rPr>
+        <w:t>Use el agente local gratuito en Windows, Linux o macOS. Se conecta al sitio por HTTPS y funciona con hosting compartido, VPS y servidores dedicados. Cree un usuario con el rol Agente de impresión y una contraseña de aplicación. Vincule aquí su ID y cola; configure la misma cola en el agente local. Mantenga el equipo activo. La impresión automática usa el agente local o su propio servidor CUPS. El navegador utiliza su diálogo de impresión.</w:t>
       </w:r>
     </w:p>
     <w:p>
       <w:pPr>
         <w:bidi w:val="0"/>
-        <w:jc w:val="left"/>
+        <w:jc w:val="start"/>
       </w:pPr>
       <w:r>
         <w:rPr>
-          <w:rFonts w:ascii="Arial" w:hAnsi="Arial" w:eastAsia="Arial" w:cs="Arial"/>
-          <w:color w:val="000000"/>
-          <w:rtl w:val="0"/>
-          <w:lang w:val="en-US" w:eastAsia="es-ES" w:bidi="es-ES"/>
-        </w:rPr>
-        <w:t>Usa</w:t>
-      </w:r>
-      <w:r>
-        <w:rPr>
-          <w:rFonts w:ascii="Arial" w:hAnsi="Arial" w:eastAsia="Arial" w:cs="Arial"/>
-          <w:color w:val="000000"/>
-          <w:rtl w:val="0"/>
-          <w:lang w:val="es-ES" w:eastAsia="es-ES" w:bidi="es-ES"/>
-        </w:rPr>
-        <w:t xml:space="preserve"> </w:t>
-      </w:r>
-      <w:r>
-        <w:rPr>
-          <w:rFonts w:ascii="Courier New" w:hAnsi="Courier New" w:eastAsia="Courier New" w:cs="Courier New"/>
-          <w:color w:val="000000"/>
-          <w:rtl w:val="0"/>
-          <w:lang w:val="en-US" w:eastAsia="es-ES" w:bidi="es-ES"/>
-        </w:rPr>
-        <w:t>woocommerce_payment_complete</w:t>
-      </w:r>
-      <w:r>
-        <w:rPr>
-          <w:rFonts w:ascii="Arial" w:hAnsi="Arial" w:eastAsia="Arial" w:cs="Arial"/>
-          <w:color w:val="000000"/>
-          <w:rtl w:val="0"/>
-          <w:lang w:val="es-ES" w:eastAsia="es-ES" w:bidi="es-ES"/>
-        </w:rPr>
-        <w:t xml:space="preserve"> </w:t>
-      </w:r>
-      <w:r>
-        <w:rPr>
-          <w:rFonts w:ascii="Arial" w:hAnsi="Arial" w:eastAsia="Arial" w:cs="Arial"/>
-          <w:color w:val="000000"/>
-          <w:rtl w:val="0"/>
-          <w:lang w:val="en-US" w:eastAsia="es-ES" w:bidi="es-ES"/>
-        </w:rPr>
-        <w:t>y</w:t>
-      </w:r>
-      <w:r>
-        <w:rPr>
-          <w:rFonts w:ascii="Arial" w:hAnsi="Arial" w:eastAsia="Arial" w:cs="Arial"/>
-          <w:color w:val="000000"/>
-          <w:rtl w:val="0"/>
-          <w:lang w:val="es-ES" w:eastAsia="es-ES" w:bidi="es-ES"/>
-        </w:rPr>
-        <w:t xml:space="preserve"> </w:t>
-      </w:r>
-      <w:r>
-        <w:rPr>
-          <w:rFonts w:ascii="Arial" w:hAnsi="Arial" w:eastAsia="Arial" w:cs="Arial"/>
-          <w:color w:val="000000"/>
-          <w:rtl w:val="0"/>
-          <w:lang w:val="en-US" w:eastAsia="es-ES" w:bidi="es-ES"/>
-        </w:rPr>
-        <w:t>alternativa</w:t>
-      </w:r>
-      <w:r>
-        <w:rPr>
-          <w:rFonts w:ascii="Arial" w:hAnsi="Arial" w:eastAsia="Arial" w:cs="Arial"/>
-          <w:color w:val="000000"/>
-          <w:rtl w:val="0"/>
-          <w:lang w:val="es-ES" w:eastAsia="es-ES" w:bidi="es-ES"/>
-        </w:rPr>
-        <w:t xml:space="preserve"> </w:t>
-      </w:r>
-      <w:r>
-        <w:rPr>
-          <w:rFonts w:ascii="Arial" w:hAnsi="Arial" w:eastAsia="Arial" w:cs="Arial"/>
-          <w:color w:val="000000"/>
-          <w:rtl w:val="0"/>
-          <w:lang w:val="en-US" w:eastAsia="es-ES" w:bidi="es-ES"/>
-        </w:rPr>
-        <w:t>de</w:t>
-      </w:r>
-      <w:r>
-        <w:rPr>
-          <w:rFonts w:ascii="Arial" w:hAnsi="Arial" w:eastAsia="Arial" w:cs="Arial"/>
-          <w:color w:val="000000"/>
-          <w:rtl w:val="0"/>
-          <w:lang w:val="es-ES" w:eastAsia="es-ES" w:bidi="es-ES"/>
-        </w:rPr>
-        <w:t xml:space="preserve"> </w:t>
-      </w:r>
-      <w:r>
-        <w:rPr>
-          <w:rFonts w:ascii="Arial" w:hAnsi="Arial" w:eastAsia="Arial" w:cs="Arial"/>
-          <w:color w:val="000000"/>
-          <w:rtl w:val="0"/>
-          <w:lang w:val="en-US" w:eastAsia="es-ES" w:bidi="es-ES"/>
-        </w:rPr>
-        <w:t>estado</w:t>
-      </w:r>
-      <w:r>
-        <w:rPr>
-          <w:rFonts w:ascii="Arial" w:hAnsi="Arial" w:eastAsia="Arial" w:cs="Arial"/>
-          <w:color w:val="000000"/>
-          <w:rtl w:val="0"/>
-          <w:lang w:val="es-ES" w:eastAsia="es-ES" w:bidi="es-ES"/>
-        </w:rPr>
-        <w:t xml:space="preserve"> </w:t>
-      </w:r>
-      <w:r>
-        <w:rPr>
-          <w:rFonts w:ascii="Arial" w:hAnsi="Arial" w:eastAsia="Arial" w:cs="Arial"/>
-          <w:color w:val="000000"/>
-          <w:rtl w:val="0"/>
-          <w:lang w:val="en-US" w:eastAsia="es-ES" w:bidi="es-ES"/>
-        </w:rPr>
-        <w:t>pagado.</w:t>
-      </w:r>
-      <w:r>
-        <w:rPr>
-          <w:rFonts w:ascii="Arial" w:hAnsi="Arial" w:eastAsia="Arial" w:cs="Arial"/>
-          <w:color w:val="000000"/>
-          <w:rtl w:val="0"/>
-          <w:lang w:val="es-ES" w:eastAsia="es-ES" w:bidi="es-ES"/>
-        </w:rPr>
-        <w:t xml:space="preserve"> </w:t>
-      </w:r>
-      <w:r>
-        <w:rPr>
-          <w:rFonts w:ascii="Arial" w:hAnsi="Arial" w:eastAsia="Arial" w:cs="Arial"/>
-          <w:color w:val="000000"/>
-          <w:rtl w:val="0"/>
-          <w:lang w:val="en-US" w:eastAsia="es-ES" w:bidi="es-ES"/>
-        </w:rPr>
-        <w:t>Requiere</w:t>
-      </w:r>
-      <w:r>
-        <w:rPr>
-          <w:rFonts w:ascii="Arial" w:hAnsi="Arial" w:eastAsia="Arial" w:cs="Arial"/>
-          <w:color w:val="000000"/>
-          <w:rtl w:val="0"/>
-          <w:lang w:val="es-ES" w:eastAsia="es-ES" w:bidi="es-ES"/>
-        </w:rPr>
-        <w:t xml:space="preserve"> </w:t>
-      </w:r>
-      <w:r>
-        <w:rPr>
-          <w:rFonts w:ascii="Arial" w:hAnsi="Arial" w:eastAsia="Arial" w:cs="Arial"/>
-          <w:color w:val="000000"/>
-          <w:rtl w:val="0"/>
-          <w:lang w:val="en-US" w:eastAsia="es-ES" w:bidi="es-ES"/>
-        </w:rPr>
-        <w:t>activaci</w:t>
-      </w:r>
-      <w:r>
-        <w:rPr>
-          <w:rFonts w:ascii="Arial" w:hAnsi="Arial" w:eastAsia="Arial" w:cs="Arial"/>
-          <w:color w:val="000000"/>
-          <w:rtl w:val="0"/>
-          <w:lang w:val="es-ES" w:eastAsia="es-ES" w:bidi="es-ES"/>
-        </w:rPr>
-        <w:t>ó</w:t>
-      </w:r>
-      <w:r>
-        <w:rPr>
-          <w:rFonts w:ascii="Arial" w:hAnsi="Arial" w:eastAsia="Arial" w:cs="Arial"/>
-          <w:color w:val="000000"/>
-          <w:rtl w:val="0"/>
-          <w:lang w:val="en-US" w:eastAsia="es-ES" w:bidi="es-ES"/>
-        </w:rPr>
-        <w:t>n</w:t>
-      </w:r>
-      <w:r>
-        <w:rPr>
-          <w:rFonts w:ascii="Arial" w:hAnsi="Arial" w:eastAsia="Arial" w:cs="Arial"/>
-          <w:color w:val="000000"/>
-          <w:rtl w:val="0"/>
-          <w:lang w:val="es-ES" w:eastAsia="es-ES" w:bidi="es-ES"/>
-        </w:rPr>
-        <w:t xml:space="preserve">, </w:t>
-      </w:r>
-      <w:r>
-        <w:rPr>
-          <w:rFonts w:ascii="Courier New" w:hAnsi="Courier New" w:eastAsia="Courier New" w:cs="Courier New"/>
-          <w:color w:val="000000"/>
-          <w:rtl w:val="0"/>
-          <w:lang w:val="en-US" w:eastAsia="es-ES" w:bidi="es-ES"/>
-        </w:rPr>
-        <w:t>is_paid()</w:t>
-      </w:r>
-      <w:r>
-        <w:rPr>
-          <w:rFonts w:ascii="Arial" w:hAnsi="Arial" w:eastAsia="Arial" w:cs="Arial"/>
-          <w:color w:val="000000"/>
-          <w:rtl w:val="0"/>
-          <w:lang w:val="es-ES" w:eastAsia="es-ES" w:bidi="es-ES"/>
-        </w:rPr>
-        <w:t xml:space="preserve">, </w:t>
-      </w:r>
-      <w:r>
-        <w:rPr>
-          <w:rFonts w:ascii="Arial" w:hAnsi="Arial" w:eastAsia="Arial" w:cs="Arial"/>
-          <w:color w:val="000000"/>
-          <w:rtl w:val="0"/>
-          <w:lang w:val="en-US" w:eastAsia="es-ES" w:bidi="es-ES"/>
-        </w:rPr>
-        <w:t>plantilla</w:t>
-      </w:r>
-      <w:r>
-        <w:rPr>
-          <w:rFonts w:ascii="Arial" w:hAnsi="Arial" w:eastAsia="Arial" w:cs="Arial"/>
-          <w:color w:val="000000"/>
-          <w:rtl w:val="0"/>
-          <w:lang w:val="es-ES" w:eastAsia="es-ES" w:bidi="es-ES"/>
-        </w:rPr>
-        <w:t xml:space="preserve">, </w:t>
-      </w:r>
-      <w:r>
-        <w:rPr>
-          <w:rFonts w:ascii="Arial" w:hAnsi="Arial" w:eastAsia="Arial" w:cs="Arial"/>
-          <w:color w:val="000000"/>
-          <w:rtl w:val="0"/>
-          <w:lang w:val="en-US" w:eastAsia="es-ES" w:bidi="es-ES"/>
-        </w:rPr>
-        <w:t>clave</w:t>
-      </w:r>
-      <w:r>
-        <w:rPr>
-          <w:rFonts w:ascii="Arial" w:hAnsi="Arial" w:eastAsia="Arial" w:cs="Arial"/>
-          <w:color w:val="000000"/>
-          <w:rtl w:val="0"/>
-          <w:lang w:val="es-ES" w:eastAsia="es-ES" w:bidi="es-ES"/>
-        </w:rPr>
-        <w:t xml:space="preserve"> </w:t>
-      </w:r>
-      <w:r>
-        <w:rPr>
-          <w:rFonts w:ascii="Arial" w:hAnsi="Arial" w:eastAsia="Arial" w:cs="Arial"/>
-          <w:color w:val="000000"/>
-          <w:rtl w:val="0"/>
-          <w:lang w:val="en-US" w:eastAsia="es-ES" w:bidi="es-ES"/>
-        </w:rPr>
-        <w:t>e</w:t>
-      </w:r>
-      <w:r>
-        <w:rPr>
-          <w:rFonts w:ascii="Arial" w:hAnsi="Arial" w:eastAsia="Arial" w:cs="Arial"/>
-          <w:color w:val="000000"/>
-          <w:rtl w:val="0"/>
-          <w:lang w:val="es-ES" w:eastAsia="es-ES" w:bidi="es-ES"/>
-        </w:rPr>
-        <w:t xml:space="preserve"> </w:t>
-      </w:r>
-      <w:r>
-        <w:rPr>
-          <w:rFonts w:ascii="Arial" w:hAnsi="Arial" w:eastAsia="Arial" w:cs="Arial"/>
-          <w:color w:val="000000"/>
-          <w:rtl w:val="0"/>
-          <w:lang w:val="en-US" w:eastAsia="es-ES" w:bidi="es-ES"/>
-        </w:rPr>
-        <w:t>impresora</w:t>
-      </w:r>
-      <w:r>
-        <w:rPr>
-          <w:rFonts w:ascii="Arial" w:hAnsi="Arial" w:eastAsia="Arial" w:cs="Arial"/>
-          <w:color w:val="000000"/>
-          <w:rtl w:val="0"/>
-          <w:lang w:val="es-ES" w:eastAsia="es-ES" w:bidi="es-ES"/>
-        </w:rPr>
-        <w:t xml:space="preserve">; </w:t>
-      </w:r>
-      <w:r>
-        <w:rPr>
-          <w:rFonts w:ascii="Courier New" w:hAnsi="Courier New" w:eastAsia="Courier New" w:cs="Courier New"/>
-          <w:color w:val="000000"/>
-          <w:rtl w:val="0"/>
-          <w:lang w:val="en-US" w:eastAsia="es-ES" w:bidi="es-ES"/>
-        </w:rPr>
-        <w:t>wcip_automatic_print_eligible</w:t>
-      </w:r>
-      <w:r>
-        <w:rPr>
-          <w:rFonts w:ascii="Arial" w:hAnsi="Arial" w:eastAsia="Arial" w:cs="Arial"/>
-          <w:color w:val="000000"/>
-          <w:rtl w:val="0"/>
-          <w:lang w:val="es-ES" w:eastAsia="es-ES" w:bidi="es-ES"/>
-        </w:rPr>
-        <w:t xml:space="preserve"> </w:t>
-      </w:r>
-      <w:r>
-        <w:rPr>
-          <w:rFonts w:ascii="Arial" w:hAnsi="Arial" w:eastAsia="Arial" w:cs="Arial"/>
-          <w:color w:val="000000"/>
-          <w:rtl w:val="0"/>
-          <w:lang w:val="en-US" w:eastAsia="es-ES" w:bidi="es-ES"/>
-        </w:rPr>
-        <w:t>puede</w:t>
-      </w:r>
-      <w:r>
-        <w:rPr>
-          <w:rFonts w:ascii="Arial" w:hAnsi="Arial" w:eastAsia="Arial" w:cs="Arial"/>
-          <w:color w:val="000000"/>
-          <w:rtl w:val="0"/>
-          <w:lang w:val="es-ES" w:eastAsia="es-ES" w:bidi="es-ES"/>
-        </w:rPr>
-        <w:t xml:space="preserve"> </w:t>
-      </w:r>
-      <w:r>
-        <w:rPr>
-          <w:rFonts w:ascii="Arial" w:hAnsi="Arial" w:eastAsia="Arial" w:cs="Arial"/>
-          <w:color w:val="000000"/>
-          <w:rtl w:val="0"/>
-          <w:lang w:val="en-US" w:eastAsia="es-ES" w:bidi="es-ES"/>
-        </w:rPr>
-        <w:t>denegar.</w:t>
-      </w:r>
-      <w:r>
-        <w:rPr>
-          <w:rFonts w:ascii="Arial" w:hAnsi="Arial" w:eastAsia="Arial" w:cs="Arial"/>
-          <w:color w:val="000000"/>
-          <w:rtl w:val="0"/>
-          <w:lang w:val="es-ES" w:eastAsia="es-ES" w:bidi="es-ES"/>
-        </w:rPr>
-        <w:t xml:space="preserve"> </w:t>
-      </w:r>
-      <w:r>
-        <w:rPr>
-          <w:rFonts w:ascii="Arial" w:hAnsi="Arial" w:eastAsia="Arial" w:cs="Arial"/>
-          <w:color w:val="000000"/>
-          <w:rtl w:val="0"/>
-          <w:lang w:val="en-US" w:eastAsia="es-ES" w:bidi="es-ES"/>
-        </w:rPr>
-        <w:t>Un</w:t>
-      </w:r>
-      <w:r>
-        <w:rPr>
-          <w:rFonts w:ascii="Arial" w:hAnsi="Arial" w:eastAsia="Arial" w:cs="Arial"/>
-          <w:color w:val="000000"/>
-          <w:rtl w:val="0"/>
-          <w:lang w:val="es-ES" w:eastAsia="es-ES" w:bidi="es-ES"/>
-        </w:rPr>
-        <w:t xml:space="preserve"> </w:t>
-      </w:r>
-      <w:r>
-        <w:rPr>
-          <w:rFonts w:ascii="Arial" w:hAnsi="Arial" w:eastAsia="Arial" w:cs="Arial"/>
-          <w:color w:val="000000"/>
-          <w:rtl w:val="0"/>
-          <w:lang w:val="en-US" w:eastAsia="es-ES" w:bidi="es-ES"/>
-        </w:rPr>
-        <w:t>pago</w:t>
-      </w:r>
-      <w:r>
-        <w:rPr>
-          <w:rFonts w:ascii="Arial" w:hAnsi="Arial" w:eastAsia="Arial" w:cs="Arial"/>
-          <w:color w:val="000000"/>
-          <w:rtl w:val="0"/>
-          <w:lang w:val="es-ES" w:eastAsia="es-ES" w:bidi="es-ES"/>
-        </w:rPr>
-        <w:t xml:space="preserve"> </w:t>
-      </w:r>
-      <w:r>
-        <w:rPr>
-          <w:rFonts w:ascii="Arial" w:hAnsi="Arial" w:eastAsia="Arial" w:cs="Arial"/>
-          <w:color w:val="000000"/>
-          <w:rtl w:val="0"/>
-          <w:lang w:val="en-US" w:eastAsia="es-ES" w:bidi="es-ES"/>
-        </w:rPr>
-        <w:t>sin</w:t>
-      </w:r>
-      <w:r>
-        <w:rPr>
-          <w:rFonts w:ascii="Arial" w:hAnsi="Arial" w:eastAsia="Arial" w:cs="Arial"/>
-          <w:color w:val="000000"/>
-          <w:rtl w:val="0"/>
-          <w:lang w:val="es-ES" w:eastAsia="es-ES" w:bidi="es-ES"/>
-        </w:rPr>
-        <w:t xml:space="preserve"> </w:t>
-      </w:r>
-      <w:r>
-        <w:rPr>
-          <w:rFonts w:ascii="Arial" w:hAnsi="Arial" w:eastAsia="Arial" w:cs="Arial"/>
-          <w:color w:val="000000"/>
-          <w:rtl w:val="0"/>
-          <w:lang w:val="en-US" w:eastAsia="es-ES" w:bidi="es-ES"/>
-        </w:rPr>
-        <w:t>conexi</w:t>
-      </w:r>
-      <w:r>
-        <w:rPr>
-          <w:rFonts w:ascii="Arial" w:hAnsi="Arial" w:eastAsia="Arial" w:cs="Arial"/>
-          <w:color w:val="000000"/>
-          <w:rtl w:val="0"/>
-          <w:lang w:val="es-ES" w:eastAsia="es-ES" w:bidi="es-ES"/>
-        </w:rPr>
-        <w:t>ó</w:t>
-      </w:r>
-      <w:r>
-        <w:rPr>
-          <w:rFonts w:ascii="Arial" w:hAnsi="Arial" w:eastAsia="Arial" w:cs="Arial"/>
-          <w:color w:val="000000"/>
-          <w:rtl w:val="0"/>
-          <w:lang w:val="en-US" w:eastAsia="es-ES" w:bidi="es-ES"/>
-        </w:rPr>
-        <w:t>n</w:t>
-      </w:r>
-      <w:r>
-        <w:rPr>
-          <w:rFonts w:ascii="Arial" w:hAnsi="Arial" w:eastAsia="Arial" w:cs="Arial"/>
-          <w:color w:val="000000"/>
-          <w:rtl w:val="0"/>
-          <w:lang w:val="es-ES" w:eastAsia="es-ES" w:bidi="es-ES"/>
-        </w:rPr>
-        <w:t xml:space="preserve"> </w:t>
-      </w:r>
-      <w:r>
-        <w:rPr>
-          <w:rFonts w:ascii="Arial" w:hAnsi="Arial" w:eastAsia="Arial" w:cs="Arial"/>
-          <w:color w:val="000000"/>
-          <w:rtl w:val="0"/>
-          <w:lang w:val="en-US" w:eastAsia="es-ES" w:bidi="es-ES"/>
-        </w:rPr>
-        <w:t>puede</w:t>
-      </w:r>
-      <w:r>
-        <w:rPr>
-          <w:rFonts w:ascii="Arial" w:hAnsi="Arial" w:eastAsia="Arial" w:cs="Arial"/>
-          <w:color w:val="000000"/>
-          <w:rtl w:val="0"/>
-          <w:lang w:val="es-ES" w:eastAsia="es-ES" w:bidi="es-ES"/>
-        </w:rPr>
-        <w:t xml:space="preserve"> </w:t>
-      </w:r>
-      <w:r>
-        <w:rPr>
-          <w:rFonts w:ascii="Arial" w:hAnsi="Arial" w:eastAsia="Arial" w:cs="Arial"/>
-          <w:color w:val="000000"/>
-          <w:rtl w:val="0"/>
-          <w:lang w:val="en-US" w:eastAsia="es-ES" w:bidi="es-ES"/>
-        </w:rPr>
-        <w:t>ser</w:t>
-      </w:r>
-      <w:r>
-        <w:rPr>
-          <w:rFonts w:ascii="Arial" w:hAnsi="Arial" w:eastAsia="Arial" w:cs="Arial"/>
-          <w:color w:val="000000"/>
-          <w:rtl w:val="0"/>
-          <w:lang w:val="es-ES" w:eastAsia="es-ES" w:bidi="es-ES"/>
-        </w:rPr>
-        <w:t xml:space="preserve"> </w:t>
-      </w:r>
-      <w:r>
-        <w:rPr>
-          <w:rFonts w:ascii="Arial" w:hAnsi="Arial" w:eastAsia="Arial" w:cs="Arial"/>
-          <w:color w:val="000000"/>
-          <w:rtl w:val="0"/>
-          <w:lang w:val="en-US" w:eastAsia="es-ES" w:bidi="es-ES"/>
-        </w:rPr>
-        <w:t>processing</w:t>
-      </w:r>
-      <w:r>
-        <w:rPr>
-          <w:rFonts w:ascii="Arial" w:hAnsi="Arial" w:eastAsia="Arial" w:cs="Arial"/>
-          <w:color w:val="000000"/>
-          <w:rtl w:val="0"/>
-          <w:lang w:val="es-ES" w:eastAsia="es-ES" w:bidi="es-ES"/>
-        </w:rPr>
-        <w:t xml:space="preserve"> </w:t>
-      </w:r>
-      <w:r>
-        <w:rPr>
-          <w:rFonts w:ascii="Arial" w:hAnsi="Arial" w:eastAsia="Arial" w:cs="Arial"/>
-          <w:color w:val="000000"/>
-          <w:rtl w:val="0"/>
-          <w:lang w:val="en-US" w:eastAsia="es-ES" w:bidi="es-ES"/>
-        </w:rPr>
-        <w:t>antes</w:t>
-      </w:r>
-      <w:r>
-        <w:rPr>
-          <w:rFonts w:ascii="Arial" w:hAnsi="Arial" w:eastAsia="Arial" w:cs="Arial"/>
-          <w:color w:val="000000"/>
-          <w:rtl w:val="0"/>
-          <w:lang w:val="es-ES" w:eastAsia="es-ES" w:bidi="es-ES"/>
-        </w:rPr>
-        <w:t xml:space="preserve"> </w:t>
-      </w:r>
-      <w:r>
-        <w:rPr>
-          <w:rFonts w:ascii="Arial" w:hAnsi="Arial" w:eastAsia="Arial" w:cs="Arial"/>
-          <w:color w:val="000000"/>
-          <w:rtl w:val="0"/>
-          <w:lang w:val="en-US" w:eastAsia="es-ES" w:bidi="es-ES"/>
-        </w:rPr>
-        <w:t>de</w:t>
-      </w:r>
-      <w:r>
-        <w:rPr>
-          <w:rFonts w:ascii="Arial" w:hAnsi="Arial" w:eastAsia="Arial" w:cs="Arial"/>
-          <w:color w:val="000000"/>
-          <w:rtl w:val="0"/>
-          <w:lang w:val="es-ES" w:eastAsia="es-ES" w:bidi="es-ES"/>
-        </w:rPr>
-        <w:t xml:space="preserve"> </w:t>
-      </w:r>
-      <w:r>
-        <w:rPr>
-          <w:rFonts w:ascii="Arial" w:hAnsi="Arial" w:eastAsia="Arial" w:cs="Arial"/>
-          <w:color w:val="000000"/>
-          <w:rtl w:val="0"/>
-          <w:lang w:val="en-US" w:eastAsia="es-ES" w:bidi="es-ES"/>
-        </w:rPr>
-        <w:t>cobro.</w:t>
-      </w:r>
-      <w:r>
-        <w:rPr>
-          <w:rFonts w:ascii="Arial" w:hAnsi="Arial" w:eastAsia="Arial" w:cs="Arial"/>
-          <w:color w:val="000000"/>
-          <w:rtl w:val="0"/>
-          <w:lang w:val="es-ES" w:eastAsia="es-ES" w:bidi="es-ES"/>
-        </w:rPr>
-        <w:t xml:space="preserve"> </w:t>
-      </w:r>
-      <w:r>
-        <w:rPr>
-          <w:rFonts w:ascii="Arial" w:hAnsi="Arial" w:eastAsia="Arial" w:cs="Arial"/>
-          <w:color w:val="000000"/>
-          <w:rtl w:val="0"/>
-          <w:lang w:val="en-US" w:eastAsia="es-ES" w:bidi="es-ES"/>
-        </w:rPr>
-        <w:t>Desactive</w:t>
-      </w:r>
-      <w:r>
-        <w:rPr>
-          <w:rFonts w:ascii="Arial" w:hAnsi="Arial" w:eastAsia="Arial" w:cs="Arial"/>
-          <w:color w:val="000000"/>
-          <w:rtl w:val="0"/>
-          <w:lang w:val="es-ES" w:eastAsia="es-ES" w:bidi="es-ES"/>
-        </w:rPr>
-        <w:t xml:space="preserve"> </w:t>
-      </w:r>
-      <w:r>
-        <w:rPr>
-          <w:rFonts w:ascii="Arial" w:hAnsi="Arial" w:eastAsia="Arial" w:cs="Arial"/>
-          <w:color w:val="000000"/>
-          <w:rtl w:val="0"/>
-          <w:lang w:val="en-US" w:eastAsia="es-ES" w:bidi="es-ES"/>
-        </w:rPr>
-        <w:t>el</w:t>
-      </w:r>
-      <w:r>
-        <w:rPr>
-          <w:rFonts w:ascii="Arial" w:hAnsi="Arial" w:eastAsia="Arial" w:cs="Arial"/>
-          <w:color w:val="000000"/>
-          <w:rtl w:val="0"/>
-          <w:lang w:val="es-ES" w:eastAsia="es-ES" w:bidi="es-ES"/>
-        </w:rPr>
-        <w:t xml:space="preserve"> </w:t>
-      </w:r>
-      <w:r>
-        <w:rPr>
-          <w:rFonts w:ascii="Arial" w:hAnsi="Arial" w:eastAsia="Arial" w:cs="Arial"/>
-          <w:color w:val="000000"/>
-          <w:rtl w:val="0"/>
-          <w:lang w:val="en-US" w:eastAsia="es-ES" w:bidi="es-ES"/>
-        </w:rPr>
-        <w:t>filtro</w:t>
-      </w:r>
-      <w:r>
-        <w:rPr>
-          <w:rFonts w:ascii="Arial" w:hAnsi="Arial" w:eastAsia="Arial" w:cs="Arial"/>
-          <w:color w:val="000000"/>
-          <w:rtl w:val="0"/>
-          <w:lang w:val="es-ES" w:eastAsia="es-ES" w:bidi="es-ES"/>
-        </w:rPr>
-        <w:t xml:space="preserve"> </w:t>
-      </w:r>
-      <w:r>
-        <w:rPr>
-          <w:rFonts w:ascii="Arial" w:hAnsi="Arial" w:eastAsia="Arial" w:cs="Arial"/>
-          <w:color w:val="000000"/>
-          <w:rtl w:val="0"/>
-          <w:lang w:val="en-US" w:eastAsia="es-ES" w:bidi="es-ES"/>
-        </w:rPr>
-        <w:t>siguiente</w:t>
-      </w:r>
-      <w:r>
-        <w:rPr>
-          <w:rFonts w:ascii="Arial" w:hAnsi="Arial" w:eastAsia="Arial" w:cs="Arial"/>
-          <w:color w:val="000000"/>
-          <w:rtl w:val="0"/>
-          <w:lang w:val="es-ES" w:eastAsia="es-ES" w:bidi="es-ES"/>
-        </w:rPr>
-        <w:t xml:space="preserve"> </w:t>
-      </w:r>
-      <w:r>
-        <w:rPr>
-          <w:rFonts w:ascii="Arial" w:hAnsi="Arial" w:eastAsia="Arial" w:cs="Arial"/>
-          <w:color w:val="000000"/>
-          <w:rtl w:val="0"/>
-          <w:lang w:val="en-US" w:eastAsia="es-ES" w:bidi="es-ES"/>
-        </w:rPr>
-        <w:t>para</w:t>
-      </w:r>
-      <w:r>
-        <w:rPr>
-          <w:rFonts w:ascii="Arial" w:hAnsi="Arial" w:eastAsia="Arial" w:cs="Arial"/>
-          <w:color w:val="000000"/>
-          <w:rtl w:val="0"/>
-          <w:lang w:val="es-ES" w:eastAsia="es-ES" w:bidi="es-ES"/>
-        </w:rPr>
-        <w:t xml:space="preserve"> </w:t>
-      </w:r>
-      <w:r>
-        <w:rPr>
-          <w:rFonts w:ascii="Arial" w:hAnsi="Arial" w:eastAsia="Arial" w:cs="Arial"/>
-          <w:color w:val="000000"/>
-          <w:rtl w:val="0"/>
-          <w:lang w:val="en-US" w:eastAsia="es-ES" w:bidi="es-ES"/>
-        </w:rPr>
-        <w:t>usar</w:t>
-      </w:r>
-      <w:r>
-        <w:rPr>
-          <w:rFonts w:ascii="Arial" w:hAnsi="Arial" w:eastAsia="Arial" w:cs="Arial"/>
-          <w:color w:val="000000"/>
-          <w:rtl w:val="0"/>
-          <w:lang w:val="es-ES" w:eastAsia="es-ES" w:bidi="es-ES"/>
-        </w:rPr>
-        <w:t xml:space="preserve"> </w:t>
-      </w:r>
-      <w:r>
-        <w:rPr>
-          <w:rFonts w:ascii="Arial" w:hAnsi="Arial" w:eastAsia="Arial" w:cs="Arial"/>
-          <w:color w:val="000000"/>
-          <w:rtl w:val="0"/>
-          <w:lang w:val="en-US" w:eastAsia="es-ES" w:bidi="es-ES"/>
-        </w:rPr>
-        <w:t>solo</w:t>
-      </w:r>
-      <w:r>
-        <w:rPr>
-          <w:rFonts w:ascii="Arial" w:hAnsi="Arial" w:eastAsia="Arial" w:cs="Arial"/>
-          <w:color w:val="000000"/>
-          <w:rtl w:val="0"/>
-          <w:lang w:val="es-ES" w:eastAsia="es-ES" w:bidi="es-ES"/>
-        </w:rPr>
-        <w:t xml:space="preserve"> </w:t>
-      </w:r>
-      <w:r>
-        <w:rPr>
-          <w:rFonts w:ascii="Arial" w:hAnsi="Arial" w:eastAsia="Arial" w:cs="Arial"/>
-          <w:color w:val="000000"/>
-          <w:rtl w:val="0"/>
-          <w:lang w:val="en-US" w:eastAsia="es-ES" w:bidi="es-ES"/>
-        </w:rPr>
-        <w:t>el</w:t>
-      </w:r>
-      <w:r>
-        <w:rPr>
-          <w:rFonts w:ascii="Arial" w:hAnsi="Arial" w:eastAsia="Arial" w:cs="Arial"/>
-          <w:color w:val="000000"/>
-          <w:rtl w:val="0"/>
-          <w:lang w:val="es-ES" w:eastAsia="es-ES" w:bidi="es-ES"/>
-        </w:rPr>
-        <w:t xml:space="preserve"> </w:t>
-      </w:r>
-      <w:r>
-        <w:rPr>
-          <w:rFonts w:ascii="Arial" w:hAnsi="Arial" w:eastAsia="Arial" w:cs="Arial"/>
-          <w:color w:val="000000"/>
-          <w:rtl w:val="0"/>
-          <w:lang w:val="en-US" w:eastAsia="es-ES" w:bidi="es-ES"/>
-        </w:rPr>
-        <w:t>hook</w:t>
-      </w:r>
-      <w:r>
-        <w:rPr>
-          <w:rFonts w:ascii="Arial" w:hAnsi="Arial" w:eastAsia="Arial" w:cs="Arial"/>
-          <w:color w:val="000000"/>
-          <w:rtl w:val="0"/>
-          <w:lang w:val="es-ES" w:eastAsia="es-ES" w:bidi="es-ES"/>
-        </w:rPr>
-        <w:t xml:space="preserve"> </w:t>
-      </w:r>
-      <w:r>
-        <w:rPr>
-          <w:rFonts w:ascii="Arial" w:hAnsi="Arial" w:eastAsia="Arial" w:cs="Arial"/>
-          <w:color w:val="000000"/>
-          <w:rtl w:val="0"/>
-          <w:lang w:val="en-US" w:eastAsia="es-ES" w:bidi="es-ES"/>
-        </w:rPr>
-        <w:t>y</w:t>
-      </w:r>
-      <w:r>
-        <w:rPr>
-          <w:rFonts w:ascii="Arial" w:hAnsi="Arial" w:eastAsia="Arial" w:cs="Arial"/>
-          <w:color w:val="000000"/>
-          <w:rtl w:val="0"/>
-          <w:lang w:val="es-ES" w:eastAsia="es-ES" w:bidi="es-ES"/>
-        </w:rPr>
-        <w:t xml:space="preserve"> </w:t>
-      </w:r>
-      <w:r>
-        <w:rPr>
-          <w:rFonts w:ascii="Arial" w:hAnsi="Arial" w:eastAsia="Arial" w:cs="Arial"/>
-          <w:color w:val="000000"/>
-          <w:rtl w:val="0"/>
-          <w:lang w:val="en-US" w:eastAsia="es-ES" w:bidi="es-ES"/>
-        </w:rPr>
-        <w:t>verifique</w:t>
-      </w:r>
-      <w:r>
-        <w:rPr>
-          <w:rFonts w:ascii="Arial" w:hAnsi="Arial" w:eastAsia="Arial" w:cs="Arial"/>
-          <w:color w:val="000000"/>
-          <w:rtl w:val="0"/>
-          <w:lang w:val="es-ES" w:eastAsia="es-ES" w:bidi="es-ES"/>
-        </w:rPr>
-        <w:t xml:space="preserve"> </w:t>
-      </w:r>
-      <w:r>
-        <w:rPr>
-          <w:rFonts w:ascii="Arial" w:hAnsi="Arial" w:eastAsia="Arial" w:cs="Arial"/>
-          <w:color w:val="000000"/>
-          <w:rtl w:val="0"/>
-          <w:lang w:val="en-US" w:eastAsia="es-ES" w:bidi="es-ES"/>
-        </w:rPr>
-        <w:t>la</w:t>
-      </w:r>
-      <w:r>
-        <w:rPr>
-          <w:rFonts w:ascii="Arial" w:hAnsi="Arial" w:eastAsia="Arial" w:cs="Arial"/>
-          <w:color w:val="000000"/>
-          <w:rtl w:val="0"/>
-          <w:lang w:val="es-ES" w:eastAsia="es-ES" w:bidi="es-ES"/>
-        </w:rPr>
-        <w:t xml:space="preserve"> </w:t>
-      </w:r>
-      <w:r>
-        <w:rPr>
-          <w:rFonts w:ascii="Arial" w:hAnsi="Arial" w:eastAsia="Arial" w:cs="Arial"/>
-          <w:color w:val="000000"/>
-          <w:rtl w:val="0"/>
-          <w:lang w:val="en-US" w:eastAsia="es-ES" w:bidi="es-ES"/>
-        </w:rPr>
-        <w:t>pasarela.</w:t>
-      </w:r>
-      <w:r>
-        <w:rPr>
-          <w:rFonts w:ascii="Arial" w:hAnsi="Arial" w:eastAsia="Arial" w:cs="Arial"/>
-          <w:color w:val="000000"/>
-          <w:rtl w:val="0"/>
-          <w:lang w:val="es-ES" w:eastAsia="es-ES" w:bidi="es-ES"/>
-        </w:rPr>
-        <w:t xml:space="preserve"> </w:t>
-      </w:r>
-      <w:r>
-        <w:rPr>
-          <w:rFonts w:ascii="Arial" w:hAnsi="Arial" w:eastAsia="Arial" w:cs="Arial"/>
-          <w:color w:val="000000"/>
-          <w:rtl w:val="0"/>
-          <w:lang w:val="en-US" w:eastAsia="es-ES" w:bidi="es-ES"/>
-        </w:rPr>
-        <w:t>No</w:t>
-      </w:r>
-      <w:r>
-        <w:rPr>
-          <w:rFonts w:ascii="Arial" w:hAnsi="Arial" w:eastAsia="Arial" w:cs="Arial"/>
-          <w:color w:val="000000"/>
-          <w:rtl w:val="0"/>
-          <w:lang w:val="es-ES" w:eastAsia="es-ES" w:bidi="es-ES"/>
-        </w:rPr>
-        <w:t xml:space="preserve"> </w:t>
-      </w:r>
-      <w:r>
-        <w:rPr>
-          <w:rFonts w:ascii="Arial" w:hAnsi="Arial" w:eastAsia="Arial" w:cs="Arial"/>
-          <w:color w:val="000000"/>
-          <w:rtl w:val="0"/>
-          <w:lang w:val="en-US" w:eastAsia="es-ES" w:bidi="es-ES"/>
-        </w:rPr>
-        <w:t>recupera</w:t>
-      </w:r>
-      <w:r>
-        <w:rPr>
-          <w:rFonts w:ascii="Arial" w:hAnsi="Arial" w:eastAsia="Arial" w:cs="Arial"/>
-          <w:color w:val="000000"/>
-          <w:rtl w:val="0"/>
-          <w:lang w:val="es-ES" w:eastAsia="es-ES" w:bidi="es-ES"/>
-        </w:rPr>
-        <w:t xml:space="preserve"> </w:t>
-      </w:r>
-      <w:r>
-        <w:rPr>
-          <w:rFonts w:ascii="Arial" w:hAnsi="Arial" w:eastAsia="Arial" w:cs="Arial"/>
-          <w:color w:val="000000"/>
-          <w:rtl w:val="0"/>
-          <w:lang w:val="en-US" w:eastAsia="es-ES" w:bidi="es-ES"/>
-        </w:rPr>
-        <w:t>pedidos</w:t>
-      </w:r>
-      <w:r>
-        <w:rPr>
-          <w:rFonts w:ascii="Arial" w:hAnsi="Arial" w:eastAsia="Arial" w:cs="Arial"/>
-          <w:color w:val="000000"/>
-          <w:rtl w:val="0"/>
-          <w:lang w:val="es-ES" w:eastAsia="es-ES" w:bidi="es-ES"/>
-        </w:rPr>
-        <w:t xml:space="preserve"> </w:t>
-      </w:r>
-      <w:r>
-        <w:rPr>
-          <w:rFonts w:ascii="Arial" w:hAnsi="Arial" w:eastAsia="Arial" w:cs="Arial"/>
-          <w:color w:val="000000"/>
-          <w:rtl w:val="0"/>
-          <w:lang w:val="en-US" w:eastAsia="es-ES" w:bidi="es-ES"/>
-        </w:rPr>
-        <w:t>antiguos</w:t>
-      </w:r>
-      <w:r>
-        <w:rPr>
-          <w:rFonts w:ascii="Arial" w:hAnsi="Arial" w:eastAsia="Arial" w:cs="Arial"/>
-          <w:color w:val="000000"/>
-          <w:rtl w:val="0"/>
-          <w:lang w:val="es-ES" w:eastAsia="es-ES" w:bidi="es-ES"/>
-        </w:rPr>
-        <w:t xml:space="preserve">; </w:t>
-      </w:r>
-      <w:r>
-        <w:rPr>
-          <w:rFonts w:ascii="Arial" w:hAnsi="Arial" w:eastAsia="Arial" w:cs="Arial"/>
-          <w:color w:val="000000"/>
-          <w:rtl w:val="0"/>
-          <w:lang w:val="en-US" w:eastAsia="es-ES" w:bidi="es-ES"/>
-        </w:rPr>
-        <w:t>desactivar</w:t>
-      </w:r>
-      <w:r>
-        <w:rPr>
-          <w:rFonts w:ascii="Arial" w:hAnsi="Arial" w:eastAsia="Arial" w:cs="Arial"/>
-          <w:color w:val="000000"/>
-          <w:rtl w:val="0"/>
-          <w:lang w:val="es-ES" w:eastAsia="es-ES" w:bidi="es-ES"/>
-        </w:rPr>
-        <w:t xml:space="preserve"> </w:t>
-      </w:r>
-      <w:r>
-        <w:rPr>
-          <w:rFonts w:ascii="Arial" w:hAnsi="Arial" w:eastAsia="Arial" w:cs="Arial"/>
-          <w:color w:val="000000"/>
-          <w:rtl w:val="0"/>
-          <w:lang w:val="en-US" w:eastAsia="es-ES" w:bidi="es-ES"/>
-        </w:rPr>
-        <w:t>no</w:t>
-      </w:r>
-      <w:r>
-        <w:rPr>
-          <w:rFonts w:ascii="Arial" w:hAnsi="Arial" w:eastAsia="Arial" w:cs="Arial"/>
-          <w:color w:val="000000"/>
-          <w:rtl w:val="0"/>
-          <w:lang w:val="es-ES" w:eastAsia="es-ES" w:bidi="es-ES"/>
-        </w:rPr>
-        <w:t xml:space="preserve"> </w:t>
-      </w:r>
-      <w:r>
-        <w:rPr>
-          <w:rFonts w:ascii="Arial" w:hAnsi="Arial" w:eastAsia="Arial" w:cs="Arial"/>
-          <w:color w:val="000000"/>
-          <w:rtl w:val="0"/>
-          <w:lang w:val="en-US" w:eastAsia="es-ES" w:bidi="es-ES"/>
-        </w:rPr>
-        <w:t>cancela</w:t>
-      </w:r>
-      <w:r>
-        <w:rPr>
-          <w:rFonts w:ascii="Arial" w:hAnsi="Arial" w:eastAsia="Arial" w:cs="Arial"/>
-          <w:color w:val="000000"/>
-          <w:rtl w:val="0"/>
-          <w:lang w:val="es-ES" w:eastAsia="es-ES" w:bidi="es-ES"/>
-        </w:rPr>
-        <w:t xml:space="preserve"> </w:t>
-      </w:r>
-      <w:r>
-        <w:rPr>
-          <w:rFonts w:ascii="Arial" w:hAnsi="Arial" w:eastAsia="Arial" w:cs="Arial"/>
-          <w:color w:val="000000"/>
-          <w:rtl w:val="0"/>
-          <w:lang w:val="en-US" w:eastAsia="es-ES" w:bidi="es-ES"/>
-        </w:rPr>
-        <w:t>la</w:t>
-      </w:r>
-      <w:r>
-        <w:rPr>
-          <w:rFonts w:ascii="Arial" w:hAnsi="Arial" w:eastAsia="Arial" w:cs="Arial"/>
-          <w:color w:val="000000"/>
-          <w:rtl w:val="0"/>
-          <w:lang w:val="es-ES" w:eastAsia="es-ES" w:bidi="es-ES"/>
-        </w:rPr>
-        <w:t xml:space="preserve"> </w:t>
-      </w:r>
-      <w:r>
-        <w:rPr>
-          <w:rFonts w:ascii="Arial" w:hAnsi="Arial" w:eastAsia="Arial" w:cs="Arial"/>
-          <w:color w:val="000000"/>
-          <w:rtl w:val="0"/>
-          <w:lang w:val="en-US" w:eastAsia="es-ES" w:bidi="es-ES"/>
-        </w:rPr>
-        <w:t>cola.</w:t>
+          <w:lang w:val="es-ES" w:bidi="es-ES"/>
+          <w:rtl w:val="0"/>
+        </w:rPr>
+        <w:t>La política exige estado pagado y fecha de pago registrada. Contra reembolso, transferencia, cheque y pagos parciales requieren adaptador de cobro. El proceso verifica antes de generar y enviar. La fecha de creación no decide. Eventos y búsqueda limitada respetan activación/actualización; pedidos antiguos requieren vista previa y selección explícitas.</w:t>
       </w:r>
     </w:p>
     <w:p>
@@ -18147,1078 +13342,16 @@
     <w:p>
       <w:pPr>
         <w:bidi w:val="0"/>
-        <w:jc w:val="left"/>
+        <w:jc w:val="start"/>
       </w:pPr>
       <w:r>
         <w:rPr>
-          <w:rFonts w:ascii="Arial" w:hAnsi="Arial" w:eastAsia="Arial" w:cs="Arial"/>
-          <w:color w:val="000000"/>
-          <w:rtl w:val="0"/>
-          <w:lang w:val="en-US" w:eastAsia="es-ES" w:bidi="es-ES"/>
-        </w:rPr>
-        <w:t>Clave</w:t>
-      </w:r>
-      <w:r>
-        <w:rPr>
-          <w:rFonts w:ascii="Arial" w:hAnsi="Arial" w:eastAsia="Arial" w:cs="Arial"/>
-          <w:color w:val="000000"/>
-          <w:rtl w:val="0"/>
-          <w:lang w:val="es-ES" w:eastAsia="es-ES" w:bidi="es-ES"/>
-        </w:rPr>
-        <w:t xml:space="preserve"> ú</w:t>
-      </w:r>
-      <w:r>
-        <w:rPr>
-          <w:rFonts w:ascii="Arial" w:hAnsi="Arial" w:eastAsia="Arial" w:cs="Arial"/>
-          <w:color w:val="000000"/>
-          <w:rtl w:val="0"/>
-          <w:lang w:val="en-US" w:eastAsia="es-ES" w:bidi="es-ES"/>
-        </w:rPr>
-        <w:t>nica</w:t>
-      </w:r>
-      <w:r>
-        <w:rPr>
-          <w:rFonts w:ascii="Arial" w:hAnsi="Arial" w:eastAsia="Arial" w:cs="Arial"/>
-          <w:color w:val="000000"/>
-          <w:rtl w:val="0"/>
-          <w:lang w:val="es-ES" w:eastAsia="es-ES" w:bidi="es-ES"/>
-        </w:rPr>
-        <w:t xml:space="preserve"> </w:t>
-      </w:r>
-      <w:r>
-        <w:rPr>
-          <w:rFonts w:ascii="Arial" w:hAnsi="Arial" w:eastAsia="Arial" w:cs="Arial"/>
-          <w:color w:val="000000"/>
-          <w:rtl w:val="0"/>
-          <w:lang w:val="en-US" w:eastAsia="es-ES" w:bidi="es-ES"/>
-        </w:rPr>
-        <w:t>e</w:t>
-      </w:r>
-      <w:r>
-        <w:rPr>
-          <w:rFonts w:ascii="Arial" w:hAnsi="Arial" w:eastAsia="Arial" w:cs="Arial"/>
-          <w:color w:val="000000"/>
-          <w:rtl w:val="0"/>
-          <w:lang w:val="es-ES" w:eastAsia="es-ES" w:bidi="es-ES"/>
-        </w:rPr>
-        <w:t xml:space="preserve"> </w:t>
-      </w:r>
-      <w:r>
-        <w:rPr>
-          <w:rFonts w:ascii="Arial" w:hAnsi="Arial" w:eastAsia="Arial" w:cs="Arial"/>
-          <w:color w:val="000000"/>
-          <w:rtl w:val="0"/>
-          <w:lang w:val="en-US" w:eastAsia="es-ES" w:bidi="es-ES"/>
-        </w:rPr>
-        <w:t>historial</w:t>
-      </w:r>
-      <w:r>
-        <w:rPr>
-          <w:rFonts w:ascii="Arial" w:hAnsi="Arial" w:eastAsia="Arial" w:cs="Arial"/>
-          <w:color w:val="000000"/>
-          <w:rtl w:val="0"/>
-          <w:lang w:val="es-ES" w:eastAsia="es-ES" w:bidi="es-ES"/>
-        </w:rPr>
-        <w:t xml:space="preserve"> </w:t>
-      </w:r>
-      <w:r>
-        <w:rPr>
-          <w:rFonts w:ascii="Arial" w:hAnsi="Arial" w:eastAsia="Arial" w:cs="Arial"/>
-          <w:color w:val="000000"/>
-          <w:rtl w:val="0"/>
-          <w:lang w:val="en-US" w:eastAsia="es-ES" w:bidi="es-ES"/>
-        </w:rPr>
-        <w:t>aseguran</w:t>
-      </w:r>
-      <w:r>
-        <w:rPr>
-          <w:rFonts w:ascii="Arial" w:hAnsi="Arial" w:eastAsia="Arial" w:cs="Arial"/>
-          <w:color w:val="000000"/>
-          <w:rtl w:val="0"/>
-          <w:lang w:val="es-ES" w:eastAsia="es-ES" w:bidi="es-ES"/>
-        </w:rPr>
-        <w:t xml:space="preserve"> </w:t>
-      </w:r>
-      <w:r>
-        <w:rPr>
-          <w:rFonts w:ascii="Arial" w:hAnsi="Arial" w:eastAsia="Arial" w:cs="Arial"/>
-          <w:color w:val="000000"/>
-          <w:rtl w:val="0"/>
-          <w:lang w:val="en-US" w:eastAsia="es-ES" w:bidi="es-ES"/>
-        </w:rPr>
-        <w:t>un</w:t>
-      </w:r>
-      <w:r>
-        <w:rPr>
-          <w:rFonts w:ascii="Arial" w:hAnsi="Arial" w:eastAsia="Arial" w:cs="Arial"/>
-          <w:color w:val="000000"/>
-          <w:rtl w:val="0"/>
-          <w:lang w:val="es-ES" w:eastAsia="es-ES" w:bidi="es-ES"/>
-        </w:rPr>
-        <w:t xml:space="preserve"> </w:t>
-      </w:r>
-      <w:r>
-        <w:rPr>
-          <w:rFonts w:ascii="Arial" w:hAnsi="Arial" w:eastAsia="Arial" w:cs="Arial"/>
-          <w:color w:val="000000"/>
-          <w:rtl w:val="0"/>
-          <w:lang w:val="en-US" w:eastAsia="es-ES" w:bidi="es-ES"/>
-        </w:rPr>
-        <w:t>trabajo</w:t>
-      </w:r>
-      <w:r>
-        <w:rPr>
-          <w:rFonts w:ascii="Arial" w:hAnsi="Arial" w:eastAsia="Arial" w:cs="Arial"/>
-          <w:color w:val="000000"/>
-          <w:rtl w:val="0"/>
-          <w:lang w:val="es-ES" w:eastAsia="es-ES" w:bidi="es-ES"/>
-        </w:rPr>
-        <w:t xml:space="preserve"> </w:t>
-      </w:r>
-      <w:r>
-        <w:rPr>
-          <w:rFonts w:ascii="Arial" w:hAnsi="Arial" w:eastAsia="Arial" w:cs="Arial"/>
-          <w:color w:val="000000"/>
-          <w:rtl w:val="0"/>
-          <w:lang w:val="en-US" w:eastAsia="es-ES" w:bidi="es-ES"/>
-        </w:rPr>
-        <w:t>autom</w:t>
-      </w:r>
-      <w:r>
-        <w:rPr>
-          <w:rFonts w:ascii="Arial" w:hAnsi="Arial" w:eastAsia="Arial" w:cs="Arial"/>
-          <w:color w:val="000000"/>
-          <w:rtl w:val="0"/>
-          <w:lang w:val="es-ES" w:eastAsia="es-ES" w:bidi="es-ES"/>
-        </w:rPr>
-        <w:t>á</w:t>
-      </w:r>
-      <w:r>
-        <w:rPr>
-          <w:rFonts w:ascii="Arial" w:hAnsi="Arial" w:eastAsia="Arial" w:cs="Arial"/>
-          <w:color w:val="000000"/>
-          <w:rtl w:val="0"/>
-          <w:lang w:val="en-US" w:eastAsia="es-ES" w:bidi="es-ES"/>
-        </w:rPr>
-        <w:t>tico</w:t>
-      </w:r>
-      <w:r>
-        <w:rPr>
-          <w:rFonts w:ascii="Arial" w:hAnsi="Arial" w:eastAsia="Arial" w:cs="Arial"/>
-          <w:color w:val="000000"/>
-          <w:rtl w:val="0"/>
-          <w:lang w:val="es-ES" w:eastAsia="es-ES" w:bidi="es-ES"/>
-        </w:rPr>
-        <w:t xml:space="preserve"> </w:t>
-      </w:r>
-      <w:r>
-        <w:rPr>
-          <w:rFonts w:ascii="Arial" w:hAnsi="Arial" w:eastAsia="Arial" w:cs="Arial"/>
-          <w:color w:val="000000"/>
-          <w:rtl w:val="0"/>
-          <w:lang w:val="en-US" w:eastAsia="es-ES" w:bidi="es-ES"/>
-        </w:rPr>
-        <w:t>por</w:t>
-      </w:r>
-      <w:r>
-        <w:rPr>
-          <w:rFonts w:ascii="Arial" w:hAnsi="Arial" w:eastAsia="Arial" w:cs="Arial"/>
-          <w:color w:val="000000"/>
-          <w:rtl w:val="0"/>
-          <w:lang w:val="es-ES" w:eastAsia="es-ES" w:bidi="es-ES"/>
-        </w:rPr>
-        <w:t xml:space="preserve"> </w:t>
-      </w:r>
-      <w:r>
-        <w:rPr>
-          <w:rFonts w:ascii="Arial" w:hAnsi="Arial" w:eastAsia="Arial" w:cs="Arial"/>
-          <w:color w:val="000000"/>
-          <w:rtl w:val="0"/>
-          <w:lang w:val="en-US" w:eastAsia="es-ES" w:bidi="es-ES"/>
-        </w:rPr>
-        <w:t>pedido.</w:t>
-      </w:r>
-      <w:r>
-        <w:rPr>
-          <w:rFonts w:ascii="Arial" w:hAnsi="Arial" w:eastAsia="Arial" w:cs="Arial"/>
-          <w:color w:val="000000"/>
-          <w:rtl w:val="0"/>
-          <w:lang w:val="es-ES" w:eastAsia="es-ES" w:bidi="es-ES"/>
-        </w:rPr>
-        <w:t xml:space="preserve"> </w:t>
-      </w:r>
-      <w:r>
-        <w:rPr>
-          <w:rFonts w:ascii="Arial" w:hAnsi="Arial" w:eastAsia="Arial" w:cs="Arial"/>
-          <w:color w:val="000000"/>
-          <w:rtl w:val="0"/>
-          <w:lang w:val="en-US" w:eastAsia="es-ES" w:bidi="es-ES"/>
-        </w:rPr>
-        <w:t>El</w:t>
-      </w:r>
-      <w:r>
-        <w:rPr>
-          <w:rFonts w:ascii="Arial" w:hAnsi="Arial" w:eastAsia="Arial" w:cs="Arial"/>
-          <w:color w:val="000000"/>
-          <w:rtl w:val="0"/>
-          <w:lang w:val="es-ES" w:eastAsia="es-ES" w:bidi="es-ES"/>
-        </w:rPr>
-        <w:t xml:space="preserve"> </w:t>
-      </w:r>
-      <w:r>
-        <w:rPr>
-          <w:rFonts w:ascii="Arial" w:hAnsi="Arial" w:eastAsia="Arial" w:cs="Arial"/>
-          <w:color w:val="000000"/>
-          <w:rtl w:val="0"/>
-          <w:lang w:val="en-US" w:eastAsia="es-ES" w:bidi="es-ES"/>
-        </w:rPr>
-        <w:t>manual</w:t>
-      </w:r>
-      <w:r>
-        <w:rPr>
-          <w:rFonts w:ascii="Arial" w:hAnsi="Arial" w:eastAsia="Arial" w:cs="Arial"/>
-          <w:color w:val="000000"/>
-          <w:rtl w:val="0"/>
-          <w:lang w:val="es-ES" w:eastAsia="es-ES" w:bidi="es-ES"/>
-        </w:rPr>
-        <w:t xml:space="preserve"> </w:t>
-      </w:r>
-      <w:r>
-        <w:rPr>
-          <w:rFonts w:ascii="Arial" w:hAnsi="Arial" w:eastAsia="Arial" w:cs="Arial"/>
-          <w:color w:val="000000"/>
-          <w:rtl w:val="0"/>
-          <w:lang w:val="en-US" w:eastAsia="es-ES" w:bidi="es-ES"/>
-        </w:rPr>
-        <w:t>es</w:t>
-      </w:r>
-      <w:r>
-        <w:rPr>
-          <w:rFonts w:ascii="Arial" w:hAnsi="Arial" w:eastAsia="Arial" w:cs="Arial"/>
-          <w:color w:val="000000"/>
-          <w:rtl w:val="0"/>
-          <w:lang w:val="es-ES" w:eastAsia="es-ES" w:bidi="es-ES"/>
-        </w:rPr>
-        <w:t xml:space="preserve"> </w:t>
-      </w:r>
-      <w:r>
-        <w:rPr>
-          <w:rFonts w:ascii="Arial" w:hAnsi="Arial" w:eastAsia="Arial" w:cs="Arial"/>
-          <w:color w:val="000000"/>
-          <w:rtl w:val="0"/>
-          <w:lang w:val="en-US" w:eastAsia="es-ES" w:bidi="es-ES"/>
-        </w:rPr>
-        <w:t>repetible.</w:t>
-      </w:r>
-      <w:r>
-        <w:rPr>
-          <w:rFonts w:ascii="Arial" w:hAnsi="Arial" w:eastAsia="Arial" w:cs="Arial"/>
-          <w:color w:val="000000"/>
-          <w:rtl w:val="0"/>
-          <w:lang w:val="es-ES" w:eastAsia="es-ES" w:bidi="es-ES"/>
-        </w:rPr>
-        <w:t xml:space="preserve"> </w:t>
-      </w:r>
-      <w:r>
-        <w:rPr>
-          <w:rFonts w:ascii="Arial" w:hAnsi="Arial" w:eastAsia="Arial" w:cs="Arial"/>
-          <w:color w:val="000000"/>
-          <w:rtl w:val="0"/>
-          <w:lang w:val="en-US" w:eastAsia="es-ES" w:bidi="es-ES"/>
-        </w:rPr>
-        <w:t>El</w:t>
-      </w:r>
-      <w:r>
-        <w:rPr>
-          <w:rFonts w:ascii="Arial" w:hAnsi="Arial" w:eastAsia="Arial" w:cs="Arial"/>
-          <w:color w:val="000000"/>
-          <w:rtl w:val="0"/>
-          <w:lang w:val="es-ES" w:eastAsia="es-ES" w:bidi="es-ES"/>
-        </w:rPr>
-        <w:t xml:space="preserve"> </w:t>
-      </w:r>
-      <w:r>
-        <w:rPr>
-          <w:rFonts w:ascii="Arial" w:hAnsi="Arial" w:eastAsia="Arial" w:cs="Arial"/>
-          <w:color w:val="000000"/>
-          <w:rtl w:val="0"/>
-          <w:lang w:val="en-US" w:eastAsia="es-ES" w:bidi="es-ES"/>
-        </w:rPr>
-        <w:t>worker</w:t>
-      </w:r>
-      <w:r>
-        <w:rPr>
-          <w:rFonts w:ascii="Arial" w:hAnsi="Arial" w:eastAsia="Arial" w:cs="Arial"/>
-          <w:color w:val="000000"/>
-          <w:rtl w:val="0"/>
-          <w:lang w:val="es-ES" w:eastAsia="es-ES" w:bidi="es-ES"/>
-        </w:rPr>
-        <w:t xml:space="preserve"> </w:t>
-      </w:r>
-      <w:r>
-        <w:rPr>
-          <w:rFonts w:ascii="Arial" w:hAnsi="Arial" w:eastAsia="Arial" w:cs="Arial"/>
-          <w:color w:val="000000"/>
-          <w:rtl w:val="0"/>
-          <w:lang w:val="en-US" w:eastAsia="es-ES" w:bidi="es-ES"/>
-        </w:rPr>
-        <w:t>toma</w:t>
-      </w:r>
-      <w:r>
-        <w:rPr>
-          <w:rFonts w:ascii="Arial" w:hAnsi="Arial" w:eastAsia="Arial" w:cs="Arial"/>
-          <w:color w:val="000000"/>
-          <w:rtl w:val="0"/>
-          <w:lang w:val="es-ES" w:eastAsia="es-ES" w:bidi="es-ES"/>
-        </w:rPr>
-        <w:t xml:space="preserve"> </w:t>
-      </w:r>
-      <w:r>
-        <w:rPr>
-          <w:rFonts w:ascii="Arial" w:hAnsi="Arial" w:eastAsia="Arial" w:cs="Arial"/>
-          <w:color w:val="000000"/>
-          <w:rtl w:val="0"/>
-          <w:lang w:val="en-US" w:eastAsia="es-ES" w:bidi="es-ES"/>
-        </w:rPr>
-        <w:t>el</w:t>
-      </w:r>
-      <w:r>
-        <w:rPr>
-          <w:rFonts w:ascii="Arial" w:hAnsi="Arial" w:eastAsia="Arial" w:cs="Arial"/>
-          <w:color w:val="000000"/>
-          <w:rtl w:val="0"/>
-          <w:lang w:val="es-ES" w:eastAsia="es-ES" w:bidi="es-ES"/>
-        </w:rPr>
-        <w:t xml:space="preserve"> </w:t>
-      </w:r>
-      <w:r>
-        <w:rPr>
-          <w:rFonts w:ascii="Arial" w:hAnsi="Arial" w:eastAsia="Arial" w:cs="Arial"/>
-          <w:color w:val="000000"/>
-          <w:rtl w:val="0"/>
-          <w:lang w:val="en-US" w:eastAsia="es-ES" w:bidi="es-ES"/>
-        </w:rPr>
-        <w:t>trabajo</w:t>
-      </w:r>
-      <w:r>
-        <w:rPr>
-          <w:rFonts w:ascii="Arial" w:hAnsi="Arial" w:eastAsia="Arial" w:cs="Arial"/>
-          <w:color w:val="000000"/>
-          <w:rtl w:val="0"/>
-          <w:lang w:val="es-ES" w:eastAsia="es-ES" w:bidi="es-ES"/>
-        </w:rPr>
-        <w:t xml:space="preserve"> </w:t>
-      </w:r>
-      <w:r>
-        <w:rPr>
-          <w:rFonts w:ascii="Arial" w:hAnsi="Arial" w:eastAsia="Arial" w:cs="Arial"/>
-          <w:color w:val="000000"/>
-          <w:rtl w:val="0"/>
-          <w:lang w:val="en-US" w:eastAsia="es-ES" w:bidi="es-ES"/>
-        </w:rPr>
-        <w:t>at</w:t>
-      </w:r>
-      <w:r>
-        <w:rPr>
-          <w:rFonts w:ascii="Arial" w:hAnsi="Arial" w:eastAsia="Arial" w:cs="Arial"/>
-          <w:color w:val="000000"/>
-          <w:rtl w:val="0"/>
-          <w:lang w:val="es-ES" w:eastAsia="es-ES" w:bidi="es-ES"/>
-        </w:rPr>
-        <w:t>ó</w:t>
-      </w:r>
-      <w:r>
-        <w:rPr>
-          <w:rFonts w:ascii="Arial" w:hAnsi="Arial" w:eastAsia="Arial" w:cs="Arial"/>
-          <w:color w:val="000000"/>
-          <w:rtl w:val="0"/>
-          <w:lang w:val="en-US" w:eastAsia="es-ES" w:bidi="es-ES"/>
-        </w:rPr>
-        <w:t>micamente</w:t>
-      </w:r>
-      <w:r>
-        <w:rPr>
-          <w:rFonts w:ascii="Arial" w:hAnsi="Arial" w:eastAsia="Arial" w:cs="Arial"/>
-          <w:color w:val="000000"/>
-          <w:rtl w:val="0"/>
-          <w:lang w:val="es-ES" w:eastAsia="es-ES" w:bidi="es-ES"/>
-        </w:rPr>
-        <w:t xml:space="preserve"> </w:t>
-      </w:r>
-      <w:r>
-        <w:rPr>
-          <w:rFonts w:ascii="Arial" w:hAnsi="Arial" w:eastAsia="Arial" w:cs="Arial"/>
-          <w:color w:val="000000"/>
-          <w:rtl w:val="0"/>
-          <w:lang w:val="en-US" w:eastAsia="es-ES" w:bidi="es-ES"/>
-        </w:rPr>
-        <w:t>y</w:t>
-      </w:r>
-      <w:r>
-        <w:rPr>
-          <w:rFonts w:ascii="Arial" w:hAnsi="Arial" w:eastAsia="Arial" w:cs="Arial"/>
-          <w:color w:val="000000"/>
-          <w:rtl w:val="0"/>
-          <w:lang w:val="es-ES" w:eastAsia="es-ES" w:bidi="es-ES"/>
-        </w:rPr>
-        <w:t xml:space="preserve"> </w:t>
-      </w:r>
-      <w:r>
-        <w:rPr>
-          <w:rFonts w:ascii="Arial" w:hAnsi="Arial" w:eastAsia="Arial" w:cs="Arial"/>
-          <w:color w:val="000000"/>
-          <w:rtl w:val="0"/>
-          <w:lang w:val="en-US" w:eastAsia="es-ES" w:bidi="es-ES"/>
-        </w:rPr>
-        <w:t>verifica</w:t>
-      </w:r>
-      <w:r>
-        <w:rPr>
-          <w:rFonts w:ascii="Arial" w:hAnsi="Arial" w:eastAsia="Arial" w:cs="Arial"/>
-          <w:color w:val="000000"/>
-          <w:rtl w:val="0"/>
-          <w:lang w:val="es-ES" w:eastAsia="es-ES" w:bidi="es-ES"/>
-        </w:rPr>
-        <w:t xml:space="preserve"> </w:t>
-      </w:r>
-      <w:r>
-        <w:rPr>
-          <w:rFonts w:ascii="Arial" w:hAnsi="Arial" w:eastAsia="Arial" w:cs="Arial"/>
-          <w:color w:val="000000"/>
-          <w:rtl w:val="0"/>
-          <w:lang w:val="en-US" w:eastAsia="es-ES" w:bidi="es-ES"/>
-        </w:rPr>
-        <w:t>pago</w:t>
-      </w:r>
-      <w:r>
-        <w:rPr>
-          <w:rFonts w:ascii="Arial" w:hAnsi="Arial" w:eastAsia="Arial" w:cs="Arial"/>
-          <w:color w:val="000000"/>
-          <w:rtl w:val="0"/>
-          <w:lang w:val="es-ES" w:eastAsia="es-ES" w:bidi="es-ES"/>
-        </w:rPr>
-        <w:t xml:space="preserve"> </w:t>
-      </w:r>
-      <w:r>
-        <w:rPr>
-          <w:rFonts w:ascii="Arial" w:hAnsi="Arial" w:eastAsia="Arial" w:cs="Arial"/>
-          <w:color w:val="000000"/>
-          <w:rtl w:val="0"/>
-          <w:lang w:val="en-US" w:eastAsia="es-ES" w:bidi="es-ES"/>
-        </w:rPr>
-        <w:t>antes</w:t>
-      </w:r>
-      <w:r>
-        <w:rPr>
-          <w:rFonts w:ascii="Arial" w:hAnsi="Arial" w:eastAsia="Arial" w:cs="Arial"/>
-          <w:color w:val="000000"/>
-          <w:rtl w:val="0"/>
-          <w:lang w:val="es-ES" w:eastAsia="es-ES" w:bidi="es-ES"/>
-        </w:rPr>
-        <w:t xml:space="preserve"> </w:t>
-      </w:r>
-      <w:r>
-        <w:rPr>
-          <w:rFonts w:ascii="Arial" w:hAnsi="Arial" w:eastAsia="Arial" w:cs="Arial"/>
-          <w:color w:val="000000"/>
-          <w:rtl w:val="0"/>
-          <w:lang w:val="en-US" w:eastAsia="es-ES" w:bidi="es-ES"/>
-        </w:rPr>
-        <w:t>del</w:t>
-      </w:r>
-      <w:r>
-        <w:rPr>
-          <w:rFonts w:ascii="Arial" w:hAnsi="Arial" w:eastAsia="Arial" w:cs="Arial"/>
-          <w:color w:val="000000"/>
-          <w:rtl w:val="0"/>
-          <w:lang w:val="es-ES" w:eastAsia="es-ES" w:bidi="es-ES"/>
-        </w:rPr>
-        <w:t xml:space="preserve"> </w:t>
-      </w:r>
-      <w:r>
-        <w:rPr>
-          <w:rFonts w:ascii="Arial" w:hAnsi="Arial" w:eastAsia="Arial" w:cs="Arial"/>
-          <w:color w:val="000000"/>
-          <w:rtl w:val="0"/>
-          <w:lang w:val="en-US" w:eastAsia="es-ES" w:bidi="es-ES"/>
-        </w:rPr>
-        <w:t>env</w:t>
-      </w:r>
-      <w:r>
-        <w:rPr>
-          <w:rFonts w:ascii="Arial" w:hAnsi="Arial" w:eastAsia="Arial" w:cs="Arial"/>
-          <w:color w:val="000000"/>
-          <w:rtl w:val="0"/>
-          <w:lang w:val="es-ES" w:eastAsia="es-ES" w:bidi="es-ES"/>
-        </w:rPr>
-        <w:t>í</w:t>
-      </w:r>
-      <w:r>
-        <w:rPr>
-          <w:rFonts w:ascii="Arial" w:hAnsi="Arial" w:eastAsia="Arial" w:cs="Arial"/>
-          <w:color w:val="000000"/>
-          <w:rtl w:val="0"/>
-          <w:lang w:val="en-US" w:eastAsia="es-ES" w:bidi="es-ES"/>
-        </w:rPr>
-        <w:t>o.</w:t>
-      </w:r>
-      <w:r>
-        <w:rPr>
-          <w:rFonts w:ascii="Arial" w:hAnsi="Arial" w:eastAsia="Arial" w:cs="Arial"/>
-          <w:color w:val="000000"/>
-          <w:rtl w:val="0"/>
-          <w:lang w:val="es-ES" w:eastAsia="es-ES" w:bidi="es-ES"/>
-        </w:rPr>
-        <w:t xml:space="preserve"> </w:t>
-      </w:r>
-      <w:r>
-        <w:rPr>
-          <w:rFonts w:ascii="Arial" w:hAnsi="Arial" w:eastAsia="Arial" w:cs="Arial"/>
-          <w:color w:val="000000"/>
-          <w:rtl w:val="0"/>
-          <w:lang w:val="en-US" w:eastAsia="es-ES" w:bidi="es-ES"/>
-        </w:rPr>
-        <w:t>Hook</w:t>
-      </w:r>
-      <w:r>
-        <w:rPr>
-          <w:rFonts w:ascii="Arial" w:hAnsi="Arial" w:eastAsia="Arial" w:cs="Arial"/>
-          <w:color w:val="000000"/>
-          <w:rtl w:val="0"/>
-          <w:lang w:val="es-ES" w:eastAsia="es-ES" w:bidi="es-ES"/>
-        </w:rPr>
-        <w:t xml:space="preserve"> </w:t>
-      </w:r>
-      <w:r>
-        <w:rPr>
-          <w:rFonts w:ascii="Courier New" w:hAnsi="Courier New" w:eastAsia="Courier New" w:cs="Courier New"/>
-          <w:color w:val="000000"/>
-          <w:rtl w:val="0"/>
-          <w:lang w:val="en-US" w:eastAsia="es-ES" w:bidi="es-ES"/>
-        </w:rPr>
-        <w:t>wcip_process_print_job</w:t>
-      </w:r>
-      <w:r>
-        <w:rPr>
-          <w:rFonts w:ascii="Arial" w:hAnsi="Arial" w:eastAsia="Arial" w:cs="Arial"/>
-          <w:color w:val="000000"/>
-          <w:rtl w:val="0"/>
-          <w:lang w:val="es-ES" w:eastAsia="es-ES" w:bidi="es-ES"/>
-        </w:rPr>
-        <w:t xml:space="preserve">, </w:t>
-      </w:r>
-      <w:r>
-        <w:rPr>
-          <w:rFonts w:ascii="Arial" w:hAnsi="Arial" w:eastAsia="Arial" w:cs="Arial"/>
-          <w:color w:val="000000"/>
-          <w:rtl w:val="0"/>
-          <w:lang w:val="en-US" w:eastAsia="es-ES" w:bidi="es-ES"/>
-        </w:rPr>
-        <w:t>grupo</w:t>
-      </w:r>
-      <w:r>
-        <w:rPr>
-          <w:rFonts w:ascii="Arial" w:hAnsi="Arial" w:eastAsia="Arial" w:cs="Arial"/>
-          <w:color w:val="000000"/>
-          <w:rtl w:val="0"/>
-          <w:lang w:val="es-ES" w:eastAsia="es-ES" w:bidi="es-ES"/>
-        </w:rPr>
-        <w:t xml:space="preserve"> </w:t>
-      </w:r>
-      <w:r>
-        <w:rPr>
-          <w:rFonts w:ascii="Arial" w:hAnsi="Arial" w:eastAsia="Arial" w:cs="Arial"/>
-          <w:color w:val="000000"/>
-          <w:rtl w:val="0"/>
-          <w:lang w:val="en-US" w:eastAsia="es-ES" w:bidi="es-ES"/>
-        </w:rPr>
-        <w:t>wc-invoice-printer</w:t>
-      </w:r>
-      <w:r>
-        <w:rPr>
-          <w:rFonts w:ascii="Arial" w:hAnsi="Arial" w:eastAsia="Arial" w:cs="Arial"/>
-          <w:color w:val="000000"/>
-          <w:rtl w:val="0"/>
-          <w:lang w:val="es-ES" w:eastAsia="es-ES" w:bidi="es-ES"/>
-        </w:rPr>
-        <w:t xml:space="preserve">, </w:t>
-      </w:r>
-      <w:r>
-        <w:rPr>
-          <w:rFonts w:ascii="Courier New" w:hAnsi="Courier New" w:eastAsia="Courier New" w:cs="Courier New"/>
-          <w:color w:val="000000"/>
-          <w:rtl w:val="0"/>
-          <w:lang w:val="en-US" w:eastAsia="es-ES" w:bidi="es-ES"/>
-        </w:rPr>
-        <w:t>job_id.</w:t>
-      </w:r>
-      <w:r>
-        <w:rPr>
-          <w:rFonts w:ascii="Arial" w:hAnsi="Arial" w:eastAsia="Arial" w:cs="Arial"/>
-          <w:color w:val="000000"/>
-          <w:rtl w:val="0"/>
-          <w:lang w:val="es-ES" w:eastAsia="es-ES" w:bidi="es-ES"/>
-        </w:rPr>
-        <w:t xml:space="preserve"> </w:t>
-      </w:r>
-      <w:r>
-        <w:rPr>
-          <w:rFonts w:ascii="Arial" w:hAnsi="Arial" w:eastAsia="Arial" w:cs="Arial"/>
-          <w:color w:val="000000"/>
-          <w:rtl w:val="0"/>
-          <w:lang w:val="en-US" w:eastAsia="es-ES" w:bidi="es-ES"/>
-        </w:rPr>
-        <w:t>Recupera</w:t>
-      </w:r>
-      <w:r>
-        <w:rPr>
-          <w:rFonts w:ascii="Arial" w:hAnsi="Arial" w:eastAsia="Arial" w:cs="Arial"/>
-          <w:color w:val="000000"/>
-          <w:rtl w:val="0"/>
-          <w:lang w:val="es-ES" w:eastAsia="es-ES" w:bidi="es-ES"/>
-        </w:rPr>
-        <w:t xml:space="preserve"> </w:t>
-      </w:r>
-      <w:r>
-        <w:rPr>
-          <w:rFonts w:ascii="Arial" w:hAnsi="Arial" w:eastAsia="Arial" w:cs="Arial"/>
-          <w:color w:val="000000"/>
-          <w:rtl w:val="0"/>
-          <w:lang w:val="en-US" w:eastAsia="es-ES" w:bidi="es-ES"/>
-        </w:rPr>
-        <w:t>hasta</w:t>
-      </w:r>
-      <w:r>
-        <w:rPr>
-          <w:rFonts w:ascii="Arial" w:hAnsi="Arial" w:eastAsia="Arial" w:cs="Arial"/>
-          <w:color w:val="000000"/>
-          <w:rtl w:val="0"/>
-          <w:lang w:val="es-ES" w:eastAsia="es-ES" w:bidi="es-ES"/>
-        </w:rPr>
-        <w:t xml:space="preserve"> </w:t>
-      </w:r>
-      <w:r>
-        <w:rPr>
-          <w:rFonts w:ascii="Arial" w:hAnsi="Arial" w:eastAsia="Arial" w:cs="Arial"/>
-          <w:color w:val="000000"/>
-          <w:rtl w:val="0"/>
-          <w:lang w:val="en-US" w:eastAsia="es-ES" w:bidi="es-ES"/>
-        </w:rPr>
-        <w:t>100</w:t>
-      </w:r>
-      <w:r>
-        <w:rPr>
-          <w:rFonts w:ascii="Arial" w:hAnsi="Arial" w:eastAsia="Arial" w:cs="Arial"/>
-          <w:color w:val="000000"/>
-          <w:rtl w:val="0"/>
-          <w:lang w:val="es-ES" w:eastAsia="es-ES" w:bidi="es-ES"/>
-        </w:rPr>
-        <w:t xml:space="preserve"> </w:t>
-      </w:r>
-      <w:r>
-        <w:rPr>
-          <w:rFonts w:ascii="Arial" w:hAnsi="Arial" w:eastAsia="Arial" w:cs="Arial"/>
-          <w:color w:val="000000"/>
-          <w:rtl w:val="0"/>
-          <w:lang w:val="en-US" w:eastAsia="es-ES" w:bidi="es-ES"/>
-        </w:rPr>
-        <w:t>con</w:t>
-      </w:r>
-      <w:r>
-        <w:rPr>
-          <w:rFonts w:ascii="Arial" w:hAnsi="Arial" w:eastAsia="Arial" w:cs="Arial"/>
-          <w:color w:val="000000"/>
-          <w:rtl w:val="0"/>
-          <w:lang w:val="es-ES" w:eastAsia="es-ES" w:bidi="es-ES"/>
-        </w:rPr>
-        <w:t xml:space="preserve"> </w:t>
-      </w:r>
-      <w:r>
-        <w:rPr>
-          <w:rFonts w:ascii="Arial" w:hAnsi="Arial" w:eastAsia="Arial" w:cs="Arial"/>
-          <w:color w:val="000000"/>
-          <w:rtl w:val="0"/>
-          <w:lang w:val="en-US" w:eastAsia="es-ES" w:bidi="es-ES"/>
-        </w:rPr>
-        <w:t>cursor</w:t>
-      </w:r>
-      <w:r>
-        <w:rPr>
-          <w:rFonts w:ascii="Arial" w:hAnsi="Arial" w:eastAsia="Arial" w:cs="Arial"/>
-          <w:color w:val="000000"/>
-          <w:rtl w:val="0"/>
-          <w:lang w:val="es-ES" w:eastAsia="es-ES" w:bidi="es-ES"/>
-        </w:rPr>
-        <w:t xml:space="preserve"> </w:t>
-      </w:r>
-      <w:r>
-        <w:rPr>
-          <w:rFonts w:ascii="Arial" w:hAnsi="Arial" w:eastAsia="Arial" w:cs="Arial"/>
-          <w:color w:val="000000"/>
-          <w:rtl w:val="0"/>
-          <w:lang w:val="en-US" w:eastAsia="es-ES" w:bidi="es-ES"/>
-        </w:rPr>
-        <w:t>guardado</w:t>
-      </w:r>
-      <w:r>
-        <w:rPr>
-          <w:rFonts w:ascii="Arial" w:hAnsi="Arial" w:eastAsia="Arial" w:cs="Arial"/>
-          <w:color w:val="000000"/>
-          <w:rtl w:val="0"/>
-          <w:lang w:val="es-ES" w:eastAsia="es-ES" w:bidi="es-ES"/>
-        </w:rPr>
-        <w:t xml:space="preserve">; </w:t>
-      </w:r>
-      <w:r>
-        <w:rPr>
-          <w:rFonts w:ascii="Arial" w:hAnsi="Arial" w:eastAsia="Arial" w:cs="Arial"/>
-          <w:color w:val="000000"/>
-          <w:rtl w:val="0"/>
-          <w:lang w:val="en-US" w:eastAsia="es-ES" w:bidi="es-ES"/>
-        </w:rPr>
-        <w:t>queued</w:t>
-      </w:r>
-      <w:r>
-        <w:rPr>
-          <w:rFonts w:ascii="Arial" w:hAnsi="Arial" w:eastAsia="Arial" w:cs="Arial"/>
-          <w:color w:val="000000"/>
-          <w:rtl w:val="0"/>
-          <w:lang w:val="es-ES" w:eastAsia="es-ES" w:bidi="es-ES"/>
-        </w:rPr>
-        <w:t xml:space="preserve"> </w:t>
-      </w:r>
-      <w:r>
-        <w:rPr>
-          <w:rFonts w:ascii="Arial" w:hAnsi="Arial" w:eastAsia="Arial" w:cs="Arial"/>
-          <w:color w:val="000000"/>
-          <w:rtl w:val="0"/>
-          <w:lang w:val="en-US" w:eastAsia="es-ES" w:bidi="es-ES"/>
-        </w:rPr>
-        <w:t>sin</w:t>
-      </w:r>
-      <w:r>
-        <w:rPr>
-          <w:rFonts w:ascii="Arial" w:hAnsi="Arial" w:eastAsia="Arial" w:cs="Arial"/>
-          <w:color w:val="000000"/>
-          <w:rtl w:val="0"/>
-          <w:lang w:val="es-ES" w:eastAsia="es-ES" w:bidi="es-ES"/>
-        </w:rPr>
-        <w:t xml:space="preserve"> </w:t>
-      </w:r>
-      <w:r>
-        <w:rPr>
-          <w:rFonts w:ascii="Arial" w:hAnsi="Arial" w:eastAsia="Arial" w:cs="Arial"/>
-          <w:color w:val="000000"/>
-          <w:rtl w:val="0"/>
-          <w:lang w:val="en-US" w:eastAsia="es-ES" w:bidi="es-ES"/>
-        </w:rPr>
-        <w:t>acci</w:t>
-      </w:r>
-      <w:r>
-        <w:rPr>
-          <w:rFonts w:ascii="Arial" w:hAnsi="Arial" w:eastAsia="Arial" w:cs="Arial"/>
-          <w:color w:val="000000"/>
-          <w:rtl w:val="0"/>
-          <w:lang w:val="es-ES" w:eastAsia="es-ES" w:bidi="es-ES"/>
-        </w:rPr>
-        <w:t>ó</w:t>
-      </w:r>
-      <w:r>
-        <w:rPr>
-          <w:rFonts w:ascii="Arial" w:hAnsi="Arial" w:eastAsia="Arial" w:cs="Arial"/>
-          <w:color w:val="000000"/>
-          <w:rtl w:val="0"/>
-          <w:lang w:val="en-US" w:eastAsia="es-ES" w:bidi="es-ES"/>
-        </w:rPr>
-        <w:t>n</w:t>
-      </w:r>
-      <w:r>
-        <w:rPr>
-          <w:rFonts w:ascii="Arial" w:hAnsi="Arial" w:eastAsia="Arial" w:cs="Arial"/>
-          <w:color w:val="000000"/>
-          <w:rtl w:val="0"/>
-          <w:lang w:val="es-ES" w:eastAsia="es-ES" w:bidi="es-ES"/>
-        </w:rPr>
-        <w:t xml:space="preserve"> </w:t>
-      </w:r>
-      <w:r>
-        <w:rPr>
-          <w:rFonts w:ascii="Arial" w:hAnsi="Arial" w:eastAsia="Arial" w:cs="Arial"/>
-          <w:color w:val="000000"/>
-          <w:rtl w:val="0"/>
-          <w:lang w:val="en-US" w:eastAsia="es-ES" w:bidi="es-ES"/>
-        </w:rPr>
-        <w:t>se</w:t>
-      </w:r>
-      <w:r>
-        <w:rPr>
-          <w:rFonts w:ascii="Arial" w:hAnsi="Arial" w:eastAsia="Arial" w:cs="Arial"/>
-          <w:color w:val="000000"/>
-          <w:rtl w:val="0"/>
-          <w:lang w:val="es-ES" w:eastAsia="es-ES" w:bidi="es-ES"/>
-        </w:rPr>
-        <w:t xml:space="preserve"> </w:t>
-      </w:r>
-      <w:r>
-        <w:rPr>
-          <w:rFonts w:ascii="Arial" w:hAnsi="Arial" w:eastAsia="Arial" w:cs="Arial"/>
-          <w:color w:val="000000"/>
-          <w:rtl w:val="0"/>
-          <w:lang w:val="en-US" w:eastAsia="es-ES" w:bidi="es-ES"/>
-        </w:rPr>
-        <w:t>reprograma</w:t>
-      </w:r>
-      <w:r>
-        <w:rPr>
-          <w:rFonts w:ascii="Arial" w:hAnsi="Arial" w:eastAsia="Arial" w:cs="Arial"/>
-          <w:color w:val="000000"/>
-          <w:rtl w:val="0"/>
-          <w:lang w:val="es-ES" w:eastAsia="es-ES" w:bidi="es-ES"/>
-        </w:rPr>
-        <w:t xml:space="preserve">, </w:t>
-      </w:r>
-      <w:r>
-        <w:rPr>
-          <w:rFonts w:ascii="Arial" w:hAnsi="Arial" w:eastAsia="Arial" w:cs="Arial"/>
-          <w:color w:val="000000"/>
-          <w:rtl w:val="0"/>
-          <w:lang w:val="en-US" w:eastAsia="es-ES" w:bidi="es-ES"/>
-        </w:rPr>
-        <w:t>processing</w:t>
-      </w:r>
-      <w:r>
-        <w:rPr>
-          <w:rFonts w:ascii="Arial" w:hAnsi="Arial" w:eastAsia="Arial" w:cs="Arial"/>
-          <w:color w:val="000000"/>
-          <w:rtl w:val="0"/>
-          <w:lang w:val="es-ES" w:eastAsia="es-ES" w:bidi="es-ES"/>
-        </w:rPr>
-        <w:t xml:space="preserve"> </w:t>
-      </w:r>
-      <w:r>
-        <w:rPr>
-          <w:rFonts w:ascii="Arial" w:hAnsi="Arial" w:eastAsia="Arial" w:cs="Arial"/>
-          <w:color w:val="000000"/>
-          <w:rtl w:val="0"/>
-          <w:lang w:val="en-US" w:eastAsia="es-ES" w:bidi="es-ES"/>
-        </w:rPr>
-        <w:t>de</w:t>
-      </w:r>
-      <w:r>
-        <w:rPr>
-          <w:rFonts w:ascii="Arial" w:hAnsi="Arial" w:eastAsia="Arial" w:cs="Arial"/>
-          <w:color w:val="000000"/>
-          <w:rtl w:val="0"/>
-          <w:lang w:val="es-ES" w:eastAsia="es-ES" w:bidi="es-ES"/>
-        </w:rPr>
-        <w:t xml:space="preserve"> </w:t>
-      </w:r>
-      <w:r>
-        <w:rPr>
-          <w:rFonts w:ascii="Arial" w:hAnsi="Arial" w:eastAsia="Arial" w:cs="Arial"/>
-          <w:color w:val="000000"/>
-          <w:rtl w:val="0"/>
-          <w:lang w:val="en-US" w:eastAsia="es-ES" w:bidi="es-ES"/>
-        </w:rPr>
-        <w:t>m</w:t>
-      </w:r>
-      <w:r>
-        <w:rPr>
-          <w:rFonts w:ascii="Arial" w:hAnsi="Arial" w:eastAsia="Arial" w:cs="Arial"/>
-          <w:color w:val="000000"/>
-          <w:rtl w:val="0"/>
-          <w:lang w:val="es-ES" w:eastAsia="es-ES" w:bidi="es-ES"/>
-        </w:rPr>
-        <w:t>á</w:t>
-      </w:r>
-      <w:r>
-        <w:rPr>
-          <w:rFonts w:ascii="Arial" w:hAnsi="Arial" w:eastAsia="Arial" w:cs="Arial"/>
-          <w:color w:val="000000"/>
-          <w:rtl w:val="0"/>
-          <w:lang w:val="en-US" w:eastAsia="es-ES" w:bidi="es-ES"/>
-        </w:rPr>
-        <w:t>s</w:t>
-      </w:r>
-      <w:r>
-        <w:rPr>
-          <w:rFonts w:ascii="Arial" w:hAnsi="Arial" w:eastAsia="Arial" w:cs="Arial"/>
-          <w:color w:val="000000"/>
-          <w:rtl w:val="0"/>
-          <w:lang w:val="es-ES" w:eastAsia="es-ES" w:bidi="es-ES"/>
-        </w:rPr>
-        <w:t xml:space="preserve"> </w:t>
-      </w:r>
-      <w:r>
-        <w:rPr>
-          <w:rFonts w:ascii="Arial" w:hAnsi="Arial" w:eastAsia="Arial" w:cs="Arial"/>
-          <w:color w:val="000000"/>
-          <w:rtl w:val="0"/>
-          <w:lang w:val="en-US" w:eastAsia="es-ES" w:bidi="es-ES"/>
-        </w:rPr>
-        <w:t>de</w:t>
-      </w:r>
-      <w:r>
-        <w:rPr>
-          <w:rFonts w:ascii="Arial" w:hAnsi="Arial" w:eastAsia="Arial" w:cs="Arial"/>
-          <w:color w:val="000000"/>
-          <w:rtl w:val="0"/>
-          <w:lang w:val="es-ES" w:eastAsia="es-ES" w:bidi="es-ES"/>
-        </w:rPr>
-        <w:t xml:space="preserve"> </w:t>
-      </w:r>
-      <w:r>
-        <w:rPr>
-          <w:rFonts w:ascii="Arial" w:hAnsi="Arial" w:eastAsia="Arial" w:cs="Arial"/>
-          <w:color w:val="000000"/>
-          <w:rtl w:val="0"/>
-          <w:lang w:val="en-US" w:eastAsia="es-ES" w:bidi="es-ES"/>
-        </w:rPr>
-        <w:t>diez</w:t>
-      </w:r>
-      <w:r>
-        <w:rPr>
-          <w:rFonts w:ascii="Arial" w:hAnsi="Arial" w:eastAsia="Arial" w:cs="Arial"/>
-          <w:color w:val="000000"/>
-          <w:rtl w:val="0"/>
-          <w:lang w:val="es-ES" w:eastAsia="es-ES" w:bidi="es-ES"/>
-        </w:rPr>
-        <w:t xml:space="preserve"> </w:t>
-      </w:r>
-      <w:r>
-        <w:rPr>
-          <w:rFonts w:ascii="Arial" w:hAnsi="Arial" w:eastAsia="Arial" w:cs="Arial"/>
-          <w:color w:val="000000"/>
-          <w:rtl w:val="0"/>
-          <w:lang w:val="en-US" w:eastAsia="es-ES" w:bidi="es-ES"/>
-        </w:rPr>
-        <w:t>minutos</w:t>
-      </w:r>
-      <w:r>
-        <w:rPr>
-          <w:rFonts w:ascii="Arial" w:hAnsi="Arial" w:eastAsia="Arial" w:cs="Arial"/>
-          <w:color w:val="000000"/>
-          <w:rtl w:val="0"/>
-          <w:lang w:val="es-ES" w:eastAsia="es-ES" w:bidi="es-ES"/>
-        </w:rPr>
-        <w:t xml:space="preserve"> </w:t>
-      </w:r>
-      <w:r>
-        <w:rPr>
-          <w:rFonts w:ascii="Arial" w:hAnsi="Arial" w:eastAsia="Arial" w:cs="Arial"/>
-          <w:color w:val="000000"/>
-          <w:rtl w:val="0"/>
-          <w:lang w:val="en-US" w:eastAsia="es-ES" w:bidi="es-ES"/>
-        </w:rPr>
-        <w:t>sin</w:t>
-      </w:r>
-      <w:r>
-        <w:rPr>
-          <w:rFonts w:ascii="Arial" w:hAnsi="Arial" w:eastAsia="Arial" w:cs="Arial"/>
-          <w:color w:val="000000"/>
-          <w:rtl w:val="0"/>
-          <w:lang w:val="es-ES" w:eastAsia="es-ES" w:bidi="es-ES"/>
-        </w:rPr>
-        <w:t xml:space="preserve"> </w:t>
-      </w:r>
-      <w:r>
-        <w:rPr>
-          <w:rFonts w:ascii="Arial" w:hAnsi="Arial" w:eastAsia="Arial" w:cs="Arial"/>
-          <w:color w:val="000000"/>
-          <w:rtl w:val="0"/>
-          <w:lang w:val="en-US" w:eastAsia="es-ES" w:bidi="es-ES"/>
-        </w:rPr>
-        <w:t>acci</w:t>
-      </w:r>
-      <w:r>
-        <w:rPr>
-          <w:rFonts w:ascii="Arial" w:hAnsi="Arial" w:eastAsia="Arial" w:cs="Arial"/>
-          <w:color w:val="000000"/>
-          <w:rtl w:val="0"/>
-          <w:lang w:val="es-ES" w:eastAsia="es-ES" w:bidi="es-ES"/>
-        </w:rPr>
-        <w:t>ó</w:t>
-      </w:r>
-      <w:r>
-        <w:rPr>
-          <w:rFonts w:ascii="Arial" w:hAnsi="Arial" w:eastAsia="Arial" w:cs="Arial"/>
-          <w:color w:val="000000"/>
-          <w:rtl w:val="0"/>
-          <w:lang w:val="en-US" w:eastAsia="es-ES" w:bidi="es-ES"/>
-        </w:rPr>
-        <w:t>n</w:t>
-      </w:r>
-      <w:r>
-        <w:rPr>
-          <w:rFonts w:ascii="Arial" w:hAnsi="Arial" w:eastAsia="Arial" w:cs="Arial"/>
-          <w:color w:val="000000"/>
-          <w:rtl w:val="0"/>
-          <w:lang w:val="es-ES" w:eastAsia="es-ES" w:bidi="es-ES"/>
-        </w:rPr>
-        <w:t xml:space="preserve"> </w:t>
-      </w:r>
-      <w:r>
-        <w:rPr>
-          <w:rFonts w:ascii="Arial" w:hAnsi="Arial" w:eastAsia="Arial" w:cs="Arial"/>
-          <w:color w:val="000000"/>
-          <w:rtl w:val="0"/>
-          <w:lang w:val="en-US" w:eastAsia="es-ES" w:bidi="es-ES"/>
-        </w:rPr>
-        <w:t>activa</w:t>
-      </w:r>
-      <w:r>
-        <w:rPr>
-          <w:rFonts w:ascii="Arial" w:hAnsi="Arial" w:eastAsia="Arial" w:cs="Arial"/>
-          <w:color w:val="000000"/>
-          <w:rtl w:val="0"/>
-          <w:lang w:val="es-ES" w:eastAsia="es-ES" w:bidi="es-ES"/>
-        </w:rPr>
-        <w:t xml:space="preserve"> </w:t>
-      </w:r>
-      <w:r>
-        <w:rPr>
-          <w:rFonts w:ascii="Arial" w:hAnsi="Arial" w:eastAsia="Arial" w:cs="Arial"/>
-          <w:color w:val="000000"/>
-          <w:rtl w:val="0"/>
-          <w:lang w:val="en-US" w:eastAsia="es-ES" w:bidi="es-ES"/>
-        </w:rPr>
-        <w:t>pasa</w:t>
-      </w:r>
-      <w:r>
-        <w:rPr>
-          <w:rFonts w:ascii="Arial" w:hAnsi="Arial" w:eastAsia="Arial" w:cs="Arial"/>
-          <w:color w:val="000000"/>
-          <w:rtl w:val="0"/>
-          <w:lang w:val="es-ES" w:eastAsia="es-ES" w:bidi="es-ES"/>
-        </w:rPr>
-        <w:t xml:space="preserve"> </w:t>
-      </w:r>
-      <w:r>
-        <w:rPr>
-          <w:rFonts w:ascii="Arial" w:hAnsi="Arial" w:eastAsia="Arial" w:cs="Arial"/>
-          <w:color w:val="000000"/>
-          <w:rtl w:val="0"/>
-          <w:lang w:val="en-US" w:eastAsia="es-ES" w:bidi="es-ES"/>
-        </w:rPr>
-        <w:t>a</w:t>
-      </w:r>
-      <w:r>
-        <w:rPr>
-          <w:rFonts w:ascii="Arial" w:hAnsi="Arial" w:eastAsia="Arial" w:cs="Arial"/>
-          <w:color w:val="000000"/>
-          <w:rtl w:val="0"/>
-          <w:lang w:val="es-ES" w:eastAsia="es-ES" w:bidi="es-ES"/>
-        </w:rPr>
-        <w:t xml:space="preserve"> </w:t>
-      </w:r>
-      <w:r>
-        <w:rPr>
-          <w:rFonts w:ascii="Arial" w:hAnsi="Arial" w:eastAsia="Arial" w:cs="Arial"/>
-          <w:color w:val="000000"/>
-          <w:rtl w:val="0"/>
-          <w:lang w:val="en-US" w:eastAsia="es-ES" w:bidi="es-ES"/>
-        </w:rPr>
-        <w:t>unknown.</w:t>
+          <w:lang w:val="es-ES" w:bidi="es-ES" w:eastAsia="es-ES"/>
+          <w:color w:val="000000"/>
+          <w:rtl w:val="0"/>
+          <w:rFonts w:ascii="Arial" w:hAnsi="Arial" w:eastAsia="Arial" w:cs="Arial"/>
+        </w:rPr>
+        <w:t>CUPS: Clave única e historial aseguran un trabajo automático por pedido. El manual es repetible. El worker toma el trabajo atómicamente y verifica pago antes del envío. Hook wcip_process_print_job, grupo wc-invoice-printer, job_id. Recupera hasta 100 con cursor guardado; queued sin acción se reprograma, processing de más de diez minutos sin acción activa pasa a unknown.</w:t>
       </w:r>
     </w:p>
     <w:tbl>
@@ -19255,7 +13388,7 @@
               <w:left w:w="100" w:type="dxa"/>
               <w:right w:w="100" w:type="dxa"/>
             </w:tcMar>
-            <w:shd w:fill="E7EDF2"/>
+            <w:shd w:fill="D9D9D9" w:val="clear"/>
           </w:tcPr>
           <w:p>
             <w:pPr>
@@ -19287,7 +13420,7 @@
               <w:left w:w="100" w:type="dxa"/>
               <w:right w:w="100" w:type="dxa"/>
             </w:tcMar>
-            <w:shd w:fill="E7EDF2"/>
+            <w:shd w:fill="D9D9D9" w:val="clear"/>
           </w:tcPr>
           <w:p>
             <w:pPr>
@@ -20831,700 +14964,16 @@
     <w:p>
       <w:pPr>
         <w:bidi w:val="0"/>
-        <w:jc w:val="left"/>
+        <w:jc w:val="start"/>
       </w:pPr>
       <w:r>
         <w:rPr>
-          <w:rFonts w:ascii="Arial" w:hAnsi="Arial" w:eastAsia="Arial" w:cs="Arial"/>
-          <w:color w:val="000000"/>
-          <w:rtl w:val="0"/>
-          <w:lang w:val="en-US" w:eastAsia="es-ES" w:bidi="es-ES"/>
-        </w:rPr>
-        <w:t>Idioma</w:t>
-      </w:r>
-      <w:r>
-        <w:rPr>
-          <w:rFonts w:ascii="Arial" w:hAnsi="Arial" w:eastAsia="Arial" w:cs="Arial"/>
-          <w:color w:val="000000"/>
-          <w:rtl w:val="0"/>
-          <w:lang w:val="es-ES" w:eastAsia="es-ES" w:bidi="es-ES"/>
-        </w:rPr>
-        <w:t xml:space="preserve"> </w:t>
-      </w:r>
-      <w:r>
-        <w:rPr>
-          <w:rFonts w:ascii="Arial" w:hAnsi="Arial" w:eastAsia="Arial" w:cs="Arial"/>
-          <w:color w:val="000000"/>
-          <w:rtl w:val="0"/>
-          <w:lang w:val="en-US" w:eastAsia="es-ES" w:bidi="es-ES"/>
-        </w:rPr>
-        <w:t>del</w:t>
-      </w:r>
-      <w:r>
-        <w:rPr>
-          <w:rFonts w:ascii="Arial" w:hAnsi="Arial" w:eastAsia="Arial" w:cs="Arial"/>
-          <w:color w:val="000000"/>
-          <w:rtl w:val="0"/>
-          <w:lang w:val="es-ES" w:eastAsia="es-ES" w:bidi="es-ES"/>
-        </w:rPr>
-        <w:t xml:space="preserve"> </w:t>
-      </w:r>
-      <w:r>
-        <w:rPr>
-          <w:rFonts w:ascii="Arial" w:hAnsi="Arial" w:eastAsia="Arial" w:cs="Arial"/>
-          <w:color w:val="000000"/>
-          <w:rtl w:val="0"/>
-          <w:lang w:val="en-US" w:eastAsia="es-ES" w:bidi="es-ES"/>
-        </w:rPr>
-        <w:t>sitio</w:t>
-      </w:r>
-      <w:r>
-        <w:rPr>
-          <w:rFonts w:ascii="Arial" w:hAnsi="Arial" w:eastAsia="Arial" w:cs="Arial"/>
-          <w:color w:val="000000"/>
-          <w:rtl w:val="0"/>
-          <w:lang w:val="es-ES" w:eastAsia="es-ES" w:bidi="es-ES"/>
-        </w:rPr>
-        <w:t xml:space="preserve"> </w:t>
-      </w:r>
-      <w:r>
-        <w:rPr>
-          <w:rFonts w:ascii="Arial" w:hAnsi="Arial" w:eastAsia="Arial" w:cs="Arial"/>
-          <w:color w:val="000000"/>
-          <w:rtl w:val="0"/>
-          <w:lang w:val="en-US" w:eastAsia="es-ES" w:bidi="es-ES"/>
-        </w:rPr>
-        <w:t>para</w:t>
-      </w:r>
-      <w:r>
-        <w:rPr>
-          <w:rFonts w:ascii="Arial" w:hAnsi="Arial" w:eastAsia="Arial" w:cs="Arial"/>
-          <w:color w:val="000000"/>
-          <w:rtl w:val="0"/>
-          <w:lang w:val="es-ES" w:eastAsia="es-ES" w:bidi="es-ES"/>
-        </w:rPr>
-        <w:t xml:space="preserve"> </w:t>
-      </w:r>
-      <w:r>
-        <w:rPr>
-          <w:rFonts w:ascii="Arial" w:hAnsi="Arial" w:eastAsia="Arial" w:cs="Arial"/>
-          <w:color w:val="000000"/>
-          <w:rtl w:val="0"/>
-          <w:lang w:val="en-US" w:eastAsia="es-ES" w:bidi="es-ES"/>
-        </w:rPr>
-        <w:t>PDF</w:t>
-      </w:r>
-      <w:r>
-        <w:rPr>
-          <w:rFonts w:ascii="Arial" w:hAnsi="Arial" w:eastAsia="Arial" w:cs="Arial"/>
-          <w:color w:val="000000"/>
-          <w:rtl w:val="0"/>
-          <w:lang w:val="es-ES" w:eastAsia="es-ES" w:bidi="es-ES"/>
-        </w:rPr>
-        <w:t xml:space="preserve"> </w:t>
-      </w:r>
-      <w:r>
-        <w:rPr>
-          <w:rFonts w:ascii="Arial" w:hAnsi="Arial" w:eastAsia="Arial" w:cs="Arial"/>
-          <w:color w:val="000000"/>
-          <w:rtl w:val="0"/>
-          <w:lang w:val="en-US" w:eastAsia="es-ES" w:bidi="es-ES"/>
-        </w:rPr>
-        <w:t>en</w:t>
-      </w:r>
-      <w:r>
-        <w:rPr>
-          <w:rFonts w:ascii="Arial" w:hAnsi="Arial" w:eastAsia="Arial" w:cs="Arial"/>
-          <w:color w:val="000000"/>
-          <w:rtl w:val="0"/>
-          <w:lang w:val="es-ES" w:eastAsia="es-ES" w:bidi="es-ES"/>
-        </w:rPr>
-        <w:t xml:space="preserve"> </w:t>
-      </w:r>
-      <w:r>
-        <w:rPr>
-          <w:rFonts w:ascii="Arial" w:hAnsi="Arial" w:eastAsia="Arial" w:cs="Arial"/>
-          <w:color w:val="000000"/>
-          <w:rtl w:val="0"/>
-          <w:lang w:val="en-US" w:eastAsia="es-ES" w:bidi="es-ES"/>
-        </w:rPr>
-        <w:t>segundo</w:t>
-      </w:r>
-      <w:r>
-        <w:rPr>
-          <w:rFonts w:ascii="Arial" w:hAnsi="Arial" w:eastAsia="Arial" w:cs="Arial"/>
-          <w:color w:val="000000"/>
-          <w:rtl w:val="0"/>
-          <w:lang w:val="es-ES" w:eastAsia="es-ES" w:bidi="es-ES"/>
-        </w:rPr>
-        <w:t xml:space="preserve"> </w:t>
-      </w:r>
-      <w:r>
-        <w:rPr>
-          <w:rFonts w:ascii="Arial" w:hAnsi="Arial" w:eastAsia="Arial" w:cs="Arial"/>
-          <w:color w:val="000000"/>
-          <w:rtl w:val="0"/>
-          <w:lang w:val="en-US" w:eastAsia="es-ES" w:bidi="es-ES"/>
-        </w:rPr>
-        <w:t>plano</w:t>
-      </w:r>
-      <w:r>
-        <w:rPr>
-          <w:rFonts w:ascii="Arial" w:hAnsi="Arial" w:eastAsia="Arial" w:cs="Arial"/>
-          <w:color w:val="000000"/>
-          <w:rtl w:val="0"/>
-          <w:lang w:val="es-ES" w:eastAsia="es-ES" w:bidi="es-ES"/>
-        </w:rPr>
-        <w:t xml:space="preserve">, </w:t>
-      </w:r>
-      <w:r>
-        <w:rPr>
-          <w:rFonts w:ascii="Arial" w:hAnsi="Arial" w:eastAsia="Arial" w:cs="Arial"/>
-          <w:color w:val="000000"/>
-          <w:rtl w:val="0"/>
-          <w:lang w:val="en-US" w:eastAsia="es-ES" w:bidi="es-ES"/>
-        </w:rPr>
-        <w:t>incluso</w:t>
-      </w:r>
-      <w:r>
-        <w:rPr>
-          <w:rFonts w:ascii="Arial" w:hAnsi="Arial" w:eastAsia="Arial" w:cs="Arial"/>
-          <w:color w:val="000000"/>
-          <w:rtl w:val="0"/>
-          <w:lang w:val="es-ES" w:eastAsia="es-ES" w:bidi="es-ES"/>
-        </w:rPr>
-        <w:t xml:space="preserve"> </w:t>
-      </w:r>
-      <w:r>
-        <w:rPr>
-          <w:rFonts w:ascii="Arial" w:hAnsi="Arial" w:eastAsia="Arial" w:cs="Arial"/>
-          <w:color w:val="000000"/>
-          <w:rtl w:val="0"/>
-          <w:lang w:val="en-US" w:eastAsia="es-ES" w:bidi="es-ES"/>
-        </w:rPr>
-        <w:t>cola</w:t>
-      </w:r>
-      <w:r>
-        <w:rPr>
-          <w:rFonts w:ascii="Arial" w:hAnsi="Arial" w:eastAsia="Arial" w:cs="Arial"/>
-          <w:color w:val="000000"/>
-          <w:rtl w:val="0"/>
-          <w:lang w:val="es-ES" w:eastAsia="es-ES" w:bidi="es-ES"/>
-        </w:rPr>
-        <w:t xml:space="preserve"> </w:t>
-      </w:r>
-      <w:r>
-        <w:rPr>
-          <w:rFonts w:ascii="Arial" w:hAnsi="Arial" w:eastAsia="Arial" w:cs="Arial"/>
-          <w:color w:val="000000"/>
-          <w:rtl w:val="0"/>
-          <w:lang w:val="en-US" w:eastAsia="es-ES" w:bidi="es-ES"/>
-        </w:rPr>
-        <w:t>manual</w:t>
-      </w:r>
-      <w:r>
-        <w:rPr>
-          <w:rFonts w:ascii="Arial" w:hAnsi="Arial" w:eastAsia="Arial" w:cs="Arial"/>
-          <w:color w:val="000000"/>
-          <w:rtl w:val="0"/>
-          <w:lang w:val="es-ES" w:eastAsia="es-ES" w:bidi="es-ES"/>
-        </w:rPr>
-        <w:t xml:space="preserve">; </w:t>
-      </w:r>
-      <w:r>
-        <w:rPr>
-          <w:rFonts w:ascii="Arial" w:hAnsi="Arial" w:eastAsia="Arial" w:cs="Arial"/>
-          <w:color w:val="000000"/>
-          <w:rtl w:val="0"/>
-          <w:lang w:val="en-US" w:eastAsia="es-ES" w:bidi="es-ES"/>
-        </w:rPr>
-        <w:t>perfil</w:t>
-      </w:r>
-      <w:r>
-        <w:rPr>
-          <w:rFonts w:ascii="Arial" w:hAnsi="Arial" w:eastAsia="Arial" w:cs="Arial"/>
-          <w:color w:val="000000"/>
-          <w:rtl w:val="0"/>
-          <w:lang w:val="es-ES" w:eastAsia="es-ES" w:bidi="es-ES"/>
-        </w:rPr>
-        <w:t xml:space="preserve"> </w:t>
-      </w:r>
-      <w:r>
-        <w:rPr>
-          <w:rFonts w:ascii="Arial" w:hAnsi="Arial" w:eastAsia="Arial" w:cs="Arial"/>
-          <w:color w:val="000000"/>
-          <w:rtl w:val="0"/>
-          <w:lang w:val="en-US" w:eastAsia="es-ES" w:bidi="es-ES"/>
-        </w:rPr>
-        <w:t>para</w:t>
-      </w:r>
-      <w:r>
-        <w:rPr>
-          <w:rFonts w:ascii="Arial" w:hAnsi="Arial" w:eastAsia="Arial" w:cs="Arial"/>
-          <w:color w:val="000000"/>
-          <w:rtl w:val="0"/>
-          <w:lang w:val="es-ES" w:eastAsia="es-ES" w:bidi="es-ES"/>
-        </w:rPr>
-        <w:t xml:space="preserve"> </w:t>
-      </w:r>
-      <w:r>
-        <w:rPr>
-          <w:rFonts w:ascii="Arial" w:hAnsi="Arial" w:eastAsia="Arial" w:cs="Arial"/>
-          <w:color w:val="000000"/>
-          <w:rtl w:val="0"/>
-          <w:lang w:val="en-US" w:eastAsia="es-ES" w:bidi="es-ES"/>
-        </w:rPr>
-        <w:t>administraci</w:t>
-      </w:r>
-      <w:r>
-        <w:rPr>
-          <w:rFonts w:ascii="Arial" w:hAnsi="Arial" w:eastAsia="Arial" w:cs="Arial"/>
-          <w:color w:val="000000"/>
-          <w:rtl w:val="0"/>
-          <w:lang w:val="es-ES" w:eastAsia="es-ES" w:bidi="es-ES"/>
-        </w:rPr>
-        <w:t>ó</w:t>
-      </w:r>
-      <w:r>
-        <w:rPr>
-          <w:rFonts w:ascii="Arial" w:hAnsi="Arial" w:eastAsia="Arial" w:cs="Arial"/>
-          <w:color w:val="000000"/>
-          <w:rtl w:val="0"/>
-          <w:lang w:val="en-US" w:eastAsia="es-ES" w:bidi="es-ES"/>
-        </w:rPr>
-        <w:t>n</w:t>
-      </w:r>
-      <w:r>
-        <w:rPr>
-          <w:rFonts w:ascii="Arial" w:hAnsi="Arial" w:eastAsia="Arial" w:cs="Arial"/>
-          <w:color w:val="000000"/>
-          <w:rtl w:val="0"/>
-          <w:lang w:val="es-ES" w:eastAsia="es-ES" w:bidi="es-ES"/>
-        </w:rPr>
-        <w:t xml:space="preserve">, </w:t>
-      </w:r>
-      <w:r>
-        <w:rPr>
-          <w:rFonts w:ascii="Arial" w:hAnsi="Arial" w:eastAsia="Arial" w:cs="Arial"/>
-          <w:color w:val="000000"/>
-          <w:rtl w:val="0"/>
-          <w:lang w:val="en-US" w:eastAsia="es-ES" w:bidi="es-ES"/>
-        </w:rPr>
-        <w:t>REST</w:t>
-      </w:r>
-      <w:r>
-        <w:rPr>
-          <w:rFonts w:ascii="Arial" w:hAnsi="Arial" w:eastAsia="Arial" w:cs="Arial"/>
-          <w:color w:val="000000"/>
-          <w:rtl w:val="0"/>
-          <w:lang w:val="es-ES" w:eastAsia="es-ES" w:bidi="es-ES"/>
-        </w:rPr>
-        <w:t xml:space="preserve"> </w:t>
-      </w:r>
-      <w:r>
-        <w:rPr>
-          <w:rFonts w:ascii="Arial" w:hAnsi="Arial" w:eastAsia="Arial" w:cs="Arial"/>
-          <w:color w:val="000000"/>
-          <w:rtl w:val="0"/>
-          <w:lang w:val="en-US" w:eastAsia="es-ES" w:bidi="es-ES"/>
-        </w:rPr>
-        <w:t>y</w:t>
-      </w:r>
-      <w:r>
-        <w:rPr>
-          <w:rFonts w:ascii="Arial" w:hAnsi="Arial" w:eastAsia="Arial" w:cs="Arial"/>
-          <w:color w:val="000000"/>
-          <w:rtl w:val="0"/>
-          <w:lang w:val="es-ES" w:eastAsia="es-ES" w:bidi="es-ES"/>
-        </w:rPr>
-        <w:t xml:space="preserve"> </w:t>
-      </w:r>
-      <w:r>
-        <w:rPr>
-          <w:rFonts w:ascii="Arial" w:hAnsi="Arial" w:eastAsia="Arial" w:cs="Arial"/>
-          <w:color w:val="000000"/>
-          <w:rtl w:val="0"/>
-          <w:lang w:val="en-US" w:eastAsia="es-ES" w:bidi="es-ES"/>
-        </w:rPr>
-        <w:t>navegador.</w:t>
-      </w:r>
-      <w:r>
-        <w:rPr>
-          <w:rFonts w:ascii="Arial" w:hAnsi="Arial" w:eastAsia="Arial" w:cs="Arial"/>
-          <w:color w:val="000000"/>
-          <w:rtl w:val="0"/>
-          <w:lang w:val="es-ES" w:eastAsia="es-ES" w:bidi="es-ES"/>
-        </w:rPr>
-        <w:t xml:space="preserve"> </w:t>
-      </w:r>
-      <w:r>
-        <w:rPr>
-          <w:rFonts w:ascii="Arial" w:hAnsi="Arial" w:eastAsia="Arial" w:cs="Arial"/>
-          <w:color w:val="000000"/>
-          <w:rtl w:val="0"/>
-          <w:lang w:val="en-US" w:eastAsia="es-ES" w:bidi="es-ES"/>
-        </w:rPr>
-        <w:t>Persa</w:t>
-      </w:r>
-      <w:r>
-        <w:rPr>
-          <w:rFonts w:ascii="Arial" w:hAnsi="Arial" w:eastAsia="Arial" w:cs="Arial"/>
-          <w:color w:val="000000"/>
-          <w:rtl w:val="0"/>
-          <w:lang w:val="es-ES" w:eastAsia="es-ES" w:bidi="es-ES"/>
-        </w:rPr>
-        <w:t xml:space="preserve"> </w:t>
-      </w:r>
-      <w:r>
-        <w:rPr>
-          <w:rFonts w:ascii="Arial" w:hAnsi="Arial" w:eastAsia="Arial" w:cs="Arial"/>
-          <w:color w:val="000000"/>
-          <w:rtl w:val="0"/>
-          <w:lang w:val="en-US" w:eastAsia="es-ES" w:bidi="es-ES"/>
-        </w:rPr>
-        <w:t>y</w:t>
-      </w:r>
-      <w:r>
-        <w:rPr>
-          <w:rFonts w:ascii="Arial" w:hAnsi="Arial" w:eastAsia="Arial" w:cs="Arial"/>
-          <w:color w:val="000000"/>
-          <w:rtl w:val="0"/>
-          <w:lang w:val="es-ES" w:eastAsia="es-ES" w:bidi="es-ES"/>
-        </w:rPr>
-        <w:t xml:space="preserve"> á</w:t>
-      </w:r>
-      <w:r>
-        <w:rPr>
-          <w:rFonts w:ascii="Arial" w:hAnsi="Arial" w:eastAsia="Arial" w:cs="Arial"/>
-          <w:color w:val="000000"/>
-          <w:rtl w:val="0"/>
-          <w:lang w:val="en-US" w:eastAsia="es-ES" w:bidi="es-ES"/>
-        </w:rPr>
-        <w:t>rabe</w:t>
-      </w:r>
-      <w:r>
-        <w:rPr>
-          <w:rFonts w:ascii="Arial" w:hAnsi="Arial" w:eastAsia="Arial" w:cs="Arial"/>
-          <w:color w:val="000000"/>
-          <w:rtl w:val="0"/>
-          <w:lang w:val="es-ES" w:eastAsia="es-ES" w:bidi="es-ES"/>
-        </w:rPr>
-        <w:t xml:space="preserve"> </w:t>
-      </w:r>
-      <w:r>
-        <w:rPr>
-          <w:rFonts w:ascii="Arial" w:hAnsi="Arial" w:eastAsia="Arial" w:cs="Arial"/>
-          <w:color w:val="000000"/>
-          <w:rtl w:val="0"/>
-          <w:lang w:val="en-US" w:eastAsia="es-ES" w:bidi="es-ES"/>
-        </w:rPr>
-        <w:t>son</w:t>
-      </w:r>
-      <w:r>
-        <w:rPr>
-          <w:rFonts w:ascii="Arial" w:hAnsi="Arial" w:eastAsia="Arial" w:cs="Arial"/>
-          <w:color w:val="000000"/>
-          <w:rtl w:val="0"/>
-          <w:lang w:val="es-ES" w:eastAsia="es-ES" w:bidi="es-ES"/>
-        </w:rPr>
-        <w:t xml:space="preserve"> </w:t>
-      </w:r>
-      <w:r>
-        <w:rPr>
-          <w:rFonts w:ascii="Arial" w:hAnsi="Arial" w:eastAsia="Arial" w:cs="Arial"/>
-          <w:color w:val="000000"/>
-          <w:rtl w:val="0"/>
-          <w:lang w:val="en-US" w:eastAsia="es-ES" w:bidi="es-ES"/>
-        </w:rPr>
-        <w:t>RTL.</w:t>
-      </w:r>
-      <w:r>
-        <w:rPr>
-          <w:rFonts w:ascii="Arial" w:hAnsi="Arial" w:eastAsia="Arial" w:cs="Arial"/>
-          <w:color w:val="000000"/>
-          <w:rtl w:val="0"/>
-          <w:lang w:val="es-ES" w:eastAsia="es-ES" w:bidi="es-ES"/>
-        </w:rPr>
-        <w:t xml:space="preserve"> </w:t>
-      </w:r>
-      <w:r>
-        <w:rPr>
-          <w:rFonts w:ascii="Arial" w:hAnsi="Arial" w:eastAsia="Arial" w:cs="Arial"/>
-          <w:color w:val="000000"/>
-          <w:rtl w:val="0"/>
-          <w:lang w:val="en-US" w:eastAsia="es-ES" w:bidi="es-ES"/>
-        </w:rPr>
-        <w:t>La</w:t>
-      </w:r>
-      <w:r>
-        <w:rPr>
-          <w:rFonts w:ascii="Arial" w:hAnsi="Arial" w:eastAsia="Arial" w:cs="Arial"/>
-          <w:color w:val="000000"/>
-          <w:rtl w:val="0"/>
-          <w:lang w:val="es-ES" w:eastAsia="es-ES" w:bidi="es-ES"/>
-        </w:rPr>
-        <w:t xml:space="preserve"> </w:t>
-      </w:r>
-      <w:r>
-        <w:rPr>
-          <w:rFonts w:ascii="Arial" w:hAnsi="Arial" w:eastAsia="Arial" w:cs="Arial"/>
-          <w:color w:val="000000"/>
-          <w:rtl w:val="0"/>
-          <w:lang w:val="en-US" w:eastAsia="es-ES" w:bidi="es-ES"/>
-        </w:rPr>
-        <w:t>vista</w:t>
-      </w:r>
-      <w:r>
-        <w:rPr>
-          <w:rFonts w:ascii="Arial" w:hAnsi="Arial" w:eastAsia="Arial" w:cs="Arial"/>
-          <w:color w:val="000000"/>
-          <w:rtl w:val="0"/>
-          <w:lang w:val="es-ES" w:eastAsia="es-ES" w:bidi="es-ES"/>
-        </w:rPr>
-        <w:t xml:space="preserve"> </w:t>
-      </w:r>
-      <w:r>
-        <w:rPr>
-          <w:rFonts w:ascii="Arial" w:hAnsi="Arial" w:eastAsia="Arial" w:cs="Arial"/>
-          <w:color w:val="000000"/>
-          <w:rtl w:val="0"/>
-          <w:lang w:val="en-US" w:eastAsia="es-ES" w:bidi="es-ES"/>
-        </w:rPr>
-        <w:t>RTL</w:t>
-      </w:r>
-      <w:r>
-        <w:rPr>
-          <w:rFonts w:ascii="Arial" w:hAnsi="Arial" w:eastAsia="Arial" w:cs="Arial"/>
-          <w:color w:val="000000"/>
-          <w:rtl w:val="0"/>
-          <w:lang w:val="es-ES" w:eastAsia="es-ES" w:bidi="es-ES"/>
-        </w:rPr>
-        <w:t xml:space="preserve"> </w:t>
-      </w:r>
-      <w:r>
-        <w:rPr>
-          <w:rFonts w:ascii="Arial" w:hAnsi="Arial" w:eastAsia="Arial" w:cs="Arial"/>
-          <w:color w:val="000000"/>
-          <w:rtl w:val="0"/>
-          <w:lang w:val="en-US" w:eastAsia="es-ES" w:bidi="es-ES"/>
-        </w:rPr>
-        <w:t>solo</w:t>
-      </w:r>
-      <w:r>
-        <w:rPr>
-          <w:rFonts w:ascii="Arial" w:hAnsi="Arial" w:eastAsia="Arial" w:cs="Arial"/>
-          <w:color w:val="000000"/>
-          <w:rtl w:val="0"/>
-          <w:lang w:val="es-ES" w:eastAsia="es-ES" w:bidi="es-ES"/>
-        </w:rPr>
-        <w:t xml:space="preserve"> </w:t>
-      </w:r>
-      <w:r>
-        <w:rPr>
-          <w:rFonts w:ascii="Arial" w:hAnsi="Arial" w:eastAsia="Arial" w:cs="Arial"/>
-          <w:color w:val="000000"/>
-          <w:rtl w:val="0"/>
-          <w:lang w:val="en-US" w:eastAsia="es-ES" w:bidi="es-ES"/>
-        </w:rPr>
-        <w:t>cambia</w:t>
-      </w:r>
-      <w:r>
-        <w:rPr>
-          <w:rFonts w:ascii="Arial" w:hAnsi="Arial" w:eastAsia="Arial" w:cs="Arial"/>
-          <w:color w:val="000000"/>
-          <w:rtl w:val="0"/>
-          <w:lang w:val="es-ES" w:eastAsia="es-ES" w:bidi="es-ES"/>
-        </w:rPr>
-        <w:t xml:space="preserve"> </w:t>
-      </w:r>
-      <w:r>
-        <w:rPr>
-          <w:rFonts w:ascii="Arial" w:hAnsi="Arial" w:eastAsia="Arial" w:cs="Arial"/>
-          <w:color w:val="000000"/>
-          <w:rtl w:val="0"/>
-          <w:lang w:val="en-US" w:eastAsia="es-ES" w:bidi="es-ES"/>
-        </w:rPr>
-        <w:t>direcci</w:t>
-      </w:r>
-      <w:r>
-        <w:rPr>
-          <w:rFonts w:ascii="Arial" w:hAnsi="Arial" w:eastAsia="Arial" w:cs="Arial"/>
-          <w:color w:val="000000"/>
-          <w:rtl w:val="0"/>
-          <w:lang w:val="es-ES" w:eastAsia="es-ES" w:bidi="es-ES"/>
-        </w:rPr>
-        <w:t>ó</w:t>
-      </w:r>
-      <w:r>
-        <w:rPr>
-          <w:rFonts w:ascii="Arial" w:hAnsi="Arial" w:eastAsia="Arial" w:cs="Arial"/>
-          <w:color w:val="000000"/>
-          <w:rtl w:val="0"/>
-          <w:lang w:val="en-US" w:eastAsia="es-ES" w:bidi="es-ES"/>
-        </w:rPr>
-        <w:t>n.</w:t>
-      </w:r>
-      <w:r>
-        <w:rPr>
-          <w:rFonts w:ascii="Arial" w:hAnsi="Arial" w:eastAsia="Arial" w:cs="Arial"/>
-          <w:color w:val="000000"/>
-          <w:rtl w:val="0"/>
-          <w:lang w:val="es-ES" w:eastAsia="es-ES" w:bidi="es-ES"/>
-        </w:rPr>
-        <w:t xml:space="preserve"> </w:t>
-      </w:r>
-      <w:r>
-        <w:rPr>
-          <w:rFonts w:ascii="Arial" w:hAnsi="Arial" w:eastAsia="Arial" w:cs="Arial"/>
-          <w:color w:val="000000"/>
-          <w:rtl w:val="0"/>
-          <w:lang w:val="en-US" w:eastAsia="es-ES" w:bidi="es-ES"/>
-        </w:rPr>
-        <w:t>Cat</w:t>
-      </w:r>
-      <w:r>
-        <w:rPr>
-          <w:rFonts w:ascii="Arial" w:hAnsi="Arial" w:eastAsia="Arial" w:cs="Arial"/>
-          <w:color w:val="000000"/>
-          <w:rtl w:val="0"/>
-          <w:lang w:val="es-ES" w:eastAsia="es-ES" w:bidi="es-ES"/>
-        </w:rPr>
-        <w:t>á</w:t>
-      </w:r>
-      <w:r>
-        <w:rPr>
-          <w:rFonts w:ascii="Arial" w:hAnsi="Arial" w:eastAsia="Arial" w:cs="Arial"/>
-          <w:color w:val="000000"/>
-          <w:rtl w:val="0"/>
-          <w:lang w:val="en-US" w:eastAsia="es-ES" w:bidi="es-ES"/>
-        </w:rPr>
-        <w:t>logos</w:t>
-      </w:r>
-      <w:r>
-        <w:rPr>
-          <w:rFonts w:ascii="Arial" w:hAnsi="Arial" w:eastAsia="Arial" w:cs="Arial"/>
-          <w:color w:val="000000"/>
-          <w:rtl w:val="0"/>
-          <w:lang w:val="es-ES" w:eastAsia="es-ES" w:bidi="es-ES"/>
-        </w:rPr>
-        <w:t xml:space="preserve"> </w:t>
-      </w:r>
-      <w:r>
-        <w:rPr>
-          <w:rFonts w:ascii="Arial" w:hAnsi="Arial" w:eastAsia="Arial" w:cs="Arial"/>
-          <w:color w:val="000000"/>
-          <w:rtl w:val="0"/>
-          <w:lang w:val="en-US" w:eastAsia="es-ES" w:bidi="es-ES"/>
-        </w:rPr>
-        <w:t>traducen</w:t>
-      </w:r>
-      <w:r>
-        <w:rPr>
-          <w:rFonts w:ascii="Arial" w:hAnsi="Arial" w:eastAsia="Arial" w:cs="Arial"/>
-          <w:color w:val="000000"/>
-          <w:rtl w:val="0"/>
-          <w:lang w:val="es-ES" w:eastAsia="es-ES" w:bidi="es-ES"/>
-        </w:rPr>
-        <w:t xml:space="preserve"> </w:t>
-      </w:r>
-      <w:r>
-        <w:rPr>
-          <w:rFonts w:ascii="Arial" w:hAnsi="Arial" w:eastAsia="Arial" w:cs="Arial"/>
-          <w:color w:val="000000"/>
-          <w:rtl w:val="0"/>
-          <w:lang w:val="en-US" w:eastAsia="es-ES" w:bidi="es-ES"/>
-        </w:rPr>
-        <w:t>etiquetas</w:t>
-      </w:r>
-      <w:r>
-        <w:rPr>
-          <w:rFonts w:ascii="Arial" w:hAnsi="Arial" w:eastAsia="Arial" w:cs="Arial"/>
-          <w:color w:val="000000"/>
-          <w:rtl w:val="0"/>
-          <w:lang w:val="es-ES" w:eastAsia="es-ES" w:bidi="es-ES"/>
-        </w:rPr>
-        <w:t xml:space="preserve"> </w:t>
-      </w:r>
-      <w:r>
-        <w:rPr>
-          <w:rFonts w:ascii="Arial" w:hAnsi="Arial" w:eastAsia="Arial" w:cs="Arial"/>
-          <w:color w:val="000000"/>
-          <w:rtl w:val="0"/>
-          <w:lang w:val="en-US" w:eastAsia="es-ES" w:bidi="es-ES"/>
-        </w:rPr>
-        <w:t>y</w:t>
-      </w:r>
-      <w:r>
-        <w:rPr>
-          <w:rFonts w:ascii="Arial" w:hAnsi="Arial" w:eastAsia="Arial" w:cs="Arial"/>
-          <w:color w:val="000000"/>
-          <w:rtl w:val="0"/>
-          <w:lang w:val="es-ES" w:eastAsia="es-ES" w:bidi="es-ES"/>
-        </w:rPr>
-        <w:t xml:space="preserve"> </w:t>
-      </w:r>
-      <w:r>
-        <w:rPr>
-          <w:rFonts w:ascii="Arial" w:hAnsi="Arial" w:eastAsia="Arial" w:cs="Arial"/>
-          <w:color w:val="000000"/>
-          <w:rtl w:val="0"/>
-          <w:lang w:val="en-US" w:eastAsia="es-ES" w:bidi="es-ES"/>
-        </w:rPr>
-        <w:t>muestras</w:t>
-      </w:r>
-      <w:r>
-        <w:rPr>
-          <w:rFonts w:ascii="Arial" w:hAnsi="Arial" w:eastAsia="Arial" w:cs="Arial"/>
-          <w:color w:val="000000"/>
-          <w:rtl w:val="0"/>
-          <w:lang w:val="es-ES" w:eastAsia="es-ES" w:bidi="es-ES"/>
-        </w:rPr>
-        <w:t xml:space="preserve">, </w:t>
-      </w:r>
-      <w:r>
-        <w:rPr>
-          <w:rFonts w:ascii="Arial" w:hAnsi="Arial" w:eastAsia="Arial" w:cs="Arial"/>
-          <w:color w:val="000000"/>
-          <w:rtl w:val="0"/>
-          <w:lang w:val="en-US" w:eastAsia="es-ES" w:bidi="es-ES"/>
-        </w:rPr>
-        <w:t>no</w:t>
-      </w:r>
-      <w:r>
-        <w:rPr>
-          <w:rFonts w:ascii="Arial" w:hAnsi="Arial" w:eastAsia="Arial" w:cs="Arial"/>
-          <w:color w:val="000000"/>
-          <w:rtl w:val="0"/>
-          <w:lang w:val="es-ES" w:eastAsia="es-ES" w:bidi="es-ES"/>
-        </w:rPr>
-        <w:t xml:space="preserve"> </w:t>
-      </w:r>
-      <w:r>
-        <w:rPr>
-          <w:rFonts w:ascii="Arial" w:hAnsi="Arial" w:eastAsia="Arial" w:cs="Arial"/>
-          <w:color w:val="000000"/>
-          <w:rtl w:val="0"/>
-          <w:lang w:val="en-US" w:eastAsia="es-ES" w:bidi="es-ES"/>
-        </w:rPr>
-        <w:t>textos</w:t>
-      </w:r>
-      <w:r>
-        <w:rPr>
-          <w:rFonts w:ascii="Arial" w:hAnsi="Arial" w:eastAsia="Arial" w:cs="Arial"/>
-          <w:color w:val="000000"/>
-          <w:rtl w:val="0"/>
-          <w:lang w:val="es-ES" w:eastAsia="es-ES" w:bidi="es-ES"/>
-        </w:rPr>
-        <w:t xml:space="preserve"> </w:t>
-      </w:r>
-      <w:r>
-        <w:rPr>
-          <w:rFonts w:ascii="Arial" w:hAnsi="Arial" w:eastAsia="Arial" w:cs="Arial"/>
-          <w:color w:val="000000"/>
-          <w:rtl w:val="0"/>
-          <w:lang w:val="en-US" w:eastAsia="es-ES" w:bidi="es-ES"/>
-        </w:rPr>
-        <w:t>guardados.</w:t>
+          <w:lang w:val="es-ES" w:bidi="es-ES" w:eastAsia="es-ES"/>
+          <w:color w:val="000000"/>
+          <w:rtl w:val="0"/>
+          <w:rFonts w:ascii="Arial" w:hAnsi="Arial" w:eastAsia="Arial" w:cs="Arial"/>
+        </w:rPr>
+        <w:t>Idioma del sitio para PDF en segundo plano, incluso cola manual; perfil para administración, REST y navegador. Persa y árabe son RTL. La vista RTL solo cambia dirección. Catálogos traducen etiquetas y muestras, no textos guardados.</w:t>
       </w:r>
     </w:p>
     <w:tbl>
@@ -21562,7 +15011,7 @@
               <w:left w:w="100" w:type="dxa"/>
               <w:right w:w="100" w:type="dxa"/>
             </w:tcMar>
-            <w:shd w:fill="E7EDF2"/>
+            <w:shd w:fill="D9D9D9" w:val="clear"/>
           </w:tcPr>
           <w:p>
             <w:pPr>
@@ -21594,7 +15043,7 @@
               <w:left w:w="100" w:type="dxa"/>
               <w:right w:w="100" w:type="dxa"/>
             </w:tcMar>
-            <w:shd w:fill="E7EDF2"/>
+            <w:shd w:fill="D9D9D9" w:val="clear"/>
           </w:tcPr>
           <w:p>
             <w:pPr>
@@ -21626,7 +15075,7 @@
               <w:left w:w="100" w:type="dxa"/>
               <w:right w:w="100" w:type="dxa"/>
             </w:tcMar>
-            <w:shd w:fill="E7EDF2"/>
+            <w:shd w:fill="D9D9D9" w:val="clear"/>
           </w:tcPr>
           <w:p>
             <w:pPr>
@@ -24617,7 +18066,7 @@
           <w:rtl w:val="0"/>
           <w:lang w:val="en-US" w:eastAsia="es-ES" w:bidi="es-ES"/>
         </w:rPr>
-        <w:t>PrintNode.</w:t>
+        <w:t>CUPS.</w:t>
       </w:r>
       <w:r>
         <w:rPr>
@@ -26614,628 +20063,14 @@
     <w:p>
       <w:pPr>
         <w:bidi w:val="0"/>
-        <w:jc w:val="left"/>
+        <w:jc w:val="start"/>
       </w:pPr>
       <w:r>
         <w:rPr>
-          <w:rFonts w:ascii="Arial" w:hAnsi="Arial" w:eastAsia="Arial" w:cs="Arial"/>
-          <w:color w:val="000000"/>
-          <w:rtl w:val="0"/>
-          <w:lang w:val="en-US" w:eastAsia="es-ES" w:bidi="es-ES"/>
-        </w:rPr>
-        <w:t>Clave</w:t>
-      </w:r>
-      <w:r>
-        <w:rPr>
-          <w:rFonts w:ascii="Arial" w:hAnsi="Arial" w:eastAsia="Arial" w:cs="Arial"/>
-          <w:color w:val="000000"/>
-          <w:rtl w:val="0"/>
-          <w:lang w:val="es-ES" w:eastAsia="es-ES" w:bidi="es-ES"/>
-        </w:rPr>
-        <w:t xml:space="preserve"> </w:t>
-      </w:r>
-      <w:r>
-        <w:rPr>
-          <w:rFonts w:ascii="Arial" w:hAnsi="Arial" w:eastAsia="Arial" w:cs="Arial"/>
-          <w:color w:val="000000"/>
-          <w:rtl w:val="0"/>
-          <w:lang w:val="en-US" w:eastAsia="es-ES" w:bidi="es-ES"/>
-        </w:rPr>
-        <w:t>en</w:t>
-      </w:r>
-      <w:r>
-        <w:rPr>
-          <w:rFonts w:ascii="Arial" w:hAnsi="Arial" w:eastAsia="Arial" w:cs="Arial"/>
-          <w:color w:val="000000"/>
-          <w:rtl w:val="0"/>
-          <w:lang w:val="es-ES" w:eastAsia="es-ES" w:bidi="es-ES"/>
-        </w:rPr>
-        <w:t xml:space="preserve"> </w:t>
-      </w:r>
-      <w:r>
-        <w:rPr>
-          <w:rFonts w:ascii="Arial" w:hAnsi="Arial" w:eastAsia="Arial" w:cs="Arial"/>
-          <w:color w:val="000000"/>
-          <w:rtl w:val="0"/>
-          <w:lang w:val="en-US" w:eastAsia="es-ES" w:bidi="es-ES"/>
-        </w:rPr>
-        <w:t>servidor.</w:t>
-      </w:r>
-      <w:r>
-        <w:rPr>
-          <w:rFonts w:ascii="Arial" w:hAnsi="Arial" w:eastAsia="Arial" w:cs="Arial"/>
-          <w:color w:val="000000"/>
-          <w:rtl w:val="0"/>
-          <w:lang w:val="es-ES" w:eastAsia="es-ES" w:bidi="es-ES"/>
-        </w:rPr>
-        <w:t xml:space="preserve"> </w:t>
-      </w:r>
-      <w:r>
-        <w:rPr>
-          <w:rFonts w:ascii="Courier New" w:hAnsi="Courier New" w:eastAsia="Courier New" w:cs="Courier New"/>
-          <w:color w:val="000000"/>
-          <w:rtl w:val="0"/>
-          <w:lang w:val="en-US" w:eastAsia="es-ES" w:bidi="es-ES"/>
-        </w:rPr>
-        <w:t>WCIP_PRINTNODE_API_KEY</w:t>
-      </w:r>
-      <w:r>
-        <w:rPr>
-          <w:rFonts w:ascii="Arial" w:hAnsi="Arial" w:eastAsia="Arial" w:cs="Arial"/>
-          <w:color w:val="000000"/>
-          <w:rtl w:val="0"/>
-          <w:lang w:val="es-ES" w:eastAsia="es-ES" w:bidi="es-ES"/>
-        </w:rPr>
-        <w:t xml:space="preserve"> </w:t>
-      </w:r>
-      <w:r>
-        <w:rPr>
-          <w:rFonts w:ascii="Arial" w:hAnsi="Arial" w:eastAsia="Arial" w:cs="Arial"/>
-          <w:color w:val="000000"/>
-          <w:rtl w:val="0"/>
-          <w:lang w:val="en-US" w:eastAsia="es-ES" w:bidi="es-ES"/>
-        </w:rPr>
-        <w:t>no</w:t>
-      </w:r>
-      <w:r>
-        <w:rPr>
-          <w:rFonts w:ascii="Arial" w:hAnsi="Arial" w:eastAsia="Arial" w:cs="Arial"/>
-          <w:color w:val="000000"/>
-          <w:rtl w:val="0"/>
-          <w:lang w:val="es-ES" w:eastAsia="es-ES" w:bidi="es-ES"/>
-        </w:rPr>
-        <w:t xml:space="preserve"> </w:t>
-      </w:r>
-      <w:r>
-        <w:rPr>
-          <w:rFonts w:ascii="Arial" w:hAnsi="Arial" w:eastAsia="Arial" w:cs="Arial"/>
-          <w:color w:val="000000"/>
-          <w:rtl w:val="0"/>
-          <w:lang w:val="en-US" w:eastAsia="es-ES" w:bidi="es-ES"/>
-        </w:rPr>
-        <w:t>vac</w:t>
-      </w:r>
-      <w:r>
-        <w:rPr>
-          <w:rFonts w:ascii="Arial" w:hAnsi="Arial" w:eastAsia="Arial" w:cs="Arial"/>
-          <w:color w:val="000000"/>
-          <w:rtl w:val="0"/>
-          <w:lang w:val="es-ES" w:eastAsia="es-ES" w:bidi="es-ES"/>
-        </w:rPr>
-        <w:t>í</w:t>
-      </w:r>
-      <w:r>
-        <w:rPr>
-          <w:rFonts w:ascii="Arial" w:hAnsi="Arial" w:eastAsia="Arial" w:cs="Arial"/>
-          <w:color w:val="000000"/>
-          <w:rtl w:val="0"/>
-          <w:lang w:val="en-US" w:eastAsia="es-ES" w:bidi="es-ES"/>
-        </w:rPr>
-        <w:t>o</w:t>
-      </w:r>
-      <w:r>
-        <w:rPr>
-          <w:rFonts w:ascii="Arial" w:hAnsi="Arial" w:eastAsia="Arial" w:cs="Arial"/>
-          <w:color w:val="000000"/>
-          <w:rtl w:val="0"/>
-          <w:lang w:val="es-ES" w:eastAsia="es-ES" w:bidi="es-ES"/>
-        </w:rPr>
-        <w:t xml:space="preserve"> </w:t>
-      </w:r>
-      <w:r>
-        <w:rPr>
-          <w:rFonts w:ascii="Arial" w:hAnsi="Arial" w:eastAsia="Arial" w:cs="Arial"/>
-          <w:color w:val="000000"/>
-          <w:rtl w:val="0"/>
-          <w:lang w:val="en-US" w:eastAsia="es-ES" w:bidi="es-ES"/>
-        </w:rPr>
-        <w:t>en</w:t>
-      </w:r>
-      <w:r>
-        <w:rPr>
-          <w:rFonts w:ascii="Arial" w:hAnsi="Arial" w:eastAsia="Arial" w:cs="Arial"/>
-          <w:color w:val="000000"/>
-          <w:rtl w:val="0"/>
-          <w:lang w:val="es-ES" w:eastAsia="es-ES" w:bidi="es-ES"/>
-        </w:rPr>
-        <w:t xml:space="preserve"> </w:t>
-      </w:r>
-      <w:r>
-        <w:rPr>
-          <w:rFonts w:ascii="Arial" w:hAnsi="Arial" w:eastAsia="Arial" w:cs="Arial"/>
-          <w:color w:val="000000"/>
-          <w:rtl w:val="0"/>
-          <w:lang w:val="en-US" w:eastAsia="es-ES" w:bidi="es-ES"/>
-        </w:rPr>
-        <w:t>wp-config.php</w:t>
-      </w:r>
-      <w:r>
-        <w:rPr>
-          <w:rFonts w:ascii="Arial" w:hAnsi="Arial" w:eastAsia="Arial" w:cs="Arial"/>
-          <w:color w:val="000000"/>
-          <w:rtl w:val="0"/>
-          <w:lang w:val="es-ES" w:eastAsia="es-ES" w:bidi="es-ES"/>
-        </w:rPr>
-        <w:t xml:space="preserve"> </w:t>
-      </w:r>
-      <w:r>
-        <w:rPr>
-          <w:rFonts w:ascii="Arial" w:hAnsi="Arial" w:eastAsia="Arial" w:cs="Arial"/>
-          <w:color w:val="000000"/>
-          <w:rtl w:val="0"/>
-          <w:lang w:val="en-US" w:eastAsia="es-ES" w:bidi="es-ES"/>
-        </w:rPr>
-        <w:t>prevalece.</w:t>
-      </w:r>
-      <w:r>
-        <w:rPr>
-          <w:rFonts w:ascii="Arial" w:hAnsi="Arial" w:eastAsia="Arial" w:cs="Arial"/>
-          <w:color w:val="000000"/>
-          <w:rtl w:val="0"/>
-          <w:lang w:val="es-ES" w:eastAsia="es-ES" w:bidi="es-ES"/>
-        </w:rPr>
-        <w:t xml:space="preserve"> </w:t>
-      </w:r>
-      <w:r>
-        <w:rPr>
-          <w:rFonts w:ascii="Arial" w:hAnsi="Arial" w:eastAsia="Arial" w:cs="Arial"/>
-          <w:color w:val="000000"/>
-          <w:rtl w:val="0"/>
-          <w:lang w:val="en-US" w:eastAsia="es-ES" w:bidi="es-ES"/>
-        </w:rPr>
-        <w:t>La</w:t>
-      </w:r>
-      <w:r>
-        <w:rPr>
-          <w:rFonts w:ascii="Arial" w:hAnsi="Arial" w:eastAsia="Arial" w:cs="Arial"/>
-          <w:color w:val="000000"/>
-          <w:rtl w:val="0"/>
-          <w:lang w:val="es-ES" w:eastAsia="es-ES" w:bidi="es-ES"/>
-        </w:rPr>
-        <w:t xml:space="preserve"> </w:t>
-      </w:r>
-      <w:r>
-        <w:rPr>
-          <w:rFonts w:ascii="Arial" w:hAnsi="Arial" w:eastAsia="Arial" w:cs="Arial"/>
-          <w:color w:val="000000"/>
-          <w:rtl w:val="0"/>
-          <w:lang w:val="en-US" w:eastAsia="es-ES" w:bidi="es-ES"/>
-        </w:rPr>
-        <w:t>clave</w:t>
-      </w:r>
-      <w:r>
-        <w:rPr>
-          <w:rFonts w:ascii="Arial" w:hAnsi="Arial" w:eastAsia="Arial" w:cs="Arial"/>
-          <w:color w:val="000000"/>
-          <w:rtl w:val="0"/>
-          <w:lang w:val="es-ES" w:eastAsia="es-ES" w:bidi="es-ES"/>
-        </w:rPr>
-        <w:t xml:space="preserve"> </w:t>
-      </w:r>
-      <w:r>
-        <w:rPr>
-          <w:rFonts w:ascii="Arial" w:hAnsi="Arial" w:eastAsia="Arial" w:cs="Arial"/>
-          <w:color w:val="000000"/>
-          <w:rtl w:val="0"/>
-          <w:lang w:val="en-US" w:eastAsia="es-ES" w:bidi="es-ES"/>
-        </w:rPr>
-        <w:t>DB</w:t>
-      </w:r>
-      <w:r>
-        <w:rPr>
-          <w:rFonts w:ascii="Arial" w:hAnsi="Arial" w:eastAsia="Arial" w:cs="Arial"/>
-          <w:color w:val="000000"/>
-          <w:rtl w:val="0"/>
-          <w:lang w:val="es-ES" w:eastAsia="es-ES" w:bidi="es-ES"/>
-        </w:rPr>
-        <w:t xml:space="preserve"> </w:t>
-      </w:r>
-      <w:r>
-        <w:rPr>
-          <w:rFonts w:ascii="Arial" w:hAnsi="Arial" w:eastAsia="Arial" w:cs="Arial"/>
-          <w:color w:val="000000"/>
-          <w:rtl w:val="0"/>
-          <w:lang w:val="en-US" w:eastAsia="es-ES" w:bidi="es-ES"/>
-        </w:rPr>
-        <w:t>no</w:t>
-      </w:r>
-      <w:r>
-        <w:rPr>
-          <w:rFonts w:ascii="Arial" w:hAnsi="Arial" w:eastAsia="Arial" w:cs="Arial"/>
-          <w:color w:val="000000"/>
-          <w:rtl w:val="0"/>
-          <w:lang w:val="es-ES" w:eastAsia="es-ES" w:bidi="es-ES"/>
-        </w:rPr>
-        <w:t xml:space="preserve"> </w:t>
-      </w:r>
-      <w:r>
-        <w:rPr>
-          <w:rFonts w:ascii="Arial" w:hAnsi="Arial" w:eastAsia="Arial" w:cs="Arial"/>
-          <w:color w:val="000000"/>
-          <w:rtl w:val="0"/>
-          <w:lang w:val="en-US" w:eastAsia="es-ES" w:bidi="es-ES"/>
-        </w:rPr>
-        <w:t>est</w:t>
-      </w:r>
-      <w:r>
-        <w:rPr>
-          <w:rFonts w:ascii="Arial" w:hAnsi="Arial" w:eastAsia="Arial" w:cs="Arial"/>
-          <w:color w:val="000000"/>
-          <w:rtl w:val="0"/>
-          <w:lang w:val="es-ES" w:eastAsia="es-ES" w:bidi="es-ES"/>
-        </w:rPr>
-        <w:t xml:space="preserve">á </w:t>
-      </w:r>
-      <w:r>
-        <w:rPr>
-          <w:rFonts w:ascii="Arial" w:hAnsi="Arial" w:eastAsia="Arial" w:cs="Arial"/>
-          <w:color w:val="000000"/>
-          <w:rtl w:val="0"/>
-          <w:lang w:val="en-US" w:eastAsia="es-ES" w:bidi="es-ES"/>
-        </w:rPr>
-        <w:t>cifrada</w:t>
-      </w:r>
-      <w:r>
-        <w:rPr>
-          <w:rFonts w:ascii="Arial" w:hAnsi="Arial" w:eastAsia="Arial" w:cs="Arial"/>
-          <w:color w:val="000000"/>
-          <w:rtl w:val="0"/>
-          <w:lang w:val="es-ES" w:eastAsia="es-ES" w:bidi="es-ES"/>
-        </w:rPr>
-        <w:t xml:space="preserve"> </w:t>
-      </w:r>
-      <w:r>
-        <w:rPr>
-          <w:rFonts w:ascii="Arial" w:hAnsi="Arial" w:eastAsia="Arial" w:cs="Arial"/>
-          <w:color w:val="000000"/>
-          <w:rtl w:val="0"/>
-          <w:lang w:val="en-US" w:eastAsia="es-ES" w:bidi="es-ES"/>
-        </w:rPr>
-        <w:t>y</w:t>
-      </w:r>
-      <w:r>
-        <w:rPr>
-          <w:rFonts w:ascii="Arial" w:hAnsi="Arial" w:eastAsia="Arial" w:cs="Arial"/>
-          <w:color w:val="000000"/>
-          <w:rtl w:val="0"/>
-          <w:lang w:val="es-ES" w:eastAsia="es-ES" w:bidi="es-ES"/>
-        </w:rPr>
-        <w:t xml:space="preserve"> </w:t>
-      </w:r>
-      <w:r>
-        <w:rPr>
-          <w:rFonts w:ascii="Arial" w:hAnsi="Arial" w:eastAsia="Arial" w:cs="Arial"/>
-          <w:color w:val="000000"/>
-          <w:rtl w:val="0"/>
-          <w:lang w:val="en-US" w:eastAsia="es-ES" w:bidi="es-ES"/>
-        </w:rPr>
-        <w:t>aparece</w:t>
-      </w:r>
-      <w:r>
-        <w:rPr>
-          <w:rFonts w:ascii="Arial" w:hAnsi="Arial" w:eastAsia="Arial" w:cs="Arial"/>
-          <w:color w:val="000000"/>
-          <w:rtl w:val="0"/>
-          <w:lang w:val="es-ES" w:eastAsia="es-ES" w:bidi="es-ES"/>
-        </w:rPr>
-        <w:t xml:space="preserve"> </w:t>
-      </w:r>
-      <w:r>
-        <w:rPr>
-          <w:rFonts w:ascii="Arial" w:hAnsi="Arial" w:eastAsia="Arial" w:cs="Arial"/>
-          <w:color w:val="000000"/>
-          <w:rtl w:val="0"/>
-          <w:lang w:val="en-US" w:eastAsia="es-ES" w:bidi="es-ES"/>
-        </w:rPr>
-        <w:t>en</w:t>
-      </w:r>
-      <w:r>
-        <w:rPr>
-          <w:rFonts w:ascii="Arial" w:hAnsi="Arial" w:eastAsia="Arial" w:cs="Arial"/>
-          <w:color w:val="000000"/>
-          <w:rtl w:val="0"/>
-          <w:lang w:val="es-ES" w:eastAsia="es-ES" w:bidi="es-ES"/>
-        </w:rPr>
-        <w:t xml:space="preserve"> </w:t>
-      </w:r>
-      <w:r>
-        <w:rPr>
-          <w:rFonts w:ascii="Arial" w:hAnsi="Arial" w:eastAsia="Arial" w:cs="Arial"/>
-          <w:color w:val="000000"/>
-          <w:rtl w:val="0"/>
-          <w:lang w:val="en-US" w:eastAsia="es-ES" w:bidi="es-ES"/>
-        </w:rPr>
-        <w:t>copias</w:t>
-      </w:r>
-      <w:r>
-        <w:rPr>
-          <w:rFonts w:ascii="Arial" w:hAnsi="Arial" w:eastAsia="Arial" w:cs="Arial"/>
-          <w:color w:val="000000"/>
-          <w:rtl w:val="0"/>
-          <w:lang w:val="es-ES" w:eastAsia="es-ES" w:bidi="es-ES"/>
-        </w:rPr>
-        <w:t xml:space="preserve">; </w:t>
-      </w:r>
-      <w:r>
-        <w:rPr>
-          <w:rFonts w:ascii="Arial" w:hAnsi="Arial" w:eastAsia="Arial" w:cs="Arial"/>
-          <w:color w:val="000000"/>
-          <w:rtl w:val="0"/>
-          <w:lang w:val="en-US" w:eastAsia="es-ES" w:bidi="es-ES"/>
-        </w:rPr>
-        <w:t>REST</w:t>
-      </w:r>
-      <w:r>
-        <w:rPr>
-          <w:rFonts w:ascii="Arial" w:hAnsi="Arial" w:eastAsia="Arial" w:cs="Arial"/>
-          <w:color w:val="000000"/>
-          <w:rtl w:val="0"/>
-          <w:lang w:val="es-ES" w:eastAsia="es-ES" w:bidi="es-ES"/>
-        </w:rPr>
-        <w:t xml:space="preserve"> </w:t>
-      </w:r>
-      <w:r>
-        <w:rPr>
-          <w:rFonts w:ascii="Arial" w:hAnsi="Arial" w:eastAsia="Arial" w:cs="Arial"/>
-          <w:color w:val="000000"/>
-          <w:rtl w:val="0"/>
-          <w:lang w:val="en-US" w:eastAsia="es-ES" w:bidi="es-ES"/>
-        </w:rPr>
-        <w:t>no</w:t>
-      </w:r>
-      <w:r>
-        <w:rPr>
-          <w:rFonts w:ascii="Arial" w:hAnsi="Arial" w:eastAsia="Arial" w:cs="Arial"/>
-          <w:color w:val="000000"/>
-          <w:rtl w:val="0"/>
-          <w:lang w:val="es-ES" w:eastAsia="es-ES" w:bidi="es-ES"/>
-        </w:rPr>
-        <w:t xml:space="preserve"> </w:t>
-      </w:r>
-      <w:r>
-        <w:rPr>
-          <w:rFonts w:ascii="Arial" w:hAnsi="Arial" w:eastAsia="Arial" w:cs="Arial"/>
-          <w:color w:val="000000"/>
-          <w:rtl w:val="0"/>
-          <w:lang w:val="en-US" w:eastAsia="es-ES" w:bidi="es-ES"/>
-        </w:rPr>
-        <w:t>la</w:t>
-      </w:r>
-      <w:r>
-        <w:rPr>
-          <w:rFonts w:ascii="Arial" w:hAnsi="Arial" w:eastAsia="Arial" w:cs="Arial"/>
-          <w:color w:val="000000"/>
-          <w:rtl w:val="0"/>
-          <w:lang w:val="es-ES" w:eastAsia="es-ES" w:bidi="es-ES"/>
-        </w:rPr>
-        <w:t xml:space="preserve"> </w:t>
-      </w:r>
-      <w:r>
-        <w:rPr>
-          <w:rFonts w:ascii="Arial" w:hAnsi="Arial" w:eastAsia="Arial" w:cs="Arial"/>
-          <w:color w:val="000000"/>
-          <w:rtl w:val="0"/>
-          <w:lang w:val="en-US" w:eastAsia="es-ES" w:bidi="es-ES"/>
-        </w:rPr>
-        <w:t>expone.</w:t>
-      </w:r>
-      <w:r>
-        <w:rPr>
-          <w:rFonts w:ascii="Arial" w:hAnsi="Arial" w:eastAsia="Arial" w:cs="Arial"/>
-          <w:color w:val="000000"/>
-          <w:rtl w:val="0"/>
-          <w:lang w:val="es-ES" w:eastAsia="es-ES" w:bidi="es-ES"/>
-        </w:rPr>
-        <w:t xml:space="preserve"> </w:t>
-      </w:r>
-      <w:r>
-        <w:rPr>
-          <w:rFonts w:ascii="Arial" w:hAnsi="Arial" w:eastAsia="Arial" w:cs="Arial"/>
-          <w:color w:val="000000"/>
-          <w:rtl w:val="0"/>
-          <w:lang w:val="en-US" w:eastAsia="es-ES" w:bidi="es-ES"/>
-        </w:rPr>
-        <w:t>PrintNode</w:t>
-      </w:r>
-      <w:r>
-        <w:rPr>
-          <w:rFonts w:ascii="Arial" w:hAnsi="Arial" w:eastAsia="Arial" w:cs="Arial"/>
-          <w:color w:val="000000"/>
-          <w:rtl w:val="0"/>
-          <w:lang w:val="es-ES" w:eastAsia="es-ES" w:bidi="es-ES"/>
-        </w:rPr>
-        <w:t xml:space="preserve"> </w:t>
-      </w:r>
-      <w:r>
-        <w:rPr>
-          <w:rFonts w:ascii="Arial" w:hAnsi="Arial" w:eastAsia="Arial" w:cs="Arial"/>
-          <w:color w:val="000000"/>
-          <w:rtl w:val="0"/>
-          <w:lang w:val="en-US" w:eastAsia="es-ES" w:bidi="es-ES"/>
-        </w:rPr>
-        <w:t>recibe</w:t>
-      </w:r>
-      <w:r>
-        <w:rPr>
-          <w:rFonts w:ascii="Arial" w:hAnsi="Arial" w:eastAsia="Arial" w:cs="Arial"/>
-          <w:color w:val="000000"/>
-          <w:rtl w:val="0"/>
-          <w:lang w:val="es-ES" w:eastAsia="es-ES" w:bidi="es-ES"/>
-        </w:rPr>
-        <w:t xml:space="preserve"> </w:t>
-      </w:r>
-      <w:r>
-        <w:rPr>
-          <w:rFonts w:ascii="Arial" w:hAnsi="Arial" w:eastAsia="Arial" w:cs="Arial"/>
-          <w:color w:val="000000"/>
-          <w:rtl w:val="0"/>
-          <w:lang w:val="en-US" w:eastAsia="es-ES" w:bidi="es-ES"/>
-        </w:rPr>
-        <w:t>datos</w:t>
-      </w:r>
-      <w:r>
-        <w:rPr>
-          <w:rFonts w:ascii="Arial" w:hAnsi="Arial" w:eastAsia="Arial" w:cs="Arial"/>
-          <w:color w:val="000000"/>
-          <w:rtl w:val="0"/>
-          <w:lang w:val="es-ES" w:eastAsia="es-ES" w:bidi="es-ES"/>
-        </w:rPr>
-        <w:t xml:space="preserve"> </w:t>
-      </w:r>
-      <w:r>
-        <w:rPr>
-          <w:rFonts w:ascii="Arial" w:hAnsi="Arial" w:eastAsia="Arial" w:cs="Arial"/>
-          <w:color w:val="000000"/>
-          <w:rtl w:val="0"/>
-          <w:lang w:val="en-US" w:eastAsia="es-ES" w:bidi="es-ES"/>
-        </w:rPr>
-        <w:t>PDF.</w:t>
-      </w:r>
-      <w:r>
-        <w:rPr>
-          <w:rFonts w:ascii="Arial" w:hAnsi="Arial" w:eastAsia="Arial" w:cs="Arial"/>
-          <w:color w:val="000000"/>
-          <w:rtl w:val="0"/>
-          <w:lang w:val="es-ES" w:eastAsia="es-ES" w:bidi="es-ES"/>
-        </w:rPr>
-        <w:t xml:space="preserve"> </w:t>
-      </w:r>
-      <w:r>
-        <w:rPr>
-          <w:rFonts w:ascii="Arial" w:hAnsi="Arial" w:eastAsia="Arial" w:cs="Arial"/>
-          <w:color w:val="000000"/>
-          <w:rtl w:val="0"/>
-          <w:lang w:val="en-US" w:eastAsia="es-ES" w:bidi="es-ES"/>
-        </w:rPr>
-        <w:t>Temporales</w:t>
-      </w:r>
-      <w:r>
-        <w:rPr>
-          <w:rFonts w:ascii="Arial" w:hAnsi="Arial" w:eastAsia="Arial" w:cs="Arial"/>
-          <w:color w:val="000000"/>
-          <w:rtl w:val="0"/>
-          <w:lang w:val="es-ES" w:eastAsia="es-ES" w:bidi="es-ES"/>
-        </w:rPr>
-        <w:t xml:space="preserve"> </w:t>
-      </w:r>
-      <w:r>
-        <w:rPr>
-          <w:rFonts w:ascii="Arial" w:hAnsi="Arial" w:eastAsia="Arial" w:cs="Arial"/>
-          <w:color w:val="000000"/>
-          <w:rtl w:val="0"/>
-          <w:lang w:val="en-US" w:eastAsia="es-ES" w:bidi="es-ES"/>
-        </w:rPr>
-        <w:t>privados</w:t>
-      </w:r>
-      <w:r>
-        <w:rPr>
-          <w:rFonts w:ascii="Arial" w:hAnsi="Arial" w:eastAsia="Arial" w:cs="Arial"/>
-          <w:color w:val="000000"/>
-          <w:rtl w:val="0"/>
-          <w:lang w:val="es-ES" w:eastAsia="es-ES" w:bidi="es-ES"/>
-        </w:rPr>
-        <w:t xml:space="preserve"> </w:t>
-      </w:r>
-      <w:r>
-        <w:rPr>
-          <w:rFonts w:ascii="Arial" w:hAnsi="Arial" w:eastAsia="Arial" w:cs="Arial"/>
-          <w:color w:val="000000"/>
-          <w:rtl w:val="0"/>
-          <w:lang w:val="en-US" w:eastAsia="es-ES" w:bidi="es-ES"/>
-        </w:rPr>
-        <w:t>se</w:t>
-      </w:r>
-      <w:r>
-        <w:rPr>
-          <w:rFonts w:ascii="Arial" w:hAnsi="Arial" w:eastAsia="Arial" w:cs="Arial"/>
-          <w:color w:val="000000"/>
-          <w:rtl w:val="0"/>
-          <w:lang w:val="es-ES" w:eastAsia="es-ES" w:bidi="es-ES"/>
-        </w:rPr>
-        <w:t xml:space="preserve"> </w:t>
-      </w:r>
-      <w:r>
-        <w:rPr>
-          <w:rFonts w:ascii="Arial" w:hAnsi="Arial" w:eastAsia="Arial" w:cs="Arial"/>
-          <w:color w:val="000000"/>
-          <w:rtl w:val="0"/>
-          <w:lang w:val="en-US" w:eastAsia="es-ES" w:bidi="es-ES"/>
-        </w:rPr>
-        <w:t>limpian</w:t>
-      </w:r>
-      <w:r>
-        <w:rPr>
-          <w:rFonts w:ascii="Arial" w:hAnsi="Arial" w:eastAsia="Arial" w:cs="Arial"/>
-          <w:color w:val="000000"/>
-          <w:rtl w:val="0"/>
-          <w:lang w:val="es-ES" w:eastAsia="es-ES" w:bidi="es-ES"/>
-        </w:rPr>
-        <w:t xml:space="preserve">; </w:t>
-      </w:r>
-      <w:r>
-        <w:rPr>
-          <w:rFonts w:ascii="Arial" w:hAnsi="Arial" w:eastAsia="Arial" w:cs="Arial"/>
-          <w:color w:val="000000"/>
-          <w:rtl w:val="0"/>
-          <w:lang w:val="en-US" w:eastAsia="es-ES" w:bidi="es-ES"/>
-        </w:rPr>
-        <w:t>evite</w:t>
-      </w:r>
-      <w:r>
-        <w:rPr>
-          <w:rFonts w:ascii="Arial" w:hAnsi="Arial" w:eastAsia="Arial" w:cs="Arial"/>
-          <w:color w:val="000000"/>
-          <w:rtl w:val="0"/>
-          <w:lang w:val="es-ES" w:eastAsia="es-ES" w:bidi="es-ES"/>
-        </w:rPr>
-        <w:t xml:space="preserve"> </w:t>
-      </w:r>
-      <w:r>
-        <w:rPr>
-          <w:rFonts w:ascii="Arial" w:hAnsi="Arial" w:eastAsia="Arial" w:cs="Arial"/>
-          <w:color w:val="000000"/>
-          <w:rtl w:val="0"/>
-          <w:lang w:val="en-US" w:eastAsia="es-ES" w:bidi="es-ES"/>
-        </w:rPr>
-        <w:t>registros</w:t>
-      </w:r>
-      <w:r>
-        <w:rPr>
-          <w:rFonts w:ascii="Arial" w:hAnsi="Arial" w:eastAsia="Arial" w:cs="Arial"/>
-          <w:color w:val="000000"/>
-          <w:rtl w:val="0"/>
-          <w:lang w:val="es-ES" w:eastAsia="es-ES" w:bidi="es-ES"/>
-        </w:rPr>
-        <w:t xml:space="preserve"> </w:t>
-      </w:r>
-      <w:r>
-        <w:rPr>
-          <w:rFonts w:ascii="Arial" w:hAnsi="Arial" w:eastAsia="Arial" w:cs="Arial"/>
-          <w:color w:val="000000"/>
-          <w:rtl w:val="0"/>
-          <w:lang w:val="en-US" w:eastAsia="es-ES" w:bidi="es-ES"/>
-        </w:rPr>
-        <w:t>sensibles.</w:t>
+          <w:lang w:val="es-ES" w:bidi="es-ES"/>
+          <w:rtl w:val="0"/>
+        </w:rPr>
+        <w:t>Una cadena WCIP_CUPS_PASSWORD no vacía bloquea el campo de contraseña en los ajustes. La contraseña guardada nunca se muestra ni devuelve al navegador. Los PDF contienen datos de clientes y solo se envían al servidor CUPS configurado al usar este destino.</w:t>
       </w:r>
     </w:p>
     <w:p>
@@ -28959,646 +21794,16 @@
     <w:p>
       <w:pPr>
         <w:bidi w:val="0"/>
-        <w:jc w:val="left"/>
+        <w:jc w:val="start"/>
       </w:pPr>
       <w:r>
         <w:rPr>
-          <w:rFonts w:ascii="Arial" w:hAnsi="Arial" w:eastAsia="Arial" w:cs="Arial"/>
-          <w:color w:val="000000"/>
-          <w:rtl w:val="0"/>
-          <w:lang w:val="en-US" w:eastAsia="es-ES" w:bidi="es-ES"/>
-        </w:rPr>
-        <w:t>Cola</w:t>
-      </w:r>
-      <w:r>
-        <w:rPr>
-          <w:rFonts w:ascii="Arial" w:hAnsi="Arial" w:eastAsia="Arial" w:cs="Arial"/>
-          <w:color w:val="000000"/>
-          <w:rtl w:val="0"/>
-          <w:lang w:val="es-ES" w:eastAsia="es-ES" w:bidi="es-ES"/>
-        </w:rPr>
-        <w:t xml:space="preserve"> </w:t>
-      </w:r>
-      <w:r>
-        <w:rPr>
-          <w:rFonts w:ascii="Arial" w:hAnsi="Arial" w:eastAsia="Arial" w:cs="Arial"/>
-          <w:color w:val="000000"/>
-          <w:rtl w:val="0"/>
-          <w:lang w:val="en-US" w:eastAsia="es-ES" w:bidi="es-ES"/>
-        </w:rPr>
-        <w:t>bloqueada:</w:t>
-      </w:r>
-      <w:r>
-        <w:rPr>
-          <w:rFonts w:ascii="Arial" w:hAnsi="Arial" w:eastAsia="Arial" w:cs="Arial"/>
-          <w:color w:val="000000"/>
-          <w:rtl w:val="0"/>
-          <w:lang w:val="es-ES" w:eastAsia="es-ES" w:bidi="es-ES"/>
-        </w:rPr>
-        <w:t xml:space="preserve"> </w:t>
-      </w:r>
-      <w:r>
-        <w:rPr>
-          <w:rFonts w:ascii="Arial" w:hAnsi="Arial" w:eastAsia="Arial" w:cs="Arial"/>
-          <w:color w:val="000000"/>
-          <w:rtl w:val="0"/>
-          <w:lang w:val="en-US" w:eastAsia="es-ES" w:bidi="es-ES"/>
-        </w:rPr>
-        <w:t>Scheduled</w:t>
-      </w:r>
-      <w:r>
-        <w:rPr>
-          <w:rFonts w:ascii="Arial" w:hAnsi="Arial" w:eastAsia="Arial" w:cs="Arial"/>
-          <w:color w:val="000000"/>
-          <w:rtl w:val="0"/>
-          <w:lang w:val="es-ES" w:eastAsia="es-ES" w:bidi="es-ES"/>
-        </w:rPr>
-        <w:t xml:space="preserve"> </w:t>
-      </w:r>
-      <w:r>
-        <w:rPr>
-          <w:rFonts w:ascii="Arial" w:hAnsi="Arial" w:eastAsia="Arial" w:cs="Arial"/>
-          <w:color w:val="000000"/>
-          <w:rtl w:val="0"/>
-          <w:lang w:val="en-US" w:eastAsia="es-ES" w:bidi="es-ES"/>
-        </w:rPr>
-        <w:t>Actions</w:t>
-      </w:r>
-      <w:r>
-        <w:rPr>
-          <w:rFonts w:ascii="Arial" w:hAnsi="Arial" w:eastAsia="Arial" w:cs="Arial"/>
-          <w:color w:val="000000"/>
-          <w:rtl w:val="0"/>
-          <w:lang w:val="es-ES" w:eastAsia="es-ES" w:bidi="es-ES"/>
-        </w:rPr>
-        <w:t xml:space="preserve">, </w:t>
-      </w:r>
-      <w:r>
-        <w:rPr>
-          <w:rFonts w:ascii="Arial" w:hAnsi="Arial" w:eastAsia="Arial" w:cs="Arial"/>
-          <w:color w:val="000000"/>
-          <w:rtl w:val="0"/>
-          <w:lang w:val="en-US" w:eastAsia="es-ES" w:bidi="es-ES"/>
-        </w:rPr>
-        <w:t>grupo</w:t>
-      </w:r>
-      <w:r>
-        <w:rPr>
-          <w:rFonts w:ascii="Arial" w:hAnsi="Arial" w:eastAsia="Arial" w:cs="Arial"/>
-          <w:color w:val="000000"/>
-          <w:rtl w:val="0"/>
-          <w:lang w:val="es-ES" w:eastAsia="es-ES" w:bidi="es-ES"/>
-        </w:rPr>
-        <w:t xml:space="preserve">, </w:t>
-      </w:r>
-      <w:r>
-        <w:rPr>
-          <w:rFonts w:ascii="Arial" w:hAnsi="Arial" w:eastAsia="Arial" w:cs="Arial"/>
-          <w:color w:val="000000"/>
-          <w:rtl w:val="0"/>
-          <w:lang w:val="en-US" w:eastAsia="es-ES" w:bidi="es-ES"/>
-        </w:rPr>
-        <w:t>WP</w:t>
-      </w:r>
-      <w:r>
-        <w:rPr>
-          <w:rFonts w:ascii="Arial" w:hAnsi="Arial" w:eastAsia="Arial" w:cs="Arial"/>
-          <w:color w:val="000000"/>
-          <w:rtl w:val="0"/>
-          <w:lang w:val="es-ES" w:eastAsia="es-ES" w:bidi="es-ES"/>
-        </w:rPr>
-        <w:t xml:space="preserve"> </w:t>
-      </w:r>
-      <w:r>
-        <w:rPr>
-          <w:rFonts w:ascii="Arial" w:hAnsi="Arial" w:eastAsia="Arial" w:cs="Arial"/>
-          <w:color w:val="000000"/>
-          <w:rtl w:val="0"/>
-          <w:lang w:val="en-US" w:eastAsia="es-ES" w:bidi="es-ES"/>
-        </w:rPr>
-        <w:t>Cron</w:t>
-      </w:r>
-      <w:r>
-        <w:rPr>
-          <w:rFonts w:ascii="Arial" w:hAnsi="Arial" w:eastAsia="Arial" w:cs="Arial"/>
-          <w:color w:val="000000"/>
-          <w:rtl w:val="0"/>
-          <w:lang w:val="es-ES" w:eastAsia="es-ES" w:bidi="es-ES"/>
-        </w:rPr>
-        <w:t xml:space="preserve">, </w:t>
-      </w:r>
-      <w:r>
-        <w:rPr>
-          <w:rFonts w:ascii="Arial" w:hAnsi="Arial" w:eastAsia="Arial" w:cs="Arial"/>
-          <w:color w:val="000000"/>
-          <w:rtl w:val="0"/>
-          <w:lang w:val="en-US" w:eastAsia="es-ES" w:bidi="es-ES"/>
-        </w:rPr>
-        <w:t>loopback.</w:t>
-      </w:r>
-      <w:r>
-        <w:rPr>
-          <w:rFonts w:ascii="Arial" w:hAnsi="Arial" w:eastAsia="Arial" w:cs="Arial"/>
-          <w:color w:val="000000"/>
-          <w:rtl w:val="0"/>
-          <w:lang w:val="es-ES" w:eastAsia="es-ES" w:bidi="es-ES"/>
-        </w:rPr>
-        <w:t xml:space="preserve"> </w:t>
-      </w:r>
-      <w:r>
-        <w:rPr>
-          <w:rFonts w:ascii="Arial" w:hAnsi="Arial" w:eastAsia="Arial" w:cs="Arial"/>
-          <w:color w:val="000000"/>
-          <w:rtl w:val="0"/>
-          <w:lang w:val="en-US" w:eastAsia="es-ES" w:bidi="es-ES"/>
-        </w:rPr>
-        <w:t>PDF:</w:t>
-      </w:r>
-      <w:r>
-        <w:rPr>
-          <w:rFonts w:ascii="Arial" w:hAnsi="Arial" w:eastAsia="Arial" w:cs="Arial"/>
-          <w:color w:val="000000"/>
-          <w:rtl w:val="0"/>
-          <w:lang w:val="es-ES" w:eastAsia="es-ES" w:bidi="es-ES"/>
-        </w:rPr>
-        <w:t xml:space="preserve"> </w:t>
-      </w:r>
-      <w:r>
-        <w:rPr>
-          <w:rFonts w:ascii="Arial" w:hAnsi="Arial" w:eastAsia="Arial" w:cs="Arial"/>
-          <w:color w:val="000000"/>
-          <w:rtl w:val="0"/>
-          <w:lang w:val="en-US" w:eastAsia="es-ES" w:bidi="es-ES"/>
-        </w:rPr>
-        <w:t>dependencias</w:t>
-      </w:r>
-      <w:r>
-        <w:rPr>
-          <w:rFonts w:ascii="Arial" w:hAnsi="Arial" w:eastAsia="Arial" w:cs="Arial"/>
-          <w:color w:val="000000"/>
-          <w:rtl w:val="0"/>
-          <w:lang w:val="es-ES" w:eastAsia="es-ES" w:bidi="es-ES"/>
-        </w:rPr>
-        <w:t xml:space="preserve">, </w:t>
-      </w:r>
-      <w:r>
-        <w:rPr>
-          <w:rFonts w:ascii="Arial" w:hAnsi="Arial" w:eastAsia="Arial" w:cs="Arial"/>
-          <w:color w:val="000000"/>
-          <w:rtl w:val="0"/>
-          <w:lang w:val="en-US" w:eastAsia="es-ES" w:bidi="es-ES"/>
-        </w:rPr>
-        <w:t>extensiones</w:t>
-      </w:r>
-      <w:r>
-        <w:rPr>
-          <w:rFonts w:ascii="Arial" w:hAnsi="Arial" w:eastAsia="Arial" w:cs="Arial"/>
-          <w:color w:val="000000"/>
-          <w:rtl w:val="0"/>
-          <w:lang w:val="es-ES" w:eastAsia="es-ES" w:bidi="es-ES"/>
-        </w:rPr>
-        <w:t xml:space="preserve">, </w:t>
-      </w:r>
-      <w:r>
-        <w:rPr>
-          <w:rFonts w:ascii="Arial" w:hAnsi="Arial" w:eastAsia="Arial" w:cs="Arial"/>
-          <w:color w:val="000000"/>
-          <w:rtl w:val="0"/>
-          <w:lang w:val="en-US" w:eastAsia="es-ES" w:bidi="es-ES"/>
-        </w:rPr>
-        <w:t>fuentes</w:t>
-      </w:r>
-      <w:r>
-        <w:rPr>
-          <w:rFonts w:ascii="Arial" w:hAnsi="Arial" w:eastAsia="Arial" w:cs="Arial"/>
-          <w:color w:val="000000"/>
-          <w:rtl w:val="0"/>
-          <w:lang w:val="es-ES" w:eastAsia="es-ES" w:bidi="es-ES"/>
-        </w:rPr>
-        <w:t xml:space="preserve">, </w:t>
-      </w:r>
-      <w:r>
-        <w:rPr>
-          <w:rFonts w:ascii="Arial" w:hAnsi="Arial" w:eastAsia="Arial" w:cs="Arial"/>
-          <w:color w:val="000000"/>
-          <w:rtl w:val="0"/>
-          <w:lang w:val="en-US" w:eastAsia="es-ES" w:bidi="es-ES"/>
-        </w:rPr>
-        <w:t>memoria</w:t>
-      </w:r>
-      <w:r>
-        <w:rPr>
-          <w:rFonts w:ascii="Arial" w:hAnsi="Arial" w:eastAsia="Arial" w:cs="Arial"/>
-          <w:color w:val="000000"/>
-          <w:rtl w:val="0"/>
-          <w:lang w:val="es-ES" w:eastAsia="es-ES" w:bidi="es-ES"/>
-        </w:rPr>
-        <w:t xml:space="preserve"> </w:t>
-      </w:r>
-      <w:r>
-        <w:rPr>
-          <w:rFonts w:ascii="Arial" w:hAnsi="Arial" w:eastAsia="Arial" w:cs="Arial"/>
-          <w:color w:val="000000"/>
-          <w:rtl w:val="0"/>
-          <w:lang w:val="en-US" w:eastAsia="es-ES" w:bidi="es-ES"/>
-        </w:rPr>
-        <w:t>y</w:t>
-      </w:r>
-      <w:r>
-        <w:rPr>
-          <w:rFonts w:ascii="Arial" w:hAnsi="Arial" w:eastAsia="Arial" w:cs="Arial"/>
-          <w:color w:val="000000"/>
-          <w:rtl w:val="0"/>
-          <w:lang w:val="es-ES" w:eastAsia="es-ES" w:bidi="es-ES"/>
-        </w:rPr>
-        <w:t xml:space="preserve"> </w:t>
-      </w:r>
-      <w:r>
-        <w:rPr>
-          <w:rFonts w:ascii="Arial" w:hAnsi="Arial" w:eastAsia="Arial" w:cs="Arial"/>
-          <w:color w:val="000000"/>
-          <w:rtl w:val="0"/>
-          <w:lang w:val="en-US" w:eastAsia="es-ES" w:bidi="es-ES"/>
-        </w:rPr>
-        <w:t>permisos</w:t>
-      </w:r>
-      <w:r>
-        <w:rPr>
-          <w:rFonts w:ascii="Arial" w:hAnsi="Arial" w:eastAsia="Arial" w:cs="Arial"/>
-          <w:color w:val="000000"/>
-          <w:rtl w:val="0"/>
-          <w:lang w:val="es-ES" w:eastAsia="es-ES" w:bidi="es-ES"/>
-        </w:rPr>
-        <w:t xml:space="preserve"> </w:t>
-      </w:r>
-      <w:r>
-        <w:rPr>
-          <w:rFonts w:ascii="Arial" w:hAnsi="Arial" w:eastAsia="Arial" w:cs="Arial"/>
-          <w:color w:val="000000"/>
-          <w:rtl w:val="0"/>
-          <w:lang w:val="en-US" w:eastAsia="es-ES" w:bidi="es-ES"/>
-        </w:rPr>
-        <w:t>temporales.</w:t>
-      </w:r>
-      <w:r>
-        <w:rPr>
-          <w:rFonts w:ascii="Arial" w:hAnsi="Arial" w:eastAsia="Arial" w:cs="Arial"/>
-          <w:color w:val="000000"/>
-          <w:rtl w:val="0"/>
-          <w:lang w:val="es-ES" w:eastAsia="es-ES" w:bidi="es-ES"/>
-        </w:rPr>
-        <w:t xml:space="preserve"> </w:t>
-      </w:r>
-      <w:r>
-        <w:rPr>
-          <w:rFonts w:ascii="Arial" w:hAnsi="Arial" w:eastAsia="Arial" w:cs="Arial"/>
-          <w:color w:val="000000"/>
-          <w:rtl w:val="0"/>
-          <w:lang w:val="en-US" w:eastAsia="es-ES" w:bidi="es-ES"/>
-        </w:rPr>
-        <w:t>Impresora</w:t>
-      </w:r>
-      <w:r>
-        <w:rPr>
-          <w:rFonts w:ascii="Arial" w:hAnsi="Arial" w:eastAsia="Arial" w:cs="Arial"/>
-          <w:color w:val="000000"/>
-          <w:rtl w:val="0"/>
-          <w:lang w:val="es-ES" w:eastAsia="es-ES" w:bidi="es-ES"/>
-        </w:rPr>
-        <w:t xml:space="preserve"> </w:t>
-      </w:r>
-      <w:r>
-        <w:rPr>
-          <w:rFonts w:ascii="Arial" w:hAnsi="Arial" w:eastAsia="Arial" w:cs="Arial"/>
-          <w:color w:val="000000"/>
-          <w:rtl w:val="0"/>
-          <w:lang w:val="en-US" w:eastAsia="es-ES" w:bidi="es-ES"/>
-        </w:rPr>
-        <w:t>local</w:t>
-      </w:r>
-      <w:r>
-        <w:rPr>
-          <w:rFonts w:ascii="Arial" w:hAnsi="Arial" w:eastAsia="Arial" w:cs="Arial"/>
-          <w:color w:val="000000"/>
-          <w:rtl w:val="0"/>
-          <w:lang w:val="es-ES" w:eastAsia="es-ES" w:bidi="es-ES"/>
-        </w:rPr>
-        <w:t xml:space="preserve"> </w:t>
-      </w:r>
-      <w:r>
-        <w:rPr>
-          <w:rFonts w:ascii="Arial" w:hAnsi="Arial" w:eastAsia="Arial" w:cs="Arial"/>
-          <w:color w:val="000000"/>
-          <w:rtl w:val="0"/>
-          <w:lang w:val="en-US" w:eastAsia="es-ES" w:bidi="es-ES"/>
-        </w:rPr>
-        <w:t>en</w:t>
-      </w:r>
-      <w:r>
-        <w:rPr>
-          <w:rFonts w:ascii="Arial" w:hAnsi="Arial" w:eastAsia="Arial" w:cs="Arial"/>
-          <w:color w:val="000000"/>
-          <w:rtl w:val="0"/>
-          <w:lang w:val="es-ES" w:eastAsia="es-ES" w:bidi="es-ES"/>
-        </w:rPr>
-        <w:t xml:space="preserve"> </w:t>
-      </w:r>
-      <w:r>
-        <w:rPr>
-          <w:rFonts w:ascii="Arial" w:hAnsi="Arial" w:eastAsia="Arial" w:cs="Arial"/>
-          <w:color w:val="000000"/>
-          <w:rtl w:val="0"/>
-          <w:lang w:val="en-US" w:eastAsia="es-ES" w:bidi="es-ES"/>
-        </w:rPr>
-        <w:t>di</w:t>
-      </w:r>
-      <w:r>
-        <w:rPr>
-          <w:rFonts w:ascii="Arial" w:hAnsi="Arial" w:eastAsia="Arial" w:cs="Arial"/>
-          <w:color w:val="000000"/>
-          <w:rtl w:val="0"/>
-          <w:lang w:val="es-ES" w:eastAsia="es-ES" w:bidi="es-ES"/>
-        </w:rPr>
-        <w:t>á</w:t>
-      </w:r>
-      <w:r>
-        <w:rPr>
-          <w:rFonts w:ascii="Arial" w:hAnsi="Arial" w:eastAsia="Arial" w:cs="Arial"/>
-          <w:color w:val="000000"/>
-          <w:rtl w:val="0"/>
-          <w:lang w:val="en-US" w:eastAsia="es-ES" w:bidi="es-ES"/>
-        </w:rPr>
-        <w:t>logo</w:t>
-      </w:r>
-      <w:r>
-        <w:rPr>
-          <w:rFonts w:ascii="Arial" w:hAnsi="Arial" w:eastAsia="Arial" w:cs="Arial"/>
-          <w:color w:val="000000"/>
-          <w:rtl w:val="0"/>
-          <w:lang w:val="es-ES" w:eastAsia="es-ES" w:bidi="es-ES"/>
-        </w:rPr>
-        <w:t xml:space="preserve"> </w:t>
-      </w:r>
-      <w:r>
-        <w:rPr>
-          <w:rFonts w:ascii="Arial" w:hAnsi="Arial" w:eastAsia="Arial" w:cs="Arial"/>
-          <w:color w:val="000000"/>
-          <w:rtl w:val="0"/>
-          <w:lang w:val="en-US" w:eastAsia="es-ES" w:bidi="es-ES"/>
-        </w:rPr>
-        <w:t>sistema</w:t>
-      </w:r>
-      <w:r>
-        <w:rPr>
-          <w:rFonts w:ascii="Arial" w:hAnsi="Arial" w:eastAsia="Arial" w:cs="Arial"/>
-          <w:color w:val="000000"/>
-          <w:rtl w:val="0"/>
-          <w:lang w:val="es-ES" w:eastAsia="es-ES" w:bidi="es-ES"/>
-        </w:rPr>
-        <w:t xml:space="preserve">; </w:t>
-      </w:r>
-      <w:r>
-        <w:rPr>
-          <w:rFonts w:ascii="Arial" w:hAnsi="Arial" w:eastAsia="Arial" w:cs="Arial"/>
-          <w:color w:val="000000"/>
-          <w:rtl w:val="0"/>
-          <w:lang w:val="en-US" w:eastAsia="es-ES" w:bidi="es-ES"/>
-        </w:rPr>
-        <w:t>actualizar</w:t>
-      </w:r>
-      <w:r>
-        <w:rPr>
-          <w:rFonts w:ascii="Arial" w:hAnsi="Arial" w:eastAsia="Arial" w:cs="Arial"/>
-          <w:color w:val="000000"/>
-          <w:rtl w:val="0"/>
-          <w:lang w:val="es-ES" w:eastAsia="es-ES" w:bidi="es-ES"/>
-        </w:rPr>
-        <w:t xml:space="preserve"> </w:t>
-      </w:r>
-      <w:r>
-        <w:rPr>
-          <w:rFonts w:ascii="Arial" w:hAnsi="Arial" w:eastAsia="Arial" w:cs="Arial"/>
-          <w:color w:val="000000"/>
-          <w:rtl w:val="0"/>
-          <w:lang w:val="en-US" w:eastAsia="es-ES" w:bidi="es-ES"/>
-        </w:rPr>
-        <w:t>solo</w:t>
-      </w:r>
-      <w:r>
-        <w:rPr>
-          <w:rFonts w:ascii="Arial" w:hAnsi="Arial" w:eastAsia="Arial" w:cs="Arial"/>
-          <w:color w:val="000000"/>
-          <w:rtl w:val="0"/>
-          <w:lang w:val="es-ES" w:eastAsia="es-ES" w:bidi="es-ES"/>
-        </w:rPr>
-        <w:t xml:space="preserve"> </w:t>
-      </w:r>
-      <w:r>
-        <w:rPr>
-          <w:rFonts w:ascii="Arial" w:hAnsi="Arial" w:eastAsia="Arial" w:cs="Arial"/>
-          <w:color w:val="000000"/>
-          <w:rtl w:val="0"/>
-          <w:lang w:val="en-US" w:eastAsia="es-ES" w:bidi="es-ES"/>
-        </w:rPr>
-        <w:t>descubre</w:t>
-      </w:r>
-      <w:r>
-        <w:rPr>
-          <w:rFonts w:ascii="Arial" w:hAnsi="Arial" w:eastAsia="Arial" w:cs="Arial"/>
-          <w:color w:val="000000"/>
-          <w:rtl w:val="0"/>
-          <w:lang w:val="es-ES" w:eastAsia="es-ES" w:bidi="es-ES"/>
-        </w:rPr>
-        <w:t xml:space="preserve"> </w:t>
-      </w:r>
-      <w:r>
-        <w:rPr>
-          <w:rFonts w:ascii="Arial" w:hAnsi="Arial" w:eastAsia="Arial" w:cs="Arial"/>
-          <w:color w:val="000000"/>
-          <w:rtl w:val="0"/>
-          <w:lang w:val="en-US" w:eastAsia="es-ES" w:bidi="es-ES"/>
-        </w:rPr>
-        <w:t>PrintNode.</w:t>
-      </w:r>
-      <w:r>
-        <w:rPr>
-          <w:rFonts w:ascii="Arial" w:hAnsi="Arial" w:eastAsia="Arial" w:cs="Arial"/>
-          <w:color w:val="000000"/>
-          <w:rtl w:val="0"/>
-          <w:lang w:val="es-ES" w:eastAsia="es-ES" w:bidi="es-ES"/>
-        </w:rPr>
-        <w:t xml:space="preserve"> </w:t>
-      </w:r>
-      <w:r>
-        <w:rPr>
-          <w:rFonts w:ascii="Arial" w:hAnsi="Arial" w:eastAsia="Arial" w:cs="Arial"/>
-          <w:color w:val="000000"/>
-          <w:rtl w:val="0"/>
-          <w:lang w:val="en-US" w:eastAsia="es-ES" w:bidi="es-ES"/>
-        </w:rPr>
-        <w:t>Revise</w:t>
-      </w:r>
-      <w:r>
-        <w:rPr>
-          <w:rFonts w:ascii="Arial" w:hAnsi="Arial" w:eastAsia="Arial" w:cs="Arial"/>
-          <w:color w:val="000000"/>
-          <w:rtl w:val="0"/>
-          <w:lang w:val="es-ES" w:eastAsia="es-ES" w:bidi="es-ES"/>
-        </w:rPr>
-        <w:t xml:space="preserve"> </w:t>
-      </w:r>
-      <w:r>
-        <w:rPr>
-          <w:rFonts w:ascii="Arial" w:hAnsi="Arial" w:eastAsia="Arial" w:cs="Arial"/>
-          <w:color w:val="000000"/>
-          <w:rtl w:val="0"/>
-          <w:lang w:val="en-US" w:eastAsia="es-ES" w:bidi="es-ES"/>
-        </w:rPr>
-        <w:t>historial</w:t>
-      </w:r>
-      <w:r>
-        <w:rPr>
-          <w:rFonts w:ascii="Arial" w:hAnsi="Arial" w:eastAsia="Arial" w:cs="Arial"/>
-          <w:color w:val="000000"/>
-          <w:rtl w:val="0"/>
-          <w:lang w:val="es-ES" w:eastAsia="es-ES" w:bidi="es-ES"/>
-        </w:rPr>
-        <w:t xml:space="preserve"> </w:t>
-      </w:r>
-      <w:r>
-        <w:rPr>
-          <w:rFonts w:ascii="Arial" w:hAnsi="Arial" w:eastAsia="Arial" w:cs="Arial"/>
-          <w:color w:val="000000"/>
-          <w:rtl w:val="0"/>
-          <w:lang w:val="en-US" w:eastAsia="es-ES" w:bidi="es-ES"/>
-        </w:rPr>
-        <w:t>antes</w:t>
-      </w:r>
-      <w:r>
-        <w:rPr>
-          <w:rFonts w:ascii="Arial" w:hAnsi="Arial" w:eastAsia="Arial" w:cs="Arial"/>
-          <w:color w:val="000000"/>
-          <w:rtl w:val="0"/>
-          <w:lang w:val="es-ES" w:eastAsia="es-ES" w:bidi="es-ES"/>
-        </w:rPr>
-        <w:t xml:space="preserve"> </w:t>
-      </w:r>
-      <w:r>
-        <w:rPr>
-          <w:rFonts w:ascii="Arial" w:hAnsi="Arial" w:eastAsia="Arial" w:cs="Arial"/>
-          <w:color w:val="000000"/>
-          <w:rtl w:val="0"/>
-          <w:lang w:val="en-US" w:eastAsia="es-ES" w:bidi="es-ES"/>
-        </w:rPr>
-        <w:t>de</w:t>
-      </w:r>
-      <w:r>
-        <w:rPr>
-          <w:rFonts w:ascii="Arial" w:hAnsi="Arial" w:eastAsia="Arial" w:cs="Arial"/>
-          <w:color w:val="000000"/>
-          <w:rtl w:val="0"/>
-          <w:lang w:val="es-ES" w:eastAsia="es-ES" w:bidi="es-ES"/>
-        </w:rPr>
-        <w:t xml:space="preserve"> </w:t>
-      </w:r>
-      <w:r>
-        <w:rPr>
-          <w:rFonts w:ascii="Arial" w:hAnsi="Arial" w:eastAsia="Arial" w:cs="Arial"/>
-          <w:color w:val="000000"/>
-          <w:rtl w:val="0"/>
-          <w:lang w:val="en-US" w:eastAsia="es-ES" w:bidi="es-ES"/>
-        </w:rPr>
-        <w:t>repetir</w:t>
-      </w:r>
-      <w:r>
-        <w:rPr>
-          <w:rFonts w:ascii="Arial" w:hAnsi="Arial" w:eastAsia="Arial" w:cs="Arial"/>
-          <w:color w:val="000000"/>
-          <w:rtl w:val="0"/>
-          <w:lang w:val="es-ES" w:eastAsia="es-ES" w:bidi="es-ES"/>
-        </w:rPr>
-        <w:t xml:space="preserve"> </w:t>
-      </w:r>
-      <w:r>
-        <w:rPr>
-          <w:rFonts w:ascii="Arial" w:hAnsi="Arial" w:eastAsia="Arial" w:cs="Arial"/>
-          <w:color w:val="000000"/>
-          <w:rtl w:val="0"/>
-          <w:lang w:val="en-US" w:eastAsia="es-ES" w:bidi="es-ES"/>
-        </w:rPr>
-        <w:t>unknown</w:t>
-      </w:r>
-      <w:r>
-        <w:rPr>
-          <w:rFonts w:ascii="Arial" w:hAnsi="Arial" w:eastAsia="Arial" w:cs="Arial"/>
-          <w:color w:val="000000"/>
-          <w:rtl w:val="0"/>
-          <w:lang w:val="es-ES" w:eastAsia="es-ES" w:bidi="es-ES"/>
-        </w:rPr>
-        <w:t xml:space="preserve"> </w:t>
-      </w:r>
-      <w:r>
-        <w:rPr>
-          <w:rFonts w:ascii="Arial" w:hAnsi="Arial" w:eastAsia="Arial" w:cs="Arial"/>
-          <w:color w:val="000000"/>
-          <w:rtl w:val="0"/>
-          <w:lang w:val="en-US" w:eastAsia="es-ES" w:bidi="es-ES"/>
-        </w:rPr>
-        <w:t>o</w:t>
-      </w:r>
-      <w:r>
-        <w:rPr>
-          <w:rFonts w:ascii="Arial" w:hAnsi="Arial" w:eastAsia="Arial" w:cs="Arial"/>
-          <w:color w:val="000000"/>
-          <w:rtl w:val="0"/>
-          <w:lang w:val="es-ES" w:eastAsia="es-ES" w:bidi="es-ES"/>
-        </w:rPr>
-        <w:t xml:space="preserve"> </w:t>
-      </w:r>
-      <w:r>
-        <w:rPr>
-          <w:rFonts w:ascii="Arial" w:hAnsi="Arial" w:eastAsia="Arial" w:cs="Arial"/>
-          <w:color w:val="000000"/>
-          <w:rtl w:val="0"/>
-          <w:lang w:val="en-US" w:eastAsia="es-ES" w:bidi="es-ES"/>
-        </w:rPr>
-        <w:t>submitted</w:t>
-      </w:r>
-      <w:r>
-        <w:rPr>
-          <w:rFonts w:ascii="Arial" w:hAnsi="Arial" w:eastAsia="Arial" w:cs="Arial"/>
-          <w:color w:val="000000"/>
-          <w:rtl w:val="0"/>
-          <w:lang w:val="es-ES" w:eastAsia="es-ES" w:bidi="es-ES"/>
-        </w:rPr>
-        <w:t xml:space="preserve"> </w:t>
-      </w:r>
-      <w:r>
-        <w:rPr>
-          <w:rFonts w:ascii="Arial" w:hAnsi="Arial" w:eastAsia="Arial" w:cs="Arial"/>
-          <w:color w:val="000000"/>
-          <w:rtl w:val="0"/>
-          <w:lang w:val="en-US" w:eastAsia="es-ES" w:bidi="es-ES"/>
-        </w:rPr>
-        <w:t>sin</w:t>
-      </w:r>
-      <w:r>
-        <w:rPr>
-          <w:rFonts w:ascii="Arial" w:hAnsi="Arial" w:eastAsia="Arial" w:cs="Arial"/>
-          <w:color w:val="000000"/>
-          <w:rtl w:val="0"/>
-          <w:lang w:val="es-ES" w:eastAsia="es-ES" w:bidi="es-ES"/>
-        </w:rPr>
-        <w:t xml:space="preserve"> </w:t>
-      </w:r>
-      <w:r>
-        <w:rPr>
-          <w:rFonts w:ascii="Arial" w:hAnsi="Arial" w:eastAsia="Arial" w:cs="Arial"/>
-          <w:color w:val="000000"/>
-          <w:rtl w:val="0"/>
-          <w:lang w:val="en-US" w:eastAsia="es-ES" w:bidi="es-ES"/>
-        </w:rPr>
-        <w:t>papel.</w:t>
+          <w:lang w:val="es-ES" w:bidi="es-ES" w:eastAsia="es-ES"/>
+          <w:color w:val="000000"/>
+          <w:rtl w:val="0"/>
+          <w:rFonts w:ascii="Arial" w:hAnsi="Arial" w:eastAsia="Arial" w:cs="Arial"/>
+        </w:rPr>
+        <w:t>Si espera el agente, revise última conexión, equipo activo, HTTPS, contraseña de aplicación y cola idéntica. Para CUPS revise Scheduled Actions, WP Cron y red. Antes de reimprimir unknown inspeccione spooler, diario y papel. Para PDF revise extensiones, fuentes, memoria y permisos temporales.</w:t>
       </w:r>
     </w:p>
     <w:p>
@@ -30285,7 +22490,7 @@
               <w:left w:w="100" w:type="dxa"/>
               <w:right w:w="100" w:type="dxa"/>
             </w:tcMar>
-            <w:shd w:fill="E7EDF2"/>
+            <w:shd w:fill="D9D9D9" w:val="clear"/>
           </w:tcPr>
           <w:p>
             <w:pPr>
@@ -30317,7 +22522,7 @@
               <w:left w:w="100" w:type="dxa"/>
               <w:right w:w="100" w:type="dxa"/>
             </w:tcMar>
-            <w:shd w:fill="E7EDF2"/>
+            <w:shd w:fill="D9D9D9" w:val="clear"/>
           </w:tcPr>
           <w:p>
             <w:pPr>
@@ -30866,9 +23071,1257 @@
         <w:spacing w:after="40"/>
       </w:pPr>
     </w:p>
+    <w:p>
+      <w:pPr>
+        <w:pStyle w:val="Heading1"/>
+        <w:bidi w:val="0"/>
+        <w:jc w:val="start"/>
+      </w:pPr>
+      <w:r>
+        <w:rPr>
+          <w:lang w:val="es-ES" w:bidi="es-ES"/>
+          <w:rtl w:val="0"/>
+        </w:rPr>
+        <w:t>Operaciones y contratos de extensión</w:t>
+      </w:r>
+    </w:p>
+    <w:p>
+      <w:pPr>
+        <w:bidi w:val="0"/>
+        <w:jc w:val="start"/>
+      </w:pPr>
+      <w:r>
+        <w:rPr>
+          <w:lang w:val="es-ES" w:bidi="es-ES"/>
+          <w:rtl w:val="0"/>
+        </w:rPr>
+        <w:t>Previsualice antes de seleccionar pedidos antiguos. La vista previa no imprime. Fechas UTC, máximo 31 días.</w:t>
+      </w:r>
+    </w:p>
+    <w:p>
+      <w:pPr>
+        <w:bidi w:val="0"/>
+        <w:jc w:val="start"/>
+      </w:pPr>
+      <w:r>
+        <w:rPr>
+          <w:lang w:val="es-ES" w:bidi="es-ES"/>
+          <w:rtl w:val="0"/>
+        </w:rPr>
+        <w:t>Preparación almacenada por separado. Pago, estado y fechas de WooCommerce no cambian.</w:t>
+      </w:r>
+    </w:p>
+    <w:p>
+      <w:pPr>
+        <w:bidi w:val="0"/>
+        <w:jc w:val="start"/>
+      </w:pPr>
+      <w:r>
+        <w:rPr>
+          <w:lang w:val="es-ES" w:bidi="es-ES"/>
+          <w:rtl w:val="0"/>
+        </w:rPr>
+        <w:t>Use lector de teclado o introduzca referencia. Requiere sesión; escanear no confirma impresión física.</w:t>
+      </w:r>
+    </w:p>
+    <w:p>
+      <w:pPr>
+        <w:bidi w:val="0"/>
+        <w:jc w:val="start"/>
+      </w:pPr>
+      <w:r>
+        <w:rPr>
+          <w:lang w:val="es-ES" w:bidi="es-ES"/>
+          <w:rtl w:val="0"/>
+        </w:rPr>
+        <w:t>Exportación desactivada. El receptor debe implementar HMAC, protección contra repetición y recibos idempotentes. Aceptar no demuestra envío. Secretos sin cifrar en base de datos; use WCIP_EXPORT_SIGNING_SECRET.</w:t>
+      </w:r>
+    </w:p>
+    <w:p>
+      <w:pPr>
+        <w:pStyle w:val="Code"/>
+        <w:bidi w:val="0"/>
+        <w:jc w:val="start"/>
+      </w:pPr>
+      <w:r>
+        <w:rPr>
+          <w:lang w:val="es-ES" w:bidi="es-ES"/>
+          <w:rtl w:val="0"/>
+        </w:rPr>
+        <w:t>1.4.0 · 2026-10-10 · c894eb05d2120a4bba09aa3500fe2842a0e48d74</w:t>
+      </w:r>
+    </w:p>
+    <w:p>
+      <w:pPr>
+        <w:pStyle w:val="Code"/>
+        <w:bidi w:val="0"/>
+        <w:jc w:val="start"/>
+      </w:pPr>
+      <w:r>
+        <w:rPr>
+          <w:lang w:val="es-ES" w:bidi="es-ES"/>
+          <w:rtl w:val="0"/>
+        </w:rPr>
+        <w:t>docs/operations.md · REMEDIATION_TRACEABILITY.md</w:t>
+      </w:r>
+    </w:p>
+    <w:tbl>
+      <w:tblPr>
+        <w:tblW w:type="auto" w:w="0"/>
+        <w:tblLook w:firstColumn="1" w:firstRow="1" w:lastColumn="0" w:lastRow="0" w:noHBand="0" w:noVBand="1" w:val="04A0"/>
+        <w:tblBorders>
+          <w:top w:val="single" w:sz="4" w:color="D9D9D9"/>
+          <w:left w:val="single" w:sz="4" w:color="D9D9D9"/>
+          <w:bottom w:val="single" w:sz="4" w:color="D9D9D9"/>
+          <w:right w:val="single" w:sz="4" w:color="D9D9D9"/>
+          <w:insideH w:val="single" w:sz="4" w:color="D9D9D9"/>
+          <w:insideV w:val="single" w:sz="4" w:color="D9D9D9"/>
+        </w:tblBorders>
+      </w:tblPr>
+      <w:tblGrid>
+        <w:gridCol w:w="5112"/>
+        <w:gridCol w:w="5112"/>
+      </w:tblGrid>
+      <w:tr>
+        <w:trPr>
+          <w:tblHeader/>
+          <w:cantSplit/>
+        </w:trPr>
+        <w:tc>
+          <w:tcPr>
+            <w:tcW w:type="dxa" w:w="5112"/>
+            <w:vAlign w:val="center"/>
+            <w:shd w:fill="D9D9D9" w:val="clear"/>
+          </w:tcPr>
+          <w:p>
+            <w:pPr>
+              <w:bidi w:val="0"/>
+              <w:jc w:val="start"/>
+            </w:pPr>
+            <w:r>
+              <w:rPr>
+                <w:lang w:val="es-ES" w:bidi="es-ES"/>
+                <w:b/>
+                <w:rtl w:val="0"/>
+              </w:rPr>
+              <w:t>Hook</w:t>
+            </w:r>
+          </w:p>
+        </w:tc>
+        <w:tc>
+          <w:tcPr>
+            <w:tcW w:type="dxa" w:w="5112"/>
+            <w:vAlign w:val="center"/>
+            <w:shd w:fill="D9D9D9" w:val="clear"/>
+          </w:tcPr>
+          <w:p>
+            <w:pPr>
+              <w:bidi w:val="0"/>
+              <w:jc w:val="start"/>
+            </w:pPr>
+            <w:r>
+              <w:rPr>
+                <w:lang w:val="es-ES" w:bidi="es-ES"/>
+                <w:b/>
+                <w:rtl w:val="0"/>
+              </w:rPr>
+              <w:t>Tipo y argumentos</w:t>
+            </w:r>
+          </w:p>
+        </w:tc>
+      </w:tr>
+      <w:tr>
+        <w:trPr>
+          <w:cantSplit/>
+        </w:trPr>
+        <w:tc>
+          <w:tcPr>
+            <w:tcW w:type="dxa" w:w="5112"/>
+            <w:vAlign w:val="center"/>
+          </w:tcPr>
+          <w:p>
+            <w:pPr>
+              <w:bidi w:val="0"/>
+              <w:jc w:val="start"/>
+            </w:pPr>
+            <w:r>
+              <w:rPr>
+                <w:lang w:val="es-ES" w:bidi="es-ES"/>
+                <w:rtl w:val="0"/>
+              </w:rPr>
+              <w:t>wcip_payment_method_semantics</w:t>
+            </w:r>
+          </w:p>
+        </w:tc>
+        <w:tc>
+          <w:tcPr>
+            <w:tcW w:type="dxa" w:w="5112"/>
+            <w:vAlign w:val="center"/>
+          </w:tcPr>
+          <w:p>
+            <w:r>
+              <w:t>string, WC_Order, gateway → string</w:t>
+            </w:r>
+          </w:p>
+        </w:tc>
+      </w:tr>
+      <w:tr>
+        <w:trPr>
+          <w:cantSplit/>
+        </w:trPr>
+        <w:tc>
+          <w:tcPr>
+            <w:tcW w:type="dxa" w:w="5112"/>
+            <w:vAlign w:val="center"/>
+          </w:tcPr>
+          <w:p>
+            <w:pPr>
+              <w:bidi w:val="0"/>
+              <w:jc w:val="start"/>
+            </w:pPr>
+            <w:r>
+              <w:rPr>
+                <w:lang w:val="es-ES" w:bidi="es-ES"/>
+                <w:rtl w:val="0"/>
+              </w:rPr>
+              <w:t>wcip_payment_confirmed</w:t>
+            </w:r>
+          </w:p>
+        </w:tc>
+        <w:tc>
+          <w:tcPr>
+            <w:tcW w:type="dxa" w:w="5112"/>
+            <w:vAlign w:val="center"/>
+          </w:tcPr>
+          <w:p>
+            <w:r>
+              <w:t>bool, WC_Order, semantics → bool</w:t>
+            </w:r>
+          </w:p>
+        </w:tc>
+      </w:tr>
+      <w:tr>
+        <w:trPr>
+          <w:cantSplit/>
+        </w:trPr>
+        <w:tc>
+          <w:tcPr>
+            <w:tcW w:type="dxa" w:w="5112"/>
+            <w:vAlign w:val="center"/>
+          </w:tcPr>
+          <w:p>
+            <w:pPr>
+              <w:bidi w:val="0"/>
+              <w:jc w:val="start"/>
+            </w:pPr>
+            <w:r>
+              <w:rPr>
+                <w:lang w:val="es-ES" w:bidi="es-ES"/>
+                <w:rtl w:val="0"/>
+              </w:rPr>
+              <w:t>wcip_fulfillment_eligible</w:t>
+            </w:r>
+          </w:p>
+        </w:tc>
+        <w:tc>
+          <w:tcPr>
+            <w:tcW w:type="dxa" w:w="5112"/>
+            <w:vAlign w:val="center"/>
+          </w:tcPr>
+          <w:p>
+            <w:pPr>
+              <w:bidi w:val="0"/>
+              <w:jc w:val="start"/>
+            </w:pPr>
+            <w:r>
+              <w:rPr>
+                <w:lang w:val="es-ES" w:bidi="es-ES"/>
+                <w:rtl w:val="0"/>
+              </w:rPr>
+              <w:t>bool, WC_Order → bool</w:t>
+            </w:r>
+          </w:p>
+        </w:tc>
+      </w:tr>
+      <w:tr>
+        <w:trPr>
+          <w:cantSplit/>
+        </w:trPr>
+        <w:tc>
+          <w:tcPr>
+            <w:tcW w:type="dxa" w:w="5112"/>
+            <w:vAlign w:val="center"/>
+          </w:tcPr>
+          <w:p>
+            <w:pPr>
+              <w:bidi w:val="0"/>
+              <w:jc w:val="start"/>
+            </w:pPr>
+            <w:r>
+              <w:rPr>
+                <w:lang w:val="es-ES" w:bidi="es-ES"/>
+                <w:rtl w:val="0"/>
+              </w:rPr>
+              <w:t>wcip_recipient_data</w:t>
+            </w:r>
+          </w:p>
+        </w:tc>
+        <w:tc>
+          <w:tcPr>
+            <w:tcW w:type="dxa" w:w="5112"/>
+            <w:vAlign w:val="center"/>
+          </w:tcPr>
+          <w:p>
+            <w:pPr>
+              <w:bidi w:val="0"/>
+              <w:jc w:val="start"/>
+            </w:pPr>
+            <w:r>
+              <w:rPr>
+                <w:lang w:val="es-ES" w:bidi="es-ES"/>
+                <w:rtl w:val="0"/>
+              </w:rPr>
+              <w:t>array, WC_Order → array</w:t>
+            </w:r>
+          </w:p>
+        </w:tc>
+      </w:tr>
+      <w:tr>
+        <w:trPr>
+          <w:cantSplit/>
+        </w:trPr>
+        <w:tc>
+          <w:tcPr>
+            <w:tcW w:type="dxa" w:w="5112"/>
+            <w:vAlign w:val="center"/>
+          </w:tcPr>
+          <w:p>
+            <w:pPr>
+              <w:bidi w:val="0"/>
+              <w:jc w:val="start"/>
+            </w:pPr>
+            <w:r>
+              <w:rPr>
+                <w:lang w:val="es-ES" w:bidi="es-ES"/>
+                <w:rtl w:val="0"/>
+              </w:rPr>
+              <w:t>wcip_item_weight</w:t>
+            </w:r>
+          </w:p>
+        </w:tc>
+        <w:tc>
+          <w:tcPr>
+            <w:tcW w:type="dxa" w:w="5112"/>
+            <w:vAlign w:val="center"/>
+          </w:tcPr>
+          <w:p>
+            <w:r>
+              <w:t>array, WC_Order_Item_Product, quantity → array</w:t>
+            </w:r>
+          </w:p>
+        </w:tc>
+      </w:tr>
+      <w:tr>
+        <w:trPr>
+          <w:cantSplit/>
+        </w:trPr>
+        <w:tc>
+          <w:tcPr>
+            <w:tcW w:type="dxa" w:w="5112"/>
+            <w:vAlign w:val="center"/>
+          </w:tcPr>
+          <w:p>
+            <w:pPr>
+              <w:bidi w:val="0"/>
+              <w:jc w:val="start"/>
+            </w:pPr>
+            <w:r>
+              <w:rPr>
+                <w:lang w:val="es-ES" w:bidi="es-ES"/>
+                <w:rtl w:val="0"/>
+              </w:rPr>
+              <w:t>wcip_print_filter_query_args</w:t>
+            </w:r>
+          </w:p>
+        </w:tc>
+        <w:tc>
+          <w:tcPr>
+            <w:tcW w:type="dxa" w:w="5112"/>
+            <w:vAlign w:val="center"/>
+          </w:tcPr>
+          <w:p>
+            <w:pPr>
+              <w:bidi w:val="0"/>
+              <w:jc w:val="start"/>
+            </w:pPr>
+            <w:r>
+              <w:rPr>
+                <w:lang w:val="es-ES" w:bidi="es-ES"/>
+                <w:rtl w:val="0"/>
+              </w:rPr>
+              <w:t>array → array</w:t>
+            </w:r>
+          </w:p>
+        </w:tc>
+      </w:tr>
+      <w:tr>
+        <w:trPr>
+          <w:cantSplit/>
+        </w:trPr>
+        <w:tc>
+          <w:tcPr>
+            <w:tcW w:type="dxa" w:w="5112"/>
+            <w:vAlign w:val="center"/>
+          </w:tcPr>
+          <w:p>
+            <w:pPr>
+              <w:bidi w:val="0"/>
+              <w:jc w:val="start"/>
+            </w:pPr>
+            <w:r>
+              <w:rPr>
+                <w:lang w:val="es-ES" w:bidi="es-ES"/>
+                <w:rtl w:val="0"/>
+              </w:rPr>
+              <w:t>wcip_can_access_order</w:t>
+            </w:r>
+          </w:p>
+        </w:tc>
+        <w:tc>
+          <w:tcPr>
+            <w:tcW w:type="dxa" w:w="5112"/>
+            <w:vAlign w:val="center"/>
+          </w:tcPr>
+          <w:p>
+            <w:pPr>
+              <w:bidi w:val="0"/>
+              <w:jc w:val="start"/>
+            </w:pPr>
+            <w:r>
+              <w:rPr>
+                <w:lang w:val="es-ES" w:bidi="es-ES"/>
+                <w:rtl w:val="0"/>
+              </w:rPr>
+              <w:t>bool, WC_Order, capability → bool</w:t>
+            </w:r>
+          </w:p>
+        </w:tc>
+      </w:tr>
+      <w:tr>
+        <w:trPr>
+          <w:cantSplit/>
+        </w:trPr>
+        <w:tc>
+          <w:tcPr>
+            <w:tcW w:type="dxa" w:w="5112"/>
+            <w:vAlign w:val="center"/>
+          </w:tcPr>
+          <w:p>
+            <w:pPr>
+              <w:bidi w:val="0"/>
+              <w:jc w:val="start"/>
+            </w:pPr>
+            <w:r>
+              <w:rPr>
+                <w:lang w:val="es-ES" w:bidi="es-ES"/>
+                <w:rtl w:val="0"/>
+              </w:rPr>
+              <w:t>wcip_print_confirmed</w:t>
+            </w:r>
+          </w:p>
+        </w:tc>
+        <w:tc>
+          <w:tcPr>
+            <w:tcW w:type="dxa" w:w="5112"/>
+            <w:vAlign w:val="center"/>
+          </w:tcPr>
+          <w:p>
+            <w:pPr>
+              <w:bidi w:val="0"/>
+              <w:jc w:val="start"/>
+            </w:pPr>
+            <w:r>
+              <w:rPr>
+                <w:lang w:val="es-ES" w:bidi="es-ES"/>
+                <w:rtl w:val="0"/>
+              </w:rPr>
+              <w:t>job array; after commit</w:t>
+            </w:r>
+          </w:p>
+        </w:tc>
+      </w:tr>
+      <w:tr>
+        <w:trPr>
+          <w:cantSplit/>
+        </w:trPr>
+        <w:tc>
+          <w:tcPr>
+            <w:tcW w:type="dxa" w:w="5112"/>
+            <w:vAlign w:val="center"/>
+          </w:tcPr>
+          <w:p>
+            <w:pPr>
+              <w:bidi w:val="0"/>
+              <w:jc w:val="start"/>
+            </w:pPr>
+            <w:r>
+              <w:rPr>
+                <w:lang w:val="es-ES" w:bidi="es-ES"/>
+                <w:rtl w:val="0"/>
+              </w:rPr>
+              <w:t>wcip_fulfillment_changed</w:t>
+            </w:r>
+          </w:p>
+        </w:tc>
+        <w:tc>
+          <w:tcPr>
+            <w:tcW w:type="dxa" w:w="5112"/>
+            <w:vAlign w:val="center"/>
+          </w:tcPr>
+          <w:p>
+            <w:pPr>
+              <w:bidi w:val="0"/>
+              <w:jc w:val="start"/>
+            </w:pPr>
+            <w:r>
+              <w:rPr>
+                <w:lang w:val="es-ES" w:bidi="es-ES"/>
+                <w:rtl w:val="0"/>
+              </w:rPr>
+              <w:t>state array, event string; after commit</w:t>
+            </w:r>
+          </w:p>
+        </w:tc>
+      </w:tr>
+      <w:tr>
+        <w:trPr>
+          <w:cantSplit/>
+        </w:trPr>
+        <w:tc>
+          <w:tcPr>
+            <w:tcW w:type="dxa" w:w="5112"/>
+            <w:vAlign w:val="center"/>
+          </w:tcPr>
+          <w:p>
+            <w:pPr>
+              <w:bidi w:val="0"/>
+              <w:jc w:val="start"/>
+            </w:pPr>
+            <w:r>
+              <w:rPr>
+                <w:lang w:val="es-ES" w:bidi="es-ES"/>
+                <w:rtl w:val="0"/>
+              </w:rPr>
+              <w:t>wcip_export_adapter</w:t>
+            </w:r>
+          </w:p>
+        </w:tc>
+        <w:tc>
+          <w:tcPr>
+            <w:tcW w:type="dxa" w:w="5112"/>
+            <w:vAlign w:val="center"/>
+          </w:tcPr>
+          <w:p>
+            <w:pPr>
+              <w:bidi w:val="0"/>
+              <w:jc w:val="start"/>
+            </w:pPr>
+            <w:r>
+              <w:rPr>
+                <w:lang w:val="es-ES" w:bidi="es-ES"/>
+                <w:rtl w:val="0"/>
+              </w:rPr>
+              <w:t>ExportAdapterInterface, SettingsRepository → adapter</w:t>
+            </w:r>
+          </w:p>
+        </w:tc>
+      </w:tr>
+      <w:tr>
+        <w:trPr>
+          <w:cantSplit/>
+        </w:trPr>
+        <w:tc>
+          <w:tcPr>
+            <w:tcW w:type="dxa" w:w="5112"/>
+            <w:vAlign w:val="center"/>
+          </w:tcPr>
+          <w:p>
+            <w:pPr>
+              <w:bidi w:val="0"/>
+              <w:jc w:val="start"/>
+            </w:pPr>
+            <w:r>
+              <w:rPr>
+                <w:lang w:val="es-ES" w:bidi="es-ES"/>
+                <w:rtl w:val="0"/>
+              </w:rPr>
+              <w:t>wcip_export_payload</w:t>
+            </w:r>
+          </w:p>
+        </w:tc>
+        <w:tc>
+          <w:tcPr>
+            <w:tcW w:type="dxa" w:w="5112"/>
+            <w:vAlign w:val="center"/>
+          </w:tcPr>
+          <w:p>
+            <w:pPr>
+              <w:bidi w:val="0"/>
+              <w:jc w:val="start"/>
+            </w:pPr>
+            <w:r>
+              <w:rPr>
+                <w:lang w:val="es-ES" w:bidi="es-ES"/>
+                <w:rtl w:val="0"/>
+              </w:rPr>
+              <w:t>array, WC_Order, package_id → array</w:t>
+            </w:r>
+          </w:p>
+        </w:tc>
+      </w:tr>
+    </w:tbl>
+    <w:p>
+      <w:pPr>
+        <w:spacing w:before="0" w:after="0" w:line="20" w:lineRule="exact"/>
+      </w:pPr>
+    </w:p>
+    <w:tbl>
+      <w:tblPr>
+        <w:tblW w:type="auto" w:w="0"/>
+        <w:tblLook w:firstColumn="1" w:firstRow="1" w:lastColumn="0" w:lastRow="0" w:noHBand="0" w:noVBand="1" w:val="04A0"/>
+        <w:tblBorders>
+          <w:top w:val="single" w:sz="4" w:color="D9D9D9"/>
+          <w:left w:val="single" w:sz="4" w:color="D9D9D9"/>
+          <w:bottom w:val="single" w:sz="4" w:color="D9D9D9"/>
+          <w:right w:val="single" w:sz="4" w:color="D9D9D9"/>
+          <w:insideH w:val="single" w:sz="4" w:color="D9D9D9"/>
+          <w:insideV w:val="single" w:sz="4" w:color="D9D9D9"/>
+        </w:tblBorders>
+      </w:tblPr>
+      <w:tblGrid>
+        <w:gridCol w:w="5112"/>
+        <w:gridCol w:w="5112"/>
+      </w:tblGrid>
+      <w:tr>
+        <w:trPr>
+          <w:tblHeader/>
+          <w:cantSplit/>
+        </w:trPr>
+        <w:tc>
+          <w:tcPr>
+            <w:tcW w:type="dxa" w:w="5112"/>
+            <w:vAlign w:val="center"/>
+            <w:shd w:fill="D9D9D9" w:val="clear"/>
+          </w:tcPr>
+          <w:p>
+            <w:pPr>
+              <w:bidi w:val="0"/>
+              <w:jc w:val="start"/>
+            </w:pPr>
+            <w:r>
+              <w:rPr>
+                <w:lang w:val="es-ES" w:bidi="es-ES"/>
+                <w:b/>
+                <w:rtl w:val="0"/>
+              </w:rPr>
+              <w:t>Método y ruta</w:t>
+            </w:r>
+          </w:p>
+        </w:tc>
+        <w:tc>
+          <w:tcPr>
+            <w:tcW w:type="dxa" w:w="5112"/>
+            <w:vAlign w:val="center"/>
+            <w:shd w:fill="D9D9D9" w:val="clear"/>
+          </w:tcPr>
+          <w:p>
+            <w:pPr>
+              <w:bidi w:val="0"/>
+              <w:jc w:val="start"/>
+            </w:pPr>
+            <w:r>
+              <w:rPr>
+                <w:lang w:val="es-ES" w:bidi="es-ES"/>
+                <w:b/>
+                <w:rtl w:val="0"/>
+              </w:rPr>
+              <w:t>Permiso requerido</w:t>
+            </w:r>
+          </w:p>
+        </w:tc>
+      </w:tr>
+      <w:tr>
+        <w:trPr>
+          <w:cantSplit/>
+        </w:trPr>
+        <w:tc>
+          <w:tcPr>
+            <w:tcW w:type="dxa" w:w="5112"/>
+            <w:vAlign w:val="center"/>
+          </w:tcPr>
+          <w:p>
+            <w:pPr>
+              <w:bidi w:val="0"/>
+              <w:jc w:val="start"/>
+            </w:pPr>
+            <w:r>
+              <w:rPr>
+                <w:lang w:val="es-ES" w:bidi="es-ES"/>
+                <w:rtl w:val="0"/>
+              </w:rPr>
+              <w:t>POST /reconciliation/preview</w:t>
+            </w:r>
+          </w:p>
+        </w:tc>
+        <w:tc>
+          <w:tcPr>
+            <w:tcW w:type="dxa" w:w="5112"/>
+            <w:vAlign w:val="center"/>
+          </w:tcPr>
+          <w:p>
+            <w:pPr>
+              <w:bidi w:val="0"/>
+              <w:jc w:val="start"/>
+            </w:pPr>
+            <w:r>
+              <w:rPr>
+                <w:lang w:val="es-ES" w:bidi="es-ES"/>
+                <w:rtl w:val="0"/>
+              </w:rPr>
+              <w:t>wcip_manage_settings + wcip_print_invoices</w:t>
+            </w:r>
+          </w:p>
+        </w:tc>
+      </w:tr>
+      <w:tr>
+        <w:trPr>
+          <w:cantSplit/>
+        </w:trPr>
+        <w:tc>
+          <w:tcPr>
+            <w:tcW w:type="dxa" w:w="5112"/>
+            <w:vAlign w:val="center"/>
+          </w:tcPr>
+          <w:p>
+            <w:pPr>
+              <w:bidi w:val="0"/>
+              <w:jc w:val="start"/>
+            </w:pPr>
+            <w:r>
+              <w:rPr>
+                <w:lang w:val="es-ES" w:bidi="es-ES"/>
+                <w:rtl w:val="0"/>
+              </w:rPr>
+              <w:t>POST /reconciliation/enqueue</w:t>
+            </w:r>
+          </w:p>
+        </w:tc>
+        <w:tc>
+          <w:tcPr>
+            <w:tcW w:type="dxa" w:w="5112"/>
+            <w:vAlign w:val="center"/>
+          </w:tcPr>
+          <w:p>
+            <w:pPr>
+              <w:bidi w:val="0"/>
+              <w:jc w:val="start"/>
+            </w:pPr>
+            <w:r>
+              <w:rPr>
+                <w:lang w:val="es-ES" w:bidi="es-ES"/>
+                <w:rtl w:val="0"/>
+              </w:rPr>
+              <w:t>same + user-bound token + confirm:true</w:t>
+            </w:r>
+          </w:p>
+        </w:tc>
+      </w:tr>
+      <w:tr>
+        <w:trPr>
+          <w:cantSplit/>
+        </w:trPr>
+        <w:tc>
+          <w:tcPr>
+            <w:tcW w:type="dxa" w:w="5112"/>
+            <w:vAlign w:val="center"/>
+          </w:tcPr>
+          <w:p>
+            <w:pPr>
+              <w:bidi w:val="0"/>
+              <w:jc w:val="start"/>
+            </w:pPr>
+            <w:r>
+              <w:rPr>
+                <w:lang w:val="es-ES" w:bidi="es-ES"/>
+                <w:rtl w:val="0"/>
+              </w:rPr>
+              <w:t>POST /scan</w:t>
+            </w:r>
+          </w:p>
+        </w:tc>
+        <w:tc>
+          <w:tcPr>
+            <w:tcW w:type="dxa" w:w="5112"/>
+            <w:vAlign w:val="center"/>
+          </w:tcPr>
+          <w:p>
+            <w:pPr>
+              <w:bidi w:val="0"/>
+              <w:jc w:val="start"/>
+            </w:pPr>
+            <w:r>
+              <w:rPr>
+                <w:lang w:val="es-ES" w:bidi="es-ES"/>
+                <w:rtl w:val="0"/>
+              </w:rPr>
+              <w:t>wcip_scan_orders + order access</w:t>
+            </w:r>
+          </w:p>
+        </w:tc>
+      </w:tr>
+      <w:tr>
+        <w:trPr>
+          <w:cantSplit/>
+        </w:trPr>
+        <w:tc>
+          <w:tcPr>
+            <w:tcW w:type="dxa" w:w="5112"/>
+            <w:vAlign w:val="center"/>
+          </w:tcPr>
+          <w:p>
+            <w:pPr>
+              <w:bidi w:val="0"/>
+              <w:jc w:val="start"/>
+            </w:pPr>
+            <w:r>
+              <w:rPr>
+                <w:lang w:val="es-ES" w:bidi="es-ES"/>
+                <w:rtl w:val="0"/>
+              </w:rPr>
+              <w:t>POST /fulfillment/{id}</w:t>
+            </w:r>
+          </w:p>
+        </w:tc>
+        <w:tc>
+          <w:tcPr>
+            <w:tcW w:type="dxa" w:w="5112"/>
+            <w:vAlign w:val="center"/>
+          </w:tcPr>
+          <w:p>
+            <w:pPr>
+              <w:bidi w:val="0"/>
+              <w:jc w:val="start"/>
+            </w:pPr>
+            <w:r>
+              <w:rPr>
+                <w:lang w:val="es-ES" w:bidi="es-ES"/>
+                <w:rtl w:val="0"/>
+              </w:rPr>
+              <w:t>wcip_manage_fulfillment + order access + revision</w:t>
+            </w:r>
+          </w:p>
+        </w:tc>
+      </w:tr>
+      <w:tr>
+        <w:trPr>
+          <w:cantSplit/>
+        </w:trPr>
+        <w:tc>
+          <w:tcPr>
+            <w:tcW w:type="dxa" w:w="5112"/>
+            <w:vAlign w:val="center"/>
+          </w:tcPr>
+          <w:p>
+            <w:pPr>
+              <w:bidi w:val="0"/>
+              <w:jc w:val="start"/>
+            </w:pPr>
+            <w:r>
+              <w:rPr>
+                <w:lang w:val="es-ES" w:bidi="es-ES"/>
+                <w:rtl w:val="0"/>
+              </w:rPr>
+              <w:t>POST /exports</w:t>
+            </w:r>
+          </w:p>
+        </w:tc>
+        <w:tc>
+          <w:tcPr>
+            <w:tcW w:type="dxa" w:w="5112"/>
+            <w:vAlign w:val="center"/>
+          </w:tcPr>
+          <w:p>
+            <w:pPr>
+              <w:bidi w:val="0"/>
+              <w:jc w:val="start"/>
+            </w:pPr>
+            <w:r>
+              <w:rPr>
+                <w:lang w:val="es-ES" w:bidi="es-ES"/>
+                <w:rtl w:val="0"/>
+              </w:rPr>
+              <w:t>wcip_export_orders + order access + event_key</w:t>
+            </w:r>
+          </w:p>
+        </w:tc>
+      </w:tr>
+      <w:tr>
+        <w:trPr>
+          <w:cantSplit/>
+        </w:trPr>
+        <w:tc>
+          <w:tcPr>
+            <w:tcW w:type="dxa" w:w="5112"/>
+            <w:vAlign w:val="center"/>
+          </w:tcPr>
+          <w:p>
+            <w:pPr>
+              <w:bidi w:val="0"/>
+              <w:jc w:val="start"/>
+            </w:pPr>
+            <w:r>
+              <w:rPr>
+                <w:lang w:val="es-ES" w:bidi="es-ES"/>
+                <w:rtl w:val="0"/>
+              </w:rPr>
+              <w:t>GET /exports/history</w:t>
+            </w:r>
+          </w:p>
+        </w:tc>
+        <w:tc>
+          <w:tcPr>
+            <w:tcW w:type="dxa" w:w="5112"/>
+            <w:vAlign w:val="center"/>
+          </w:tcPr>
+          <w:p>
+            <w:pPr>
+              <w:bidi w:val="0"/>
+              <w:jc w:val="start"/>
+            </w:pPr>
+            <w:r>
+              <w:rPr>
+                <w:lang w:val="es-ES" w:bidi="es-ES"/>
+                <w:rtl w:val="0"/>
+              </w:rPr>
+              <w:t>wcip_export_orders</w:t>
+            </w:r>
+          </w:p>
+        </w:tc>
+      </w:tr>
+      <w:tr>
+        <w:trPr>
+          <w:cantSplit/>
+        </w:trPr>
+        <w:tc>
+          <w:tcPr>
+            <w:tcW w:type="dxa" w:w="5112"/>
+            <w:vAlign w:val="center"/>
+          </w:tcPr>
+          <w:p>
+            <w:pPr>
+              <w:bidi w:val="0"/>
+              <w:jc w:val="start"/>
+            </w:pPr>
+            <w:r>
+              <w:rPr>
+                <w:lang w:val="es-ES" w:bidi="es-ES"/>
+                <w:rtl w:val="0"/>
+              </w:rPr>
+              <w:t>POST /exports/test</w:t>
+            </w:r>
+          </w:p>
+        </w:tc>
+        <w:tc>
+          <w:tcPr>
+            <w:tcW w:type="dxa" w:w="5112"/>
+            <w:vAlign w:val="center"/>
+          </w:tcPr>
+          <w:p>
+            <w:pPr>
+              <w:bidi w:val="0"/>
+              <w:jc w:val="start"/>
+            </w:pPr>
+            <w:r>
+              <w:rPr>
+                <w:lang w:val="es-ES" w:bidi="es-ES"/>
+                <w:rtl w:val="0"/>
+              </w:rPr>
+              <w:t>wcip_export_orders + wcip_manage_settings</w:t>
+            </w:r>
+          </w:p>
+        </w:tc>
+      </w:tr>
+      <w:tr>
+        <w:trPr>
+          <w:cantSplit/>
+        </w:trPr>
+        <w:tc>
+          <w:tcPr>
+            <w:tcW w:type="dxa" w:w="5112"/>
+            <w:vAlign w:val="center"/>
+          </w:tcPr>
+          <w:p>
+            <w:pPr>
+              <w:bidi w:val="0"/>
+              <w:jc w:val="start"/>
+            </w:pPr>
+            <w:r>
+              <w:rPr>
+                <w:lang w:val="es-ES" w:bidi="es-ES"/>
+                <w:rtl w:val="0"/>
+              </w:rPr>
+              <w:t>GET /diagnostics</w:t>
+            </w:r>
+          </w:p>
+        </w:tc>
+        <w:tc>
+          <w:tcPr>
+            <w:tcW w:type="dxa" w:w="5112"/>
+            <w:vAlign w:val="center"/>
+          </w:tcPr>
+          <w:p>
+            <w:pPr>
+              <w:bidi w:val="0"/>
+              <w:jc w:val="start"/>
+            </w:pPr>
+            <w:r>
+              <w:rPr>
+                <w:lang w:val="es-ES" w:bidi="es-ES"/>
+                <w:rtl w:val="0"/>
+              </w:rPr>
+              <w:t>wcip_manage_settings + wcip_print_invoices</w:t>
+            </w:r>
+          </w:p>
+        </w:tc>
+      </w:tr>
+    </w:tbl>
+    <w:p>
+      <w:pPr>
+        <w:pStyle w:val="Code"/>
+        <w:bidi w:val="0"/>
+        <w:jc w:val="start"/>
+      </w:pPr>
+      <w:r>
+        <w:rPr>
+          <w:lang w:val="es-ES" w:bidi="es-ES"/>
+          <w:rtl w:val="0"/>
+        </w:rPr>
+        <w:t>TemplateDefinition(id, name, description, paper_size, orientation, supports_rtl, file_path, document_type = "invoice")</w:t>
+      </w:r>
+    </w:p>
+    <w:p>
+      <w:pPr>
+        <w:pStyle w:val="Code"/>
+        <w:bidi w:val="0"/>
+        <w:jc w:val="start"/>
+      </w:pPr>
+      <w:r>
+        <w:rPr>
+          <w:lang w:val="es-ES" w:bidi="es-ES"/>
+          <w:rtl w:val="0"/>
+        </w:rPr>
+        <w:t>document_type: invoice | shipping_label | packing_list</w:t>
+        <w:br/>
+        <w:t>ExportAdapterInterface: id(), capabilities(), validate_configuration(), test_connection(), submit(payload, idempotency_key)</w:t>
+      </w:r>
+    </w:p>
+    <w:p>
+      <w:pPr>
+        <w:pStyle w:val="Code"/>
+        <w:bidi w:val="0"/>
+        <w:jc w:val="start"/>
+      </w:pPr>
+      <w:r>
+        <w:rPr>
+          <w:lang w:val="es-ES" w:bidi="es-ES"/>
+          <w:rtl w:val="0"/>
+        </w:rPr>
+        <w:t>wcip_runtime_leases · wcip_document_references · wcip_fulfillment · wcip_fulfillment_events · wcip_export_outbox</w:t>
+      </w:r>
+    </w:p>
+    <w:p>
+      <w:pPr>
+        <w:bidi w:val="0"/>
+        <w:jc w:val="start"/>
+      </w:pPr>
+      <w:r>
+        <w:rPr>
+          <w:lang w:val="es-ES" w:bidi="es-ES" w:eastAsia="es-ES"/>
+          <w:color w:val="000000"/>
+          <w:rtl w:val="0"/>
+          <w:rFonts w:ascii="Arial" w:hAnsi="Arial" w:eastAsia="Arial" w:cs="Arial"/>
+        </w:rPr>
+        <w:t>1.3.0: Use solo aplicaciones y proveedores abiertos sin suscripción ni cargos obligatorios por trabajo. CUPS reemplaza el servicio comercial anterior. La actualización elimina credenciales, desactiva su automatización, cancela trabajos pendientes y marca los que se procesan como unknown. El historial confirmado se conserva; los trabajos antiguos no pasan a CUPS. Configure CUPS de nuevo y revise cola y papel antes de reimprimir. Detenga procesos y haga copia antes de actualizar. Edite DOCX con LibreOffice.</w:t>
+      </w:r>
+    </w:p>
+    <w:p>
+      <w:pPr>
+        <w:pStyle w:val="Code"/>
+        <w:bidi w:val="0"/>
+        <w:spacing w:before="0" w:after="0"/>
+        <w:jc w:val="start"/>
+      </w:pPr>
+      <w:r>
+        <w:rPr>
+          <w:lang w:val="en-US" w:bidi="en-US" w:eastAsia="en-US"/>
+          <w:color w:val="000000"/>
+          <w:rtl w:val="0"/>
+          <w:rFonts w:ascii="Courier New" w:hAnsi="Courier New" w:eastAsia="Courier New" w:cs="Courier New"/>
+        </w:rPr>
+        <w:t>cups_endpoint: HTTPS origin 443/631; cups_printer_id: exact queue</w:t>
+        <w:br/>
+        <w:t>cups_username · cups_password · provider_id=cups</w:t>
+        <w:br/>
+        <w:t>WCIP_CUPS_PASSWORD · WCIP_CUPS_TRUSTED_HOSTS · WCIP_CUPS_CA_BUNDLE</w:t>
+        <w:br/>
+        <w:t>Migration 1.3.0 · schema 1.4.0 · docs/open-source-printing.md</w:t>
+      </w:r>
+    </w:p>
+    <w:p>
+      <w:pPr>
+        <w:pStyle w:val="Heading1"/>
+        <w:bidi w:val="0"/>
+        <w:jc w:val="start"/>
+      </w:pPr>
+      <w:r>
+        <w:rPr>
+          <w:lang w:val="es-ES" w:bidi="es-ES" w:eastAsia="es-ES"/>
+          <w:color w:val="000000"/>
+          <w:rtl w:val="0"/>
+          <w:rFonts w:ascii="Arial" w:hAnsi="Arial" w:eastAsia="Arial" w:cs="Arial"/>
+        </w:rPr>
+        <w:t>Impresión automática en varias plataformas</w:t>
+      </w:r>
+    </w:p>
+    <w:p>
+      <w:pPr>
+        <w:bidi w:val="0"/>
+        <w:jc w:val="start"/>
+      </w:pPr>
+      <w:r>
+        <w:rPr>
+          <w:lang w:val="es-ES" w:bidi="es-ES" w:eastAsia="es-ES"/>
+          <w:color w:val="000000"/>
+          <w:rtl w:val="0"/>
+          <w:rFonts w:ascii="Arial" w:hAnsi="Arial" w:eastAsia="Arial" w:cs="Arial"/>
+        </w:rPr>
+        <w:t>WordPress se instala en cualquier OS anfitrión compatible, con hosting compartido, VPS o servidor dedicado. Necesita extensiones PHP declaradas, espacio temporal escribible y HTTPS REST con contraseñas de aplicación. El host no necesita aplicaciones de impresión ni comandos shell. El equipo de impresión necesita Python 3.10+ y HTTPS saliente: SumatraPDF abierto y gratuito en Windows, CUPS lp en Linux/macOS. Mantenga el equipo activo y la impresora lista.</w:t>
+      </w:r>
+    </w:p>
+    <w:p>
+      <w:pPr>
+        <w:bidi w:val="0"/>
+        <w:jc w:val="start"/>
+      </w:pPr>
+      <w:r>
+        <w:rPr>
+          <w:lang w:val="es-ES" w:bidi="es-ES" w:eastAsia="es-ES"/>
+          <w:color w:val="000000"/>
+          <w:rtl w:val="0"/>
+          <w:rFonts w:ascii="Arial" w:hAnsi="Arial" w:eastAsia="Arial" w:cs="Arial"/>
+        </w:rPr>
+        <w:t>Cree un usuario dedicado Agente de impresión y una contraseña de aplicación. Vincule en Printers su ID numérico y cola lógica respetando mayúsculas; copie la URL REST mostrada a la configuración local. Asocie impresora instalada y ejecutable, y pase la contraseña por el entorno. Compruebe impresión manual y papel antes de activar. En Windows use Task Scheduler al iniciar sesión el usuario de impresión; en Linux/macOS use el gestor de servicios. Ejecute continuamente sin navegador.</w:t>
+      </w:r>
+    </w:p>
+    <w:p>
+      <w:pPr>
+        <w:bidi w:val="0"/>
+        <w:jc w:val="start"/>
+      </w:pPr>
+      <w:r>
+        <w:rPr>
+          <w:lang w:val="es-ES" w:bidi="es-ES" w:eastAsia="es-ES"/>
+          <w:color w:val="000000"/>
+          <w:rtl w:val="0"/>
+          <w:rFonts w:ascii="Arial" w:hAnsi="Arial" w:eastAsia="Arial" w:cs="Arial"/>
+        </w:rPr>
+        <w:t>Descargar el PDF no autoriza impresión hasta que start tenga éxito. El arrendamiento preparado caduca a los 600 segundos y puede reclamarse; el iniciado caducado queda unknown. El diario SQLite duradero registra el intento antes de llamar a la impresora. Tras un fallo informa incertidumbre sin volver a imprimir; repetir recibos tampoco imprime. Conserve el diario al actualizar y proteja diario y contraseña. submitted significa aceptación del spooler, no confirmación de papel.</w:t>
+      </w:r>
+    </w:p>
+    <w:p>
+      <w:pPr>
+        <w:bidi w:val="0"/>
+        <w:jc w:val="start"/>
+      </w:pPr>
+      <w:r>
+        <w:rPr>
+          <w:lang w:val="es-ES" w:bidi="es-ES" w:eastAsia="es-ES"/>
+          <w:color w:val="000000"/>
+          <w:rtl w:val="0"/>
+          <w:rFonts w:ascii="Arial" w:hAnsi="Arial" w:eastAsia="Arial" w:cs="Arial"/>
+        </w:rPr>
+        <w:t>El rol agente solo tiene read y wcip_run_print_agent. Claim/start/receipt requieren HTTPS, autenticación real por contraseña de aplicación, usuario/cola vinculados y token actual. El plugin guarda hashes de tokens, valida tamaño/hash PDF y revalida elegibilidad antes de start. Amplíe el backend local con argumentos fijos sin shell; conserve orden del diario y manejo de incertidumbre. Pruebe sistemas nativos y hardware real antes de desplegar.</w:t>
+      </w:r>
+    </w:p>
+    <w:p>
+      <w:pPr>
+        <w:pStyle w:val="Code"/>
+        <w:bidi w:val="0"/>
+        <w:jc w:val="start"/>
+      </w:pPr>
+      <w:r>
+        <w:rPr>
+          <w:lang w:val="en-US" w:bidi="en-US" w:eastAsia="en-US"/>
+          <w:color w:val="000000"/>
+          <w:rtl w:val="0"/>
+          <w:rFonts w:ascii="Courier New" w:hAnsi="Courier New" w:eastAsia="Courier New" w:cs="Courier New"/>
+        </w:rPr>
+        <w:t>automatic_provider: agent | cups</w:t>
+        <w:br/>
+        <w:t>agent_user_id: paired numeric WordPress user ID</w:t>
+        <w:br/>
+        <w:t>agent_queue: Office (exact case, same on both sides)</w:t>
+        <w:br/>
+        <w:t>POST /agent/claim: route</w:t>
+        <w:br/>
+        <w:t>POST /agent/jobs/{id}/start: token</w:t>
+        <w:br/>
+        <w:t>POST /agent/jobs/{id}/receipt: token, outcome</w:t>
+        <w:br/>
+        <w:t>outcome: submitted | unknown | failed</w:t>
+      </w:r>
+    </w:p>
+    <w:p>
+      <w:pPr>
+        <w:pStyle w:val="Code"/>
+        <w:bidi w:val="0"/>
+        <w:jc w:val="start"/>
+      </w:pPr>
+      <w:r>
+        <w:rPr>
+          <w:lang w:val="en-US" w:bidi="en-US" w:eastAsia="en-US"/>
+          <w:color w:val="000000"/>
+          <w:rtl w:val="0"/>
+          <w:rFonts w:ascii="Courier New" w:hAnsi="Courier New" w:eastAsia="Courier New" w:cs="Courier New"/>
+        </w:rPr>
+        <w:t>print-agent/config.example.json -&gt; private config.json</w:t>
+        <w:br/>
+        <w:t>WCIP_AGENT_PASSWORD: WordPress Application Password</w:t>
+        <w:br/>
+        <w:t>Windows: python wcip_agent.py --config config.json</w:t>
+        <w:br/>
+        <w:t>Linux/macOS: python3 wcip_agent.py --config config.json</w:t>
+        <w:br/>
+        <w:t>Local backend: sumatra (Windows) | cups (Linux/macOS)</w:t>
+        <w:br/>
+        <w:t>Backend executable: SumatraPDF.exe | /usr/bin/lp</w:t>
+        <w:br/>
+        <w:t>Queue mapping: route -&gt; printer (local installed name)</w:t>
+        <w:br/>
+        <w:t>Private journal: state.sqlite3 (preserve on restart)</w:t>
+        <w:br/>
+        <w:t>python3 -m unittest discover -s print-agent -p "test_*.py"</w:t>
+        <w:br/>
+        <w:t>docs/cross-platform-printing.md · print-agent/README.md</w:t>
+      </w:r>
+    </w:p>
     <w:sectPr>
       <w:headerReference w:type="default" r:id="rId9"/>
       <w:footerReference w:type="default" r:id="rId10"/>
+      <w:headerReference w:type="first" r:id="rId11"/>
+      <w:footerReference w:type="first" r:id="rId12"/>
+      <w:headerReference w:type="even" r:id="rId13"/>
+      <w:footerReference w:type="even" r:id="rId14"/>
       <w:pgSz w:w="12240" w:h="15840"/>
       <w:pgMar w:top="1008" w:right="1008" w:bottom="1008" w:left="1008" w:header="432" w:footer="432" w:gutter="0"/>
       <w:cols w:space="720"/>
@@ -30902,6 +24355,26 @@
 </w:ftr>
 </file>
 
+<file path=word/footer2.xml><?xml version="1.0" encoding="utf-8"?>
+<w:ftr xmlns:m="http://schemas.openxmlformats.org/officeDocument/2006/math" xmlns:mc="http://schemas.openxmlformats.org/markup-compatibility/2006" xmlns:mo="http://schemas.microsoft.com/office/mac/office/2008/main" xmlns:mv="urn:schemas-microsoft-com:mac:vml" xmlns:o="urn:schemas-microsoft-com:office:office" xmlns:r="http://schemas.openxmlformats.org/officeDocument/2006/relationships" xmlns:v="urn:schemas-microsoft-com:vml" xmlns:w10="urn:schemas-microsoft-com:office:word" xmlns:w14="http://schemas.microsoft.com/office/word/2010/wordml" xmlns:w="http://schemas.openxmlformats.org/wordprocessingml/2006/main" xmlns:wne="http://schemas.microsoft.com/office/word/2006/wordml" xmlns:wp14="http://schemas.microsoft.com/office/word/2010/wordprocessingDrawing" xmlns:wp="http://schemas.openxmlformats.org/drawingml/2006/wordprocessingDrawing" xmlns:wpc="http://schemas.microsoft.com/office/word/2010/wordprocessingCanvas" xmlns:wpg="http://schemas.microsoft.com/office/word/2010/wordprocessingGroup" xmlns:wpi="http://schemas.microsoft.com/office/word/2010/wordprocessingInk" xmlns:wps="http://schemas.microsoft.com/office/word/2010/wordprocessingShape" mc:Ignorable="w14 wp14">
+  <w:p>
+    <w:pPr>
+      <w:pStyle w:val="Footer"/>
+    </w:pPr>
+  </w:p>
+</w:ftr>
+</file>
+
+<file path=word/footer3.xml><?xml version="1.0" encoding="utf-8"?>
+<w:ftr xmlns:m="http://schemas.openxmlformats.org/officeDocument/2006/math" xmlns:mc="http://schemas.openxmlformats.org/markup-compatibility/2006" xmlns:mo="http://schemas.microsoft.com/office/mac/office/2008/main" xmlns:mv="urn:schemas-microsoft-com:mac:vml" xmlns:o="urn:schemas-microsoft-com:office:office" xmlns:r="http://schemas.openxmlformats.org/officeDocument/2006/relationships" xmlns:v="urn:schemas-microsoft-com:vml" xmlns:w10="urn:schemas-microsoft-com:office:word" xmlns:w14="http://schemas.microsoft.com/office/word/2010/wordml" xmlns:w="http://schemas.openxmlformats.org/wordprocessingml/2006/main" xmlns:wne="http://schemas.microsoft.com/office/word/2006/wordml" xmlns:wp14="http://schemas.microsoft.com/office/word/2010/wordprocessingDrawing" xmlns:wp="http://schemas.openxmlformats.org/drawingml/2006/wordprocessingDrawing" xmlns:wpc="http://schemas.microsoft.com/office/word/2010/wordprocessingCanvas" xmlns:wpg="http://schemas.microsoft.com/office/word/2010/wordprocessingGroup" xmlns:wpi="http://schemas.microsoft.com/office/word/2010/wordprocessingInk" xmlns:wps="http://schemas.microsoft.com/office/word/2010/wordprocessingShape" mc:Ignorable="w14 wp14">
+  <w:p>
+    <w:pPr>
+      <w:pStyle w:val="Footer"/>
+    </w:pPr>
+  </w:p>
+</w:ftr>
+</file>
+
 <file path=word/header1.xml><?xml version="1.0" encoding="utf-8"?>
 <w:hdr xmlns:m="http://schemas.openxmlformats.org/officeDocument/2006/math" xmlns:mc="http://schemas.openxmlformats.org/markup-compatibility/2006" xmlns:mo="http://schemas.microsoft.com/office/mac/office/2008/main" xmlns:mv="urn:schemas-microsoft-com:mac:vml" xmlns:o="urn:schemas-microsoft-com:office:office" xmlns:r="http://schemas.openxmlformats.org/officeDocument/2006/relationships" xmlns:v="urn:schemas-microsoft-com:vml" xmlns:w10="urn:schemas-microsoft-com:office:word" xmlns:w14="http://schemas.microsoft.com/office/word/2010/wordml" xmlns:w="http://schemas.openxmlformats.org/wordprocessingml/2006/main" xmlns:wne="http://schemas.microsoft.com/office/word/2006/wordml" xmlns:wp14="http://schemas.microsoft.com/office/word/2010/wordprocessingDrawing" xmlns:wp="http://schemas.openxmlformats.org/drawingml/2006/wordprocessingDrawing" xmlns:wpc="http://schemas.microsoft.com/office/word/2010/wordprocessingCanvas" xmlns:wpg="http://schemas.microsoft.com/office/word/2010/wordprocessingGroup" xmlns:wpi="http://schemas.microsoft.com/office/word/2010/wordprocessingInk" xmlns:wps="http://schemas.microsoft.com/office/word/2010/wordprocessingShape" mc:Ignorable="w14 wp14">
   <w:p>
@@ -30918,8 +24391,28 @@
         <w:rtl w:val="0"/>
         <w:lang w:val="en-US" w:eastAsia="es-ES" w:bidi="es-ES"/>
       </w:rPr>
-      <w:t>WooCommerce Invoice Printer  1.1.2</w:t>
+      <w:t>WooCommerce Invoice Printer  1.4.0</w:t>
     </w:r>
+  </w:p>
+</w:hdr>
+</file>
+
+<file path=word/header2.xml><?xml version="1.0" encoding="utf-8"?>
+<w:hdr xmlns:m="http://schemas.openxmlformats.org/officeDocument/2006/math" xmlns:mc="http://schemas.openxmlformats.org/markup-compatibility/2006" xmlns:mo="http://schemas.microsoft.com/office/mac/office/2008/main" xmlns:mv="urn:schemas-microsoft-com:mac:vml" xmlns:o="urn:schemas-microsoft-com:office:office" xmlns:r="http://schemas.openxmlformats.org/officeDocument/2006/relationships" xmlns:v="urn:schemas-microsoft-com:vml" xmlns:w10="urn:schemas-microsoft-com:office:word" xmlns:w14="http://schemas.microsoft.com/office/word/2010/wordml" xmlns:w="http://schemas.openxmlformats.org/wordprocessingml/2006/main" xmlns:wne="http://schemas.microsoft.com/office/word/2006/wordml" xmlns:wp14="http://schemas.microsoft.com/office/word/2010/wordprocessingDrawing" xmlns:wp="http://schemas.openxmlformats.org/drawingml/2006/wordprocessingDrawing" xmlns:wpc="http://schemas.microsoft.com/office/word/2010/wordprocessingCanvas" xmlns:wpg="http://schemas.microsoft.com/office/word/2010/wordprocessingGroup" xmlns:wpi="http://schemas.microsoft.com/office/word/2010/wordprocessingInk" xmlns:wps="http://schemas.microsoft.com/office/word/2010/wordprocessingShape" mc:Ignorable="w14 wp14">
+  <w:p>
+    <w:pPr>
+      <w:pStyle w:val="Header"/>
+    </w:pPr>
+  </w:p>
+</w:hdr>
+</file>
+
+<file path=word/header3.xml><?xml version="1.0" encoding="utf-8"?>
+<w:hdr xmlns:m="http://schemas.openxmlformats.org/officeDocument/2006/math" xmlns:mc="http://schemas.openxmlformats.org/markup-compatibility/2006" xmlns:mo="http://schemas.microsoft.com/office/mac/office/2008/main" xmlns:mv="urn:schemas-microsoft-com:mac:vml" xmlns:o="urn:schemas-microsoft-com:office:office" xmlns:r="http://schemas.openxmlformats.org/officeDocument/2006/relationships" xmlns:v="urn:schemas-microsoft-com:vml" xmlns:w10="urn:schemas-microsoft-com:office:word" xmlns:w14="http://schemas.microsoft.com/office/word/2010/wordml" xmlns:w="http://schemas.openxmlformats.org/wordprocessingml/2006/main" xmlns:wne="http://schemas.microsoft.com/office/word/2006/wordml" xmlns:wp14="http://schemas.microsoft.com/office/word/2010/wordprocessingDrawing" xmlns:wp="http://schemas.openxmlformats.org/drawingml/2006/wordprocessingDrawing" xmlns:wpc="http://schemas.microsoft.com/office/word/2010/wordprocessingCanvas" xmlns:wpg="http://schemas.microsoft.com/office/word/2010/wordprocessingGroup" xmlns:wpi="http://schemas.microsoft.com/office/word/2010/wordprocessingInk" xmlns:wps="http://schemas.microsoft.com/office/word/2010/wordprocessingShape" mc:Ignorable="w14 wp14">
+  <w:p>
+    <w:pPr>
+      <w:pStyle w:val="Header"/>
+    </w:pPr>
   </w:p>
 </w:hdr>
 </file>
